--- a/writings/Exploring Text-to-Images Generators for Medical Cases Answer Engine.docx
+++ b/writings/Exploring Text-to-Images Generators for Medical Cases Answer Engine.docx
@@ -1481,7 +1481,6 @@
       <w:pPr>
         <w:pStyle w:val="BodyText"/>
         <w:rPr>
-          <w:rFonts w:hint="eastAsia"/>
           <w:lang w:eastAsia="zh-CN"/>
         </w:rPr>
       </w:pPr>
@@ -1668,7 +1667,20 @@
           <w:rFonts w:hint="eastAsia"/>
           <w:lang w:eastAsia="zh-CN"/>
         </w:rPr>
-        <w:t xml:space="preserve"> MM-Tramba [13] based on Transformer and Mamba architecture, helped to imp</w:t>
+        <w:t xml:space="preserve"> MM-Tramba [13] based on </w:t>
+      </w:r>
+      <w:r>
+        <w:rPr>
+          <w:lang w:eastAsia="zh-CN"/>
+        </w:rPr>
+        <w:t xml:space="preserve">the </w:t>
+      </w:r>
+      <w:r>
+        <w:rPr>
+          <w:rFonts w:hint="eastAsia"/>
+          <w:lang w:eastAsia="zh-CN"/>
+        </w:rPr>
+        <w:t>Transformer and Mamba architecture, helped to imp</w:t>
       </w:r>
       <w:r>
         <w:rPr>
@@ -1689,7 +1701,20 @@
           <w:rFonts w:hint="eastAsia"/>
           <w:lang w:eastAsia="zh-CN"/>
         </w:rPr>
-        <w:t xml:space="preserve"> Table 1 compares the pros and cons for each of these works.</w:t>
+        <w:t xml:space="preserve"> Table 1 compares the pros and cons </w:t>
+      </w:r>
+      <w:r>
+        <w:rPr>
+          <w:lang w:eastAsia="zh-CN"/>
+        </w:rPr>
+        <w:t>of</w:t>
+      </w:r>
+      <w:r>
+        <w:rPr>
+          <w:rFonts w:hint="eastAsia"/>
+          <w:lang w:eastAsia="zh-CN"/>
+        </w:rPr>
+        <w:t xml:space="preserve"> each of these works.</w:t>
       </w:r>
     </w:p>
     <w:p>
@@ -1698,158 +1723,405 @@
       </w:pPr>
       <w:r>
         <w:rPr>
-          <w:rFonts w:hint="eastAsia"/>
-          <w:lang w:eastAsia="zh-CN"/>
-        </w:rPr>
-        <w:t>Uni-Modal Question Answering</w:t>
+          <w:lang w:eastAsia="zh-CN"/>
+        </w:rPr>
+        <w:t>Text-Only</w:t>
+      </w:r>
+      <w:r>
+        <w:rPr>
+          <w:rFonts w:hint="eastAsia"/>
+          <w:lang w:eastAsia="zh-CN"/>
+        </w:rPr>
+        <w:t xml:space="preserve"> Question Answering</w:t>
       </w:r>
     </w:p>
     <w:p>
       <w:pPr>
         <w:pStyle w:val="BodyText"/>
-      </w:pPr>
-    </w:p>
-    <w:p>
-      <w:pPr>
-        <w:pStyle w:val="Heading2"/>
-        <w:tabs>
-          <w:tab w:val="clear" w:pos="18pt"/>
-          <w:tab w:val="num" w:pos="14.40pt"/>
-        </w:tabs>
-      </w:pPr>
-      <w:r>
-        <w:rPr>
-          <w:rFonts w:hint="eastAsia"/>
-          <w:lang w:eastAsia="zh-CN"/>
-        </w:rPr>
-        <w:t>Text-to-Image</w:t>
-      </w:r>
-    </w:p>
-    <w:p/>
-    <w:p>
-      <w:pPr>
-        <w:pStyle w:val="Heading2"/>
-        <w:tabs>
-          <w:tab w:val="clear" w:pos="18pt"/>
-          <w:tab w:val="num" w:pos="14.40pt"/>
-        </w:tabs>
-      </w:pPr>
-      <w:r>
-        <w:t>Dataset and Evaluation</w:t>
+        <w:rPr>
+          <w:rFonts w:hint="eastAsia"/>
+        </w:rPr>
+      </w:pPr>
+      <w:r>
+        <w:rPr>
+          <w:rFonts w:hint="eastAsia"/>
+          <w:lang w:eastAsia="zh-CN"/>
+        </w:rPr>
+        <w:t xml:space="preserve">In the early stage, answer retrieval was a frequently used solution for question answering tasks where only natural language was used. [16] and [17] are two such works. [16] utilized </w:t>
+      </w:r>
+      <w:r>
+        <w:rPr>
+          <w:rFonts w:hint="eastAsia"/>
+          <w:lang w:eastAsia="zh-CN"/>
+        </w:rPr>
+        <w:t xml:space="preserve">the Attention mechanism to </w:t>
+      </w:r>
+      <w:r>
+        <w:rPr>
+          <w:rFonts w:hint="eastAsia"/>
+          <w:lang w:eastAsia="zh-CN"/>
+        </w:rPr>
+        <w:t xml:space="preserve">achieve more accurate performance. [17] was able to return exact and ideal answers </w:t>
+      </w:r>
+      <w:r>
+        <w:rPr>
+          <w:rFonts w:hint="eastAsia"/>
+          <w:lang w:eastAsia="zh-CN"/>
+        </w:rPr>
+        <w:t xml:space="preserve">for biomedical questions </w:t>
+      </w:r>
+      <w:r>
+        <w:rPr>
+          <w:rFonts w:hint="eastAsia"/>
+          <w:lang w:eastAsia="zh-CN"/>
+        </w:rPr>
+        <w:t xml:space="preserve">because of the semantic </w:t>
+      </w:r>
+      <w:r>
+        <w:rPr>
+          <w:lang w:eastAsia="zh-CN"/>
+        </w:rPr>
+        <w:t>retrieval</w:t>
+      </w:r>
+      <w:r>
+        <w:rPr>
+          <w:rFonts w:hint="eastAsia"/>
+          <w:lang w:eastAsia="zh-CN"/>
+        </w:rPr>
+        <w:t>.</w:t>
+      </w:r>
+      <w:r>
+        <w:rPr>
+          <w:rFonts w:hint="eastAsia"/>
+          <w:lang w:eastAsia="zh-CN"/>
+        </w:rPr>
+        <w:t xml:space="preserve"> [18]</w:t>
+      </w:r>
+      <w:r>
+        <w:rPr>
+          <w:rFonts w:hint="eastAsia"/>
+          <w:lang w:eastAsia="zh-CN"/>
+        </w:rPr>
+        <w:t xml:space="preserve"> proposed a BERT-based language model that pretrained a superior language encoder for medical QA. </w:t>
+      </w:r>
+      <w:r>
+        <w:rPr>
+          <w:lang w:eastAsia="zh-CN"/>
+        </w:rPr>
+        <w:t>[23]</w:t>
+      </w:r>
+      <w:r>
+        <w:rPr>
+          <w:rFonts w:hint="eastAsia"/>
+          <w:lang w:eastAsia="zh-CN"/>
+        </w:rPr>
+        <w:t xml:space="preserve"> introduced the Open-Retrieval C</w:t>
+      </w:r>
+      <w:r>
+        <w:rPr>
+          <w:lang w:eastAsia="zh-CN"/>
+        </w:rPr>
+        <w:t>o</w:t>
+      </w:r>
+      <w:r>
+        <w:rPr>
+          <w:rFonts w:hint="eastAsia"/>
+          <w:lang w:eastAsia="zh-CN"/>
+        </w:rPr>
+        <w:t xml:space="preserve">nversational Question Answering model, which added an open-retrieval module to get the evidence from a collection of documents rather than a given passage or candidate set. </w:t>
+      </w:r>
+      <w:r>
+        <w:rPr>
+          <w:lang w:eastAsia="zh-CN"/>
+        </w:rPr>
+        <w:t xml:space="preserve"> [21]</w:t>
+      </w:r>
+      <w:r>
+        <w:rPr>
+          <w:rFonts w:hint="eastAsia"/>
+          <w:lang w:eastAsia="zh-CN"/>
+        </w:rPr>
+        <w:t xml:space="preserve"> empowered language model with </w:t>
+      </w:r>
+      <w:r>
+        <w:rPr>
+          <w:lang w:eastAsia="zh-CN"/>
+        </w:rPr>
+        <w:t xml:space="preserve">a </w:t>
+      </w:r>
+      <w:r>
+        <w:rPr>
+          <w:rFonts w:hint="eastAsia"/>
+          <w:lang w:eastAsia="zh-CN"/>
+        </w:rPr>
+        <w:t>knowledge graph, and showed interpretable and structured reasoning in the question answering system.</w:t>
+      </w:r>
+      <w:r>
+        <w:rPr>
+          <w:lang w:eastAsia="zh-CN"/>
+        </w:rPr>
+        <w:t xml:space="preserve"> </w:t>
+      </w:r>
+      <w:r>
+        <w:rPr>
+          <w:rFonts w:hint="eastAsia"/>
+          <w:lang w:eastAsia="zh-CN"/>
+        </w:rPr>
+        <w:t xml:space="preserve">A benchmark tool was proposed by </w:t>
+      </w:r>
+      <w:r>
+        <w:rPr>
+          <w:lang w:eastAsia="zh-CN"/>
+        </w:rPr>
+        <w:t>[24]</w:t>
+      </w:r>
+      <w:r>
+        <w:rPr>
+          <w:rFonts w:hint="eastAsia"/>
+          <w:lang w:eastAsia="zh-CN"/>
+        </w:rPr>
+        <w:t xml:space="preserve"> to evaluate the generalizability of </w:t>
+      </w:r>
+      <w:r>
+        <w:rPr>
+          <w:lang w:eastAsia="zh-CN"/>
+        </w:rPr>
+        <w:t xml:space="preserve">a </w:t>
+      </w:r>
+      <w:r>
+        <w:rPr>
+          <w:rFonts w:hint="eastAsia"/>
+          <w:lang w:eastAsia="zh-CN"/>
+        </w:rPr>
+        <w:t>medical QA system.</w:t>
+      </w:r>
+      <w:r>
+        <w:rPr>
+          <w:lang w:eastAsia="zh-CN"/>
+        </w:rPr>
+        <w:t xml:space="preserve"> </w:t>
+      </w:r>
+      <w:r>
+        <w:rPr>
+          <w:rFonts w:hint="eastAsia"/>
+          <w:lang w:eastAsia="zh-CN"/>
+        </w:rPr>
+        <w:t>Question understanding is crucial for the success of a QA system</w:t>
+      </w:r>
+      <w:r>
+        <w:rPr>
+          <w:lang w:eastAsia="zh-CN"/>
+        </w:rPr>
+        <w:t xml:space="preserve">. On the other hand, </w:t>
+      </w:r>
+      <w:r>
+        <w:rPr>
+          <w:lang w:eastAsia="zh-CN"/>
+        </w:rPr>
+        <w:t>[19]</w:t>
+      </w:r>
+      <w:r>
+        <w:rPr>
+          <w:rFonts w:hint="eastAsia"/>
+          <w:lang w:eastAsia="zh-CN"/>
+        </w:rPr>
+        <w:t xml:space="preserve"> used Knowledge Grounding and semantic self-supervision to enhance the medical question understanding.</w:t>
+      </w:r>
+      <w:r>
+        <w:rPr>
+          <w:lang w:eastAsia="zh-CN"/>
+        </w:rPr>
+        <w:t xml:space="preserve"> [20]</w:t>
+      </w:r>
+      <w:r>
+        <w:rPr>
+          <w:rFonts w:hint="eastAsia"/>
+          <w:lang w:eastAsia="zh-CN"/>
+        </w:rPr>
+        <w:t xml:space="preserve"> proposed a pretrained LLM to bridge the gap between</w:t>
+      </w:r>
+      <w:r>
+        <w:rPr>
+          <w:lang w:eastAsia="zh-CN"/>
+        </w:rPr>
+        <w:t xml:space="preserve"> the</w:t>
+      </w:r>
+      <w:r>
+        <w:rPr>
+          <w:rFonts w:hint="eastAsia"/>
+          <w:lang w:eastAsia="zh-CN"/>
+        </w:rPr>
+        <w:t xml:space="preserve"> language of life and human natural language, which can help medical QA by improving </w:t>
+      </w:r>
+      <w:r>
+        <w:rPr>
+          <w:lang w:eastAsia="zh-CN"/>
+        </w:rPr>
+        <w:t xml:space="preserve">its </w:t>
+      </w:r>
+      <w:r>
+        <w:rPr>
+          <w:rFonts w:hint="eastAsia"/>
+          <w:lang w:eastAsia="zh-CN"/>
+        </w:rPr>
+        <w:t>understanding</w:t>
+      </w:r>
+      <w:r>
+        <w:rPr>
+          <w:lang w:eastAsia="zh-CN"/>
+        </w:rPr>
+        <w:t xml:space="preserve"> of</w:t>
+      </w:r>
+      <w:r>
+        <w:rPr>
+          <w:rFonts w:hint="eastAsia"/>
+          <w:lang w:eastAsia="zh-CN"/>
+        </w:rPr>
+        <w:t xml:space="preserve"> human inquiries and generating natural answers.</w:t>
+      </w:r>
+      <w:r>
+        <w:rPr>
+          <w:lang w:eastAsia="zh-CN"/>
+        </w:rPr>
+        <w:t xml:space="preserve"> </w:t>
+      </w:r>
+      <w:r>
+        <w:rPr>
+          <w:rFonts w:hint="eastAsia"/>
+          <w:lang w:eastAsia="zh-CN"/>
+        </w:rPr>
+        <w:t xml:space="preserve">More works have been done to improve the accuracy and reasoning ability of </w:t>
+      </w:r>
+      <w:r>
+        <w:rPr>
+          <w:lang w:eastAsia="zh-CN"/>
+        </w:rPr>
+        <w:t xml:space="preserve">the </w:t>
+      </w:r>
+      <w:r>
+        <w:rPr>
+          <w:rFonts w:hint="eastAsia"/>
+          <w:lang w:eastAsia="zh-CN"/>
+        </w:rPr>
+        <w:t xml:space="preserve">QA system, e.g. </w:t>
+      </w:r>
+      <w:r>
+        <w:rPr>
+          <w:lang w:eastAsia="zh-CN"/>
+        </w:rPr>
+        <w:t>[14</w:t>
+      </w:r>
+      <w:r>
+        <w:rPr>
+          <w:rFonts w:hint="eastAsia"/>
+          <w:lang w:eastAsia="zh-CN"/>
+        </w:rPr>
+        <w:t>, 22</w:t>
+      </w:r>
+      <w:r>
+        <w:rPr>
+          <w:lang w:eastAsia="zh-CN"/>
+        </w:rPr>
+        <w:t>]</w:t>
+      </w:r>
+      <w:r>
+        <w:rPr>
+          <w:rFonts w:hint="eastAsia"/>
+          <w:lang w:eastAsia="zh-CN"/>
+        </w:rPr>
+        <w:t xml:space="preserve"> combined LLM with a RAG system, and [15] applied </w:t>
+      </w:r>
+      <w:r>
+        <w:rPr>
+          <w:lang w:eastAsia="zh-CN"/>
+        </w:rPr>
+        <w:t xml:space="preserve">the </w:t>
+      </w:r>
+      <w:r>
+        <w:rPr>
+          <w:lang w:eastAsia="zh-CN"/>
+        </w:rPr>
+        <w:t>F</w:t>
+      </w:r>
+      <w:r>
+        <w:rPr>
+          <w:rFonts w:hint="eastAsia"/>
+          <w:lang w:eastAsia="zh-CN"/>
+        </w:rPr>
+        <w:t>ew-</w:t>
+      </w:r>
+      <w:r>
+        <w:rPr>
+          <w:lang w:eastAsia="zh-CN"/>
+        </w:rPr>
+        <w:t>S</w:t>
+      </w:r>
+      <w:r>
+        <w:rPr>
+          <w:rFonts w:hint="eastAsia"/>
+          <w:lang w:eastAsia="zh-CN"/>
+        </w:rPr>
+        <w:t>hots Chain-of-T</w:t>
+      </w:r>
+      <w:r>
+        <w:rPr>
+          <w:lang w:eastAsia="zh-CN"/>
+        </w:rPr>
+        <w:t>h</w:t>
+      </w:r>
+      <w:r>
+        <w:rPr>
+          <w:rFonts w:hint="eastAsia"/>
+          <w:lang w:eastAsia="zh-CN"/>
+        </w:rPr>
+        <w:t>ought prompting in its language model.</w:t>
+      </w:r>
+      <w:r>
+        <w:rPr>
+          <w:rFonts w:hint="eastAsia"/>
+          <w:lang w:eastAsia="zh-CN"/>
+        </w:rPr>
+        <w:t xml:space="preserve"> </w:t>
+      </w:r>
+      <w:r>
+        <w:rPr>
+          <w:rFonts w:hint="eastAsia"/>
+          <w:lang w:eastAsia="zh-CN"/>
+        </w:rPr>
+        <w:t xml:space="preserve">Table </w:t>
+      </w:r>
+      <w:r>
+        <w:rPr>
+          <w:rFonts w:hint="eastAsia"/>
+          <w:lang w:eastAsia="zh-CN"/>
+        </w:rPr>
+        <w:t>2</w:t>
+      </w:r>
+      <w:r>
+        <w:rPr>
+          <w:rFonts w:hint="eastAsia"/>
+          <w:lang w:eastAsia="zh-CN"/>
+        </w:rPr>
+        <w:t xml:space="preserve"> compares the pros and cons </w:t>
+      </w:r>
+      <w:r>
+        <w:rPr>
+          <w:lang w:eastAsia="zh-CN"/>
+        </w:rPr>
+        <w:t>of</w:t>
+      </w:r>
+      <w:r>
+        <w:rPr>
+          <w:rFonts w:hint="eastAsia"/>
+          <w:lang w:eastAsia="zh-CN"/>
+        </w:rPr>
+        <w:t xml:space="preserve"> each of these works.</w:t>
       </w:r>
     </w:p>
     <w:p>
       <w:pPr>
         <w:pStyle w:val="BodyText"/>
-      </w:pPr>
-    </w:p>
-    <w:p>
-      <w:pPr>
-        <w:pStyle w:val="Heading1"/>
-      </w:pPr>
-      <w:r>
-        <w:t xml:space="preserve">Prepare Your Paper </w:t>
-      </w:r>
-      <w:r>
-        <w:t>Before</w:t>
-      </w:r>
-      <w:r>
-        <w:t xml:space="preserve"> Styling</w:t>
-      </w:r>
-    </w:p>
-    <w:p>
-      <w:pPr>
-        <w:pStyle w:val="BodyText"/>
-        <w:rPr>
-          <w:lang w:val="en-US"/>
-        </w:rPr>
-      </w:pPr>
-      <w:r>
-        <w:t>Before</w:t>
-      </w:r>
-      <w:r>
-        <w:t xml:space="preserve"> you begin to format your paper, first write and save the content as a separate text file. </w:t>
-      </w:r>
-      <w:r>
-        <w:rPr>
-          <w:lang w:val="en-US"/>
-        </w:rPr>
-        <w:t>Complete all content and organizational editing before formatting. Please note sections A-D below for more information on proofreading, spelling and grammar.</w:t>
-      </w:r>
-    </w:p>
-    <w:p>
-      <w:pPr>
-        <w:pStyle w:val="BodyText"/>
-      </w:pPr>
-      <w:r>
-        <w:t>Keep your text and graphic files separate until after the text has been formatted and styled. Do not use hard tabs, and limit use of hard returns to only one return at the end of a paragraph. Do not add any kind of pagination anywhere in the paper. Do not number text heads-the template will do that for you.</w:t>
-      </w:r>
-    </w:p>
-    <w:p>
-      <w:pPr>
-        <w:pStyle w:val="Heading2"/>
-      </w:pPr>
-      <w:r>
-        <w:t>Abbreviations</w:t>
-      </w:r>
-      <w:r>
-        <w:t xml:space="preserve"> and Acronyms</w:t>
-      </w:r>
-    </w:p>
-    <w:p>
-      <w:pPr>
-        <w:pStyle w:val="BodyText"/>
-      </w:pPr>
-      <w:r>
-        <w:t>Define abbreviations and acronyms the first time they are used in the text, even after they have been defined in the abstract. Abbreviations such as IEEE, SI, MKS, CGS, sc, dc, and rms do not have to be defined. Do not use abbreviations in the title or heads unless they are unavoidable.</w:t>
-      </w:r>
-    </w:p>
-    <w:p>
-      <w:pPr>
-        <w:pStyle w:val="Heading2"/>
-      </w:pPr>
-      <w:r>
-        <w:lastRenderedPageBreak/>
-        <w:t>Units</w:t>
-      </w:r>
-    </w:p>
-    <w:p>
-      <w:pPr>
-        <w:pStyle w:val="bulletlist"/>
-      </w:pPr>
-      <w:r>
-        <w:t xml:space="preserve">Use </w:t>
-      </w:r>
-      <w:r>
-        <w:t>either</w:t>
-      </w:r>
-      <w:r>
-        <w:t xml:space="preserve"> SI (MKS) or CGS as primary units. (SI units are encouraged.) English units may be used as secondary units (in parentheses). An exception would be the use of English units as identifiers in trade, such as “3.5-inch disk drive”.</w:t>
-      </w:r>
-    </w:p>
-    <w:p>
-      <w:pPr>
-        <w:pStyle w:val="bulletlist"/>
-        <w:numPr>
-          <w:ilvl w:val="0"/>
-          <w:numId w:val="0"/>
-        </w:numPr>
-        <w:ind w:start="28.80pt"/>
-      </w:pPr>
-      <w:r>
-        <w:t>Avoid combining SI and CGS units, such as current in amperes and magnetic field in oersteds. This often leads to confusion because equations do not balance dimensionally. If you must use mixed units, clearl</w:t>
-      </w:r>
-    </w:p>
-    <w:p>
-      <w:pPr>
-        <w:pStyle w:val="bulletlist"/>
-        <w:numPr>
-          <w:ilvl w:val="0"/>
-          <w:numId w:val="0"/>
-        </w:numPr>
-        <w:ind w:start="28.80pt"/>
-        <w:rPr>
-          <w:rFonts w:hint="eastAsia"/>
+        <w:rPr>
           <w:lang w:eastAsia="zh-CN"/>
         </w:rPr>
         <w:sectPr>
@@ -1863,13 +2135,8 @@
     </w:p>
     <w:p>
       <w:pPr>
-        <w:pStyle w:val="bulletlist"/>
-        <w:numPr>
-          <w:ilvl w:val="0"/>
-          <w:numId w:val="0"/>
-        </w:numPr>
-        <w:rPr>
-          <w:rFonts w:hint="eastAsia"/>
+        <w:pStyle w:val="BodyText"/>
+        <w:rPr>
           <w:lang w:eastAsia="zh-CN"/>
         </w:rPr>
         <w:sectPr>
@@ -1883,1151 +2150,8 @@
     </w:p>
     <w:p>
       <w:pPr>
-        <w:pStyle w:val="bulletlist"/>
-        <w:numPr>
-          <w:ilvl w:val="0"/>
-          <w:numId w:val="0"/>
-        </w:numPr>
-        <w:ind w:start="28.80pt"/>
-        <w:rPr>
-          <w:lang w:eastAsia="zh-CN"/>
-        </w:rPr>
-      </w:pPr>
-    </w:p>
-    <w:p>
-      <w:pPr>
-        <w:pStyle w:val="Caption"/>
-        <w:keepNext/>
-        <w:rPr>
-          <w:rFonts w:hint="eastAsia"/>
-          <w:lang w:eastAsia="zh-CN"/>
-        </w:rPr>
-      </w:pPr>
-      <w:r>
-        <w:t xml:space="preserve">Table </w:t>
-      </w:r>
-      <w:r>
-        <w:fldChar w:fldCharType="begin"/>
-      </w:r>
-      <w:r>
-        <w:instrText xml:space="preserve"> SEQ Table \* ARABIC </w:instrText>
-      </w:r>
-      <w:r>
-        <w:fldChar w:fldCharType="separate"/>
-      </w:r>
-      <w:r>
-        <w:rPr>
-          <w:noProof/>
-        </w:rPr>
-        <w:t>1</w:t>
-      </w:r>
-      <w:r>
-        <w:fldChar w:fldCharType="end"/>
-      </w:r>
-      <w:r>
-        <w:rPr>
-          <w:rFonts w:hint="eastAsia"/>
-          <w:lang w:eastAsia="zh-CN"/>
-        </w:rPr>
-        <w:t xml:space="preserve"> Comparison of the </w:t>
-      </w:r>
-      <w:r>
-        <w:rPr>
-          <w:lang w:eastAsia="zh-CN"/>
-        </w:rPr>
-        <w:t>VQA-related</w:t>
-      </w:r>
-      <w:r>
-        <w:rPr>
-          <w:rFonts w:hint="eastAsia"/>
-          <w:lang w:eastAsia="zh-CN"/>
-        </w:rPr>
-        <w:t xml:space="preserve"> works</w:t>
-      </w:r>
-    </w:p>
-    <w:tbl>
-      <w:tblPr>
-        <w:tblStyle w:val="TableGrid"/>
-        <w:tblW w:w="481.70pt" w:type="dxa"/>
-        <w:tblLook w:firstRow="1" w:lastRow="0" w:firstColumn="1" w:lastColumn="0" w:noHBand="0" w:noVBand="1"/>
-      </w:tblPr>
-      <w:tblGrid>
-        <w:gridCol w:w="839"/>
-        <w:gridCol w:w="4543"/>
-        <w:gridCol w:w="4252"/>
-      </w:tblGrid>
-      <w:tr>
-        <w:tc>
-          <w:tcPr>
-            <w:tcW w:w="41.95pt" w:type="dxa"/>
-          </w:tcPr>
-          <w:p>
-            <w:pPr>
-              <w:pStyle w:val="BodyText"/>
-              <w:ind w:firstLine="0pt"/>
-              <w:jc w:val="center"/>
-              <w:rPr>
-                <w:b/>
-                <w:bCs/>
-                <w:sz w:val="16"/>
-                <w:szCs w:val="16"/>
-                <w:lang w:eastAsia="zh-CN"/>
-              </w:rPr>
-            </w:pPr>
-            <w:r>
-              <w:rPr>
-                <w:rFonts w:hint="eastAsia"/>
-                <w:b/>
-                <w:bCs/>
-                <w:sz w:val="16"/>
-                <w:szCs w:val="16"/>
-                <w:lang w:eastAsia="zh-CN"/>
-              </w:rPr>
-              <w:t>R</w:t>
-            </w:r>
-            <w:r>
-              <w:rPr>
-                <w:b/>
-                <w:bCs/>
-                <w:sz w:val="16"/>
-                <w:szCs w:val="16"/>
-                <w:lang w:eastAsia="zh-CN"/>
-              </w:rPr>
-              <w:t>e</w:t>
-            </w:r>
-            <w:r>
-              <w:rPr>
-                <w:rFonts w:hint="eastAsia"/>
-                <w:b/>
-                <w:bCs/>
-                <w:sz w:val="16"/>
-                <w:szCs w:val="16"/>
-                <w:lang w:eastAsia="zh-CN"/>
-              </w:rPr>
-              <w:t>search Work</w:t>
-            </w:r>
-          </w:p>
-        </w:tc>
-        <w:tc>
-          <w:tcPr>
-            <w:tcW w:w="227.15pt" w:type="dxa"/>
-          </w:tcPr>
-          <w:p>
-            <w:pPr>
-              <w:pStyle w:val="BodyText"/>
-              <w:ind w:firstLine="0pt"/>
-              <w:jc w:val="center"/>
-              <w:rPr>
-                <w:b/>
-                <w:bCs/>
-                <w:sz w:val="16"/>
-                <w:szCs w:val="16"/>
-                <w:lang w:eastAsia="zh-CN"/>
-              </w:rPr>
-            </w:pPr>
-            <w:r>
-              <w:rPr>
-                <w:rFonts w:hint="eastAsia"/>
-                <w:b/>
-                <w:bCs/>
-                <w:sz w:val="16"/>
-                <w:szCs w:val="16"/>
-                <w:lang w:eastAsia="zh-CN"/>
-              </w:rPr>
-              <w:t>Pros</w:t>
-            </w:r>
-          </w:p>
-        </w:tc>
-        <w:tc>
-          <w:tcPr>
-            <w:tcW w:w="212.60pt" w:type="dxa"/>
-          </w:tcPr>
-          <w:p>
-            <w:pPr>
-              <w:pStyle w:val="BodyText"/>
-              <w:ind w:firstLine="0pt"/>
-              <w:jc w:val="center"/>
-              <w:rPr>
-                <w:b/>
-                <w:bCs/>
-                <w:sz w:val="16"/>
-                <w:szCs w:val="16"/>
-                <w:lang w:eastAsia="zh-CN"/>
-              </w:rPr>
-            </w:pPr>
-            <w:r>
-              <w:rPr>
-                <w:rFonts w:hint="eastAsia"/>
-                <w:b/>
-                <w:bCs/>
-                <w:sz w:val="16"/>
-                <w:szCs w:val="16"/>
-                <w:lang w:eastAsia="zh-CN"/>
-              </w:rPr>
-              <w:t>Cons</w:t>
-            </w:r>
-          </w:p>
-        </w:tc>
-      </w:tr>
-      <w:tr>
-        <w:tc>
-          <w:tcPr>
-            <w:tcW w:w="41.95pt" w:type="dxa"/>
-          </w:tcPr>
-          <w:p>
-            <w:pPr>
-              <w:pStyle w:val="BodyText"/>
-              <w:ind w:firstLine="0pt"/>
-              <w:rPr>
-                <w:sz w:val="16"/>
-                <w:szCs w:val="16"/>
-                <w:lang w:eastAsia="zh-CN"/>
-              </w:rPr>
-            </w:pPr>
-            <w:r>
-              <w:rPr>
-                <w:sz w:val="16"/>
-                <w:szCs w:val="16"/>
-                <w:lang w:eastAsia="zh-CN"/>
-              </w:rPr>
-              <w:t>[1]</w:t>
-            </w:r>
-          </w:p>
-        </w:tc>
-        <w:tc>
-          <w:tcPr>
-            <w:tcW w:w="227.15pt" w:type="dxa"/>
-          </w:tcPr>
-          <w:p>
-            <w:pPr>
-              <w:pStyle w:val="BodyText"/>
-              <w:pageBreakBefore/>
-              <w:ind w:firstLine="0pt"/>
-              <w:rPr>
-                <w:sz w:val="16"/>
-                <w:szCs w:val="16"/>
-              </w:rPr>
-            </w:pPr>
-            <w:r>
-              <w:rPr>
-                <w:sz w:val="16"/>
-                <w:szCs w:val="16"/>
-              </w:rPr>
-              <w:t>Favorable generative VQA performance powered by the few-shot ability; Clinical experts are involved to evaluate the clinical usefulness; Compared to other models, it generates correct answers more directly.</w:t>
-            </w:r>
-          </w:p>
-        </w:tc>
-        <w:tc>
-          <w:tcPr>
-            <w:tcW w:w="212.60pt" w:type="dxa"/>
-          </w:tcPr>
-          <w:p>
-            <w:pPr>
-              <w:pStyle w:val="BodyText"/>
-              <w:ind w:firstLine="0pt"/>
-              <w:rPr>
-                <w:sz w:val="16"/>
-                <w:szCs w:val="16"/>
-              </w:rPr>
-            </w:pPr>
-            <w:r>
-              <w:rPr>
-                <w:sz w:val="16"/>
-                <w:szCs w:val="16"/>
-              </w:rPr>
-              <w:t>Not fully fine-tuned with enough medical data; It is possible to generate hallucinations.</w:t>
-            </w:r>
-          </w:p>
-        </w:tc>
-      </w:tr>
-      <w:tr>
-        <w:tc>
-          <w:tcPr>
-            <w:tcW w:w="41.95pt" w:type="dxa"/>
-          </w:tcPr>
-          <w:p>
-            <w:pPr>
-              <w:pStyle w:val="BodyText"/>
-              <w:ind w:firstLine="0pt"/>
-              <w:rPr>
-                <w:sz w:val="16"/>
-                <w:szCs w:val="16"/>
-                <w:lang w:eastAsia="zh-CN"/>
-              </w:rPr>
-            </w:pPr>
-            <w:r>
-              <w:rPr>
-                <w:sz w:val="16"/>
-                <w:szCs w:val="16"/>
-                <w:lang w:eastAsia="zh-CN"/>
-              </w:rPr>
-              <w:t>[2]</w:t>
-            </w:r>
-          </w:p>
-        </w:tc>
-        <w:tc>
-          <w:tcPr>
-            <w:tcW w:w="227.15pt" w:type="dxa"/>
-          </w:tcPr>
-          <w:p>
-            <w:pPr>
-              <w:pStyle w:val="BodyText"/>
-              <w:ind w:firstLine="0pt"/>
-              <w:rPr>
-                <w:sz w:val="16"/>
-                <w:szCs w:val="16"/>
-              </w:rPr>
-            </w:pPr>
-            <w:r>
-              <w:rPr>
-                <w:sz w:val="16"/>
-                <w:szCs w:val="16"/>
-              </w:rPr>
-              <w:t>Improved performance over the original CLIP, confirming the effectiveness of CLIP at aligning text and visual representations.</w:t>
-            </w:r>
-          </w:p>
-        </w:tc>
-        <w:tc>
-          <w:tcPr>
-            <w:tcW w:w="212.60pt" w:type="dxa"/>
-          </w:tcPr>
-          <w:p>
-            <w:pPr>
-              <w:pStyle w:val="BodyText"/>
-              <w:ind w:firstLine="0pt"/>
-              <w:rPr>
-                <w:sz w:val="16"/>
-                <w:szCs w:val="16"/>
-              </w:rPr>
-            </w:pPr>
-            <w:r>
-              <w:rPr>
-                <w:sz w:val="16"/>
-                <w:szCs w:val="16"/>
-              </w:rPr>
-              <w:t>Text encoder from PubMedClip is less powerful for MedVQA; A lack of explainability.</w:t>
-            </w:r>
-          </w:p>
-        </w:tc>
-      </w:tr>
-      <w:tr>
-        <w:tc>
-          <w:tcPr>
-            <w:tcW w:w="41.95pt" w:type="dxa"/>
-          </w:tcPr>
-          <w:p>
-            <w:pPr>
-              <w:pStyle w:val="BodyText"/>
-              <w:ind w:firstLine="0pt"/>
-              <w:rPr>
-                <w:sz w:val="16"/>
-                <w:szCs w:val="16"/>
-                <w:lang w:eastAsia="zh-CN"/>
-              </w:rPr>
-            </w:pPr>
-            <w:r>
-              <w:rPr>
-                <w:sz w:val="16"/>
-                <w:szCs w:val="16"/>
-                <w:lang w:eastAsia="zh-CN"/>
-              </w:rPr>
-              <w:t>[3]</w:t>
-            </w:r>
-          </w:p>
-        </w:tc>
-        <w:tc>
-          <w:tcPr>
-            <w:tcW w:w="227.15pt" w:type="dxa"/>
-          </w:tcPr>
-          <w:p>
-            <w:pPr>
-              <w:pStyle w:val="BodyText"/>
-              <w:ind w:firstLine="0pt"/>
-              <w:rPr>
-                <w:sz w:val="16"/>
-                <w:szCs w:val="16"/>
-              </w:rPr>
-            </w:pPr>
-            <w:r>
-              <w:rPr>
-                <w:color w:val="000000"/>
-                <w:sz w:val="16"/>
-                <w:szCs w:val="16"/>
-              </w:rPr>
-              <w:t>Confirmed the contribution of mask image modelling and image-text contrastive learning to the model's accuracy. Benefit any data hanger fields.</w:t>
-            </w:r>
-          </w:p>
-        </w:tc>
-        <w:tc>
-          <w:tcPr>
-            <w:tcW w:w="212.60pt" w:type="dxa"/>
-          </w:tcPr>
-          <w:p>
-            <w:pPr>
-              <w:pStyle w:val="BodyText"/>
-              <w:ind w:firstLine="0pt"/>
-              <w:rPr>
-                <w:sz w:val="16"/>
-                <w:szCs w:val="16"/>
-              </w:rPr>
-            </w:pPr>
-            <w:r>
-              <w:rPr>
-                <w:color w:val="000000"/>
-                <w:sz w:val="16"/>
-                <w:szCs w:val="16"/>
-              </w:rPr>
-              <w:t xml:space="preserve">The ImageCLEF caption dataset used for pretraining is relatively small; the quality of the pretrained model might not be ideal. </w:t>
-            </w:r>
-          </w:p>
-        </w:tc>
-      </w:tr>
-      <w:tr>
-        <w:tc>
-          <w:tcPr>
-            <w:tcW w:w="41.95pt" w:type="dxa"/>
-          </w:tcPr>
-          <w:p>
-            <w:pPr>
-              <w:pStyle w:val="BodyText"/>
-              <w:ind w:firstLine="0pt"/>
-              <w:rPr>
-                <w:sz w:val="16"/>
-                <w:szCs w:val="16"/>
-                <w:lang w:eastAsia="zh-CN"/>
-              </w:rPr>
-            </w:pPr>
-            <w:r>
-              <w:rPr>
-                <w:sz w:val="16"/>
-                <w:szCs w:val="16"/>
-                <w:lang w:eastAsia="zh-CN"/>
-              </w:rPr>
-              <w:t>[4]</w:t>
-            </w:r>
-          </w:p>
-        </w:tc>
-        <w:tc>
-          <w:tcPr>
-            <w:tcW w:w="227.15pt" w:type="dxa"/>
-          </w:tcPr>
-          <w:p>
-            <w:pPr>
-              <w:pStyle w:val="BodyText"/>
-              <w:ind w:firstLine="0pt"/>
-              <w:rPr>
-                <w:sz w:val="16"/>
-                <w:szCs w:val="16"/>
-              </w:rPr>
-            </w:pPr>
-            <w:r>
-              <w:rPr>
-                <w:color w:val="000000"/>
-                <w:sz w:val="16"/>
-                <w:szCs w:val="16"/>
-              </w:rPr>
-              <w:t>Strong chat abilities with domain knowledge.</w:t>
-            </w:r>
-          </w:p>
-        </w:tc>
-        <w:tc>
-          <w:tcPr>
-            <w:tcW w:w="212.60pt" w:type="dxa"/>
-          </w:tcPr>
-          <w:p>
-            <w:pPr>
-              <w:pStyle w:val="BodyText"/>
-              <w:ind w:firstLine="0pt"/>
-              <w:rPr>
-                <w:sz w:val="16"/>
-                <w:szCs w:val="16"/>
-              </w:rPr>
-            </w:pPr>
-            <w:r>
-              <w:rPr>
-                <w:color w:val="000000"/>
-                <w:sz w:val="16"/>
-                <w:szCs w:val="16"/>
-              </w:rPr>
-              <w:t>Hallucinations exist; weak in-depth reasoning ability.</w:t>
-            </w:r>
-          </w:p>
-        </w:tc>
-      </w:tr>
-      <w:tr>
-        <w:tc>
-          <w:tcPr>
-            <w:tcW w:w="41.95pt" w:type="dxa"/>
-          </w:tcPr>
-          <w:p>
-            <w:pPr>
-              <w:pStyle w:val="BodyText"/>
-              <w:ind w:firstLine="0pt"/>
-              <w:rPr>
-                <w:sz w:val="16"/>
-                <w:szCs w:val="16"/>
-                <w:lang w:eastAsia="zh-CN"/>
-              </w:rPr>
-            </w:pPr>
-            <w:r>
-              <w:rPr>
-                <w:sz w:val="16"/>
-                <w:szCs w:val="16"/>
-                <w:lang w:eastAsia="zh-CN"/>
-              </w:rPr>
-              <w:t>[5]</w:t>
-            </w:r>
-          </w:p>
-        </w:tc>
-        <w:tc>
-          <w:tcPr>
-            <w:tcW w:w="227.15pt" w:type="dxa"/>
-          </w:tcPr>
-          <w:p>
-            <w:pPr>
-              <w:pStyle w:val="BodyText"/>
-              <w:ind w:firstLine="0pt"/>
-              <w:rPr>
-                <w:sz w:val="16"/>
-                <w:szCs w:val="16"/>
-              </w:rPr>
-            </w:pPr>
-            <w:r>
-              <w:rPr>
-                <w:color w:val="000000"/>
-                <w:sz w:val="16"/>
-                <w:szCs w:val="16"/>
-              </w:rPr>
-              <w:t>The incorporated vision-guided cross-attention module ensures alignments between image regions and question words. The late fusion makes sure each modality can be modeled with best techniques.</w:t>
-            </w:r>
-          </w:p>
-        </w:tc>
-        <w:tc>
-          <w:tcPr>
-            <w:tcW w:w="212.60pt" w:type="dxa"/>
-          </w:tcPr>
-          <w:p>
-            <w:pPr>
-              <w:pStyle w:val="BodyText"/>
-              <w:ind w:firstLine="0pt"/>
-              <w:rPr>
-                <w:sz w:val="16"/>
-                <w:szCs w:val="16"/>
-              </w:rPr>
-            </w:pPr>
-            <w:r>
-              <w:rPr>
-                <w:color w:val="000000"/>
-                <w:sz w:val="16"/>
-                <w:szCs w:val="16"/>
-              </w:rPr>
-              <w:t>The cross-entropy loss function is not superior.</w:t>
-            </w:r>
-          </w:p>
-        </w:tc>
-      </w:tr>
-      <w:tr>
-        <w:tc>
-          <w:tcPr>
-            <w:tcW w:w="41.95pt" w:type="dxa"/>
-          </w:tcPr>
-          <w:p>
-            <w:pPr>
-              <w:pStyle w:val="BodyText"/>
-              <w:ind w:firstLine="0pt"/>
-              <w:rPr>
-                <w:sz w:val="16"/>
-                <w:szCs w:val="16"/>
-                <w:lang w:eastAsia="zh-CN"/>
-              </w:rPr>
-            </w:pPr>
-            <w:r>
-              <w:rPr>
-                <w:sz w:val="16"/>
-                <w:szCs w:val="16"/>
-                <w:lang w:eastAsia="zh-CN"/>
-              </w:rPr>
-              <w:t>[6]</w:t>
-            </w:r>
-          </w:p>
-        </w:tc>
-        <w:tc>
-          <w:tcPr>
-            <w:tcW w:w="227.15pt" w:type="dxa"/>
-          </w:tcPr>
-          <w:p>
-            <w:pPr>
-              <w:pStyle w:val="BodyText"/>
-              <w:ind w:firstLine="0pt"/>
-              <w:rPr>
-                <w:sz w:val="16"/>
-                <w:szCs w:val="16"/>
-              </w:rPr>
-            </w:pPr>
-            <w:r>
-              <w:rPr>
-                <w:color w:val="000000"/>
-                <w:sz w:val="16"/>
-                <w:szCs w:val="16"/>
-              </w:rPr>
-              <w:t>Adversarial masking improves the performance, interpretability, and strong few-shot adaptation performance of the heart failure diagnosis task.</w:t>
-            </w:r>
-          </w:p>
-        </w:tc>
-        <w:tc>
-          <w:tcPr>
-            <w:tcW w:w="212.60pt" w:type="dxa"/>
-          </w:tcPr>
-          <w:p>
-            <w:pPr>
-              <w:pStyle w:val="BodyText"/>
-              <w:ind w:firstLine="0pt"/>
-              <w:rPr>
-                <w:sz w:val="16"/>
-                <w:szCs w:val="16"/>
-              </w:rPr>
-            </w:pPr>
-            <w:r>
-              <w:rPr>
-                <w:color w:val="000000"/>
-                <w:sz w:val="16"/>
-                <w:szCs w:val="16"/>
-              </w:rPr>
-              <w:t>Demand high-quality data for the contrastive alignment and masking, some medical domain may lack of such data.</w:t>
-            </w:r>
-          </w:p>
-        </w:tc>
-      </w:tr>
-      <w:tr>
-        <w:tc>
-          <w:tcPr>
-            <w:tcW w:w="41.95pt" w:type="dxa"/>
-          </w:tcPr>
-          <w:p>
-            <w:pPr>
-              <w:pStyle w:val="BodyText"/>
-              <w:ind w:firstLine="0pt"/>
-              <w:rPr>
-                <w:sz w:val="16"/>
-                <w:szCs w:val="16"/>
-                <w:lang w:eastAsia="zh-CN"/>
-              </w:rPr>
-            </w:pPr>
-            <w:r>
-              <w:rPr>
-                <w:sz w:val="16"/>
-                <w:szCs w:val="16"/>
-                <w:lang w:eastAsia="zh-CN"/>
-              </w:rPr>
-              <w:t>[7]</w:t>
-            </w:r>
-          </w:p>
-        </w:tc>
-        <w:tc>
-          <w:tcPr>
-            <w:tcW w:w="227.15pt" w:type="dxa"/>
-          </w:tcPr>
-          <w:p>
-            <w:pPr>
-              <w:pStyle w:val="BodyText"/>
-              <w:ind w:firstLine="0pt"/>
-              <w:rPr>
-                <w:sz w:val="16"/>
-                <w:szCs w:val="16"/>
-              </w:rPr>
-            </w:pPr>
-            <w:r>
-              <w:rPr>
-                <w:color w:val="000000"/>
-                <w:sz w:val="16"/>
-                <w:szCs w:val="16"/>
-              </w:rPr>
-              <w:t xml:space="preserve">Multi-scale fusion helps to learn the local details and global semantic information of the image. </w:t>
-            </w:r>
-          </w:p>
-        </w:tc>
-        <w:tc>
-          <w:tcPr>
-            <w:tcW w:w="212.60pt" w:type="dxa"/>
-          </w:tcPr>
-          <w:p>
-            <w:pPr>
-              <w:pStyle w:val="BodyText"/>
-              <w:ind w:firstLine="0pt"/>
-              <w:rPr>
-                <w:sz w:val="16"/>
-                <w:szCs w:val="16"/>
-              </w:rPr>
-            </w:pPr>
-            <w:r>
-              <w:rPr>
-                <w:color w:val="000000"/>
-                <w:sz w:val="16"/>
-                <w:szCs w:val="16"/>
-              </w:rPr>
-              <w:t>Multi-scale fusion tends to increase computation and memory complexity.</w:t>
-            </w:r>
-          </w:p>
-        </w:tc>
-      </w:tr>
-      <w:tr>
-        <w:tc>
-          <w:tcPr>
-            <w:tcW w:w="41.95pt" w:type="dxa"/>
-          </w:tcPr>
-          <w:p>
-            <w:pPr>
-              <w:pStyle w:val="BodyText"/>
-              <w:ind w:firstLine="0pt"/>
-              <w:rPr>
-                <w:sz w:val="16"/>
-                <w:szCs w:val="16"/>
-                <w:lang w:eastAsia="zh-CN"/>
-              </w:rPr>
-            </w:pPr>
-            <w:r>
-              <w:rPr>
-                <w:sz w:val="16"/>
-                <w:szCs w:val="16"/>
-                <w:lang w:eastAsia="zh-CN"/>
-              </w:rPr>
-              <w:t>[8]</w:t>
-            </w:r>
-          </w:p>
-        </w:tc>
-        <w:tc>
-          <w:tcPr>
-            <w:tcW w:w="227.15pt" w:type="dxa"/>
-          </w:tcPr>
-          <w:p>
-            <w:pPr>
-              <w:pStyle w:val="BodyText"/>
-              <w:ind w:firstLine="0pt"/>
-              <w:rPr>
-                <w:sz w:val="16"/>
-                <w:szCs w:val="16"/>
-              </w:rPr>
-            </w:pPr>
-            <w:r>
-              <w:rPr>
-                <w:color w:val="000000"/>
-                <w:sz w:val="16"/>
-                <w:szCs w:val="16"/>
-              </w:rPr>
-              <w:t>Introduce reasoning ability in MVQA;</w:t>
-            </w:r>
-            <w:r>
-              <w:rPr>
-                <w:color w:val="000000"/>
-                <w:sz w:val="16"/>
-                <w:szCs w:val="16"/>
-              </w:rPr>
-              <w:br/>
-              <w:t>Strong generalizability across variant LLMs and MLLMs.</w:t>
-            </w:r>
-          </w:p>
-        </w:tc>
-        <w:tc>
-          <w:tcPr>
-            <w:tcW w:w="212.60pt" w:type="dxa"/>
-          </w:tcPr>
-          <w:p>
-            <w:pPr>
-              <w:pStyle w:val="BodyText"/>
-              <w:ind w:firstLine="0pt"/>
-              <w:rPr>
-                <w:sz w:val="16"/>
-                <w:szCs w:val="16"/>
-              </w:rPr>
-            </w:pPr>
-            <w:r>
-              <w:rPr>
-                <w:color w:val="000000"/>
-                <w:sz w:val="16"/>
-                <w:szCs w:val="16"/>
-              </w:rPr>
-              <w:t>Limited question types in the training dataset; The quality of prompts used by LLM impacts the performance.</w:t>
-            </w:r>
-          </w:p>
-        </w:tc>
-      </w:tr>
-      <w:tr>
-        <w:tc>
-          <w:tcPr>
-            <w:tcW w:w="41.95pt" w:type="dxa"/>
-          </w:tcPr>
-          <w:p>
-            <w:pPr>
-              <w:pStyle w:val="BodyText"/>
-              <w:ind w:firstLine="0pt"/>
-              <w:rPr>
-                <w:sz w:val="16"/>
-                <w:szCs w:val="16"/>
-                <w:lang w:eastAsia="zh-CN"/>
-              </w:rPr>
-            </w:pPr>
-            <w:r>
-              <w:rPr>
-                <w:sz w:val="16"/>
-                <w:szCs w:val="16"/>
-                <w:lang w:eastAsia="zh-CN"/>
-              </w:rPr>
-              <w:t>[9]</w:t>
-            </w:r>
-          </w:p>
-        </w:tc>
-        <w:tc>
-          <w:tcPr>
-            <w:tcW w:w="227.15pt" w:type="dxa"/>
-          </w:tcPr>
-          <w:p>
-            <w:pPr>
-              <w:pStyle w:val="BodyText"/>
-              <w:ind w:firstLine="0pt"/>
-              <w:rPr>
-                <w:sz w:val="16"/>
-                <w:szCs w:val="16"/>
-              </w:rPr>
-            </w:pPr>
-            <w:r>
-              <w:rPr>
-                <w:color w:val="000000"/>
-                <w:sz w:val="16"/>
-                <w:szCs w:val="16"/>
-              </w:rPr>
-              <w:t>A flexible architecture. The vision encoder and language model are independent and can be updated separately.</w:t>
-            </w:r>
-          </w:p>
-        </w:tc>
-        <w:tc>
-          <w:tcPr>
-            <w:tcW w:w="212.60pt" w:type="dxa"/>
-          </w:tcPr>
-          <w:p>
-            <w:pPr>
-              <w:pStyle w:val="BodyText"/>
-              <w:ind w:firstLine="0pt"/>
-              <w:rPr>
-                <w:sz w:val="16"/>
-                <w:szCs w:val="16"/>
-              </w:rPr>
-            </w:pPr>
-            <w:r>
-              <w:rPr>
-                <w:color w:val="000000"/>
-                <w:sz w:val="16"/>
-                <w:szCs w:val="16"/>
-              </w:rPr>
-              <w:t>Rooted in the radiology domain, it is difficult for other medical domains and tasks to adapt</w:t>
-            </w:r>
-          </w:p>
-        </w:tc>
-      </w:tr>
-      <w:tr>
-        <w:tc>
-          <w:tcPr>
-            <w:tcW w:w="41.95pt" w:type="dxa"/>
-          </w:tcPr>
-          <w:p>
-            <w:pPr>
-              <w:pStyle w:val="BodyText"/>
-              <w:ind w:firstLine="0pt"/>
-              <w:rPr>
-                <w:sz w:val="16"/>
-                <w:szCs w:val="16"/>
-                <w:lang w:eastAsia="zh-CN"/>
-              </w:rPr>
-            </w:pPr>
-            <w:r>
-              <w:rPr>
-                <w:sz w:val="16"/>
-                <w:szCs w:val="16"/>
-                <w:lang w:eastAsia="zh-CN"/>
-              </w:rPr>
-              <w:t>[10]</w:t>
-            </w:r>
-          </w:p>
-        </w:tc>
-        <w:tc>
-          <w:tcPr>
-            <w:tcW w:w="227.15pt" w:type="dxa"/>
-          </w:tcPr>
-          <w:p>
-            <w:pPr>
-              <w:pStyle w:val="BodyText"/>
-              <w:ind w:firstLine="0pt"/>
-              <w:rPr>
-                <w:sz w:val="16"/>
-                <w:szCs w:val="16"/>
-              </w:rPr>
-            </w:pPr>
-            <w:r>
-              <w:rPr>
-                <w:color w:val="000000"/>
-                <w:sz w:val="16"/>
-                <w:szCs w:val="16"/>
-              </w:rPr>
-              <w:t xml:space="preserve">Retrieving relevant content helps generate more factual and less hallucinatory answers </w:t>
-            </w:r>
-          </w:p>
-        </w:tc>
-        <w:tc>
-          <w:tcPr>
-            <w:tcW w:w="212.60pt" w:type="dxa"/>
-          </w:tcPr>
-          <w:p>
-            <w:pPr>
-              <w:pStyle w:val="BodyText"/>
-              <w:ind w:firstLine="0pt"/>
-              <w:rPr>
-                <w:sz w:val="16"/>
-                <w:szCs w:val="16"/>
-              </w:rPr>
-            </w:pPr>
-            <w:r>
-              <w:rPr>
-                <w:color w:val="000000"/>
-                <w:sz w:val="16"/>
-                <w:szCs w:val="16"/>
-              </w:rPr>
-              <w:t>The VQA performance depends on the quality of the generated prompts and the accuracy of the underlying RAG</w:t>
-            </w:r>
-          </w:p>
-        </w:tc>
-      </w:tr>
-      <w:tr>
-        <w:tc>
-          <w:tcPr>
-            <w:tcW w:w="41.95pt" w:type="dxa"/>
-          </w:tcPr>
-          <w:p>
-            <w:pPr>
-              <w:pStyle w:val="BodyText"/>
-              <w:ind w:firstLine="0pt"/>
-              <w:rPr>
-                <w:sz w:val="16"/>
-                <w:szCs w:val="16"/>
-              </w:rPr>
-            </w:pPr>
-            <w:r>
-              <w:rPr>
-                <w:sz w:val="16"/>
-                <w:szCs w:val="16"/>
-                <w:lang w:eastAsia="zh-CN"/>
-              </w:rPr>
-              <w:t>[11]</w:t>
-            </w:r>
-          </w:p>
-        </w:tc>
-        <w:tc>
-          <w:tcPr>
-            <w:tcW w:w="227.15pt" w:type="dxa"/>
-          </w:tcPr>
-          <w:p>
-            <w:pPr>
-              <w:pStyle w:val="BodyText"/>
-              <w:ind w:firstLine="0pt"/>
-              <w:rPr>
-                <w:sz w:val="16"/>
-                <w:szCs w:val="16"/>
-              </w:rPr>
-            </w:pPr>
-            <w:r>
-              <w:rPr>
-                <w:color w:val="000000"/>
-                <w:sz w:val="16"/>
-                <w:szCs w:val="16"/>
-              </w:rPr>
-              <w:t>The image and text features are optimally aligned through attention operations.</w:t>
-            </w:r>
-          </w:p>
-        </w:tc>
-        <w:tc>
-          <w:tcPr>
-            <w:tcW w:w="212.60pt" w:type="dxa"/>
-          </w:tcPr>
-          <w:p>
-            <w:pPr>
-              <w:pStyle w:val="BodyText"/>
-              <w:ind w:firstLine="0pt"/>
-              <w:rPr>
-                <w:sz w:val="16"/>
-                <w:szCs w:val="16"/>
-              </w:rPr>
-            </w:pPr>
-            <w:r>
-              <w:rPr>
-                <w:color w:val="000000"/>
-                <w:sz w:val="16"/>
-                <w:szCs w:val="16"/>
-              </w:rPr>
-              <w:t>Increased complexity that introduced by the attention mechanism and the image-question complementary loss. This model is not widely evaluated using datasets other than PathVQA and VQA-RAD, so the generality to unseen medical fields is unknown.</w:t>
-            </w:r>
-          </w:p>
-        </w:tc>
-      </w:tr>
-      <w:tr>
-        <w:tc>
-          <w:tcPr>
-            <w:tcW w:w="41.95pt" w:type="dxa"/>
-          </w:tcPr>
-          <w:p>
-            <w:pPr>
-              <w:pStyle w:val="BodyText"/>
-              <w:ind w:firstLine="0pt"/>
-              <w:rPr>
-                <w:sz w:val="16"/>
-                <w:szCs w:val="16"/>
-              </w:rPr>
-            </w:pPr>
-            <w:r>
-              <w:rPr>
-                <w:sz w:val="16"/>
-                <w:szCs w:val="16"/>
-                <w:lang w:eastAsia="zh-CN"/>
-              </w:rPr>
-              <w:t>[12]</w:t>
-            </w:r>
-          </w:p>
-        </w:tc>
-        <w:tc>
-          <w:tcPr>
-            <w:tcW w:w="227.15pt" w:type="dxa"/>
-          </w:tcPr>
-          <w:p>
-            <w:pPr>
-              <w:pStyle w:val="BodyText"/>
-              <w:ind w:firstLine="0pt"/>
-              <w:rPr>
-                <w:sz w:val="16"/>
-                <w:szCs w:val="16"/>
-              </w:rPr>
-            </w:pPr>
-            <w:r>
-              <w:rPr>
-                <w:color w:val="000000"/>
-                <w:sz w:val="16"/>
-                <w:szCs w:val="16"/>
-              </w:rPr>
-              <w:t>The auto-generated dataset improved the data efficiency.</w:t>
-            </w:r>
-          </w:p>
-        </w:tc>
-        <w:tc>
-          <w:tcPr>
-            <w:tcW w:w="212.60pt" w:type="dxa"/>
-          </w:tcPr>
-          <w:p>
-            <w:pPr>
-              <w:pStyle w:val="BodyText"/>
-              <w:ind w:firstLine="0pt"/>
-              <w:rPr>
-                <w:sz w:val="16"/>
-                <w:szCs w:val="16"/>
-              </w:rPr>
-            </w:pPr>
-            <w:r>
-              <w:rPr>
-                <w:color w:val="000000"/>
-                <w:sz w:val="16"/>
-                <w:szCs w:val="16"/>
-              </w:rPr>
-              <w:t>The performance of self-training is highly dependent on the quality of auto-generated medical instructional data;</w:t>
-            </w:r>
-            <w:r>
-              <w:rPr>
-                <w:color w:val="000000"/>
-                <w:sz w:val="16"/>
-                <w:szCs w:val="16"/>
-              </w:rPr>
-              <w:br/>
-              <w:t>The GPT4o used in Stage 2 as a governor model may introduce bias.</w:t>
-            </w:r>
-          </w:p>
-        </w:tc>
-      </w:tr>
-      <w:tr>
-        <w:tc>
-          <w:tcPr>
-            <w:tcW w:w="41.95pt" w:type="dxa"/>
-          </w:tcPr>
-          <w:p>
-            <w:pPr>
-              <w:pStyle w:val="BodyText"/>
-              <w:ind w:firstLine="0pt"/>
-              <w:rPr>
-                <w:sz w:val="16"/>
-                <w:szCs w:val="16"/>
-              </w:rPr>
-            </w:pPr>
-            <w:r>
-              <w:rPr>
-                <w:sz w:val="16"/>
-                <w:szCs w:val="16"/>
-                <w:lang w:eastAsia="zh-CN"/>
-              </w:rPr>
-              <w:t>[13]</w:t>
-            </w:r>
-          </w:p>
-        </w:tc>
-        <w:tc>
-          <w:tcPr>
-            <w:tcW w:w="227.15pt" w:type="dxa"/>
-          </w:tcPr>
-          <w:p>
-            <w:pPr>
-              <w:pStyle w:val="BodyText"/>
-              <w:ind w:firstLine="0pt"/>
-              <w:rPr>
-                <w:sz w:val="16"/>
-                <w:szCs w:val="16"/>
-              </w:rPr>
-            </w:pPr>
-            <w:r>
-              <w:rPr>
-                <w:color w:val="000000"/>
-                <w:sz w:val="16"/>
-                <w:szCs w:val="16"/>
-              </w:rPr>
-              <w:t xml:space="preserve">Mamba helps reduce the model parameters. The SS2D module helps extract richer visual features. The SS2D is a proven-import-factor to the model's accuracy. </w:t>
-            </w:r>
-          </w:p>
-        </w:tc>
-        <w:tc>
-          <w:tcPr>
-            <w:tcW w:w="212.60pt" w:type="dxa"/>
-          </w:tcPr>
-          <w:p>
-            <w:pPr>
-              <w:pStyle w:val="BodyText"/>
-              <w:ind w:firstLine="0pt"/>
-              <w:rPr>
-                <w:sz w:val="16"/>
-                <w:szCs w:val="16"/>
-              </w:rPr>
-            </w:pPr>
-            <w:r>
-              <w:rPr>
-                <w:color w:val="000000"/>
-                <w:sz w:val="16"/>
-                <w:szCs w:val="16"/>
-              </w:rPr>
-              <w:t>The Transformer and Mamba fusion increased the complexity. This hybrid design lacks interpretability.</w:t>
-            </w:r>
-          </w:p>
-        </w:tc>
-      </w:tr>
-    </w:tbl>
-    <w:p>
-      <w:pPr>
-        <w:pStyle w:val="bulletlist"/>
-        <w:numPr>
-          <w:ilvl w:val="0"/>
-          <w:numId w:val="0"/>
-        </w:numPr>
-        <w:ind w:start="28.80pt"/>
-        <w:rPr>
-          <w:rFonts w:hint="eastAsia"/>
+        <w:pStyle w:val="BodyText"/>
+        <w:rPr>
           <w:lang w:val="en-US" w:eastAsia="zh-CN"/>
         </w:rPr>
         <w:sectPr>
@@ -3038,224 +2162,1976 @@
           <w:docGrid w:linePitch="360"/>
         </w:sectPr>
       </w:pPr>
-    </w:p>
-    <w:p>
-      <w:pPr>
-        <w:pStyle w:val="bulletlist"/>
+      <w:r>
+        <w:rPr>
+          <w:noProof/>
+          <w:lang w:eastAsia="zh-CN"/>
+        </w:rPr>
+        <w:lastRenderedPageBreak/>
+        <w:drawing>
+          <wp:anchor distT="45720" distB="45720" distL="114300" distR="114300" simplePos="0" relativeHeight="251661824" behindDoc="0" locked="0" layoutInCell="1" allowOverlap="1" wp14:anchorId="276D92A8" wp14:editId="287867B9">
+            <wp:simplePos x="0" y="0"/>
+            <wp:positionH relativeFrom="column">
+              <wp:posOffset>4445</wp:posOffset>
+            </wp:positionH>
+            <wp:positionV relativeFrom="paragraph">
+              <wp:posOffset>0</wp:posOffset>
+            </wp:positionV>
+            <wp:extent cx="6303645" cy="5915660"/>
+            <wp:effectExtent l="0" t="0" r="20955" b="27940"/>
+            <wp:wrapSquare wrapText="bothSides"/>
+            <wp:docPr id="274299244" name="Text Box 2"/>
+            <wp:cNvGraphicFramePr>
+              <a:graphicFrameLocks xmlns:a="http://purl.oclc.org/ooxml/drawingml/main"/>
+            </wp:cNvGraphicFramePr>
+            <a:graphic xmlns:a="http://purl.oclc.org/ooxml/drawingml/main">
+              <a:graphicData uri="http://schemas.microsoft.com/office/word/2010/wordprocessingShape">
+                <wp:wsp>
+                  <wp:cNvSpPr txBox="1">
+                    <a:spLocks noChangeArrowheads="1"/>
+                  </wp:cNvSpPr>
+                  <wp:spPr bwMode="auto">
+                    <a:xfrm>
+                      <a:off x="0" y="0"/>
+                      <a:ext cx="6303645" cy="5915660"/>
+                    </a:xfrm>
+                    <a:prstGeom prst="rect">
+                      <a:avLst/>
+                    </a:prstGeom>
+                    <a:solidFill>
+                      <a:srgbClr val="FFFFFF"/>
+                    </a:solidFill>
+                    <a:ln w="9525">
+                      <a:solidFill>
+                        <a:srgbClr val="000000"/>
+                      </a:solidFill>
+                      <a:miter lim="800%"/>
+                      <a:headEnd/>
+                      <a:tailEnd/>
+                    </a:ln>
+                  </wp:spPr>
+                  <wp:txbx>
+                    <wne:txbxContent>
+                      <w:p>
+                        <w:pPr>
+                          <w:pStyle w:val="Caption"/>
+                          <w:keepNext/>
+                          <w:rPr>
+                            <w:rFonts w:hint="eastAsia"/>
+                            <w:lang w:eastAsia="zh-CN"/>
+                          </w:rPr>
+                        </w:pPr>
+                        <w:r>
+                          <w:t xml:space="preserve">Table </w:t>
+                        </w:r>
+                        <w:r>
+                          <w:fldChar w:fldCharType="begin"/>
+                        </w:r>
+                        <w:r>
+                          <w:instrText xml:space="preserve"> SEQ Table \* ARABIC </w:instrText>
+                        </w:r>
+                        <w:r>
+                          <w:fldChar w:fldCharType="separate"/>
+                        </w:r>
+                        <w:r>
+                          <w:rPr>
+                            <w:noProof/>
+                          </w:rPr>
+                          <w:t>1</w:t>
+                        </w:r>
+                        <w:r>
+                          <w:fldChar w:fldCharType="end"/>
+                        </w:r>
+                        <w:r>
+                          <w:rPr>
+                            <w:rFonts w:hint="eastAsia"/>
+                            <w:lang w:eastAsia="zh-CN"/>
+                          </w:rPr>
+                          <w:t xml:space="preserve"> </w:t>
+                        </w:r>
+                        <w:r>
+                          <w:rPr>
+                            <w:rFonts w:hint="eastAsia"/>
+                            <w:lang w:eastAsia="zh-CN"/>
+                          </w:rPr>
+                          <w:t xml:space="preserve">Comparison of the </w:t>
+                        </w:r>
+                        <w:r>
+                          <w:rPr>
+                            <w:lang w:eastAsia="zh-CN"/>
+                          </w:rPr>
+                          <w:t>VQA-related</w:t>
+                        </w:r>
+                        <w:r>
+                          <w:rPr>
+                            <w:rFonts w:hint="eastAsia"/>
+                            <w:lang w:eastAsia="zh-CN"/>
+                          </w:rPr>
+                          <w:t xml:space="preserve"> works</w:t>
+                        </w:r>
+                      </w:p>
+                      <w:tbl>
+                        <w:tblPr>
+                          <w:tblStyle w:val="TableGrid"/>
+                          <w:tblW w:w="481.70pt" w:type="dxa"/>
+                          <w:jc w:val="center"/>
+                          <w:tblLook w:firstRow="1" w:lastRow="0" w:firstColumn="1" w:lastColumn="0" w:noHBand="0" w:noVBand="1"/>
+                        </w:tblPr>
+                        <w:tblGrid>
+                          <w:gridCol w:w="839"/>
+                          <w:gridCol w:w="4543"/>
+                          <w:gridCol w:w="4252"/>
+                        </w:tblGrid>
+                        <w:tr>
+                          <w:trPr>
+                            <w:jc w:val="center"/>
+                          </w:trPr>
+                          <w:tc>
+                            <w:tcPr>
+                              <w:tcW w:w="41.95pt" w:type="dxa"/>
+                            </w:tcPr>
+                            <w:p>
+                              <w:pPr>
+                                <w:pStyle w:val="BodyText"/>
+                                <w:ind w:firstLine="0pt"/>
+                                <w:jc w:val="center"/>
+                                <w:rPr>
+                                  <w:b/>
+                                  <w:bCs/>
+                                  <w:sz w:val="16"/>
+                                  <w:szCs w:val="16"/>
+                                  <w:lang w:eastAsia="zh-CN"/>
+                                </w:rPr>
+                              </w:pPr>
+                              <w:r>
+                                <w:rPr>
+                                  <w:rFonts w:hint="eastAsia"/>
+                                  <w:b/>
+                                  <w:bCs/>
+                                  <w:sz w:val="16"/>
+                                  <w:szCs w:val="16"/>
+                                  <w:lang w:eastAsia="zh-CN"/>
+                                </w:rPr>
+                                <w:t>R</w:t>
+                              </w:r>
+                              <w:r>
+                                <w:rPr>
+                                  <w:b/>
+                                  <w:bCs/>
+                                  <w:sz w:val="16"/>
+                                  <w:szCs w:val="16"/>
+                                  <w:lang w:eastAsia="zh-CN"/>
+                                </w:rPr>
+                                <w:t>e</w:t>
+                              </w:r>
+                              <w:r>
+                                <w:rPr>
+                                  <w:rFonts w:hint="eastAsia"/>
+                                  <w:b/>
+                                  <w:bCs/>
+                                  <w:sz w:val="16"/>
+                                  <w:szCs w:val="16"/>
+                                  <w:lang w:eastAsia="zh-CN"/>
+                                </w:rPr>
+                                <w:t>search Work</w:t>
+                              </w:r>
+                            </w:p>
+                          </w:tc>
+                          <w:tc>
+                            <w:tcPr>
+                              <w:tcW w:w="227.15pt" w:type="dxa"/>
+                            </w:tcPr>
+                            <w:p>
+                              <w:pPr>
+                                <w:pStyle w:val="BodyText"/>
+                                <w:ind w:firstLine="0pt"/>
+                                <w:jc w:val="center"/>
+                                <w:rPr>
+                                  <w:b/>
+                                  <w:bCs/>
+                                  <w:sz w:val="16"/>
+                                  <w:szCs w:val="16"/>
+                                  <w:lang w:eastAsia="zh-CN"/>
+                                </w:rPr>
+                              </w:pPr>
+                              <w:r>
+                                <w:rPr>
+                                  <w:rFonts w:hint="eastAsia"/>
+                                  <w:b/>
+                                  <w:bCs/>
+                                  <w:sz w:val="16"/>
+                                  <w:szCs w:val="16"/>
+                                  <w:lang w:eastAsia="zh-CN"/>
+                                </w:rPr>
+                                <w:t>Pros</w:t>
+                              </w:r>
+                            </w:p>
+                          </w:tc>
+                          <w:tc>
+                            <w:tcPr>
+                              <w:tcW w:w="212.60pt" w:type="dxa"/>
+                            </w:tcPr>
+                            <w:p>
+                              <w:pPr>
+                                <w:pStyle w:val="BodyText"/>
+                                <w:ind w:firstLine="0pt"/>
+                                <w:jc w:val="center"/>
+                                <w:rPr>
+                                  <w:b/>
+                                  <w:bCs/>
+                                  <w:sz w:val="16"/>
+                                  <w:szCs w:val="16"/>
+                                  <w:lang w:eastAsia="zh-CN"/>
+                                </w:rPr>
+                              </w:pPr>
+                              <w:r>
+                                <w:rPr>
+                                  <w:rFonts w:hint="eastAsia"/>
+                                  <w:b/>
+                                  <w:bCs/>
+                                  <w:sz w:val="16"/>
+                                  <w:szCs w:val="16"/>
+                                  <w:lang w:eastAsia="zh-CN"/>
+                                </w:rPr>
+                                <w:t>Cons</w:t>
+                              </w:r>
+                            </w:p>
+                          </w:tc>
+                        </w:tr>
+                        <w:tr>
+                          <w:trPr>
+                            <w:jc w:val="center"/>
+                          </w:trPr>
+                          <w:tc>
+                            <w:tcPr>
+                              <w:tcW w:w="41.95pt" w:type="dxa"/>
+                            </w:tcPr>
+                            <w:p>
+                              <w:pPr>
+                                <w:pStyle w:val="BodyText"/>
+                                <w:ind w:firstLine="0pt"/>
+                                <w:rPr>
+                                  <w:sz w:val="16"/>
+                                  <w:szCs w:val="16"/>
+                                  <w:lang w:eastAsia="zh-CN"/>
+                                </w:rPr>
+                              </w:pPr>
+                              <w:r>
+                                <w:rPr>
+                                  <w:sz w:val="16"/>
+                                  <w:szCs w:val="16"/>
+                                  <w:lang w:eastAsia="zh-CN"/>
+                                </w:rPr>
+                                <w:fldChar w:fldCharType="begin"/>
+                              </w:r>
+                              <w:r>
+                                <w:rPr>
+                                  <w:sz w:val="16"/>
+                                  <w:szCs w:val="16"/>
+                                  <w:lang w:eastAsia="zh-CN"/>
+                                </w:rPr>
+                                <w:instrText xml:space="preserve"> ADDIN ZOTERO_ITEM CSL_CITATION {"citationID":"aii1PJXi","properties":{"formattedCitation":"[1]","plainCitation":"[1]","noteIndex":0},"citationItems":[{"id":2098,"uris":["http://zotero.org/users/15520976/items/4YLQZA25"],"itemData":{"id":2098,"type":"article-journal","abstract":"Medical Visual Question Answering (MedVQA) is a crucial intersection of artificial intelligence and healthcare. It enables systems to interpret medical images—such as X-rays, MRIs, and pathology slides—and respond to clinical queries. Early approaches primarily relied on discriminative models, which select answers from predefined candidates. However, these methods struggle to effectively address open-ended, domain-specific, or complex queries. Recent advancements have shifted the focus toward generative models, leveraging autoregressive decoders, large language models (LLMs), and multimodal large language models (MLLMs) to generate more nuanced and free-form answers. This review comprehensively examines the paradigm shift from discriminative to generative systems, examining generative MedVQA works on their model architectures and training process, summarizing evaluation benchmarks and metrics, highlighting key advances and techniques that propels the development of generative MedVQA, such as concept alignment, instruction tuning, and parameter-efficient fine-tuning (PEFT), alongside strategies for data augmentation and automated dataset creation. Finally, we propose future directions to enhance clinical reasoning and intepretability, build robust evaluation benchmarks and metrics, and employ scalable training strategies and deployment solutions. By analyzing the strengths and limitations of existing generative MedVQA approaches, we aim to provide valuable insights for researchers and practitioners working in this domain.","container-title":"Applied Sciences","DOI":"10.3390/app15062983","ISSN":"2076-3417","issue":"6","language":"en","license":"http://creativecommons.org/licenses/by/3.0/","note":"publisher: Multidisciplinary Digital Publishing Institute","page":"2983","source":"www.mdpi.com","title":"Generative Models in Medical Visual Question Answering: A Survey","title-short":"Generative Models in Medical Visual Question Answering","volume":"15","author":[{"family":"Dong","given":"Wenjie"},{"family":"Shen","given":"Shuhao"},{"family":"Han","given":"Yuqiang"},{"family":"Tan","given":"Tao"},{"family":"Wu","given":"Jian"},{"family":"Xu","given":"Hongxia"}],"issued":{"date-parts":[["2025",1]]}}}],"schema":"https://github.com/citation-style-language/schema/raw/master/csl-citation.json"} </w:instrText>
+                              </w:r>
+                              <w:r>
+                                <w:rPr>
+                                  <w:sz w:val="16"/>
+                                  <w:szCs w:val="16"/>
+                                  <w:lang w:eastAsia="zh-CN"/>
+                                </w:rPr>
+                                <w:fldChar w:fldCharType="separate"/>
+                              </w:r>
+                              <w:r>
+                                <w:rPr>
+                                  <w:sz w:val="16"/>
+                                </w:rPr>
+                                <w:t>[1]</w:t>
+                              </w:r>
+                              <w:r>
+                                <w:rPr>
+                                  <w:sz w:val="16"/>
+                                  <w:szCs w:val="16"/>
+                                  <w:lang w:eastAsia="zh-CN"/>
+                                </w:rPr>
+                                <w:fldChar w:fldCharType="end"/>
+                              </w:r>
+                            </w:p>
+                          </w:tc>
+                          <w:tc>
+                            <w:tcPr>
+                              <w:tcW w:w="227.15pt" w:type="dxa"/>
+                            </w:tcPr>
+                            <w:p>
+                              <w:pPr>
+                                <w:pStyle w:val="BodyText"/>
+                                <w:pageBreakBefore/>
+                                <w:ind w:firstLine="0pt"/>
+                                <w:rPr>
+                                  <w:sz w:val="16"/>
+                                  <w:szCs w:val="16"/>
+                                </w:rPr>
+                              </w:pPr>
+                              <w:r>
+                                <w:rPr>
+                                  <w:sz w:val="16"/>
+                                  <w:szCs w:val="16"/>
+                                </w:rPr>
+                                <w:t>Favorable generative VQA performance powered by the few-shot ability; Clinical experts are involved to evaluate the clinical usefulness; Compared to other models, it generates correct answers more directly.</w:t>
+                              </w:r>
+                            </w:p>
+                          </w:tc>
+                          <w:tc>
+                            <w:tcPr>
+                              <w:tcW w:w="212.60pt" w:type="dxa"/>
+                            </w:tcPr>
+                            <w:p>
+                              <w:pPr>
+                                <w:pStyle w:val="BodyText"/>
+                                <w:ind w:firstLine="0pt"/>
+                                <w:rPr>
+                                  <w:sz w:val="16"/>
+                                  <w:szCs w:val="16"/>
+                                </w:rPr>
+                              </w:pPr>
+                              <w:r>
+                                <w:rPr>
+                                  <w:sz w:val="16"/>
+                                  <w:szCs w:val="16"/>
+                                </w:rPr>
+                                <w:t>Not fully fine-tuned with enough medical data; It is possible to generate hallucinations.</w:t>
+                              </w:r>
+                            </w:p>
+                          </w:tc>
+                        </w:tr>
+                        <w:tr>
+                          <w:trPr>
+                            <w:jc w:val="center"/>
+                          </w:trPr>
+                          <w:tc>
+                            <w:tcPr>
+                              <w:tcW w:w="41.95pt" w:type="dxa"/>
+                            </w:tcPr>
+                            <w:p>
+                              <w:pPr>
+                                <w:pStyle w:val="BodyText"/>
+                                <w:ind w:firstLine="0pt"/>
+                                <w:rPr>
+                                  <w:sz w:val="16"/>
+                                  <w:szCs w:val="16"/>
+                                  <w:lang w:eastAsia="zh-CN"/>
+                                </w:rPr>
+                              </w:pPr>
+                              <w:r>
+                                <w:rPr>
+                                  <w:sz w:val="16"/>
+                                  <w:szCs w:val="16"/>
+                                  <w:lang w:eastAsia="zh-CN"/>
+                                </w:rPr>
+                                <w:t>[2]</w:t>
+                              </w:r>
+                            </w:p>
+                          </w:tc>
+                          <w:tc>
+                            <w:tcPr>
+                              <w:tcW w:w="227.15pt" w:type="dxa"/>
+                            </w:tcPr>
+                            <w:p>
+                              <w:pPr>
+                                <w:pStyle w:val="BodyText"/>
+                                <w:ind w:firstLine="0pt"/>
+                                <w:rPr>
+                                  <w:sz w:val="16"/>
+                                  <w:szCs w:val="16"/>
+                                </w:rPr>
+                              </w:pPr>
+                              <w:r>
+                                <w:rPr>
+                                  <w:sz w:val="16"/>
+                                  <w:szCs w:val="16"/>
+                                </w:rPr>
+                                <w:t>Improved performance over the original CLIP, confirming the effectiveness of CLIP at aligning text and visual representations.</w:t>
+                              </w:r>
+                            </w:p>
+                          </w:tc>
+                          <w:tc>
+                            <w:tcPr>
+                              <w:tcW w:w="212.60pt" w:type="dxa"/>
+                            </w:tcPr>
+                            <w:p>
+                              <w:pPr>
+                                <w:pStyle w:val="BodyText"/>
+                                <w:ind w:firstLine="0pt"/>
+                                <w:rPr>
+                                  <w:sz w:val="16"/>
+                                  <w:szCs w:val="16"/>
+                                </w:rPr>
+                              </w:pPr>
+                              <w:r>
+                                <w:rPr>
+                                  <w:sz w:val="16"/>
+                                  <w:szCs w:val="16"/>
+                                </w:rPr>
+                                <w:t>Text encoder from PubMedClip is less powerful for MedVQA; A lack of explainability.</w:t>
+                              </w:r>
+                            </w:p>
+                          </w:tc>
+                        </w:tr>
+                        <w:tr>
+                          <w:trPr>
+                            <w:jc w:val="center"/>
+                          </w:trPr>
+                          <w:tc>
+                            <w:tcPr>
+                              <w:tcW w:w="41.95pt" w:type="dxa"/>
+                            </w:tcPr>
+                            <w:p>
+                              <w:pPr>
+                                <w:pStyle w:val="BodyText"/>
+                                <w:ind w:firstLine="0pt"/>
+                                <w:rPr>
+                                  <w:sz w:val="16"/>
+                                  <w:szCs w:val="16"/>
+                                  <w:lang w:eastAsia="zh-CN"/>
+                                </w:rPr>
+                              </w:pPr>
+                              <w:r>
+                                <w:rPr>
+                                  <w:sz w:val="16"/>
+                                  <w:szCs w:val="16"/>
+                                  <w:lang w:eastAsia="zh-CN"/>
+                                </w:rPr>
+                                <w:t>[3]</w:t>
+                              </w:r>
+                            </w:p>
+                          </w:tc>
+                          <w:tc>
+                            <w:tcPr>
+                              <w:tcW w:w="227.15pt" w:type="dxa"/>
+                            </w:tcPr>
+                            <w:p>
+                              <w:pPr>
+                                <w:pStyle w:val="BodyText"/>
+                                <w:ind w:firstLine="0pt"/>
+                                <w:rPr>
+                                  <w:sz w:val="16"/>
+                                  <w:szCs w:val="16"/>
+                                </w:rPr>
+                              </w:pPr>
+                              <w:r>
+                                <w:rPr>
+                                  <w:color w:val="000000"/>
+                                  <w:sz w:val="16"/>
+                                  <w:szCs w:val="16"/>
+                                </w:rPr>
+                                <w:t>Confirmed the contribution of mask image modelling and image-text contrastive learning to the model's accuracy. Benefit any data hanger fields.</w:t>
+                              </w:r>
+                            </w:p>
+                          </w:tc>
+                          <w:tc>
+                            <w:tcPr>
+                              <w:tcW w:w="212.60pt" w:type="dxa"/>
+                            </w:tcPr>
+                            <w:p>
+                              <w:pPr>
+                                <w:pStyle w:val="BodyText"/>
+                                <w:ind w:firstLine="0pt"/>
+                                <w:rPr>
+                                  <w:sz w:val="16"/>
+                                  <w:szCs w:val="16"/>
+                                </w:rPr>
+                              </w:pPr>
+                              <w:r>
+                                <w:rPr>
+                                  <w:color w:val="000000"/>
+                                  <w:sz w:val="16"/>
+                                  <w:szCs w:val="16"/>
+                                </w:rPr>
+                                <w:t xml:space="preserve">The ImageCLEF caption dataset used for pretraining is relatively small; the quality of the pretrained model might not be ideal. </w:t>
+                              </w:r>
+                            </w:p>
+                          </w:tc>
+                        </w:tr>
+                        <w:tr>
+                          <w:trPr>
+                            <w:jc w:val="center"/>
+                          </w:trPr>
+                          <w:tc>
+                            <w:tcPr>
+                              <w:tcW w:w="41.95pt" w:type="dxa"/>
+                            </w:tcPr>
+                            <w:p>
+                              <w:pPr>
+                                <w:pStyle w:val="BodyText"/>
+                                <w:ind w:firstLine="0pt"/>
+                                <w:rPr>
+                                  <w:sz w:val="16"/>
+                                  <w:szCs w:val="16"/>
+                                  <w:lang w:eastAsia="zh-CN"/>
+                                </w:rPr>
+                              </w:pPr>
+                              <w:r>
+                                <w:rPr>
+                                  <w:sz w:val="16"/>
+                                  <w:szCs w:val="16"/>
+                                  <w:lang w:eastAsia="zh-CN"/>
+                                </w:rPr>
+                                <w:t>[4]</w:t>
+                              </w:r>
+                            </w:p>
+                          </w:tc>
+                          <w:tc>
+                            <w:tcPr>
+                              <w:tcW w:w="227.15pt" w:type="dxa"/>
+                            </w:tcPr>
+                            <w:p>
+                              <w:pPr>
+                                <w:pStyle w:val="BodyText"/>
+                                <w:ind w:firstLine="0pt"/>
+                                <w:rPr>
+                                  <w:sz w:val="16"/>
+                                  <w:szCs w:val="16"/>
+                                </w:rPr>
+                              </w:pPr>
+                              <w:r>
+                                <w:rPr>
+                                  <w:color w:val="000000"/>
+                                  <w:sz w:val="16"/>
+                                  <w:szCs w:val="16"/>
+                                </w:rPr>
+                                <w:t>Strong chat abilities with domain knowledge.</w:t>
+                              </w:r>
+                            </w:p>
+                          </w:tc>
+                          <w:tc>
+                            <w:tcPr>
+                              <w:tcW w:w="212.60pt" w:type="dxa"/>
+                            </w:tcPr>
+                            <w:p>
+                              <w:pPr>
+                                <w:pStyle w:val="BodyText"/>
+                                <w:ind w:firstLine="0pt"/>
+                                <w:rPr>
+                                  <w:sz w:val="16"/>
+                                  <w:szCs w:val="16"/>
+                                </w:rPr>
+                              </w:pPr>
+                              <w:r>
+                                <w:rPr>
+                                  <w:color w:val="000000"/>
+                                  <w:sz w:val="16"/>
+                                  <w:szCs w:val="16"/>
+                                </w:rPr>
+                                <w:t>Hallucinations exist; weak in-depth reasoning ability.</w:t>
+                              </w:r>
+                            </w:p>
+                          </w:tc>
+                        </w:tr>
+                        <w:tr>
+                          <w:trPr>
+                            <w:jc w:val="center"/>
+                          </w:trPr>
+                          <w:tc>
+                            <w:tcPr>
+                              <w:tcW w:w="41.95pt" w:type="dxa"/>
+                            </w:tcPr>
+                            <w:p>
+                              <w:pPr>
+                                <w:pStyle w:val="BodyText"/>
+                                <w:ind w:firstLine="0pt"/>
+                                <w:rPr>
+                                  <w:sz w:val="16"/>
+                                  <w:szCs w:val="16"/>
+                                  <w:lang w:eastAsia="zh-CN"/>
+                                </w:rPr>
+                              </w:pPr>
+                              <w:r>
+                                <w:rPr>
+                                  <w:sz w:val="16"/>
+                                  <w:szCs w:val="16"/>
+                                  <w:lang w:eastAsia="zh-CN"/>
+                                </w:rPr>
+                                <w:t>[5]</w:t>
+                              </w:r>
+                            </w:p>
+                          </w:tc>
+                          <w:tc>
+                            <w:tcPr>
+                              <w:tcW w:w="227.15pt" w:type="dxa"/>
+                            </w:tcPr>
+                            <w:p>
+                              <w:pPr>
+                                <w:pStyle w:val="BodyText"/>
+                                <w:ind w:firstLine="0pt"/>
+                                <w:rPr>
+                                  <w:sz w:val="16"/>
+                                  <w:szCs w:val="16"/>
+                                </w:rPr>
+                              </w:pPr>
+                              <w:r>
+                                <w:rPr>
+                                  <w:color w:val="000000"/>
+                                  <w:sz w:val="16"/>
+                                  <w:szCs w:val="16"/>
+                                </w:rPr>
+                                <w:t>The incorporated vision-guided cross-attention module ensures alignments between image regions and question words. The late fusion makes sure each modality can be modeled with best techniques.</w:t>
+                              </w:r>
+                            </w:p>
+                          </w:tc>
+                          <w:tc>
+                            <w:tcPr>
+                              <w:tcW w:w="212.60pt" w:type="dxa"/>
+                            </w:tcPr>
+                            <w:p>
+                              <w:pPr>
+                                <w:pStyle w:val="BodyText"/>
+                                <w:ind w:firstLine="0pt"/>
+                                <w:rPr>
+                                  <w:sz w:val="16"/>
+                                  <w:szCs w:val="16"/>
+                                </w:rPr>
+                              </w:pPr>
+                              <w:r>
+                                <w:rPr>
+                                  <w:color w:val="000000"/>
+                                  <w:sz w:val="16"/>
+                                  <w:szCs w:val="16"/>
+                                </w:rPr>
+                                <w:t>The cross-entropy loss function is not superior.</w:t>
+                              </w:r>
+                            </w:p>
+                          </w:tc>
+                        </w:tr>
+                        <w:tr>
+                          <w:trPr>
+                            <w:jc w:val="center"/>
+                          </w:trPr>
+                          <w:tc>
+                            <w:tcPr>
+                              <w:tcW w:w="41.95pt" w:type="dxa"/>
+                            </w:tcPr>
+                            <w:p>
+                              <w:pPr>
+                                <w:pStyle w:val="BodyText"/>
+                                <w:ind w:firstLine="0pt"/>
+                                <w:rPr>
+                                  <w:sz w:val="16"/>
+                                  <w:szCs w:val="16"/>
+                                  <w:lang w:eastAsia="zh-CN"/>
+                                </w:rPr>
+                              </w:pPr>
+                              <w:r>
+                                <w:rPr>
+                                  <w:sz w:val="16"/>
+                                  <w:szCs w:val="16"/>
+                                  <w:lang w:eastAsia="zh-CN"/>
+                                </w:rPr>
+                                <w:t>[6]</w:t>
+                              </w:r>
+                            </w:p>
+                          </w:tc>
+                          <w:tc>
+                            <w:tcPr>
+                              <w:tcW w:w="227.15pt" w:type="dxa"/>
+                            </w:tcPr>
+                            <w:p>
+                              <w:pPr>
+                                <w:pStyle w:val="BodyText"/>
+                                <w:ind w:firstLine="0pt"/>
+                                <w:rPr>
+                                  <w:sz w:val="16"/>
+                                  <w:szCs w:val="16"/>
+                                </w:rPr>
+                              </w:pPr>
+                              <w:r>
+                                <w:rPr>
+                                  <w:color w:val="000000"/>
+                                  <w:sz w:val="16"/>
+                                  <w:szCs w:val="16"/>
+                                </w:rPr>
+                                <w:t>Adversarial masking improves the performance, interpretability, and strong few-shot adaptation performance of the heart failure diagnosis task.</w:t>
+                              </w:r>
+                            </w:p>
+                          </w:tc>
+                          <w:tc>
+                            <w:tcPr>
+                              <w:tcW w:w="212.60pt" w:type="dxa"/>
+                            </w:tcPr>
+                            <w:p>
+                              <w:pPr>
+                                <w:pStyle w:val="BodyText"/>
+                                <w:ind w:firstLine="0pt"/>
+                                <w:rPr>
+                                  <w:sz w:val="16"/>
+                                  <w:szCs w:val="16"/>
+                                </w:rPr>
+                              </w:pPr>
+                              <w:r>
+                                <w:rPr>
+                                  <w:color w:val="000000"/>
+                                  <w:sz w:val="16"/>
+                                  <w:szCs w:val="16"/>
+                                </w:rPr>
+                                <w:t>Demand high-quality data for the contrastive alignment and masking, some medical domain may lack of such data.</w:t>
+                              </w:r>
+                            </w:p>
+                          </w:tc>
+                        </w:tr>
+                        <w:tr>
+                          <w:trPr>
+                            <w:jc w:val="center"/>
+                          </w:trPr>
+                          <w:tc>
+                            <w:tcPr>
+                              <w:tcW w:w="41.95pt" w:type="dxa"/>
+                            </w:tcPr>
+                            <w:p>
+                              <w:pPr>
+                                <w:pStyle w:val="BodyText"/>
+                                <w:ind w:firstLine="0pt"/>
+                                <w:rPr>
+                                  <w:sz w:val="16"/>
+                                  <w:szCs w:val="16"/>
+                                  <w:lang w:eastAsia="zh-CN"/>
+                                </w:rPr>
+                              </w:pPr>
+                              <w:r>
+                                <w:rPr>
+                                  <w:sz w:val="16"/>
+                                  <w:szCs w:val="16"/>
+                                  <w:lang w:eastAsia="zh-CN"/>
+                                </w:rPr>
+                                <w:t>[7]</w:t>
+                              </w:r>
+                            </w:p>
+                          </w:tc>
+                          <w:tc>
+                            <w:tcPr>
+                              <w:tcW w:w="227.15pt" w:type="dxa"/>
+                            </w:tcPr>
+                            <w:p>
+                              <w:pPr>
+                                <w:pStyle w:val="BodyText"/>
+                                <w:ind w:firstLine="0pt"/>
+                                <w:rPr>
+                                  <w:sz w:val="16"/>
+                                  <w:szCs w:val="16"/>
+                                </w:rPr>
+                              </w:pPr>
+                              <w:r>
+                                <w:rPr>
+                                  <w:color w:val="000000"/>
+                                  <w:sz w:val="16"/>
+                                  <w:szCs w:val="16"/>
+                                </w:rPr>
+                                <w:t xml:space="preserve">Multi-scale fusion helps to learn the local details and global semantic information of the image. </w:t>
+                              </w:r>
+                            </w:p>
+                          </w:tc>
+                          <w:tc>
+                            <w:tcPr>
+                              <w:tcW w:w="212.60pt" w:type="dxa"/>
+                            </w:tcPr>
+                            <w:p>
+                              <w:pPr>
+                                <w:pStyle w:val="BodyText"/>
+                                <w:ind w:firstLine="0pt"/>
+                                <w:rPr>
+                                  <w:sz w:val="16"/>
+                                  <w:szCs w:val="16"/>
+                                </w:rPr>
+                              </w:pPr>
+                              <w:r>
+                                <w:rPr>
+                                  <w:color w:val="000000"/>
+                                  <w:sz w:val="16"/>
+                                  <w:szCs w:val="16"/>
+                                </w:rPr>
+                                <w:t>Multi-scale fusion tends to increase computation and memory complexity.</w:t>
+                              </w:r>
+                            </w:p>
+                          </w:tc>
+                        </w:tr>
+                        <w:tr>
+                          <w:trPr>
+                            <w:jc w:val="center"/>
+                          </w:trPr>
+                          <w:tc>
+                            <w:tcPr>
+                              <w:tcW w:w="41.95pt" w:type="dxa"/>
+                            </w:tcPr>
+                            <w:p>
+                              <w:pPr>
+                                <w:pStyle w:val="BodyText"/>
+                                <w:ind w:firstLine="0pt"/>
+                                <w:rPr>
+                                  <w:sz w:val="16"/>
+                                  <w:szCs w:val="16"/>
+                                  <w:lang w:eastAsia="zh-CN"/>
+                                </w:rPr>
+                              </w:pPr>
+                              <w:r>
+                                <w:rPr>
+                                  <w:sz w:val="16"/>
+                                  <w:szCs w:val="16"/>
+                                  <w:lang w:eastAsia="zh-CN"/>
+                                </w:rPr>
+                                <w:t>[8]</w:t>
+                              </w:r>
+                            </w:p>
+                          </w:tc>
+                          <w:tc>
+                            <w:tcPr>
+                              <w:tcW w:w="227.15pt" w:type="dxa"/>
+                            </w:tcPr>
+                            <w:p>
+                              <w:pPr>
+                                <w:pStyle w:val="BodyText"/>
+                                <w:ind w:firstLine="0pt"/>
+                                <w:rPr>
+                                  <w:sz w:val="16"/>
+                                  <w:szCs w:val="16"/>
+                                </w:rPr>
+                              </w:pPr>
+                              <w:r>
+                                <w:rPr>
+                                  <w:color w:val="000000"/>
+                                  <w:sz w:val="16"/>
+                                  <w:szCs w:val="16"/>
+                                </w:rPr>
+                                <w:t>Introduce reasoning ability in MVQA;</w:t>
+                              </w:r>
+                              <w:r>
+                                <w:rPr>
+                                  <w:color w:val="000000"/>
+                                  <w:sz w:val="16"/>
+                                  <w:szCs w:val="16"/>
+                                </w:rPr>
+                                <w:br/>
+                                <w:t>Strong generalizability across variant LLMs and MLLMs.</w:t>
+                              </w:r>
+                            </w:p>
+                          </w:tc>
+                          <w:tc>
+                            <w:tcPr>
+                              <w:tcW w:w="212.60pt" w:type="dxa"/>
+                            </w:tcPr>
+                            <w:p>
+                              <w:pPr>
+                                <w:pStyle w:val="BodyText"/>
+                                <w:ind w:firstLine="0pt"/>
+                                <w:rPr>
+                                  <w:sz w:val="16"/>
+                                  <w:szCs w:val="16"/>
+                                </w:rPr>
+                              </w:pPr>
+                              <w:r>
+                                <w:rPr>
+                                  <w:color w:val="000000"/>
+                                  <w:sz w:val="16"/>
+                                  <w:szCs w:val="16"/>
+                                </w:rPr>
+                                <w:t>Limited question types in the training dataset; The quality of prompts used by LLM impacts the performance.</w:t>
+                              </w:r>
+                            </w:p>
+                          </w:tc>
+                        </w:tr>
+                        <w:tr>
+                          <w:trPr>
+                            <w:jc w:val="center"/>
+                          </w:trPr>
+                          <w:tc>
+                            <w:tcPr>
+                              <w:tcW w:w="41.95pt" w:type="dxa"/>
+                            </w:tcPr>
+                            <w:p>
+                              <w:pPr>
+                                <w:pStyle w:val="BodyText"/>
+                                <w:ind w:firstLine="0pt"/>
+                                <w:rPr>
+                                  <w:sz w:val="16"/>
+                                  <w:szCs w:val="16"/>
+                                  <w:lang w:eastAsia="zh-CN"/>
+                                </w:rPr>
+                              </w:pPr>
+                              <w:r>
+                                <w:rPr>
+                                  <w:sz w:val="16"/>
+                                  <w:szCs w:val="16"/>
+                                  <w:lang w:eastAsia="zh-CN"/>
+                                </w:rPr>
+                                <w:t>[9]</w:t>
+                              </w:r>
+                            </w:p>
+                          </w:tc>
+                          <w:tc>
+                            <w:tcPr>
+                              <w:tcW w:w="227.15pt" w:type="dxa"/>
+                            </w:tcPr>
+                            <w:p>
+                              <w:pPr>
+                                <w:pStyle w:val="BodyText"/>
+                                <w:ind w:firstLine="0pt"/>
+                                <w:rPr>
+                                  <w:sz w:val="16"/>
+                                  <w:szCs w:val="16"/>
+                                </w:rPr>
+                              </w:pPr>
+                              <w:r>
+                                <w:rPr>
+                                  <w:color w:val="000000"/>
+                                  <w:sz w:val="16"/>
+                                  <w:szCs w:val="16"/>
+                                </w:rPr>
+                                <w:t>A flexible architecture. The vision encoder and language model are independent and can be updated separately.</w:t>
+                              </w:r>
+                            </w:p>
+                          </w:tc>
+                          <w:tc>
+                            <w:tcPr>
+                              <w:tcW w:w="212.60pt" w:type="dxa"/>
+                            </w:tcPr>
+                            <w:p>
+                              <w:pPr>
+                                <w:pStyle w:val="BodyText"/>
+                                <w:ind w:firstLine="0pt"/>
+                                <w:rPr>
+                                  <w:sz w:val="16"/>
+                                  <w:szCs w:val="16"/>
+                                </w:rPr>
+                              </w:pPr>
+                              <w:r>
+                                <w:rPr>
+                                  <w:color w:val="000000"/>
+                                  <w:sz w:val="16"/>
+                                  <w:szCs w:val="16"/>
+                                </w:rPr>
+                                <w:t>Rooted in the radiology domain, it is difficult for other medical domains and tasks to adapt</w:t>
+                              </w:r>
+                            </w:p>
+                          </w:tc>
+                        </w:tr>
+                        <w:tr>
+                          <w:trPr>
+                            <w:jc w:val="center"/>
+                          </w:trPr>
+                          <w:tc>
+                            <w:tcPr>
+                              <w:tcW w:w="41.95pt" w:type="dxa"/>
+                            </w:tcPr>
+                            <w:p>
+                              <w:pPr>
+                                <w:pStyle w:val="BodyText"/>
+                                <w:ind w:firstLine="0pt"/>
+                                <w:rPr>
+                                  <w:sz w:val="16"/>
+                                  <w:szCs w:val="16"/>
+                                  <w:lang w:eastAsia="zh-CN"/>
+                                </w:rPr>
+                              </w:pPr>
+                              <w:r>
+                                <w:rPr>
+                                  <w:sz w:val="16"/>
+                                  <w:szCs w:val="16"/>
+                                  <w:lang w:eastAsia="zh-CN"/>
+                                </w:rPr>
+                                <w:t>[10]</w:t>
+                              </w:r>
+                            </w:p>
+                          </w:tc>
+                          <w:tc>
+                            <w:tcPr>
+                              <w:tcW w:w="227.15pt" w:type="dxa"/>
+                            </w:tcPr>
+                            <w:p>
+                              <w:pPr>
+                                <w:pStyle w:val="BodyText"/>
+                                <w:ind w:firstLine="0pt"/>
+                                <w:rPr>
+                                  <w:sz w:val="16"/>
+                                  <w:szCs w:val="16"/>
+                                </w:rPr>
+                              </w:pPr>
+                              <w:r>
+                                <w:rPr>
+                                  <w:color w:val="000000"/>
+                                  <w:sz w:val="16"/>
+                                  <w:szCs w:val="16"/>
+                                </w:rPr>
+                                <w:t xml:space="preserve">Retrieving relevant content helps generate more factual and less hallucinatory answers </w:t>
+                              </w:r>
+                            </w:p>
+                          </w:tc>
+                          <w:tc>
+                            <w:tcPr>
+                              <w:tcW w:w="212.60pt" w:type="dxa"/>
+                            </w:tcPr>
+                            <w:p>
+                              <w:pPr>
+                                <w:pStyle w:val="BodyText"/>
+                                <w:ind w:firstLine="0pt"/>
+                                <w:rPr>
+                                  <w:sz w:val="16"/>
+                                  <w:szCs w:val="16"/>
+                                </w:rPr>
+                              </w:pPr>
+                              <w:r>
+                                <w:rPr>
+                                  <w:color w:val="000000"/>
+                                  <w:sz w:val="16"/>
+                                  <w:szCs w:val="16"/>
+                                </w:rPr>
+                                <w:t>The VQA performance depends on the quality of the generated prompts and the accuracy of the underlying RAG</w:t>
+                              </w:r>
+                            </w:p>
+                          </w:tc>
+                        </w:tr>
+                        <w:tr>
+                          <w:trPr>
+                            <w:jc w:val="center"/>
+                          </w:trPr>
+                          <w:tc>
+                            <w:tcPr>
+                              <w:tcW w:w="41.95pt" w:type="dxa"/>
+                            </w:tcPr>
+                            <w:p>
+                              <w:pPr>
+                                <w:pStyle w:val="BodyText"/>
+                                <w:ind w:firstLine="0pt"/>
+                                <w:rPr>
+                                  <w:sz w:val="16"/>
+                                  <w:szCs w:val="16"/>
+                                </w:rPr>
+                              </w:pPr>
+                              <w:r>
+                                <w:rPr>
+                                  <w:sz w:val="16"/>
+                                  <w:szCs w:val="16"/>
+                                  <w:lang w:eastAsia="zh-CN"/>
+                                </w:rPr>
+                                <w:t>[11]</w:t>
+                              </w:r>
+                            </w:p>
+                          </w:tc>
+                          <w:tc>
+                            <w:tcPr>
+                              <w:tcW w:w="227.15pt" w:type="dxa"/>
+                            </w:tcPr>
+                            <w:p>
+                              <w:pPr>
+                                <w:pStyle w:val="BodyText"/>
+                                <w:ind w:firstLine="0pt"/>
+                                <w:rPr>
+                                  <w:sz w:val="16"/>
+                                  <w:szCs w:val="16"/>
+                                </w:rPr>
+                              </w:pPr>
+                              <w:r>
+                                <w:rPr>
+                                  <w:color w:val="000000"/>
+                                  <w:sz w:val="16"/>
+                                  <w:szCs w:val="16"/>
+                                </w:rPr>
+                                <w:t>The image and text features are optimally aligned through attention operations.</w:t>
+                              </w:r>
+                            </w:p>
+                          </w:tc>
+                          <w:tc>
+                            <w:tcPr>
+                              <w:tcW w:w="212.60pt" w:type="dxa"/>
+                            </w:tcPr>
+                            <w:p>
+                              <w:pPr>
+                                <w:pStyle w:val="BodyText"/>
+                                <w:ind w:firstLine="0pt"/>
+                                <w:rPr>
+                                  <w:sz w:val="16"/>
+                                  <w:szCs w:val="16"/>
+                                </w:rPr>
+                              </w:pPr>
+                              <w:r>
+                                <w:rPr>
+                                  <w:color w:val="000000"/>
+                                  <w:sz w:val="16"/>
+                                  <w:szCs w:val="16"/>
+                                </w:rPr>
+                                <w:t>Increased complexity that introduced by the attention mechanism and the image-question complementary loss. This model is not widely evaluated using datasets other than PathVQA and VQA-RAD, so the generality to unseen medical fields is unknown.</w:t>
+                              </w:r>
+                            </w:p>
+                          </w:tc>
+                        </w:tr>
+                        <w:tr>
+                          <w:trPr>
+                            <w:jc w:val="center"/>
+                          </w:trPr>
+                          <w:tc>
+                            <w:tcPr>
+                              <w:tcW w:w="41.95pt" w:type="dxa"/>
+                            </w:tcPr>
+                            <w:p>
+                              <w:pPr>
+                                <w:pStyle w:val="BodyText"/>
+                                <w:ind w:firstLine="0pt"/>
+                                <w:rPr>
+                                  <w:sz w:val="16"/>
+                                  <w:szCs w:val="16"/>
+                                </w:rPr>
+                              </w:pPr>
+                              <w:r>
+                                <w:rPr>
+                                  <w:sz w:val="16"/>
+                                  <w:szCs w:val="16"/>
+                                  <w:lang w:eastAsia="zh-CN"/>
+                                </w:rPr>
+                                <w:t>[12]</w:t>
+                              </w:r>
+                            </w:p>
+                          </w:tc>
+                          <w:tc>
+                            <w:tcPr>
+                              <w:tcW w:w="227.15pt" w:type="dxa"/>
+                            </w:tcPr>
+                            <w:p>
+                              <w:pPr>
+                                <w:pStyle w:val="BodyText"/>
+                                <w:ind w:firstLine="0pt"/>
+                                <w:rPr>
+                                  <w:sz w:val="16"/>
+                                  <w:szCs w:val="16"/>
+                                </w:rPr>
+                              </w:pPr>
+                              <w:r>
+                                <w:rPr>
+                                  <w:color w:val="000000"/>
+                                  <w:sz w:val="16"/>
+                                  <w:szCs w:val="16"/>
+                                </w:rPr>
+                                <w:t>The auto-generated dataset improved the data efficiency.</w:t>
+                              </w:r>
+                            </w:p>
+                          </w:tc>
+                          <w:tc>
+                            <w:tcPr>
+                              <w:tcW w:w="212.60pt" w:type="dxa"/>
+                            </w:tcPr>
+                            <w:p>
+                              <w:pPr>
+                                <w:pStyle w:val="BodyText"/>
+                                <w:ind w:firstLine="0pt"/>
+                                <w:rPr>
+                                  <w:sz w:val="16"/>
+                                  <w:szCs w:val="16"/>
+                                </w:rPr>
+                              </w:pPr>
+                              <w:r>
+                                <w:rPr>
+                                  <w:color w:val="000000"/>
+                                  <w:sz w:val="16"/>
+                                  <w:szCs w:val="16"/>
+                                </w:rPr>
+                                <w:t>The performance of self-training is highly dependent on the quality of auto-generated medical instructional data;</w:t>
+                              </w:r>
+                              <w:r>
+                                <w:rPr>
+                                  <w:color w:val="000000"/>
+                                  <w:sz w:val="16"/>
+                                  <w:szCs w:val="16"/>
+                                </w:rPr>
+                                <w:br/>
+                                <w:t>The GPT4o used in Stage 2 as a governor model may introduce bias.</w:t>
+                              </w:r>
+                            </w:p>
+                          </w:tc>
+                        </w:tr>
+                        <w:tr>
+                          <w:trPr>
+                            <w:trHeight w:val="399"/>
+                            <w:jc w:val="center"/>
+                          </w:trPr>
+                          <w:tc>
+                            <w:tcPr>
+                              <w:tcW w:w="41.95pt" w:type="dxa"/>
+                            </w:tcPr>
+                            <w:p>
+                              <w:pPr>
+                                <w:pStyle w:val="BodyText"/>
+                                <w:ind w:firstLine="0pt"/>
+                                <w:rPr>
+                                  <w:sz w:val="16"/>
+                                  <w:szCs w:val="16"/>
+                                </w:rPr>
+                              </w:pPr>
+                              <w:r>
+                                <w:rPr>
+                                  <w:sz w:val="16"/>
+                                  <w:szCs w:val="16"/>
+                                  <w:lang w:eastAsia="zh-CN"/>
+                                </w:rPr>
+                                <w:t>[13]</w:t>
+                              </w:r>
+                            </w:p>
+                          </w:tc>
+                          <w:tc>
+                            <w:tcPr>
+                              <w:tcW w:w="227.15pt" w:type="dxa"/>
+                            </w:tcPr>
+                            <w:p>
+                              <w:pPr>
+                                <w:pStyle w:val="BodyText"/>
+                                <w:ind w:firstLine="0pt"/>
+                                <w:rPr>
+                                  <w:sz w:val="16"/>
+                                  <w:szCs w:val="16"/>
+                                </w:rPr>
+                              </w:pPr>
+                              <w:r>
+                                <w:rPr>
+                                  <w:color w:val="000000"/>
+                                  <w:sz w:val="16"/>
+                                  <w:szCs w:val="16"/>
+                                </w:rPr>
+                                <w:t xml:space="preserve">Mamba helps reduce the model parameters. The SS2D module helps extract richer visual features. The SS2D is a proven-import-factor to the model's accuracy. </w:t>
+                              </w:r>
+                            </w:p>
+                          </w:tc>
+                          <w:tc>
+                            <w:tcPr>
+                              <w:tcW w:w="212.60pt" w:type="dxa"/>
+                            </w:tcPr>
+                            <w:p>
+                              <w:pPr>
+                                <w:pStyle w:val="BodyText"/>
+                                <w:ind w:firstLine="0pt"/>
+                                <w:rPr>
+                                  <w:sz w:val="16"/>
+                                  <w:szCs w:val="16"/>
+                                </w:rPr>
+                              </w:pPr>
+                              <w:r>
+                                <w:rPr>
+                                  <w:color w:val="000000"/>
+                                  <w:sz w:val="16"/>
+                                  <w:szCs w:val="16"/>
+                                </w:rPr>
+                                <w:t>The Transformer and Mamba fusion increased the complexity. This hybrid design lacks interpretability.</w:t>
+                              </w:r>
+                            </w:p>
+                          </w:tc>
+                        </w:tr>
+                      </w:tbl>
+                      <w:p/>
+                    </wne:txbxContent>
+                  </wp:txbx>
+                  <wp:bodyPr rot="0" vert="horz" wrap="square" lIns="91440" tIns="45720" rIns="91440" bIns="45720" anchor="t" anchorCtr="0">
+                    <a:noAutofit/>
+                  </wp:bodyPr>
+                </wp:wsp>
+              </a:graphicData>
+            </a:graphic>
+            <wp14:sizeRelH relativeFrom="margin">
+              <wp14:pctWidth>0%</wp14:pctWidth>
+            </wp14:sizeRelH>
+            <wp14:sizeRelV relativeFrom="margin">
+              <wp14:pctHeight>0%</wp14:pctHeight>
+            </wp14:sizeRelV>
+          </wp:anchor>
+        </w:drawing>
+      </w:r>
+    </w:p>
+    <w:p>
+      <w:pPr>
+        <w:pStyle w:val="Heading2"/>
+        <w:tabs>
+          <w:tab w:val="clear" w:pos="18pt"/>
+          <w:tab w:val="num" w:pos="14.40pt"/>
+        </w:tabs>
+      </w:pPr>
+      <w:r>
+        <w:rPr>
+          <w:rFonts w:hint="eastAsia"/>
+          <w:lang w:eastAsia="zh-CN"/>
+        </w:rPr>
+        <w:t>Text-to-Image</w:t>
+      </w:r>
+    </w:p>
+    <w:p>
+      <w:pPr>
+        <w:ind w:start="14.40pt"/>
+        <w:jc w:val="both"/>
+        <w:rPr>
+          <w:rFonts w:hint="eastAsia"/>
+          <w:lang w:eastAsia="zh-CN"/>
+        </w:rPr>
+      </w:pPr>
+      <w:r>
+        <w:rPr>
+          <w:rFonts w:hint="eastAsia"/>
+          <w:lang w:eastAsia="zh-CN"/>
+        </w:rPr>
+        <w:t xml:space="preserve">There </w:t>
+      </w:r>
+      <w:r>
+        <w:rPr>
+          <w:lang w:eastAsia="zh-CN"/>
+        </w:rPr>
+        <w:t>is</w:t>
+      </w:r>
+      <w:r>
+        <w:rPr>
+          <w:rFonts w:hint="eastAsia"/>
+          <w:lang w:eastAsia="zh-CN"/>
+        </w:rPr>
+        <w:t xml:space="preserve"> a lot of </w:t>
+      </w:r>
+      <w:r>
+        <w:rPr>
+          <w:lang w:eastAsia="zh-CN"/>
+        </w:rPr>
+        <w:t>progress</w:t>
+      </w:r>
+      <w:r>
+        <w:rPr>
+          <w:rFonts w:hint="eastAsia"/>
+          <w:lang w:eastAsia="zh-CN"/>
+        </w:rPr>
+        <w:t xml:space="preserve"> in text-to-image tasks.</w:t>
+      </w:r>
+      <w:r>
+        <w:rPr>
+          <w:rFonts w:hint="eastAsia"/>
+          <w:lang w:eastAsia="zh-CN"/>
+        </w:rPr>
+        <w:t xml:space="preserve"> </w:t>
+      </w:r>
+      <w:r>
+        <w:rPr>
+          <w:lang w:eastAsia="zh-CN"/>
+        </w:rPr>
+        <w:t>I</w:t>
+      </w:r>
+      <w:r>
+        <w:rPr>
+          <w:rFonts w:hint="eastAsia"/>
+          <w:lang w:eastAsia="zh-CN"/>
+        </w:rPr>
+        <w:t xml:space="preserve">mage synthesis plays a great role in </w:t>
+      </w:r>
+      <w:r>
+        <w:rPr>
+          <w:lang w:eastAsia="zh-CN"/>
+        </w:rPr>
+        <w:t>addressing</w:t>
+      </w:r>
+      <w:r>
+        <w:rPr>
+          <w:rFonts w:hint="eastAsia"/>
+          <w:lang w:eastAsia="zh-CN"/>
+        </w:rPr>
+        <w:t xml:space="preserve"> the data scarcity in </w:t>
+      </w:r>
+      <w:r>
+        <w:rPr>
+          <w:lang w:eastAsia="zh-CN"/>
+        </w:rPr>
+        <w:t xml:space="preserve">the </w:t>
+      </w:r>
+      <w:r>
+        <w:rPr>
+          <w:rFonts w:hint="eastAsia"/>
+          <w:lang w:eastAsia="zh-CN"/>
+        </w:rPr>
+        <w:t>medical domain.</w:t>
+      </w:r>
+      <w:r>
+        <w:rPr>
+          <w:rFonts w:hint="eastAsia"/>
+          <w:lang w:eastAsia="zh-CN"/>
+        </w:rPr>
+        <w:t xml:space="preserve"> </w:t>
+      </w:r>
+      <w:r>
+        <w:rPr>
+          <w:rFonts w:hint="eastAsia"/>
+          <w:lang w:eastAsia="zh-CN"/>
+        </w:rPr>
+        <w:t xml:space="preserve">Researchers have been making progress in this field. </w:t>
+      </w:r>
+      <w:r>
+        <w:rPr>
+          <w:rFonts w:hint="eastAsia"/>
+          <w:lang w:eastAsia="zh-CN"/>
+        </w:rPr>
+        <w:t xml:space="preserve">The Contrastive Language-Image Pretraining(CLIP) was first introduced by </w:t>
+      </w:r>
+      <w:r>
+        <w:rPr>
+          <w:rFonts w:hint="eastAsia"/>
+          <w:lang w:eastAsia="zh-CN"/>
+        </w:rPr>
+        <w:t>[34]</w:t>
+      </w:r>
+      <w:r>
+        <w:rPr>
+          <w:lang w:eastAsia="zh-CN"/>
+        </w:rPr>
+        <w:t>. After</w:t>
+      </w:r>
+      <w:r>
+        <w:rPr>
+          <w:rFonts w:hint="eastAsia"/>
+          <w:lang w:eastAsia="zh-CN"/>
+        </w:rPr>
+        <w:t xml:space="preserve"> that</w:t>
+      </w:r>
+      <w:r>
+        <w:rPr>
+          <w:lang w:eastAsia="zh-CN"/>
+        </w:rPr>
+        <w:t>,</w:t>
+      </w:r>
+      <w:r>
+        <w:rPr>
+          <w:rFonts w:hint="eastAsia"/>
+          <w:lang w:eastAsia="zh-CN"/>
+        </w:rPr>
+        <w:t xml:space="preserve"> it has </w:t>
+      </w:r>
+      <w:r>
+        <w:rPr>
+          <w:lang w:eastAsia="zh-CN"/>
+        </w:rPr>
+        <w:t>become</w:t>
+      </w:r>
+      <w:r>
+        <w:rPr>
+          <w:rFonts w:hint="eastAsia"/>
+          <w:lang w:eastAsia="zh-CN"/>
+        </w:rPr>
+        <w:t xml:space="preserve"> a trend to integrate CLIP in such tasks.</w:t>
+      </w:r>
+      <w:r>
+        <w:rPr>
+          <w:rFonts w:hint="eastAsia"/>
+          <w:lang w:eastAsia="zh-CN"/>
+        </w:rPr>
+        <w:t xml:space="preserve"> [31]</w:t>
+      </w:r>
+      <w:r>
+        <w:rPr>
+          <w:rFonts w:hint="eastAsia"/>
+          <w:lang w:eastAsia="zh-CN"/>
+        </w:rPr>
+        <w:t xml:space="preserve"> proposed MedCLIP, a CLIP-style approach in</w:t>
+      </w:r>
+      <w:r>
+        <w:rPr>
+          <w:rFonts w:hint="eastAsia"/>
+          <w:lang w:eastAsia="zh-CN"/>
+        </w:rPr>
+        <w:t xml:space="preserve"> </w:t>
+      </w:r>
+      <w:r>
+        <w:rPr>
+          <w:lang w:eastAsia="zh-CN"/>
+        </w:rPr>
+        <w:t xml:space="preserve">the </w:t>
+      </w:r>
+      <w:r>
+        <w:rPr>
+          <w:rFonts w:hint="eastAsia"/>
+          <w:lang w:eastAsia="zh-CN"/>
+        </w:rPr>
+        <w:t>medical domain.</w:t>
+      </w:r>
+      <w:r>
+        <w:rPr>
+          <w:rFonts w:hint="eastAsia"/>
+          <w:lang w:eastAsia="zh-CN"/>
+        </w:rPr>
+        <w:t xml:space="preserve"> </w:t>
+      </w:r>
+      <w:r>
+        <w:rPr>
+          <w:rFonts w:hint="eastAsia"/>
+          <w:lang w:eastAsia="zh-CN"/>
+        </w:rPr>
+        <w:t xml:space="preserve">Diffusion method is becoming </w:t>
+      </w:r>
+      <w:r>
+        <w:rPr>
+          <w:lang w:eastAsia="zh-CN"/>
+        </w:rPr>
+        <w:t>a</w:t>
+      </w:r>
+      <w:r>
+        <w:rPr>
+          <w:rFonts w:hint="eastAsia"/>
+          <w:lang w:eastAsia="zh-CN"/>
+        </w:rPr>
+        <w:t xml:space="preserve"> popular approach for image generation, and Stable Diffusion</w:t>
+      </w:r>
+      <w:r>
+        <w:rPr>
+          <w:rFonts w:hint="eastAsia"/>
+          <w:lang w:eastAsia="zh-CN"/>
+        </w:rPr>
+        <w:t xml:space="preserve"> (SD)</w:t>
+      </w:r>
+      <w:r>
+        <w:rPr>
+          <w:rFonts w:hint="eastAsia"/>
+          <w:lang w:eastAsia="zh-CN"/>
+        </w:rPr>
+        <w:t xml:space="preserve"> </w:t>
+      </w:r>
+      <w:r>
+        <w:rPr>
+          <w:rFonts w:hint="eastAsia"/>
+          <w:lang w:eastAsia="zh-CN"/>
+        </w:rPr>
+        <w:t>is one success</w:t>
+      </w:r>
+      <w:r>
+        <w:rPr>
+          <w:lang w:eastAsia="zh-CN"/>
+        </w:rPr>
+        <w:t>ful</w:t>
+      </w:r>
+      <w:r>
+        <w:rPr>
+          <w:rFonts w:hint="eastAsia"/>
+          <w:lang w:eastAsia="zh-CN"/>
+        </w:rPr>
+        <w:t xml:space="preserve"> example. </w:t>
+      </w:r>
+      <w:r>
+        <w:rPr>
+          <w:rFonts w:hint="eastAsia"/>
+          <w:lang w:eastAsia="zh-CN"/>
+        </w:rPr>
+        <w:t>[32]</w:t>
+      </w:r>
+      <w:r>
+        <w:rPr>
+          <w:rFonts w:hint="eastAsia"/>
+          <w:lang w:eastAsia="zh-CN"/>
+        </w:rPr>
+        <w:t xml:space="preserve"> studied the effectiveness of adapting SD to </w:t>
+      </w:r>
+      <w:r>
+        <w:rPr>
+          <w:lang w:eastAsia="zh-CN"/>
+        </w:rPr>
+        <w:t xml:space="preserve">the </w:t>
+      </w:r>
+      <w:r>
+        <w:rPr>
+          <w:rFonts w:hint="eastAsia"/>
+          <w:lang w:eastAsia="zh-CN"/>
+        </w:rPr>
+        <w:t>medical domain.</w:t>
+      </w:r>
+      <w:r>
+        <w:rPr>
+          <w:rFonts w:hint="eastAsia"/>
+          <w:lang w:eastAsia="zh-CN"/>
+        </w:rPr>
+        <w:t xml:space="preserve"> </w:t>
+      </w:r>
+      <w:r>
+        <w:rPr>
+          <w:rFonts w:hint="eastAsia"/>
+          <w:lang w:eastAsia="zh-CN"/>
+        </w:rPr>
+        <w:t>Imagen</w:t>
+      </w:r>
+      <w:r>
+        <w:rPr>
+          <w:rFonts w:hint="eastAsia"/>
+          <w:lang w:eastAsia="zh-CN"/>
+        </w:rPr>
+        <w:t>[35]</w:t>
+      </w:r>
+      <w:r>
+        <w:rPr>
+          <w:rFonts w:hint="eastAsia"/>
+          <w:lang w:eastAsia="zh-CN"/>
+        </w:rPr>
+        <w:t xml:space="preserve"> is another generative diffusion model which integrate</w:t>
+      </w:r>
+      <w:r>
+        <w:rPr>
+          <w:lang w:eastAsia="zh-CN"/>
+        </w:rPr>
+        <w:t>s the</w:t>
+      </w:r>
+      <w:r>
+        <w:rPr>
+          <w:rFonts w:hint="eastAsia"/>
+          <w:lang w:eastAsia="zh-CN"/>
+        </w:rPr>
+        <w:t xml:space="preserve"> language model with high-fidelity diffusion models.</w:t>
+      </w:r>
+      <w:r>
+        <w:rPr>
+          <w:rFonts w:hint="eastAsia"/>
+          <w:lang w:eastAsia="zh-CN"/>
+        </w:rPr>
+        <w:t xml:space="preserve"> [30]</w:t>
+      </w:r>
+      <w:r>
+        <w:rPr>
+          <w:rFonts w:hint="eastAsia"/>
+          <w:lang w:eastAsia="zh-CN"/>
+        </w:rPr>
+        <w:t xml:space="preserve"> proposed the text-to-image model Muse</w:t>
+      </w:r>
+      <w:r>
+        <w:rPr>
+          <w:lang w:eastAsia="zh-CN"/>
+        </w:rPr>
+        <w:t xml:space="preserve">, </w:t>
+      </w:r>
+      <w:r>
+        <w:rPr>
+          <w:rFonts w:hint="eastAsia"/>
+          <w:lang w:eastAsia="zh-CN"/>
+        </w:rPr>
+        <w:t xml:space="preserve">leveraging masked generative Transformers. </w:t>
+      </w:r>
+      <w:r>
+        <w:rPr>
+          <w:rFonts w:hint="eastAsia"/>
+          <w:lang w:eastAsia="zh-CN"/>
+        </w:rPr>
+        <w:t xml:space="preserve"> </w:t>
+      </w:r>
+      <w:r>
+        <w:rPr>
+          <w:rFonts w:hint="eastAsia"/>
+          <w:lang w:eastAsia="zh-CN"/>
+        </w:rPr>
+        <w:t xml:space="preserve">Conventional generative image models are complex and consume </w:t>
+      </w:r>
+      <w:r>
+        <w:rPr>
+          <w:lang w:eastAsia="zh-CN"/>
+        </w:rPr>
+        <w:t xml:space="preserve">a </w:t>
+      </w:r>
+      <w:r>
+        <w:rPr>
+          <w:rFonts w:hint="eastAsia"/>
+          <w:lang w:eastAsia="zh-CN"/>
+        </w:rPr>
+        <w:t xml:space="preserve">huge </w:t>
+      </w:r>
+      <w:r>
+        <w:rPr>
+          <w:lang w:eastAsia="zh-CN"/>
+        </w:rPr>
+        <w:t>amount</w:t>
+      </w:r>
+      <w:r>
+        <w:rPr>
+          <w:rFonts w:hint="eastAsia"/>
+          <w:lang w:eastAsia="zh-CN"/>
+        </w:rPr>
+        <w:t xml:space="preserve"> of data</w:t>
+      </w:r>
+      <w:r>
+        <w:rPr>
+          <w:lang w:eastAsia="zh-CN"/>
+        </w:rPr>
+        <w:t>,</w:t>
+      </w:r>
+      <w:r>
+        <w:rPr>
+          <w:lang w:eastAsia="zh-CN"/>
+        </w:rPr>
+        <w:t xml:space="preserve"> and </w:t>
+      </w:r>
+      <w:r>
+        <w:rPr>
+          <w:rFonts w:hint="eastAsia"/>
+          <w:lang w:eastAsia="zh-CN"/>
+        </w:rPr>
+        <w:t xml:space="preserve">the training efficiency is a big concern. </w:t>
+      </w:r>
+      <w:r>
+        <w:rPr>
+          <w:rFonts w:hint="eastAsia"/>
+          <w:lang w:eastAsia="zh-CN"/>
+        </w:rPr>
+        <w:t>[33]</w:t>
+      </w:r>
+      <w:r>
+        <w:rPr>
+          <w:rFonts w:hint="eastAsia"/>
+          <w:lang w:eastAsia="zh-CN"/>
+        </w:rPr>
+        <w:t xml:space="preserve"> designed a methodology to improve the </w:t>
+      </w:r>
+      <w:r>
+        <w:rPr>
+          <w:rFonts w:hint="eastAsia"/>
+          <w:lang w:eastAsia="zh-CN"/>
+        </w:rPr>
+        <w:t xml:space="preserve">training efficiency while producing </w:t>
+      </w:r>
+      <w:r>
+        <w:rPr>
+          <w:lang w:eastAsia="zh-CN"/>
+        </w:rPr>
+        <w:t>remarkably</w:t>
+      </w:r>
+      <w:r>
+        <w:rPr>
+          <w:rFonts w:hint="eastAsia"/>
+          <w:lang w:eastAsia="zh-CN"/>
+        </w:rPr>
+        <w:t xml:space="preserve"> </w:t>
+      </w:r>
+      <w:r>
+        <w:rPr>
+          <w:rFonts w:hint="eastAsia"/>
+          <w:lang w:eastAsia="zh-CN"/>
+        </w:rPr>
+        <w:t xml:space="preserve">high-quality images. In medical fields, </w:t>
+      </w:r>
+      <w:r>
+        <w:rPr>
+          <w:rFonts w:hint="eastAsia"/>
+          <w:lang w:eastAsia="zh-CN"/>
+        </w:rPr>
+        <w:t xml:space="preserve">diffusion models are widely used for synthesis. </w:t>
+      </w:r>
+      <w:r>
+        <w:rPr>
+          <w:rFonts w:hint="eastAsia"/>
+          <w:lang w:eastAsia="zh-CN"/>
+        </w:rPr>
+        <w:t>[27]</w:t>
+      </w:r>
+      <w:r>
+        <w:rPr>
+          <w:rFonts w:hint="eastAsia"/>
+          <w:lang w:eastAsia="zh-CN"/>
+        </w:rPr>
+        <w:t xml:space="preserve"> proposed MediSyn, a text-guided LDM-based image synthesizing model for multiple medical fields.</w:t>
+      </w:r>
+      <w:r>
+        <w:rPr>
+          <w:rFonts w:hint="eastAsia"/>
+          <w:lang w:eastAsia="zh-CN"/>
+        </w:rPr>
+        <w:t xml:space="preserve"> [25</w:t>
+      </w:r>
+      <w:r>
+        <w:rPr>
+          <w:rFonts w:hint="eastAsia"/>
+          <w:lang w:eastAsia="zh-CN"/>
+        </w:rPr>
+        <w:t>,26,28</w:t>
+      </w:r>
+      <w:r>
+        <w:rPr>
+          <w:rFonts w:hint="eastAsia"/>
+          <w:lang w:eastAsia="zh-CN"/>
+        </w:rPr>
+        <w:t>]</w:t>
+      </w:r>
+      <w:r>
+        <w:rPr>
+          <w:rFonts w:hint="eastAsia"/>
+          <w:lang w:eastAsia="zh-CN"/>
+        </w:rPr>
+        <w:t xml:space="preserve"> are other diffusion-based model</w:t>
+      </w:r>
+      <w:r>
+        <w:rPr>
+          <w:lang w:eastAsia="zh-CN"/>
+        </w:rPr>
+        <w:t>s</w:t>
+      </w:r>
+      <w:r>
+        <w:rPr>
+          <w:rFonts w:hint="eastAsia"/>
+          <w:lang w:eastAsia="zh-CN"/>
+        </w:rPr>
+        <w:t xml:space="preserve"> in various medical fields. </w:t>
+      </w:r>
+      <w:r>
+        <w:rPr>
+          <w:rFonts w:hint="eastAsia"/>
+          <w:lang w:eastAsia="zh-CN"/>
+        </w:rPr>
+        <w:t xml:space="preserve">The alignment of text and vision input is vital for </w:t>
+      </w:r>
+      <w:r>
+        <w:rPr>
+          <w:lang w:eastAsia="zh-CN"/>
+        </w:rPr>
+        <w:t xml:space="preserve">the </w:t>
+      </w:r>
+      <w:r>
+        <w:rPr>
+          <w:rFonts w:hint="eastAsia"/>
+          <w:lang w:eastAsia="zh-CN"/>
+        </w:rPr>
+        <w:t xml:space="preserve">fidelity of generated images. </w:t>
+      </w:r>
+      <w:r>
+        <w:rPr>
+          <w:rFonts w:hint="eastAsia"/>
+          <w:lang w:eastAsia="zh-CN"/>
+        </w:rPr>
+        <w:t>[29]</w:t>
+      </w:r>
+      <w:r>
+        <w:rPr>
+          <w:rFonts w:hint="eastAsia"/>
+          <w:lang w:eastAsia="zh-CN"/>
+        </w:rPr>
+        <w:t xml:space="preserve"> proposed a vision-language pretraining framework for multimodal alignment in </w:t>
+      </w:r>
+      <w:r>
+        <w:rPr>
+          <w:lang w:eastAsia="zh-CN"/>
+        </w:rPr>
+        <w:t xml:space="preserve">the </w:t>
+      </w:r>
+      <w:r>
+        <w:rPr>
+          <w:rFonts w:hint="eastAsia"/>
+          <w:lang w:eastAsia="zh-CN"/>
+        </w:rPr>
+        <w:t>medical field.</w:t>
+      </w:r>
+      <w:r>
+        <w:rPr>
+          <w:rFonts w:hint="eastAsia"/>
+          <w:lang w:eastAsia="zh-CN"/>
+        </w:rPr>
+        <w:t xml:space="preserve"> Table 3 shows the comparison among tho</w:t>
+      </w:r>
+      <w:r>
+        <w:rPr>
+          <w:rFonts w:hint="eastAsia"/>
+          <w:lang w:eastAsia="zh-CN"/>
+        </w:rPr>
+        <w:t xml:space="preserve">se </w:t>
+      </w:r>
+      <w:r>
+        <w:rPr>
+          <w:lang w:eastAsia="zh-CN"/>
+        </w:rPr>
+        <w:t>studies</w:t>
+      </w:r>
+      <w:r>
+        <w:rPr>
+          <w:rFonts w:hint="eastAsia"/>
+          <w:lang w:eastAsia="zh-CN"/>
+        </w:rPr>
+        <w:t>.</w:t>
+      </w:r>
+    </w:p>
+    <w:p>
+      <w:pPr>
+        <w:pStyle w:val="Heading2"/>
+        <w:tabs>
+          <w:tab w:val="clear" w:pos="18pt"/>
+          <w:tab w:val="num" w:pos="14.40pt"/>
+        </w:tabs>
+      </w:pPr>
+      <w:r>
+        <w:t>Dataset and Evaluation</w:t>
+      </w:r>
+    </w:p>
+    <w:p>
+      <w:pPr>
+        <w:pStyle w:val="BodyText"/>
+        <w:rPr>
+          <w:lang w:val="en-CA" w:eastAsia="zh-CN"/>
+        </w:rPr>
+      </w:pPr>
+      <w:r>
+        <w:rPr>
+          <w:lang w:val="en-CA" w:eastAsia="zh-CN"/>
+        </w:rPr>
+        <w:t xml:space="preserve">There are a few datasets frequently used. </w:t>
+      </w:r>
+      <w:r>
+        <w:rPr>
+          <w:lang w:val="en-CA" w:eastAsia="zh-CN"/>
+        </w:rPr>
+        <w:t>PMC-OA[45] is a dataset with 1.6M image-caption pairs.</w:t>
+      </w:r>
+      <w:r>
+        <w:rPr>
+          <w:lang w:val="en-CA" w:eastAsia="zh-CN"/>
+        </w:rPr>
+        <w:t xml:space="preserve"> </w:t>
+      </w:r>
+      <w:r>
+        <w:rPr>
+          <w:lang w:val="en-CA" w:eastAsia="zh-CN"/>
+        </w:rPr>
+        <w:t>VQA-RAD[46] and PathVQA[37] are two datasets for visual question answering. SLAKE[41] is another visual QA dataset in multiple medical fields. USMLE[50]</w:t>
+      </w:r>
+      <w:r>
+        <w:rPr>
+          <w:lang w:val="en-CA" w:eastAsia="zh-CN"/>
+        </w:rPr>
+        <w:t xml:space="preserve"> contains 11K MCQ question-answer pairs collected from the United States Medical License Exams. MIMIC-CXR and CheXpert[59] are two datasets with chest radiograph images.</w:t>
+      </w:r>
+    </w:p>
+    <w:p>
+      <w:pPr>
+        <w:pStyle w:val="BodyText"/>
+        <w:rPr>
+          <w:lang w:eastAsia="zh-CN"/>
+        </w:rPr>
+      </w:pPr>
+    </w:p>
+    <w:p>
+      <w:pPr>
+        <w:pStyle w:val="BodyText"/>
+        <w:rPr>
+          <w:rFonts w:hint="eastAsia"/>
+          <w:lang w:eastAsia="zh-CN"/>
+        </w:rPr>
+      </w:pPr>
+    </w:p>
+    <w:p>
+      <w:pPr>
+        <w:pStyle w:val="Heading1"/>
+      </w:pPr>
+      <w:r>
+        <w:t xml:space="preserve">Prepare Your Paper </w:t>
+      </w:r>
+      <w:r>
+        <w:t>Before</w:t>
+      </w:r>
+      <w:r>
+        <w:t xml:space="preserve"> Styling</w:t>
+      </w:r>
+    </w:p>
+    <w:p>
+      <w:pPr>
+        <w:rPr>
+          <w:rFonts w:hint="eastAsia"/>
+          <w:lang w:eastAsia="zh-CN"/>
+        </w:rPr>
+      </w:pPr>
+    </w:p>
+    <w:p>
+      <w:pPr>
+        <w:pStyle w:val="Heading2"/>
         <w:numPr>
           <w:ilvl w:val="0"/>
           <w:numId w:val="0"/>
         </w:numPr>
-        <w:ind w:start="28.80pt"/>
-      </w:pPr>
-      <w:r>
-        <w:t>state the units for each quantity that you use in an equation.</w:t>
-      </w:r>
-    </w:p>
-    <w:p>
-      <w:pPr>
-        <w:pStyle w:val="bulletlist"/>
-      </w:pPr>
-      <w:r>
-        <w:t>Do not mix complete spellings and abbreviations of units: “Wb/m2” or “webers per square meter”, not “webers/m2”.  Spell out units when they appear in text: “. . . a few henries”, not “. . . a few H”.</w:t>
-      </w:r>
-    </w:p>
-    <w:p>
-      <w:pPr>
-        <w:pStyle w:val="sponsors"/>
-        <w:framePr w:wrap="auto" w:vAnchor="page" w:hAnchor="page" w:x="45.90pt" w:y="756.05pt"/>
-        <w:ind w:firstLine="14.45pt"/>
-      </w:pPr>
-      <w:r>
-        <w:t>Identif</w:t>
-      </w:r>
-      <w:r>
-        <w:t xml:space="preserve">y applicable </w:t>
-      </w:r>
-      <w:r>
-        <w:t>funding agency</w:t>
-      </w:r>
-      <w:r>
-        <w:t xml:space="preserve"> here. </w:t>
-      </w:r>
-      <w:r>
-        <w:rPr>
-          <w:iCs/>
-        </w:rPr>
-        <w:t>If none, delete this text box</w:t>
-      </w:r>
-      <w:r>
-        <w:rPr>
-          <w:iCs/>
-        </w:rPr>
-        <w:t>.</w:t>
-      </w:r>
-    </w:p>
-    <w:p>
-      <w:pPr>
-        <w:pStyle w:val="bulletlist"/>
-      </w:pPr>
-      <w:r>
-        <w:t xml:space="preserve">Use a zero before decimal points: “0.25”, not “.25”. Use “cm3”, not “cc”. </w:t>
-      </w:r>
-      <w:r>
-        <w:t>(</w:t>
-      </w:r>
-      <w:r>
-        <w:rPr>
-          <w:i/>
-          <w:iCs/>
-        </w:rPr>
-        <w:t>bullet list</w:t>
-      </w:r>
-      <w:r>
-        <w:t>)</w:t>
-      </w:r>
-    </w:p>
-    <w:p>
-      <w:pPr>
-        <w:pStyle w:val="Heading2"/>
-      </w:pPr>
-      <w:r>
-        <w:t>Equations</w:t>
-      </w:r>
-    </w:p>
-    <w:p>
-      <w:pPr>
-        <w:pStyle w:val="BodyText"/>
-      </w:pPr>
-      <w:r>
-        <w:t>The equations are an exception to the prescribed specifications of this template. You will need to determine whether or not your equation should be typed using either the Times New Roman or the Symbol font (please no other font). To create multileveled equations, it may be necessary to treat the equation as a graphic and insert it into the text after your paper is styled.</w:t>
-      </w:r>
-    </w:p>
-    <w:p>
-      <w:pPr>
-        <w:pStyle w:val="BodyText"/>
-        <w:rPr>
-          <w:lang w:val="en-US"/>
-        </w:rPr>
-      </w:pPr>
-      <w:r>
-        <w:t xml:space="preserve">Number equations consecutively. Equation numbers, within parentheses, are to position flush right, as in (1), using a right tab stop. To make your equations more compact, you may use the solidus ( / ), the exp function, or appropriate </w:t>
-      </w:r>
-      <w:r>
-        <w:lastRenderedPageBreak/>
-        <w:t>exponents. Italicize Roman symbols for quantities and variables, but not Greek symbols. Use a long dash rather than a hyphen for a minus sign. Punctuate equations with commas or periods when they are part of a sentence, as in</w:t>
-      </w:r>
-      <w:r>
-        <w:rPr>
-          <w:lang w:val="en-US"/>
-        </w:rPr>
-        <w:t>:</w:t>
-      </w:r>
-    </w:p>
-    <w:p>
-      <w:pPr>
-        <w:pStyle w:val="equation"/>
-        <w:rPr>
-          <w:rFonts w:hint="eastAsia"/>
-        </w:rPr>
-      </w:pPr>
-      <w:r>
-        <w:tab/>
-      </w:r>
-      <w:r>
-        <w:rPr>
-          <w:rFonts w:ascii="Times New Roman" w:hAnsi="Times New Roman" w:cs="Times New Roman"/>
-          <w:i/>
-        </w:rPr>
-        <w:t>a</w:t>
-      </w:r>
-      <w:r>
-        <w:t></w:t>
-      </w:r>
-      <w:r>
-        <w:t></w:t>
-      </w:r>
-      <w:r>
-        <w:t></w:t>
-      </w:r>
-      <w:r>
-        <w:rPr>
-          <w:rFonts w:ascii="Times New Roman" w:hAnsi="Times New Roman" w:cs="Times New Roman"/>
-          <w:i/>
-        </w:rPr>
-        <w:t>b</w:t>
-      </w:r>
-      <w:r>
-        <w:t></w:t>
-      </w:r>
-      <w:r>
-        <w:t></w:t>
-      </w:r>
-      <w:r>
-        <w:t></w:t>
-      </w:r>
-      <w:r>
-        <w:t></w:t>
-      </w:r>
-      <w:r>
-        <w:t></w:t>
-      </w:r>
-      <w:r>
-        <w:tab/>
-      </w:r>
-      <w:r>
-        <w:t></w:t>
-      </w:r>
-      <w:r>
-        <w:t></w:t>
-      </w:r>
-      <w:r>
-        <w:t></w:t>
-      </w:r>
-    </w:p>
-    <w:p>
-      <w:pPr>
-        <w:pStyle w:val="BodyText"/>
-        <w:rPr>
-          <w:rFonts w:hint="eastAsia"/>
-          <w:lang w:eastAsia="zh-CN"/>
-        </w:rPr>
-      </w:pPr>
-      <w:r>
-        <w:t xml:space="preserve">Note that the equation is centered using a center tab stop. Be sure that the symbols in your equation have been defined before or immediately following the equation. Use “(1)”, not </w:t>
-      </w:r>
-      <w:r>
-        <w:rPr>
-          <w:rFonts w:hint="eastAsia"/>
-          <w:lang w:eastAsia="zh-CN"/>
-        </w:rPr>
-        <w:t xml:space="preserve">a good ides a  </w:t>
-      </w:r>
-      <w:r>
-        <w:t xml:space="preserve">he symbols in your equation have been defined before or immediately following the equation. Use “(1)”, not </w:t>
-      </w:r>
-      <w:r>
-        <w:rPr>
-          <w:rFonts w:hint="eastAsia"/>
-          <w:lang w:eastAsia="zh-CN"/>
-        </w:rPr>
-        <w:t>a good ides a</w:t>
-      </w:r>
-    </w:p>
-    <w:p>
-      <w:pPr>
-        <w:pStyle w:val="BodyText"/>
-      </w:pPr>
-    </w:p>
-    <w:p>
-      <w:pPr>
-        <w:pStyle w:val="BodyText"/>
-        <w:rPr>
-          <w:lang w:eastAsia="zh-CN"/>
-        </w:rPr>
-      </w:pPr>
-    </w:p>
-    <w:p>
-      <w:pPr>
-        <w:pStyle w:val="BodyText"/>
-        <w:rPr>
+        <w:rPr>
+          <w:rFonts w:hint="eastAsia"/>
           <w:lang w:eastAsia="zh-CN"/>
         </w:rPr>
         <w:sectPr>
@@ -3266,680 +4142,2340 @@
           <w:docGrid w:linePitch="360"/>
         </w:sectPr>
       </w:pPr>
-    </w:p>
-    <w:p>
-      <w:pPr>
-        <w:pStyle w:val="Caption"/>
-        <w:keepNext/>
-      </w:pPr>
-    </w:p>
-    <w:p>
-      <w:pPr>
-        <w:pStyle w:val="Caption"/>
-        <w:keepNext/>
-      </w:pPr>
-      <w:r>
-        <w:t xml:space="preserve">Table </w:t>
-      </w:r>
-      <w:r>
-        <w:fldChar w:fldCharType="begin"/>
-      </w:r>
-      <w:r>
-        <w:instrText xml:space="preserve"> SEQ Table \* ARABIC </w:instrText>
-      </w:r>
-      <w:r>
-        <w:fldChar w:fldCharType="separate"/>
-      </w:r>
+      <w:r>
+        <w:rPr>
+          <w:lang w:eastAsia="zh-CN"/>
+        </w:rPr>
+        <w:drawing>
+          <wp:anchor distT="45720" distB="45720" distL="114300" distR="114300" simplePos="0" relativeHeight="251663872" behindDoc="0" locked="0" layoutInCell="1" allowOverlap="1" wp14:anchorId="754733E6" wp14:editId="33413AC2">
+            <wp:simplePos x="0" y="0"/>
+            <wp:positionH relativeFrom="column">
+              <wp:align>left</wp:align>
+            </wp:positionH>
+            <wp:positionV relativeFrom="paragraph">
+              <wp:posOffset>244475</wp:posOffset>
+            </wp:positionV>
+            <wp:extent cx="6336665" cy="4768850"/>
+            <wp:effectExtent l="0" t="0" r="26035" b="12700"/>
+            <wp:wrapSquare wrapText="bothSides"/>
+            <wp:docPr id="217" name="Text Box 2"/>
+            <wp:cNvGraphicFramePr>
+              <a:graphicFrameLocks xmlns:a="http://purl.oclc.org/ooxml/drawingml/main"/>
+            </wp:cNvGraphicFramePr>
+            <a:graphic xmlns:a="http://purl.oclc.org/ooxml/drawingml/main">
+              <a:graphicData uri="http://schemas.microsoft.com/office/word/2010/wordprocessingShape">
+                <wp:wsp>
+                  <wp:cNvSpPr txBox="1">
+                    <a:spLocks noChangeArrowheads="1"/>
+                  </wp:cNvSpPr>
+                  <wp:spPr bwMode="auto">
+                    <a:xfrm>
+                      <a:off x="0" y="0"/>
+                      <a:ext cx="6336665" cy="4768850"/>
+                    </a:xfrm>
+                    <a:prstGeom prst="rect">
+                      <a:avLst/>
+                    </a:prstGeom>
+                    <a:solidFill>
+                      <a:srgbClr val="FFFFFF"/>
+                    </a:solidFill>
+                    <a:ln w="9525">
+                      <a:solidFill>
+                        <a:srgbClr val="000000"/>
+                      </a:solidFill>
+                      <a:miter lim="800%"/>
+                      <a:headEnd/>
+                      <a:tailEnd/>
+                    </a:ln>
+                  </wp:spPr>
+                  <wp:txbx>
+                    <wne:txbxContent>
+                      <w:p>
+                        <w:pPr>
+                          <w:pStyle w:val="Caption"/>
+                        </w:pPr>
+                        <w:r>
+                          <w:t xml:space="preserve">Table </w:t>
+                        </w:r>
+                        <w:r>
+                          <w:fldChar w:fldCharType="begin"/>
+                        </w:r>
+                        <w:r>
+                          <w:instrText xml:space="preserve"> SEQ Table \* ARABIC </w:instrText>
+                        </w:r>
+                        <w:r>
+                          <w:fldChar w:fldCharType="separate"/>
+                        </w:r>
+                        <w:r>
+                          <w:rPr>
+                            <w:noProof/>
+                          </w:rPr>
+                          <w:t>2</w:t>
+                        </w:r>
+                        <w:r>
+                          <w:fldChar w:fldCharType="end"/>
+                        </w:r>
+                        <w:r>
+                          <w:rPr>
+                            <w:rFonts w:hint="eastAsia"/>
+                            <w:lang w:eastAsia="zh-CN"/>
+                          </w:rPr>
+                          <w:t xml:space="preserve"> </w:t>
+                        </w:r>
+                        <w:r>
+                          <w:rPr>
+                            <w:rFonts w:hint="eastAsia"/>
+                            <w:lang w:eastAsia="zh-CN"/>
+                          </w:rPr>
+                          <w:t>Comparison of the QA related works</w:t>
+                        </w:r>
+                      </w:p>
+                      <w:tbl>
+                        <w:tblPr>
+                          <w:tblStyle w:val="TableGrid"/>
+                          <w:tblW w:w="99.4%" w:type="pct"/>
+                          <w:jc w:val="center"/>
+                          <w:tblLook w:firstRow="1" w:lastRow="0" w:firstColumn="1" w:lastColumn="0" w:noHBand="0" w:noVBand="1"/>
+                        </w:tblPr>
+                        <w:tblGrid>
+                          <w:gridCol w:w="845"/>
+                          <w:gridCol w:w="4850"/>
+                          <w:gridCol w:w="3929"/>
+                        </w:tblGrid>
+                        <w:tr>
+                          <w:trPr>
+                            <w:jc w:val="center"/>
+                          </w:trPr>
+                          <w:tc>
+                            <w:tcPr>
+                              <w:tcW w:w="8.78%" w:type="pct"/>
+                            </w:tcPr>
+                            <w:p>
+                              <w:pPr>
+                                <w:pStyle w:val="BodyText"/>
+                                <w:ind w:firstLine="0pt"/>
+                                <w:rPr>
+                                  <w:lang w:eastAsia="zh-CN"/>
+                                </w:rPr>
+                              </w:pPr>
+                              <w:r>
+                                <w:rPr>
+                                  <w:rFonts w:hint="eastAsia"/>
+                                  <w:b/>
+                                  <w:bCs/>
+                                  <w:sz w:val="16"/>
+                                  <w:szCs w:val="16"/>
+                                  <w:lang w:eastAsia="zh-CN"/>
+                                </w:rPr>
+                                <w:t>R</w:t>
+                              </w:r>
+                              <w:r>
+                                <w:rPr>
+                                  <w:b/>
+                                  <w:bCs/>
+                                  <w:sz w:val="16"/>
+                                  <w:szCs w:val="16"/>
+                                  <w:lang w:eastAsia="zh-CN"/>
+                                </w:rPr>
+                                <w:t>e</w:t>
+                              </w:r>
+                              <w:r>
+                                <w:rPr>
+                                  <w:rFonts w:hint="eastAsia"/>
+                                  <w:b/>
+                                  <w:bCs/>
+                                  <w:sz w:val="16"/>
+                                  <w:szCs w:val="16"/>
+                                  <w:lang w:eastAsia="zh-CN"/>
+                                </w:rPr>
+                                <w:t>search Work</w:t>
+                              </w:r>
+                            </w:p>
+                          </w:tc>
+                          <w:tc>
+                            <w:tcPr>
+                              <w:tcW w:w="50.4%" w:type="pct"/>
+                            </w:tcPr>
+                            <w:p>
+                              <w:pPr>
+                                <w:pStyle w:val="BodyText"/>
+                                <w:ind w:firstLine="0pt"/>
+                                <w:rPr>
+                                  <w:lang w:eastAsia="zh-CN"/>
+                                </w:rPr>
+                              </w:pPr>
+                              <w:r>
+                                <w:rPr>
+                                  <w:rFonts w:hint="eastAsia"/>
+                                  <w:b/>
+                                  <w:bCs/>
+                                  <w:sz w:val="16"/>
+                                  <w:szCs w:val="16"/>
+                                  <w:lang w:eastAsia="zh-CN"/>
+                                </w:rPr>
+                                <w:t>Pros</w:t>
+                              </w:r>
+                            </w:p>
+                          </w:tc>
+                          <w:tc>
+                            <w:tcPr>
+                              <w:tcW w:w="40.82%" w:type="pct"/>
+                            </w:tcPr>
+                            <w:p>
+                              <w:pPr>
+                                <w:pStyle w:val="BodyText"/>
+                                <w:ind w:firstLine="0pt"/>
+                                <w:rPr>
+                                  <w:lang w:eastAsia="zh-CN"/>
+                                </w:rPr>
+                              </w:pPr>
+                              <w:r>
+                                <w:rPr>
+                                  <w:rFonts w:hint="eastAsia"/>
+                                  <w:b/>
+                                  <w:bCs/>
+                                  <w:sz w:val="16"/>
+                                  <w:szCs w:val="16"/>
+                                  <w:lang w:eastAsia="zh-CN"/>
+                                </w:rPr>
+                                <w:t>Cons</w:t>
+                              </w:r>
+                            </w:p>
+                          </w:tc>
+                        </w:tr>
+                        <w:tr>
+                          <w:trPr>
+                            <w:jc w:val="center"/>
+                          </w:trPr>
+                          <w:tc>
+                            <w:tcPr>
+                              <w:tcW w:w="8.78%" w:type="pct"/>
+                            </w:tcPr>
+                            <w:p>
+                              <w:pPr>
+                                <w:pStyle w:val="BodyText"/>
+                                <w:ind w:firstLine="0pt"/>
+                                <w:rPr>
+                                  <w:lang w:eastAsia="zh-CN"/>
+                                </w:rPr>
+                              </w:pPr>
+                              <w:r>
+                                <w:rPr>
+                                  <w:sz w:val="16"/>
+                                  <w:szCs w:val="16"/>
+                                  <w:lang w:eastAsia="zh-CN"/>
+                                </w:rPr>
+                                <w:t>[14]</w:t>
+                              </w:r>
+                            </w:p>
+                          </w:tc>
+                          <w:tc>
+                            <w:tcPr>
+                              <w:tcW w:w="50.4%" w:type="pct"/>
+                            </w:tcPr>
+                            <w:p>
+                              <w:pPr>
+                                <w:pStyle w:val="BodyText"/>
+                                <w:ind w:firstLine="0pt"/>
+                                <w:rPr>
+                                  <w:lang w:eastAsia="zh-CN"/>
+                                </w:rPr>
+                              </w:pPr>
+                              <w:r>
+                                <w:rPr>
+                                  <w:color w:val="000000"/>
+                                  <w:sz w:val="16"/>
+                                  <w:szCs w:val="16"/>
+                                </w:rPr>
+                                <w:t>The retriever can retrieve more relevant and up-to-date documents to generate correct answers. Reduced the hallucinatory effects in the generated answers.</w:t>
+                              </w:r>
+                            </w:p>
+                          </w:tc>
+                          <w:tc>
+                            <w:tcPr>
+                              <w:tcW w:w="40.82%" w:type="pct"/>
+                            </w:tcPr>
+                            <w:p>
+                              <w:pPr>
+                                <w:pStyle w:val="BodyText"/>
+                                <w:ind w:firstLine="0pt"/>
+                                <w:rPr>
+                                  <w:lang w:eastAsia="zh-CN"/>
+                                </w:rPr>
+                              </w:pPr>
+                              <w:r>
+                                <w:rPr>
+                                  <w:color w:val="000000"/>
+                                  <w:sz w:val="16"/>
+                                  <w:szCs w:val="16"/>
+                                </w:rPr>
+                                <w:t>The joint training could be expensive and difficult to converge.</w:t>
+                              </w:r>
+                            </w:p>
+                          </w:tc>
+                        </w:tr>
+                        <w:tr>
+                          <w:trPr>
+                            <w:jc w:val="center"/>
+                          </w:trPr>
+                          <w:tc>
+                            <w:tcPr>
+                              <w:tcW w:w="8.78%" w:type="pct"/>
+                            </w:tcPr>
+                            <w:p>
+                              <w:pPr>
+                                <w:pStyle w:val="BodyText"/>
+                                <w:ind w:firstLine="0pt"/>
+                                <w:rPr>
+                                  <w:lang w:eastAsia="zh-CN"/>
+                                </w:rPr>
+                              </w:pPr>
+                              <w:r>
+                                <w:rPr>
+                                  <w:sz w:val="16"/>
+                                  <w:szCs w:val="16"/>
+                                  <w:lang w:eastAsia="zh-CN"/>
+                                </w:rPr>
+                                <w:t>[15]</w:t>
+                              </w:r>
+                            </w:p>
+                          </w:tc>
+                          <w:tc>
+                            <w:tcPr>
+                              <w:tcW w:w="50.4%" w:type="pct"/>
+                            </w:tcPr>
+                            <w:p>
+                              <w:pPr>
+                                <w:pStyle w:val="BodyText"/>
+                                <w:ind w:firstLine="0pt"/>
+                                <w:rPr>
+                                  <w:lang w:eastAsia="zh-CN"/>
+                                </w:rPr>
+                              </w:pPr>
+                              <w:r>
+                                <w:rPr>
+                                  <w:color w:val="000000"/>
+                                  <w:sz w:val="16"/>
+                                  <w:szCs w:val="16"/>
+                                </w:rPr>
+                                <w:t>Use only prompting techniques; no new LLM trained. Created an open-ended medical QA dataset MEDQA-OPEN; The reward model mechanism ensures the reliability of the generated answers.</w:t>
+                              </w:r>
+                            </w:p>
+                          </w:tc>
+                          <w:tc>
+                            <w:tcPr>
+                              <w:tcW w:w="40.82%" w:type="pct"/>
+                            </w:tcPr>
+                            <w:p>
+                              <w:pPr>
+                                <w:pStyle w:val="BodyText"/>
+                                <w:ind w:firstLine="0pt"/>
+                                <w:rPr>
+                                  <w:lang w:eastAsia="zh-CN"/>
+                                </w:rPr>
+                              </w:pPr>
+                              <w:r>
+                                <w:rPr>
+                                  <w:color w:val="000000"/>
+                                  <w:sz w:val="16"/>
+                                  <w:szCs w:val="16"/>
+                                </w:rPr>
+                                <w:t>The effectiveness of the Verifier is dependent on its training data.</w:t>
+                              </w:r>
+                            </w:p>
+                          </w:tc>
+                        </w:tr>
+                        <w:tr>
+                          <w:trPr>
+                            <w:jc w:val="center"/>
+                          </w:trPr>
+                          <w:tc>
+                            <w:tcPr>
+                              <w:tcW w:w="8.78%" w:type="pct"/>
+                            </w:tcPr>
+                            <w:p>
+                              <w:pPr>
+                                <w:pStyle w:val="BodyText"/>
+                                <w:ind w:firstLine="0pt"/>
+                                <w:rPr>
+                                  <w:lang w:eastAsia="zh-CN"/>
+                                </w:rPr>
+                              </w:pPr>
+                              <w:r>
+                                <w:rPr>
+                                  <w:sz w:val="16"/>
+                                  <w:szCs w:val="16"/>
+                                  <w:lang w:eastAsia="zh-CN"/>
+                                </w:rPr>
+                                <w:t>[16]</w:t>
+                              </w:r>
+                            </w:p>
+                          </w:tc>
+                          <w:tc>
+                            <w:tcPr>
+                              <w:tcW w:w="50.4%" w:type="pct"/>
+                            </w:tcPr>
+                            <w:p>
+                              <w:pPr>
+                                <w:pStyle w:val="BodyText"/>
+                                <w:ind w:firstLine="0pt"/>
+                                <w:rPr>
+                                  <w:lang w:eastAsia="zh-CN"/>
+                                </w:rPr>
+                              </w:pPr>
+                              <w:r>
+                                <w:rPr>
+                                  <w:color w:val="000000"/>
+                                  <w:sz w:val="16"/>
+                                  <w:szCs w:val="16"/>
+                                  <w:lang w:eastAsia="zh-CN"/>
+                                </w:rPr>
+                                <w:t>The a</w:t>
+                              </w:r>
+                              <w:r>
+                                <w:rPr>
+                                  <w:color w:val="000000"/>
+                                  <w:sz w:val="16"/>
+                                  <w:szCs w:val="16"/>
+                                </w:rPr>
+                                <w:t>ttention mechanism helps accurately answer retriev</w:t>
+                              </w:r>
+                              <w:r>
+                                <w:rPr>
+                                  <w:color w:val="000000"/>
+                                  <w:sz w:val="16"/>
+                                  <w:szCs w:val="16"/>
+                                  <w:lang w:eastAsia="zh-CN"/>
+                                </w:rPr>
+                                <w:t>ing</w:t>
+                              </w:r>
+                              <w:r>
+                                <w:rPr>
+                                  <w:color w:val="000000"/>
+                                  <w:sz w:val="16"/>
+                                  <w:szCs w:val="16"/>
+                                </w:rPr>
+                                <w:t>.</w:t>
+                              </w:r>
+                            </w:p>
+                          </w:tc>
+                          <w:tc>
+                            <w:tcPr>
+                              <w:tcW w:w="40.82%" w:type="pct"/>
+                            </w:tcPr>
+                            <w:p>
+                              <w:pPr>
+                                <w:pStyle w:val="BodyText"/>
+                                <w:ind w:firstLine="0pt"/>
+                                <w:rPr>
+                                  <w:lang w:eastAsia="zh-CN"/>
+                                </w:rPr>
+                              </w:pPr>
+                              <w:r>
+                                <w:rPr>
+                                  <w:color w:val="000000"/>
+                                  <w:sz w:val="16"/>
+                                  <w:szCs w:val="16"/>
+                                </w:rPr>
+                                <w:t>This early work did not utilize modern language models.</w:t>
+                              </w:r>
+                              <w:r>
+                                <w:rPr>
+                                  <w:color w:val="000000"/>
+                                  <w:sz w:val="16"/>
+                                  <w:szCs w:val="16"/>
+                                </w:rPr>
+                                <w:br/>
+                                <w:t>Did not generate answers; extracted the most relevant answer from the document instead.</w:t>
+                              </w:r>
+                            </w:p>
+                          </w:tc>
+                        </w:tr>
+                        <w:tr>
+                          <w:trPr>
+                            <w:jc w:val="center"/>
+                          </w:trPr>
+                          <w:tc>
+                            <w:tcPr>
+                              <w:tcW w:w="8.78%" w:type="pct"/>
+                            </w:tcPr>
+                            <w:p>
+                              <w:pPr>
+                                <w:pStyle w:val="BodyText"/>
+                                <w:ind w:firstLine="0pt"/>
+                                <w:rPr>
+                                  <w:lang w:eastAsia="zh-CN"/>
+                                </w:rPr>
+                              </w:pPr>
+                              <w:r>
+                                <w:rPr>
+                                  <w:sz w:val="16"/>
+                                  <w:szCs w:val="16"/>
+                                  <w:lang w:eastAsia="zh-CN"/>
+                                </w:rPr>
+                                <w:t>[17]</w:t>
+                              </w:r>
+                            </w:p>
+                          </w:tc>
+                          <w:tc>
+                            <w:tcPr>
+                              <w:tcW w:w="50.4%" w:type="pct"/>
+                            </w:tcPr>
+                            <w:p>
+                              <w:pPr>
+                                <w:pStyle w:val="BodyText"/>
+                                <w:ind w:firstLine="0pt"/>
+                                <w:rPr>
+                                  <w:lang w:eastAsia="zh-CN"/>
+                                </w:rPr>
+                              </w:pPr>
+                              <w:r>
+                                <w:rPr>
+                                  <w:color w:val="000000"/>
+                                  <w:sz w:val="16"/>
+                                  <w:szCs w:val="16"/>
+                                </w:rPr>
+                                <w:t>Produced high accuracy in QA; The accurate semantic retrieving ensured the factuality of the answers.</w:t>
+                              </w:r>
+                            </w:p>
+                          </w:tc>
+                          <w:tc>
+                            <w:tcPr>
+                              <w:tcW w:w="40.82%" w:type="pct"/>
+                            </w:tcPr>
+                            <w:p>
+                              <w:pPr>
+                                <w:pStyle w:val="BodyText"/>
+                                <w:ind w:firstLine="0pt"/>
+                                <w:rPr>
+                                  <w:lang w:eastAsia="zh-CN"/>
+                                </w:rPr>
+                              </w:pPr>
+                              <w:r>
+                                <w:rPr>
+                                  <w:color w:val="000000"/>
+                                  <w:sz w:val="16"/>
+                                  <w:szCs w:val="16"/>
+                                </w:rPr>
+                                <w:t>Did not generate answers, not able to answer questions not related to the training dataset.</w:t>
+                              </w:r>
+                            </w:p>
+                          </w:tc>
+                        </w:tr>
+                        <w:tr>
+                          <w:trPr>
+                            <w:jc w:val="center"/>
+                          </w:trPr>
+                          <w:tc>
+                            <w:tcPr>
+                              <w:tcW w:w="8.78%" w:type="pct"/>
+                            </w:tcPr>
+                            <w:p>
+                              <w:pPr>
+                                <w:pStyle w:val="BodyText"/>
+                                <w:ind w:firstLine="0pt"/>
+                                <w:rPr>
+                                  <w:lang w:eastAsia="zh-CN"/>
+                                </w:rPr>
+                              </w:pPr>
+                              <w:r>
+                                <w:rPr>
+                                  <w:sz w:val="16"/>
+                                  <w:szCs w:val="16"/>
+                                  <w:lang w:eastAsia="zh-CN"/>
+                                </w:rPr>
+                                <w:t>[18]</w:t>
+                              </w:r>
+                            </w:p>
+                          </w:tc>
+                          <w:tc>
+                            <w:tcPr>
+                              <w:tcW w:w="50.4%" w:type="pct"/>
+                            </w:tcPr>
+                            <w:p>
+                              <w:pPr>
+                                <w:pStyle w:val="BodyText"/>
+                                <w:ind w:firstLine="0pt"/>
+                                <w:rPr>
+                                  <w:lang w:eastAsia="zh-CN"/>
+                                </w:rPr>
+                              </w:pPr>
+                              <w:r>
+                                <w:rPr>
+                                  <w:color w:val="000000"/>
+                                  <w:sz w:val="16"/>
+                                  <w:szCs w:val="16"/>
+                                </w:rPr>
+                                <w:t>The pretrained model provided a superior language encoder for tasks such as medical QA</w:t>
+                              </w:r>
+                            </w:p>
+                          </w:tc>
+                          <w:tc>
+                            <w:tcPr>
+                              <w:tcW w:w="40.82%" w:type="pct"/>
+                            </w:tcPr>
+                            <w:p>
+                              <w:pPr>
+                                <w:pStyle w:val="BodyText"/>
+                                <w:ind w:firstLine="0pt"/>
+                                <w:rPr>
+                                  <w:lang w:eastAsia="zh-CN"/>
+                                </w:rPr>
+                              </w:pPr>
+                              <w:r>
+                                <w:rPr>
+                                  <w:color w:val="000000"/>
+                                  <w:sz w:val="16"/>
+                                  <w:szCs w:val="16"/>
+                                </w:rPr>
+                                <w:t>A pretraining model, fine-tuning is required for downstream QA tasks.</w:t>
+                              </w:r>
+                            </w:p>
+                          </w:tc>
+                        </w:tr>
+                        <w:tr>
+                          <w:trPr>
+                            <w:jc w:val="center"/>
+                          </w:trPr>
+                          <w:tc>
+                            <w:tcPr>
+                              <w:tcW w:w="8.78%" w:type="pct"/>
+                            </w:tcPr>
+                            <w:p>
+                              <w:pPr>
+                                <w:pStyle w:val="BodyText"/>
+                                <w:ind w:firstLine="0pt"/>
+                                <w:rPr>
+                                  <w:lang w:eastAsia="zh-CN"/>
+                                </w:rPr>
+                              </w:pPr>
+                              <w:r>
+                                <w:rPr>
+                                  <w:sz w:val="16"/>
+                                  <w:szCs w:val="16"/>
+                                  <w:lang w:eastAsia="zh-CN"/>
+                                </w:rPr>
+                                <w:t>[19]</w:t>
+                              </w:r>
+                            </w:p>
+                          </w:tc>
+                          <w:tc>
+                            <w:tcPr>
+                              <w:tcW w:w="50.4%" w:type="pct"/>
+                            </w:tcPr>
+                            <w:p>
+                              <w:pPr>
+                                <w:pStyle w:val="BodyText"/>
+                                <w:ind w:firstLine="0pt"/>
+                                <w:rPr>
+                                  <w:lang w:eastAsia="zh-CN"/>
+                                </w:rPr>
+                              </w:pPr>
+                              <w:r>
+                                <w:rPr>
+                                  <w:color w:val="000000"/>
+                                  <w:sz w:val="16"/>
+                                  <w:szCs w:val="16"/>
+                                </w:rPr>
+                                <w:t>Answers were grounded in factual knowledge that provided remarkable reliability.</w:t>
+                              </w:r>
+                            </w:p>
+                          </w:tc>
+                          <w:tc>
+                            <w:tcPr>
+                              <w:tcW w:w="40.82%" w:type="pct"/>
+                            </w:tcPr>
+                            <w:p>
+                              <w:pPr>
+                                <w:pStyle w:val="BodyText"/>
+                                <w:ind w:firstLine="0pt"/>
+                                <w:rPr>
+                                  <w:lang w:eastAsia="zh-CN"/>
+                                </w:rPr>
+                              </w:pPr>
+                              <w:r>
+                                <w:rPr>
+                                  <w:color w:val="000000"/>
+                                  <w:sz w:val="16"/>
+                                  <w:szCs w:val="16"/>
+                                </w:rPr>
+                                <w:t>Answers were retrieved from the knowledge base, and the performance highly depended on the quality and completeness of the data.</w:t>
+                              </w:r>
+                            </w:p>
+                          </w:tc>
+                        </w:tr>
+                        <w:tr>
+                          <w:trPr>
+                            <w:jc w:val="center"/>
+                          </w:trPr>
+                          <w:tc>
+                            <w:tcPr>
+                              <w:tcW w:w="8.78%" w:type="pct"/>
+                            </w:tcPr>
+                            <w:p>
+                              <w:pPr>
+                                <w:pStyle w:val="BodyText"/>
+                                <w:ind w:firstLine="0pt"/>
+                                <w:rPr>
+                                  <w:rFonts w:hint="eastAsia"/>
+                                  <w:lang w:eastAsia="zh-CN"/>
+                                </w:rPr>
+                              </w:pPr>
+                              <w:r>
+                                <w:rPr>
+                                  <w:rFonts w:hint="eastAsia"/>
+                                  <w:lang w:eastAsia="zh-CN"/>
+                                </w:rPr>
+                                <w:t>[20]</w:t>
+                              </w:r>
+                            </w:p>
+                          </w:tc>
+                          <w:tc>
+                            <w:tcPr>
+                              <w:tcW w:w="50.4%" w:type="pct"/>
+                            </w:tcPr>
+                            <w:p>
+                              <w:pPr>
+                                <w:pStyle w:val="BodyText"/>
+                                <w:ind w:firstLine="0pt"/>
+                                <w:rPr>
+                                  <w:sz w:val="16"/>
+                                  <w:szCs w:val="16"/>
+                                  <w:lang w:eastAsia="zh-CN"/>
+                                </w:rPr>
+                              </w:pPr>
+                              <w:r>
+                                <w:rPr>
+                                  <w:rFonts w:hint="eastAsia"/>
+                                  <w:color w:val="000000"/>
+                                  <w:sz w:val="16"/>
+                                  <w:szCs w:val="16"/>
+                                </w:rPr>
+                                <w:t>It is a generative model, it can produce content, such as answers to questions, descriptions related to biological objects.</w:t>
+                              </w:r>
+                            </w:p>
+                          </w:tc>
+                          <w:tc>
+                            <w:tcPr>
+                              <w:tcW w:w="40.82%" w:type="pct"/>
+                            </w:tcPr>
+                            <w:p>
+                              <w:pPr>
+                                <w:pStyle w:val="BodyText"/>
+                                <w:ind w:firstLine="0pt"/>
+                                <w:rPr>
+                                  <w:sz w:val="16"/>
+                                  <w:szCs w:val="16"/>
+                                  <w:lang w:eastAsia="zh-CN"/>
+                                </w:rPr>
+                              </w:pPr>
+                              <w:r>
+                                <w:rPr>
+                                  <w:rFonts w:hint="eastAsia"/>
+                                  <w:color w:val="000000"/>
+                                  <w:sz w:val="16"/>
+                                  <w:szCs w:val="16"/>
+                                </w:rPr>
+                                <w:t>Not focused on medical imaging</w:t>
+                              </w:r>
+                            </w:p>
+                          </w:tc>
+                        </w:tr>
+                        <w:tr>
+                          <w:trPr>
+                            <w:jc w:val="center"/>
+                          </w:trPr>
+                          <w:tc>
+                            <w:tcPr>
+                              <w:tcW w:w="8.78%" w:type="pct"/>
+                            </w:tcPr>
+                            <w:p>
+                              <w:pPr>
+                                <w:pStyle w:val="BodyText"/>
+                                <w:ind w:firstLine="0pt"/>
+                                <w:rPr>
+                                  <w:rFonts w:hint="eastAsia"/>
+                                  <w:lang w:eastAsia="zh-CN"/>
+                                </w:rPr>
+                              </w:pPr>
+                              <w:r>
+                                <w:rPr>
+                                  <w:rFonts w:hint="eastAsia"/>
+                                  <w:lang w:eastAsia="zh-CN"/>
+                                </w:rPr>
+                                <w:t>[21]</w:t>
+                              </w:r>
+                            </w:p>
+                          </w:tc>
+                          <w:tc>
+                            <w:tcPr>
+                              <w:tcW w:w="50.4%" w:type="pct"/>
+                            </w:tcPr>
+                            <w:p>
+                              <w:pPr>
+                                <w:pStyle w:val="BodyText"/>
+                                <w:ind w:firstLine="0pt"/>
+                                <w:rPr>
+                                  <w:sz w:val="16"/>
+                                  <w:szCs w:val="16"/>
+                                  <w:lang w:eastAsia="zh-CN"/>
+                                </w:rPr>
+                              </w:pPr>
+                              <w:r>
+                                <w:rPr>
+                                  <w:rFonts w:hint="eastAsia"/>
+                                  <w:color w:val="000000"/>
+                                  <w:sz w:val="16"/>
+                                  <w:szCs w:val="16"/>
+                                </w:rPr>
+                                <w:t>Improved performance over existing LM and LM+KG models on QA tasks; Be able to perform interpretable and structured reasoning</w:t>
+                              </w:r>
+                            </w:p>
+                          </w:tc>
+                          <w:tc>
+                            <w:tcPr>
+                              <w:tcW w:w="40.82%" w:type="pct"/>
+                            </w:tcPr>
+                            <w:p>
+                              <w:pPr>
+                                <w:pStyle w:val="BodyText"/>
+                                <w:ind w:firstLine="0pt"/>
+                                <w:rPr>
+                                  <w:sz w:val="16"/>
+                                  <w:szCs w:val="16"/>
+                                  <w:lang w:eastAsia="zh-CN"/>
+                                </w:rPr>
+                              </w:pPr>
+                              <w:r>
+                                <w:rPr>
+                                  <w:rFonts w:hint="eastAsia"/>
+                                  <w:color w:val="000000"/>
+                                  <w:sz w:val="16"/>
+                                  <w:szCs w:val="16"/>
+                                </w:rPr>
+                                <w:t xml:space="preserve">The performance is highly dependent on the knowledge graph, and it is usually expensive to construct a high-quality knowledge graph. </w:t>
+                              </w:r>
+                            </w:p>
+                          </w:tc>
+                        </w:tr>
+                        <w:tr>
+                          <w:trPr>
+                            <w:jc w:val="center"/>
+                          </w:trPr>
+                          <w:tc>
+                            <w:tcPr>
+                              <w:tcW w:w="8.78%" w:type="pct"/>
+                            </w:tcPr>
+                            <w:p>
+                              <w:pPr>
+                                <w:pStyle w:val="BodyText"/>
+                                <w:ind w:firstLine="0pt"/>
+                                <w:rPr>
+                                  <w:rFonts w:hint="eastAsia"/>
+                                  <w:lang w:eastAsia="zh-CN"/>
+                                </w:rPr>
+                              </w:pPr>
+                              <w:r>
+                                <w:rPr>
+                                  <w:rFonts w:hint="eastAsia"/>
+                                  <w:lang w:eastAsia="zh-CN"/>
+                                </w:rPr>
+                                <w:t>[22]</w:t>
+                              </w:r>
+                            </w:p>
+                          </w:tc>
+                          <w:tc>
+                            <w:tcPr>
+                              <w:tcW w:w="50.4%" w:type="pct"/>
+                            </w:tcPr>
+                            <w:p>
+                              <w:pPr>
+                                <w:pStyle w:val="BodyText"/>
+                                <w:ind w:firstLine="0pt"/>
+                                <w:rPr>
+                                  <w:sz w:val="16"/>
+                                  <w:szCs w:val="16"/>
+                                  <w:lang w:eastAsia="zh-CN"/>
+                                </w:rPr>
+                              </w:pPr>
+                              <w:r>
+                                <w:rPr>
+                                  <w:rFonts w:hint="eastAsia"/>
+                                  <w:color w:val="000000"/>
+                                  <w:sz w:val="16"/>
+                                  <w:szCs w:val="16"/>
+                                </w:rPr>
+                                <w:t>The performance of various LLM gets improved equipped with BuimedRAG</w:t>
+                              </w:r>
+                            </w:p>
+                          </w:tc>
+                          <w:tc>
+                            <w:tcPr>
+                              <w:tcW w:w="40.82%" w:type="pct"/>
+                            </w:tcPr>
+                            <w:p>
+                              <w:pPr>
+                                <w:pStyle w:val="BodyText"/>
+                                <w:ind w:firstLine="0pt"/>
+                                <w:rPr>
+                                  <w:sz w:val="16"/>
+                                  <w:szCs w:val="16"/>
+                                  <w:lang w:eastAsia="zh-CN"/>
+                                </w:rPr>
+                              </w:pPr>
+                              <w:r>
+                                <w:rPr>
+                                  <w:rFonts w:hint="eastAsia"/>
+                                  <w:color w:val="000000"/>
+                                  <w:sz w:val="16"/>
+                                  <w:szCs w:val="16"/>
+                                </w:rPr>
+                                <w:t xml:space="preserve">Word chunks are not good at preserving semantical relationships; the RAG retreival dataset is simplely built using validation set and lack of generalization. </w:t>
+                              </w:r>
+                            </w:p>
+                          </w:tc>
+                        </w:tr>
+                        <w:tr>
+                          <w:trPr>
+                            <w:jc w:val="center"/>
+                          </w:trPr>
+                          <w:tc>
+                            <w:tcPr>
+                              <w:tcW w:w="8.78%" w:type="pct"/>
+                            </w:tcPr>
+                            <w:p>
+                              <w:pPr>
+                                <w:pStyle w:val="BodyText"/>
+                                <w:ind w:firstLine="0pt"/>
+                                <w:rPr>
+                                  <w:rFonts w:hint="eastAsia"/>
+                                  <w:lang w:eastAsia="zh-CN"/>
+                                </w:rPr>
+                              </w:pPr>
+                              <w:r>
+                                <w:rPr>
+                                  <w:rFonts w:hint="eastAsia"/>
+                                  <w:lang w:eastAsia="zh-CN"/>
+                                </w:rPr>
+                                <w:t>[23]</w:t>
+                              </w:r>
+                            </w:p>
+                          </w:tc>
+                          <w:tc>
+                            <w:tcPr>
+                              <w:tcW w:w="50.4%" w:type="pct"/>
+                            </w:tcPr>
+                            <w:p>
+                              <w:pPr>
+                                <w:pStyle w:val="BodyText"/>
+                                <w:ind w:firstLine="0pt"/>
+                                <w:rPr>
+                                  <w:sz w:val="16"/>
+                                  <w:szCs w:val="16"/>
+                                  <w:lang w:eastAsia="zh-CN"/>
+                                </w:rPr>
+                              </w:pPr>
+                              <w:r>
+                                <w:rPr>
+                                  <w:rFonts w:hint="eastAsia"/>
+                                  <w:color w:val="000000"/>
+                                  <w:sz w:val="16"/>
+                                  <w:szCs w:val="16"/>
+                                </w:rPr>
+                                <w:t>The history modelling generates better performance.</w:t>
+                              </w:r>
+                            </w:p>
+                          </w:tc>
+                          <w:tc>
+                            <w:tcPr>
+                              <w:tcW w:w="40.82%" w:type="pct"/>
+                            </w:tcPr>
+                            <w:p>
+                              <w:pPr>
+                                <w:pStyle w:val="BodyText"/>
+                                <w:ind w:firstLine="0pt"/>
+                                <w:rPr>
+                                  <w:sz w:val="16"/>
+                                  <w:szCs w:val="16"/>
+                                  <w:lang w:eastAsia="zh-CN"/>
+                                </w:rPr>
+                              </w:pPr>
+                              <w:r>
+                                <w:rPr>
+                                  <w:rFonts w:hint="eastAsia"/>
+                                  <w:color w:val="000000"/>
+                                  <w:sz w:val="16"/>
+                                  <w:szCs w:val="16"/>
+                                </w:rPr>
+                                <w:t>The model was trainined using general domain dataset, efforts required to adapt medical domain knowledge.</w:t>
+                              </w:r>
+                            </w:p>
+                          </w:tc>
+                        </w:tr>
+                        <w:tr>
+                          <w:trPr>
+                            <w:jc w:val="center"/>
+                          </w:trPr>
+                          <w:tc>
+                            <w:tcPr>
+                              <w:tcW w:w="8.78%" w:type="pct"/>
+                            </w:tcPr>
+                            <w:p>
+                              <w:pPr>
+                                <w:pStyle w:val="BodyText"/>
+                                <w:ind w:firstLine="0pt"/>
+                                <w:rPr>
+                                  <w:rFonts w:hint="eastAsia"/>
+                                  <w:lang w:eastAsia="zh-CN"/>
+                                </w:rPr>
+                              </w:pPr>
+                              <w:r>
+                                <w:rPr>
+                                  <w:rFonts w:hint="eastAsia"/>
+                                  <w:lang w:eastAsia="zh-CN"/>
+                                </w:rPr>
+                                <w:t>[24]</w:t>
+                              </w:r>
+                            </w:p>
+                          </w:tc>
+                          <w:tc>
+                            <w:tcPr>
+                              <w:tcW w:w="50.4%" w:type="pct"/>
+                            </w:tcPr>
+                            <w:p>
+                              <w:pPr>
+                                <w:pStyle w:val="BodyText"/>
+                                <w:ind w:firstLine="0pt"/>
+                                <w:rPr>
+                                  <w:sz w:val="16"/>
+                                  <w:szCs w:val="16"/>
+                                  <w:lang w:eastAsia="zh-CN"/>
+                                </w:rPr>
+                              </w:pPr>
+                              <w:r>
+                                <w:rPr>
+                                  <w:rFonts w:hint="eastAsia"/>
+                                  <w:color w:val="000000"/>
+                                  <w:sz w:val="16"/>
+                                  <w:szCs w:val="16"/>
+                                </w:rPr>
+                                <w:t>A benchmark tool for evaluating multi-domain QA systems; The experiments guide how to transfer retrieval QA models to medical domain.</w:t>
+                              </w:r>
+                            </w:p>
+                          </w:tc>
+                          <w:tc>
+                            <w:tcPr>
+                              <w:tcW w:w="40.82%" w:type="pct"/>
+                            </w:tcPr>
+                            <w:p>
+                              <w:pPr>
+                                <w:pStyle w:val="BodyText"/>
+                                <w:ind w:firstLine="0pt"/>
+                                <w:rPr>
+                                  <w:sz w:val="16"/>
+                                  <w:szCs w:val="16"/>
+                                  <w:lang w:eastAsia="zh-CN"/>
+                                </w:rPr>
+                              </w:pPr>
+                              <w:r>
+                                <w:rPr>
+                                  <w:rFonts w:hint="eastAsia"/>
+                                  <w:color w:val="000000"/>
+                                  <w:sz w:val="16"/>
+                                  <w:szCs w:val="16"/>
+                                </w:rPr>
+                                <w:t>Confirmed the value of in-domain training, and training data in the target domain is still crucial.</w:t>
+                              </w:r>
+                            </w:p>
+                          </w:tc>
+                        </w:tr>
+                      </w:tbl>
+                      <w:p/>
+                    </wne:txbxContent>
+                  </wp:txbx>
+                  <wp:bodyPr rot="0" vert="horz" wrap="square" lIns="91440" tIns="45720" rIns="91440" bIns="45720" anchor="t" anchorCtr="0">
+                    <a:noAutofit/>
+                  </wp:bodyPr>
+                </wp:wsp>
+              </a:graphicData>
+            </a:graphic>
+            <wp14:sizeRelH relativeFrom="margin">
+              <wp14:pctWidth>0%</wp14:pctWidth>
+            </wp14:sizeRelH>
+            <wp14:sizeRelV relativeFrom="margin">
+              <wp14:pctHeight>0%</wp14:pctHeight>
+            </wp14:sizeRelV>
+          </wp:anchor>
+        </w:drawing>
+      </w:r>
+    </w:p>
+    <w:p>
+      <w:pPr>
+        <w:jc w:val="start"/>
+        <w:rPr>
+          <w:rFonts w:hint="eastAsia"/>
+          <w:lang w:eastAsia="zh-CN"/>
+        </w:rPr>
+      </w:pPr>
+    </w:p>
+    <w:p>
+      <w:pPr>
+        <w:jc w:val="start"/>
+      </w:pPr>
       <w:r>
         <w:rPr>
           <w:noProof/>
-        </w:rPr>
-        <w:t>2</w:t>
-      </w:r>
-      <w:r>
-        <w:fldChar w:fldCharType="end"/>
-      </w:r>
-      <w:r>
-        <w:rPr>
-          <w:rFonts w:hint="eastAsia"/>
-          <w:lang w:eastAsia="zh-CN"/>
-        </w:rPr>
-        <w:t xml:space="preserve"> Comparison of the QA related works</w:t>
-      </w:r>
-    </w:p>
-    <w:tbl>
-      <w:tblPr>
-        <w:tblStyle w:val="TableGrid"/>
-        <w:tblW w:w="100.0%" w:type="pct"/>
-        <w:jc w:val="center"/>
-        <w:tblLook w:firstRow="1" w:lastRow="0" w:firstColumn="1" w:lastColumn="0" w:noHBand="0" w:noVBand="1"/>
-      </w:tblPr>
-      <w:tblGrid>
-        <w:gridCol w:w="1129"/>
-        <w:gridCol w:w="4535"/>
-        <w:gridCol w:w="4418"/>
-      </w:tblGrid>
-      <w:tr>
-        <w:trPr>
-          <w:jc w:val="center"/>
-        </w:trPr>
-        <w:tc>
-          <w:tcPr>
-            <w:tcW w:w="11.2%" w:type="pct"/>
-          </w:tcPr>
-          <w:p>
-            <w:pPr>
-              <w:pStyle w:val="BodyText"/>
-              <w:ind w:firstLine="0pt"/>
-              <w:rPr>
-                <w:lang w:eastAsia="zh-CN"/>
-              </w:rPr>
-            </w:pPr>
-            <w:r>
-              <w:rPr>
-                <w:rFonts w:hint="eastAsia"/>
-                <w:b/>
-                <w:bCs/>
-                <w:sz w:val="16"/>
-                <w:szCs w:val="16"/>
-                <w:lang w:eastAsia="zh-CN"/>
-              </w:rPr>
-              <w:t>R</w:t>
-            </w:r>
-            <w:r>
-              <w:rPr>
-                <w:b/>
-                <w:bCs/>
-                <w:sz w:val="16"/>
-                <w:szCs w:val="16"/>
-                <w:lang w:eastAsia="zh-CN"/>
-              </w:rPr>
-              <w:t>e</w:t>
-            </w:r>
-            <w:r>
-              <w:rPr>
-                <w:rFonts w:hint="eastAsia"/>
-                <w:b/>
-                <w:bCs/>
-                <w:sz w:val="16"/>
-                <w:szCs w:val="16"/>
-                <w:lang w:eastAsia="zh-CN"/>
-              </w:rPr>
-              <w:t>search Work</w:t>
-            </w:r>
-          </w:p>
-        </w:tc>
-        <w:tc>
-          <w:tcPr>
-            <w:tcW w:w="44.98%" w:type="pct"/>
-          </w:tcPr>
-          <w:p>
-            <w:pPr>
-              <w:pStyle w:val="BodyText"/>
-              <w:ind w:firstLine="0pt"/>
-              <w:rPr>
-                <w:lang w:eastAsia="zh-CN"/>
-              </w:rPr>
-            </w:pPr>
-            <w:r>
-              <w:rPr>
-                <w:rFonts w:hint="eastAsia"/>
-                <w:b/>
-                <w:bCs/>
-                <w:sz w:val="16"/>
-                <w:szCs w:val="16"/>
-                <w:lang w:eastAsia="zh-CN"/>
-              </w:rPr>
-              <w:t>Pros</w:t>
-            </w:r>
-          </w:p>
-        </w:tc>
-        <w:tc>
-          <w:tcPr>
-            <w:tcW w:w="43.82%" w:type="pct"/>
-          </w:tcPr>
-          <w:p>
-            <w:pPr>
-              <w:pStyle w:val="BodyText"/>
-              <w:ind w:firstLine="0pt"/>
-              <w:rPr>
-                <w:lang w:eastAsia="zh-CN"/>
-              </w:rPr>
-            </w:pPr>
-            <w:r>
-              <w:rPr>
-                <w:rFonts w:hint="eastAsia"/>
-                <w:b/>
-                <w:bCs/>
-                <w:sz w:val="16"/>
-                <w:szCs w:val="16"/>
-                <w:lang w:eastAsia="zh-CN"/>
-              </w:rPr>
-              <w:t>Cons</w:t>
-            </w:r>
-          </w:p>
-        </w:tc>
-      </w:tr>
-      <w:tr>
-        <w:trPr>
-          <w:jc w:val="center"/>
-        </w:trPr>
-        <w:tc>
-          <w:tcPr>
-            <w:tcW w:w="11.2%" w:type="pct"/>
-          </w:tcPr>
-          <w:p>
-            <w:pPr>
-              <w:pStyle w:val="BodyText"/>
-              <w:ind w:firstLine="0pt"/>
-              <w:rPr>
-                <w:lang w:eastAsia="zh-CN"/>
-              </w:rPr>
-            </w:pPr>
-            <w:r>
-              <w:rPr>
-                <w:sz w:val="16"/>
-                <w:szCs w:val="16"/>
-                <w:lang w:eastAsia="zh-CN"/>
-              </w:rPr>
-              <w:t>[14]</w:t>
-            </w:r>
-          </w:p>
-        </w:tc>
-        <w:tc>
-          <w:tcPr>
-            <w:tcW w:w="44.98%" w:type="pct"/>
-          </w:tcPr>
-          <w:p>
-            <w:pPr>
-              <w:pStyle w:val="BodyText"/>
-              <w:ind w:firstLine="0pt"/>
-              <w:rPr>
-                <w:lang w:eastAsia="zh-CN"/>
-              </w:rPr>
-            </w:pPr>
-            <w:r>
-              <w:rPr>
-                <w:color w:val="000000"/>
-                <w:sz w:val="16"/>
-                <w:szCs w:val="16"/>
-              </w:rPr>
-              <w:t>The retriever can retrieve more relevant and up-to-date documents to generate correct answers. Reduced the hallucinatory effects in the generated answers.</w:t>
-            </w:r>
-          </w:p>
-        </w:tc>
-        <w:tc>
-          <w:tcPr>
-            <w:tcW w:w="43.82%" w:type="pct"/>
-          </w:tcPr>
-          <w:p>
-            <w:pPr>
-              <w:pStyle w:val="BodyText"/>
-              <w:ind w:firstLine="0pt"/>
-              <w:rPr>
-                <w:lang w:eastAsia="zh-CN"/>
-              </w:rPr>
-            </w:pPr>
-            <w:r>
-              <w:rPr>
-                <w:color w:val="000000"/>
-                <w:sz w:val="16"/>
-                <w:szCs w:val="16"/>
-              </w:rPr>
-              <w:t>The joint training could be expensive and difficult to converge.</w:t>
-            </w:r>
-          </w:p>
-        </w:tc>
-      </w:tr>
-      <w:tr>
-        <w:trPr>
-          <w:jc w:val="center"/>
-        </w:trPr>
-        <w:tc>
-          <w:tcPr>
-            <w:tcW w:w="11.2%" w:type="pct"/>
-          </w:tcPr>
-          <w:p>
-            <w:pPr>
-              <w:pStyle w:val="BodyText"/>
-              <w:ind w:firstLine="0pt"/>
-              <w:rPr>
-                <w:lang w:eastAsia="zh-CN"/>
-              </w:rPr>
-            </w:pPr>
-            <w:r>
-              <w:rPr>
-                <w:sz w:val="16"/>
-                <w:szCs w:val="16"/>
-                <w:lang w:eastAsia="zh-CN"/>
-              </w:rPr>
-              <w:t>[15]</w:t>
-            </w:r>
-          </w:p>
-        </w:tc>
-        <w:tc>
-          <w:tcPr>
-            <w:tcW w:w="44.98%" w:type="pct"/>
-          </w:tcPr>
-          <w:p>
-            <w:pPr>
-              <w:pStyle w:val="BodyText"/>
-              <w:ind w:firstLine="0pt"/>
-              <w:rPr>
-                <w:lang w:eastAsia="zh-CN"/>
-              </w:rPr>
-            </w:pPr>
-            <w:r>
-              <w:rPr>
-                <w:color w:val="000000"/>
-                <w:sz w:val="16"/>
-                <w:szCs w:val="16"/>
-              </w:rPr>
-              <w:t>Use only prompting techniques; no new LLM trained. Created an open-ended medical QA dataset MEDQA-OPEN; The reward model mechanism ensures the reliability of the generated answers.</w:t>
-            </w:r>
-          </w:p>
-        </w:tc>
-        <w:tc>
-          <w:tcPr>
-            <w:tcW w:w="43.82%" w:type="pct"/>
-          </w:tcPr>
-          <w:p>
-            <w:pPr>
-              <w:pStyle w:val="BodyText"/>
-              <w:ind w:firstLine="0pt"/>
-              <w:rPr>
-                <w:lang w:eastAsia="zh-CN"/>
-              </w:rPr>
-            </w:pPr>
-            <w:r>
-              <w:rPr>
-                <w:color w:val="000000"/>
-                <w:sz w:val="16"/>
-                <w:szCs w:val="16"/>
-              </w:rPr>
-              <w:t>The effectiveness of the Verifier is dependent on its training data.</w:t>
-            </w:r>
-          </w:p>
-        </w:tc>
-      </w:tr>
-      <w:tr>
-        <w:trPr>
-          <w:jc w:val="center"/>
-        </w:trPr>
-        <w:tc>
-          <w:tcPr>
-            <w:tcW w:w="11.2%" w:type="pct"/>
-          </w:tcPr>
-          <w:p>
-            <w:pPr>
-              <w:pStyle w:val="BodyText"/>
-              <w:ind w:firstLine="0pt"/>
-              <w:rPr>
-                <w:lang w:eastAsia="zh-CN"/>
-              </w:rPr>
-            </w:pPr>
-            <w:r>
-              <w:rPr>
-                <w:sz w:val="16"/>
-                <w:szCs w:val="16"/>
-                <w:lang w:eastAsia="zh-CN"/>
-              </w:rPr>
-              <w:t>[16]</w:t>
-            </w:r>
-          </w:p>
-        </w:tc>
-        <w:tc>
-          <w:tcPr>
-            <w:tcW w:w="44.98%" w:type="pct"/>
-          </w:tcPr>
-          <w:p>
-            <w:pPr>
-              <w:pStyle w:val="BodyText"/>
-              <w:ind w:firstLine="0pt"/>
-              <w:rPr>
-                <w:lang w:eastAsia="zh-CN"/>
-              </w:rPr>
-            </w:pPr>
-            <w:r>
-              <w:rPr>
-                <w:color w:val="000000"/>
-                <w:sz w:val="16"/>
-                <w:szCs w:val="16"/>
-                <w:lang w:eastAsia="zh-CN"/>
-              </w:rPr>
-              <w:t>The a</w:t>
-            </w:r>
-            <w:r>
-              <w:rPr>
-                <w:color w:val="000000"/>
-                <w:sz w:val="16"/>
-                <w:szCs w:val="16"/>
-              </w:rPr>
-              <w:t>ttention mechanism helps accurately answer retriev</w:t>
-            </w:r>
-            <w:r>
-              <w:rPr>
-                <w:color w:val="000000"/>
-                <w:sz w:val="16"/>
-                <w:szCs w:val="16"/>
-                <w:lang w:eastAsia="zh-CN"/>
-              </w:rPr>
-              <w:t>ing</w:t>
-            </w:r>
-            <w:r>
-              <w:rPr>
-                <w:color w:val="000000"/>
-                <w:sz w:val="16"/>
-                <w:szCs w:val="16"/>
-              </w:rPr>
-              <w:t>.</w:t>
-            </w:r>
-          </w:p>
-        </w:tc>
-        <w:tc>
-          <w:tcPr>
-            <w:tcW w:w="43.82%" w:type="pct"/>
-          </w:tcPr>
-          <w:p>
-            <w:pPr>
-              <w:pStyle w:val="BodyText"/>
-              <w:ind w:firstLine="0pt"/>
-              <w:rPr>
-                <w:lang w:eastAsia="zh-CN"/>
-              </w:rPr>
-            </w:pPr>
-            <w:r>
-              <w:rPr>
-                <w:color w:val="000000"/>
-                <w:sz w:val="16"/>
-                <w:szCs w:val="16"/>
-              </w:rPr>
-              <w:t>This early work did not utilize modern language models.</w:t>
-            </w:r>
-            <w:r>
-              <w:rPr>
-                <w:color w:val="000000"/>
-                <w:sz w:val="16"/>
-                <w:szCs w:val="16"/>
-              </w:rPr>
-              <w:br/>
-              <w:t>Did not generate answers; extracted the most relevant answer from the document instead.</w:t>
-            </w:r>
-          </w:p>
-        </w:tc>
-      </w:tr>
-      <w:tr>
-        <w:trPr>
-          <w:jc w:val="center"/>
-        </w:trPr>
-        <w:tc>
-          <w:tcPr>
-            <w:tcW w:w="11.2%" w:type="pct"/>
-          </w:tcPr>
-          <w:p>
-            <w:pPr>
-              <w:pStyle w:val="BodyText"/>
-              <w:ind w:firstLine="0pt"/>
-              <w:rPr>
-                <w:lang w:eastAsia="zh-CN"/>
-              </w:rPr>
-            </w:pPr>
-            <w:r>
-              <w:rPr>
-                <w:sz w:val="16"/>
-                <w:szCs w:val="16"/>
-                <w:lang w:eastAsia="zh-CN"/>
-              </w:rPr>
-              <w:t>[17]</w:t>
-            </w:r>
-          </w:p>
-        </w:tc>
-        <w:tc>
-          <w:tcPr>
-            <w:tcW w:w="44.98%" w:type="pct"/>
-          </w:tcPr>
-          <w:p>
-            <w:pPr>
-              <w:pStyle w:val="BodyText"/>
-              <w:ind w:firstLine="0pt"/>
-              <w:rPr>
-                <w:lang w:eastAsia="zh-CN"/>
-              </w:rPr>
-            </w:pPr>
-            <w:r>
-              <w:rPr>
-                <w:color w:val="000000"/>
-                <w:sz w:val="16"/>
-                <w:szCs w:val="16"/>
-              </w:rPr>
-              <w:t>Produced high accuracy in QA; The accurate semantic retrieving ensured the factuality of the answers.</w:t>
-            </w:r>
-          </w:p>
-        </w:tc>
-        <w:tc>
-          <w:tcPr>
-            <w:tcW w:w="43.82%" w:type="pct"/>
-          </w:tcPr>
-          <w:p>
-            <w:pPr>
-              <w:pStyle w:val="BodyText"/>
-              <w:ind w:firstLine="0pt"/>
-              <w:rPr>
-                <w:lang w:eastAsia="zh-CN"/>
-              </w:rPr>
-            </w:pPr>
-            <w:r>
-              <w:rPr>
-                <w:color w:val="000000"/>
-                <w:sz w:val="16"/>
-                <w:szCs w:val="16"/>
-              </w:rPr>
-              <w:t>Did not generate answers, not able to answer questions not related to the training dataset.</w:t>
-            </w:r>
-          </w:p>
-        </w:tc>
-      </w:tr>
-      <w:tr>
-        <w:trPr>
-          <w:jc w:val="center"/>
-        </w:trPr>
-        <w:tc>
-          <w:tcPr>
-            <w:tcW w:w="11.2%" w:type="pct"/>
-          </w:tcPr>
-          <w:p>
-            <w:pPr>
-              <w:pStyle w:val="BodyText"/>
-              <w:ind w:firstLine="0pt"/>
-              <w:rPr>
-                <w:lang w:eastAsia="zh-CN"/>
-              </w:rPr>
-            </w:pPr>
-            <w:r>
-              <w:rPr>
-                <w:sz w:val="16"/>
-                <w:szCs w:val="16"/>
-                <w:lang w:eastAsia="zh-CN"/>
-              </w:rPr>
-              <w:t>[18]</w:t>
-            </w:r>
-          </w:p>
-        </w:tc>
-        <w:tc>
-          <w:tcPr>
-            <w:tcW w:w="44.98%" w:type="pct"/>
-          </w:tcPr>
-          <w:p>
-            <w:pPr>
-              <w:pStyle w:val="BodyText"/>
-              <w:ind w:firstLine="0pt"/>
-              <w:rPr>
-                <w:lang w:eastAsia="zh-CN"/>
-              </w:rPr>
-            </w:pPr>
-            <w:r>
-              <w:rPr>
-                <w:color w:val="000000"/>
-                <w:sz w:val="16"/>
-                <w:szCs w:val="16"/>
-              </w:rPr>
-              <w:t>The pretrained model provided a superior language encoder for tasks such as medical QA</w:t>
-            </w:r>
-          </w:p>
-        </w:tc>
-        <w:tc>
-          <w:tcPr>
-            <w:tcW w:w="43.82%" w:type="pct"/>
-          </w:tcPr>
-          <w:p>
-            <w:pPr>
-              <w:pStyle w:val="BodyText"/>
-              <w:ind w:firstLine="0pt"/>
-              <w:rPr>
-                <w:lang w:eastAsia="zh-CN"/>
-              </w:rPr>
-            </w:pPr>
-            <w:r>
-              <w:rPr>
-                <w:color w:val="000000"/>
-                <w:sz w:val="16"/>
-                <w:szCs w:val="16"/>
-              </w:rPr>
-              <w:t>A pretraining model, fine-tuning is required for downstream QA tasks.</w:t>
-            </w:r>
-          </w:p>
-        </w:tc>
-      </w:tr>
-      <w:tr>
-        <w:trPr>
-          <w:jc w:val="center"/>
-        </w:trPr>
-        <w:tc>
-          <w:tcPr>
-            <w:tcW w:w="11.2%" w:type="pct"/>
-          </w:tcPr>
-          <w:p>
-            <w:pPr>
-              <w:pStyle w:val="BodyText"/>
-              <w:ind w:firstLine="0pt"/>
-              <w:rPr>
-                <w:lang w:eastAsia="zh-CN"/>
-              </w:rPr>
-            </w:pPr>
-            <w:r>
-              <w:rPr>
-                <w:sz w:val="16"/>
-                <w:szCs w:val="16"/>
-                <w:lang w:eastAsia="zh-CN"/>
-              </w:rPr>
-              <w:t>[19]</w:t>
-            </w:r>
-          </w:p>
-        </w:tc>
-        <w:tc>
-          <w:tcPr>
-            <w:tcW w:w="44.98%" w:type="pct"/>
-          </w:tcPr>
-          <w:p>
-            <w:pPr>
-              <w:pStyle w:val="BodyText"/>
-              <w:ind w:firstLine="0pt"/>
-              <w:rPr>
-                <w:lang w:eastAsia="zh-CN"/>
-              </w:rPr>
-            </w:pPr>
-            <w:r>
-              <w:rPr>
-                <w:color w:val="000000"/>
-                <w:sz w:val="16"/>
-                <w:szCs w:val="16"/>
-              </w:rPr>
-              <w:t>Answers were grounded in factual knowledge that provided remarkable reliability.</w:t>
-            </w:r>
-          </w:p>
-        </w:tc>
-        <w:tc>
-          <w:tcPr>
-            <w:tcW w:w="43.82%" w:type="pct"/>
-          </w:tcPr>
-          <w:p>
-            <w:pPr>
-              <w:pStyle w:val="BodyText"/>
-              <w:ind w:firstLine="0pt"/>
-              <w:rPr>
-                <w:lang w:eastAsia="zh-CN"/>
-              </w:rPr>
-            </w:pPr>
-            <w:r>
-              <w:rPr>
-                <w:color w:val="000000"/>
-                <w:sz w:val="16"/>
-                <w:szCs w:val="16"/>
-              </w:rPr>
-              <w:t>Answers were retrieved from the knowledge base, and the performance highly depended on the quality and completeness of the data.</w:t>
-            </w:r>
-          </w:p>
-        </w:tc>
-      </w:tr>
-      <w:tr>
-        <w:trPr>
-          <w:jc w:val="center"/>
-        </w:trPr>
-        <w:tc>
-          <w:tcPr>
-            <w:tcW w:w="11.2%" w:type="pct"/>
-          </w:tcPr>
-          <w:p>
-            <w:pPr>
-              <w:pStyle w:val="BodyText"/>
-              <w:ind w:firstLine="0pt"/>
-              <w:rPr>
-                <w:lang w:eastAsia="zh-CN"/>
-              </w:rPr>
-            </w:pPr>
-          </w:p>
-        </w:tc>
-        <w:tc>
-          <w:tcPr>
-            <w:tcW w:w="44.98%" w:type="pct"/>
-          </w:tcPr>
-          <w:p>
-            <w:pPr>
-              <w:pStyle w:val="BodyText"/>
-              <w:ind w:firstLine="0pt"/>
-              <w:rPr>
-                <w:lang w:eastAsia="zh-CN"/>
-              </w:rPr>
-            </w:pPr>
-          </w:p>
-        </w:tc>
-        <w:tc>
-          <w:tcPr>
-            <w:tcW w:w="43.82%" w:type="pct"/>
-          </w:tcPr>
-          <w:p>
-            <w:pPr>
-              <w:pStyle w:val="BodyText"/>
-              <w:ind w:firstLine="0pt"/>
-              <w:rPr>
-                <w:lang w:eastAsia="zh-CN"/>
-              </w:rPr>
-            </w:pPr>
-          </w:p>
-        </w:tc>
-      </w:tr>
-    </w:tbl>
-    <w:p>
-      <w:pPr>
-        <w:pStyle w:val="BodyText"/>
-        <w:rPr>
-          <w:lang w:eastAsia="zh-CN"/>
-        </w:rPr>
-      </w:pPr>
-    </w:p>
-    <w:p>
-      <w:pPr>
-        <w:pStyle w:val="BodyText"/>
+          <w:lang w:eastAsia="zh-CN"/>
+        </w:rPr>
+        <w:drawing>
+          <wp:anchor distT="45720" distB="45720" distL="114300" distR="114300" simplePos="0" relativeHeight="251665920" behindDoc="0" locked="0" layoutInCell="1" allowOverlap="1" wp14:anchorId="3DECEBF3" wp14:editId="7446F889">
+            <wp:simplePos x="0" y="0"/>
+            <wp:positionH relativeFrom="margin">
+              <wp:align>left</wp:align>
+            </wp:positionH>
+            <wp:positionV relativeFrom="paragraph">
+              <wp:posOffset>247650</wp:posOffset>
+            </wp:positionV>
+            <wp:extent cx="6381750" cy="4895850"/>
+            <wp:effectExtent l="0" t="0" r="19050" b="19050"/>
+            <wp:wrapSquare wrapText="bothSides"/>
+            <wp:docPr id="271395529" name="Text Box 2"/>
+            <wp:cNvGraphicFramePr>
+              <a:graphicFrameLocks xmlns:a="http://purl.oclc.org/ooxml/drawingml/main"/>
+            </wp:cNvGraphicFramePr>
+            <a:graphic xmlns:a="http://purl.oclc.org/ooxml/drawingml/main">
+              <a:graphicData uri="http://schemas.microsoft.com/office/word/2010/wordprocessingShape">
+                <wp:wsp>
+                  <wp:cNvSpPr txBox="1">
+                    <a:spLocks noChangeArrowheads="1"/>
+                  </wp:cNvSpPr>
+                  <wp:spPr bwMode="auto">
+                    <a:xfrm>
+                      <a:off x="0" y="0"/>
+                      <a:ext cx="6381750" cy="4895850"/>
+                    </a:xfrm>
+                    <a:prstGeom prst="rect">
+                      <a:avLst/>
+                    </a:prstGeom>
+                    <a:solidFill>
+                      <a:srgbClr val="FFFFFF"/>
+                    </a:solidFill>
+                    <a:ln w="9525">
+                      <a:solidFill>
+                        <a:srgbClr val="000000"/>
+                      </a:solidFill>
+                      <a:miter lim="800%"/>
+                      <a:headEnd/>
+                      <a:tailEnd/>
+                    </a:ln>
+                  </wp:spPr>
+                  <wp:txbx>
+                    <wne:txbxContent>
+                      <w:p>
+                        <w:pPr>
+                          <w:pStyle w:val="Caption"/>
+                          <w:keepNext/>
+                          <w:rPr>
+                            <w:rFonts w:hint="eastAsia"/>
+                            <w:lang w:eastAsia="zh-CN"/>
+                          </w:rPr>
+                        </w:pPr>
+                        <w:r>
+                          <w:t xml:space="preserve">Table </w:t>
+                        </w:r>
+                        <w:r>
+                          <w:fldChar w:fldCharType="begin"/>
+                        </w:r>
+                        <w:r>
+                          <w:instrText xml:space="preserve"> SEQ Table \* ARABIC </w:instrText>
+                        </w:r>
+                        <w:r>
+                          <w:fldChar w:fldCharType="separate"/>
+                        </w:r>
+                        <w:r>
+                          <w:rPr>
+                            <w:noProof/>
+                          </w:rPr>
+                          <w:t>3</w:t>
+                        </w:r>
+                        <w:r>
+                          <w:fldChar w:fldCharType="end"/>
+                        </w:r>
+                        <w:r>
+                          <w:rPr>
+                            <w:rFonts w:hint="eastAsia"/>
+                            <w:lang w:eastAsia="zh-CN"/>
+                          </w:rPr>
+                          <w:t xml:space="preserve"> </w:t>
+                        </w:r>
+                        <w:r>
+                          <w:rPr>
+                            <w:rFonts w:hint="eastAsia"/>
+                            <w:lang w:eastAsia="zh-CN"/>
+                          </w:rPr>
+                          <w:t xml:space="preserve">Comparison of the </w:t>
+                        </w:r>
+                        <w:r>
+                          <w:rPr>
+                            <w:rFonts w:hint="eastAsia"/>
+                            <w:lang w:eastAsia="zh-CN"/>
+                          </w:rPr>
+                          <w:t>Text-to-Image</w:t>
+                        </w:r>
+                        <w:r>
+                          <w:rPr>
+                            <w:rFonts w:hint="eastAsia"/>
+                            <w:lang w:eastAsia="zh-CN"/>
+                          </w:rPr>
+                          <w:t xml:space="preserve"> works</w:t>
+                        </w:r>
+                      </w:p>
+                      <w:tbl>
+                        <w:tblPr>
+                          <w:tblStyle w:val="TableGrid"/>
+                          <w:tblW w:w="98.2%" w:type="pct"/>
+                          <w:jc w:val="center"/>
+                          <w:tblLook w:firstRow="1" w:lastRow="0" w:firstColumn="1" w:lastColumn="0" w:noHBand="0" w:noVBand="1"/>
+                        </w:tblPr>
+                        <w:tblGrid>
+                          <w:gridCol w:w="841"/>
+                          <w:gridCol w:w="4827"/>
+                          <w:gridCol w:w="3909"/>
+                        </w:tblGrid>
+                        <w:tr>
+                          <w:trPr>
+                            <w:jc w:val="center"/>
+                          </w:trPr>
+                          <w:tc>
+                            <w:tcPr>
+                              <w:tcW w:w="8.78%" w:type="pct"/>
+                            </w:tcPr>
+                            <w:p>
+                              <w:pPr>
+                                <w:pStyle w:val="BodyText"/>
+                                <w:ind w:firstLine="0pt"/>
+                                <w:rPr>
+                                  <w:lang w:eastAsia="zh-CN"/>
+                                </w:rPr>
+                              </w:pPr>
+                              <w:r>
+                                <w:rPr>
+                                  <w:rFonts w:hint="eastAsia"/>
+                                  <w:b/>
+                                  <w:bCs/>
+                                  <w:sz w:val="16"/>
+                                  <w:szCs w:val="16"/>
+                                  <w:lang w:eastAsia="zh-CN"/>
+                                </w:rPr>
+                                <w:t>R</w:t>
+                              </w:r>
+                              <w:r>
+                                <w:rPr>
+                                  <w:b/>
+                                  <w:bCs/>
+                                  <w:sz w:val="16"/>
+                                  <w:szCs w:val="16"/>
+                                  <w:lang w:eastAsia="zh-CN"/>
+                                </w:rPr>
+                                <w:t>e</w:t>
+                              </w:r>
+                              <w:r>
+                                <w:rPr>
+                                  <w:rFonts w:hint="eastAsia"/>
+                                  <w:b/>
+                                  <w:bCs/>
+                                  <w:sz w:val="16"/>
+                                  <w:szCs w:val="16"/>
+                                  <w:lang w:eastAsia="zh-CN"/>
+                                </w:rPr>
+                                <w:t>search Work</w:t>
+                              </w:r>
+                            </w:p>
+                          </w:tc>
+                          <w:tc>
+                            <w:tcPr>
+                              <w:tcW w:w="50.4%" w:type="pct"/>
+                            </w:tcPr>
+                            <w:p>
+                              <w:pPr>
+                                <w:pStyle w:val="BodyText"/>
+                                <w:ind w:firstLine="0pt"/>
+                                <w:rPr>
+                                  <w:lang w:eastAsia="zh-CN"/>
+                                </w:rPr>
+                              </w:pPr>
+                              <w:r>
+                                <w:rPr>
+                                  <w:rFonts w:hint="eastAsia"/>
+                                  <w:b/>
+                                  <w:bCs/>
+                                  <w:sz w:val="16"/>
+                                  <w:szCs w:val="16"/>
+                                  <w:lang w:eastAsia="zh-CN"/>
+                                </w:rPr>
+                                <w:t>Pros</w:t>
+                              </w:r>
+                            </w:p>
+                          </w:tc>
+                          <w:tc>
+                            <w:tcPr>
+                              <w:tcW w:w="40.82%" w:type="pct"/>
+                            </w:tcPr>
+                            <w:p>
+                              <w:pPr>
+                                <w:pStyle w:val="BodyText"/>
+                                <w:ind w:firstLine="0pt"/>
+                                <w:rPr>
+                                  <w:lang w:eastAsia="zh-CN"/>
+                                </w:rPr>
+                              </w:pPr>
+                              <w:r>
+                                <w:rPr>
+                                  <w:rFonts w:hint="eastAsia"/>
+                                  <w:b/>
+                                  <w:bCs/>
+                                  <w:sz w:val="16"/>
+                                  <w:szCs w:val="16"/>
+                                  <w:lang w:eastAsia="zh-CN"/>
+                                </w:rPr>
+                                <w:t>Cons</w:t>
+                              </w:r>
+                            </w:p>
+                          </w:tc>
+                        </w:tr>
+                        <w:tr>
+                          <w:trPr>
+                            <w:jc w:val="center"/>
+                          </w:trPr>
+                          <w:tc>
+                            <w:tcPr>
+                              <w:tcW w:w="8.78%" w:type="pct"/>
+                            </w:tcPr>
+                            <w:p>
+                              <w:pPr>
+                                <w:pStyle w:val="BodyText"/>
+                                <w:ind w:firstLine="0pt"/>
+                                <w:rPr>
+                                  <w:rFonts w:hint="eastAsia"/>
+                                  <w:lang w:eastAsia="zh-CN"/>
+                                </w:rPr>
+                              </w:pPr>
+                              <w:r>
+                                <w:rPr>
+                                  <w:rFonts w:hint="eastAsia"/>
+                                  <w:lang w:eastAsia="zh-CN"/>
+                                </w:rPr>
+                                <w:t>[25]</w:t>
+                              </w:r>
+                            </w:p>
+                          </w:tc>
+                          <w:tc>
+                            <w:tcPr>
+                              <w:tcW w:w="50.4%" w:type="pct"/>
+                            </w:tcPr>
+                            <w:p>
+                              <w:pPr>
+                                <w:pStyle w:val="BodyText"/>
+                                <w:ind w:firstLine="0pt"/>
+                                <w:rPr>
+                                  <w:sz w:val="16"/>
+                                  <w:szCs w:val="16"/>
+                                  <w:lang w:eastAsia="zh-CN"/>
+                                </w:rPr>
+                              </w:pPr>
+                              <w:r>
+                                <w:rPr>
+                                  <w:rFonts w:hint="eastAsia"/>
+                                  <w:color w:val="000000"/>
+                                  <w:sz w:val="16"/>
+                                  <w:szCs w:val="16"/>
+                                </w:rPr>
+                                <w:t>Reduced computing complexity; The automated metrics aligned well with expert assessments.</w:t>
+                              </w:r>
+                            </w:p>
+                          </w:tc>
+                          <w:tc>
+                            <w:tcPr>
+                              <w:tcW w:w="40.82%" w:type="pct"/>
+                            </w:tcPr>
+                            <w:p>
+                              <w:pPr>
+                                <w:pStyle w:val="BodyText"/>
+                                <w:ind w:firstLine="0pt"/>
+                                <w:rPr>
+                                  <w:sz w:val="16"/>
+                                  <w:szCs w:val="16"/>
+                                  <w:lang w:eastAsia="zh-CN"/>
+                                </w:rPr>
+                              </w:pPr>
+                              <w:r>
+                                <w:rPr>
+                                  <w:rFonts w:hint="eastAsia"/>
+                                  <w:color w:val="000000"/>
+                                  <w:sz w:val="16"/>
+                                  <w:szCs w:val="16"/>
+                                </w:rPr>
+                                <w:t>Specific and high-quality datasets are still essential to build a model suitable for clinic use.</w:t>
+                              </w:r>
+                            </w:p>
+                          </w:tc>
+                        </w:tr>
+                        <w:tr>
+                          <w:trPr>
+                            <w:jc w:val="center"/>
+                          </w:trPr>
+                          <w:tc>
+                            <w:tcPr>
+                              <w:tcW w:w="8.78%" w:type="pct"/>
+                            </w:tcPr>
+                            <w:p>
+                              <w:pPr>
+                                <w:pStyle w:val="BodyText"/>
+                                <w:ind w:firstLine="0pt"/>
+                                <w:rPr>
+                                  <w:rFonts w:hint="eastAsia"/>
+                                  <w:lang w:eastAsia="zh-CN"/>
+                                </w:rPr>
+                              </w:pPr>
+                              <w:r>
+                                <w:rPr>
+                                  <w:rFonts w:hint="eastAsia"/>
+                                  <w:lang w:eastAsia="zh-CN"/>
+                                </w:rPr>
+                                <w:t>[26]</w:t>
+                              </w:r>
+                            </w:p>
+                          </w:tc>
+                          <w:tc>
+                            <w:tcPr>
+                              <w:tcW w:w="50.4%" w:type="pct"/>
+                            </w:tcPr>
+                            <w:p>
+                              <w:pPr>
+                                <w:pStyle w:val="BodyText"/>
+                                <w:ind w:firstLine="0pt"/>
+                                <w:rPr>
+                                  <w:sz w:val="16"/>
+                                  <w:szCs w:val="16"/>
+                                  <w:lang w:eastAsia="zh-CN"/>
+                                </w:rPr>
+                              </w:pPr>
+                              <w:r>
+                                <w:rPr>
+                                  <w:rFonts w:hint="eastAsia"/>
+                                  <w:color w:val="000000"/>
+                                  <w:sz w:val="16"/>
+                                  <w:szCs w:val="16"/>
+                                </w:rPr>
+                                <w:t>The vision-language models (VLM) augment the medical texts, made it easier to transfer to other medical domain.</w:t>
+                              </w:r>
+                            </w:p>
+                          </w:tc>
+                          <w:tc>
+                            <w:tcPr>
+                              <w:tcW w:w="40.82%" w:type="pct"/>
+                            </w:tcPr>
+                            <w:p>
+                              <w:pPr>
+                                <w:pStyle w:val="BodyText"/>
+                                <w:ind w:firstLine="0pt"/>
+                                <w:rPr>
+                                  <w:sz w:val="16"/>
+                                  <w:szCs w:val="16"/>
+                                  <w:lang w:eastAsia="zh-CN"/>
+                                </w:rPr>
+                              </w:pPr>
+                              <w:r>
+                                <w:rPr>
+                                  <w:rFonts w:hint="eastAsia"/>
+                                  <w:color w:val="000000"/>
+                                  <w:sz w:val="16"/>
+                                  <w:szCs w:val="16"/>
+                                </w:rPr>
+                                <w:t>Lack of clinician evaluation.</w:t>
+                              </w:r>
+                              <w:r>
+                                <w:rPr>
+                                  <w:rFonts w:hint="eastAsia"/>
+                                  <w:color w:val="000000"/>
+                                  <w:sz w:val="16"/>
+                                  <w:szCs w:val="16"/>
+                                </w:rPr>
+                                <w:br/>
+                                <w:t>The image generation depended on the visual symption generator.</w:t>
+                              </w:r>
+                            </w:p>
+                          </w:tc>
+                        </w:tr>
+                        <w:tr>
+                          <w:trPr>
+                            <w:jc w:val="center"/>
+                          </w:trPr>
+                          <w:tc>
+                            <w:tcPr>
+                              <w:tcW w:w="8.78%" w:type="pct"/>
+                            </w:tcPr>
+                            <w:p>
+                              <w:pPr>
+                                <w:pStyle w:val="BodyText"/>
+                                <w:ind w:firstLine="0pt"/>
+                                <w:rPr>
+                                  <w:rFonts w:hint="eastAsia"/>
+                                  <w:lang w:eastAsia="zh-CN"/>
+                                </w:rPr>
+                              </w:pPr>
+                              <w:r>
+                                <w:rPr>
+                                  <w:rFonts w:hint="eastAsia"/>
+                                  <w:lang w:eastAsia="zh-CN"/>
+                                </w:rPr>
+                                <w:t>[27]</w:t>
+                              </w:r>
+                            </w:p>
+                          </w:tc>
+                          <w:tc>
+                            <w:tcPr>
+                              <w:tcW w:w="50.4%" w:type="pct"/>
+                            </w:tcPr>
+                            <w:p>
+                              <w:pPr>
+                                <w:pStyle w:val="BodyText"/>
+                                <w:ind w:firstLine="0pt"/>
+                                <w:rPr>
+                                  <w:sz w:val="16"/>
+                                  <w:szCs w:val="16"/>
+                                  <w:lang w:eastAsia="zh-CN"/>
+                                </w:rPr>
+                              </w:pPr>
+                              <w:r>
+                                <w:rPr>
+                                  <w:rFonts w:hint="eastAsia"/>
+                                  <w:color w:val="000000"/>
+                                  <w:sz w:val="16"/>
+                                  <w:szCs w:val="16"/>
+                                </w:rPr>
+                                <w:t>Encouraging performance in terms of image fidelity and diversity; Physician experts participated the evaluation; confirmed performance enhancement in classification tasks using synthetic data.</w:t>
+                              </w:r>
+                            </w:p>
+                          </w:tc>
+                          <w:tc>
+                            <w:tcPr>
+                              <w:tcW w:w="40.82%" w:type="pct"/>
+                            </w:tcPr>
+                            <w:p>
+                              <w:pPr>
+                                <w:pStyle w:val="BodyText"/>
+                                <w:ind w:firstLine="0pt"/>
+                                <w:rPr>
+                                  <w:sz w:val="16"/>
+                                  <w:szCs w:val="16"/>
+                                  <w:lang w:eastAsia="zh-CN"/>
+                                </w:rPr>
+                              </w:pPr>
+                              <w:r>
+                                <w:rPr>
+                                  <w:rFonts w:hint="eastAsia"/>
+                                  <w:color w:val="000000"/>
+                                  <w:sz w:val="16"/>
+                                  <w:szCs w:val="16"/>
+                                </w:rPr>
+                                <w:t>Lacks the zero-shot capability; The output could be biased because of the unbalanced nature of available medical training data.</w:t>
+                              </w:r>
+                            </w:p>
+                          </w:tc>
+                        </w:tr>
+                        <w:tr>
+                          <w:trPr>
+                            <w:jc w:val="center"/>
+                          </w:trPr>
+                          <w:tc>
+                            <w:tcPr>
+                              <w:tcW w:w="8.78%" w:type="pct"/>
+                            </w:tcPr>
+                            <w:p>
+                              <w:pPr>
+                                <w:pStyle w:val="BodyText"/>
+                                <w:ind w:firstLine="0pt"/>
+                                <w:rPr>
+                                  <w:rFonts w:hint="eastAsia"/>
+                                  <w:lang w:eastAsia="zh-CN"/>
+                                </w:rPr>
+                              </w:pPr>
+                              <w:r>
+                                <w:rPr>
+                                  <w:rFonts w:hint="eastAsia"/>
+                                  <w:lang w:eastAsia="zh-CN"/>
+                                </w:rPr>
+                                <w:t>[28]</w:t>
+                              </w:r>
+                            </w:p>
+                          </w:tc>
+                          <w:tc>
+                            <w:tcPr>
+                              <w:tcW w:w="50.4%" w:type="pct"/>
+                            </w:tcPr>
+                            <w:p>
+                              <w:pPr>
+                                <w:pStyle w:val="BodyText"/>
+                                <w:ind w:firstLine="0pt"/>
+                                <w:rPr>
+                                  <w:sz w:val="16"/>
+                                  <w:szCs w:val="16"/>
+                                  <w:lang w:eastAsia="zh-CN"/>
+                                </w:rPr>
+                              </w:pPr>
+                              <w:r>
+                                <w:rPr>
+                                  <w:rFonts w:hint="eastAsia"/>
+                                  <w:color w:val="000000"/>
+                                  <w:sz w:val="16"/>
+                                  <w:szCs w:val="16"/>
+                                </w:rPr>
+                                <w:t>Improved the worst-case performance across subgroups in the dermatology field;</w:t>
+                              </w:r>
+                            </w:p>
+                          </w:tc>
+                          <w:tc>
+                            <w:tcPr>
+                              <w:tcW w:w="40.82%" w:type="pct"/>
+                            </w:tcPr>
+                            <w:p>
+                              <w:pPr>
+                                <w:pStyle w:val="BodyText"/>
+                                <w:ind w:firstLine="0pt"/>
+                                <w:rPr>
+                                  <w:sz w:val="16"/>
+                                  <w:szCs w:val="16"/>
+                                  <w:lang w:eastAsia="zh-CN"/>
+                                </w:rPr>
+                              </w:pPr>
+                              <w:r>
+                                <w:rPr>
+                                  <w:rFonts w:hint="eastAsia"/>
+                                  <w:color w:val="000000"/>
+                                  <w:sz w:val="16"/>
+                                  <w:szCs w:val="16"/>
+                                </w:rPr>
+                                <w:t>The model's performance depended on the rich, structured text description, which made it difficult to scale up to other medical fields.</w:t>
+                              </w:r>
+                            </w:p>
+                          </w:tc>
+                        </w:tr>
+                        <w:tr>
+                          <w:trPr>
+                            <w:jc w:val="center"/>
+                          </w:trPr>
+                          <w:tc>
+                            <w:tcPr>
+                              <w:tcW w:w="8.78%" w:type="pct"/>
+                            </w:tcPr>
+                            <w:p>
+                              <w:pPr>
+                                <w:pStyle w:val="BodyText"/>
+                                <w:ind w:firstLine="0pt"/>
+                                <w:rPr>
+                                  <w:rFonts w:hint="eastAsia"/>
+                                  <w:lang w:eastAsia="zh-CN"/>
+                                </w:rPr>
+                              </w:pPr>
+                              <w:r>
+                                <w:rPr>
+                                  <w:rFonts w:hint="eastAsia"/>
+                                  <w:lang w:eastAsia="zh-CN"/>
+                                </w:rPr>
+                                <w:t>[29]</w:t>
+                              </w:r>
+                            </w:p>
+                          </w:tc>
+                          <w:tc>
+                            <w:tcPr>
+                              <w:tcW w:w="50.4%" w:type="pct"/>
+                            </w:tcPr>
+                            <w:p>
+                              <w:pPr>
+                                <w:pStyle w:val="BodyText"/>
+                                <w:ind w:firstLine="0pt"/>
+                                <w:rPr>
+                                  <w:sz w:val="16"/>
+                                  <w:szCs w:val="16"/>
+                                  <w:lang w:eastAsia="zh-CN"/>
+                                </w:rPr>
+                              </w:pPr>
+                              <w:r>
+                                <w:rPr>
+                                  <w:rFonts w:hint="eastAsia"/>
+                                  <w:color w:val="000000"/>
+                                  <w:sz w:val="16"/>
+                                  <w:szCs w:val="16"/>
+                                </w:rPr>
+                                <w:t>The first model to utilize learnable embeddings in medical domain;</w:t>
+                              </w:r>
+                            </w:p>
+                          </w:tc>
+                          <w:tc>
+                            <w:tcPr>
+                              <w:tcW w:w="40.82%" w:type="pct"/>
+                            </w:tcPr>
+                            <w:p>
+                              <w:pPr>
+                                <w:pStyle w:val="BodyText"/>
+                                <w:ind w:firstLine="0pt"/>
+                                <w:rPr>
+                                  <w:sz w:val="16"/>
+                                  <w:szCs w:val="16"/>
+                                  <w:lang w:eastAsia="zh-CN"/>
+                                </w:rPr>
+                              </w:pPr>
+                              <w:r>
+                                <w:rPr>
+                                  <w:rFonts w:hint="eastAsia"/>
+                                  <w:color w:val="000000"/>
+                                  <w:sz w:val="16"/>
+                                  <w:szCs w:val="16"/>
+                                </w:rPr>
+                                <w:t>The model was trained and evaluated using radiological data,and it is unknown how to would perform in other medical fields.</w:t>
+                              </w:r>
+                            </w:p>
+                          </w:tc>
+                        </w:tr>
+                        <w:tr>
+                          <w:trPr>
+                            <w:jc w:val="center"/>
+                          </w:trPr>
+                          <w:tc>
+                            <w:tcPr>
+                              <w:tcW w:w="8.78%" w:type="pct"/>
+                            </w:tcPr>
+                            <w:p>
+                              <w:pPr>
+                                <w:pStyle w:val="BodyText"/>
+                                <w:ind w:firstLine="0pt"/>
+                                <w:rPr>
+                                  <w:rFonts w:hint="eastAsia"/>
+                                  <w:lang w:eastAsia="zh-CN"/>
+                                </w:rPr>
+                              </w:pPr>
+                              <w:r>
+                                <w:rPr>
+                                  <w:rFonts w:hint="eastAsia"/>
+                                  <w:lang w:eastAsia="zh-CN"/>
+                                </w:rPr>
+                                <w:t>[30]</w:t>
+                              </w:r>
+                            </w:p>
+                          </w:tc>
+                          <w:tc>
+                            <w:tcPr>
+                              <w:tcW w:w="50.4%" w:type="pct"/>
+                            </w:tcPr>
+                            <w:p>
+                              <w:pPr>
+                                <w:pStyle w:val="BodyText"/>
+                                <w:ind w:firstLine="0pt"/>
+                                <w:rPr>
+                                  <w:sz w:val="16"/>
+                                  <w:szCs w:val="16"/>
+                                  <w:lang w:eastAsia="zh-CN"/>
+                                </w:rPr>
+                              </w:pPr>
+                              <w:r>
+                                <w:rPr>
+                                  <w:rFonts w:hint="eastAsia"/>
+                                  <w:color w:val="000000"/>
+                                  <w:sz w:val="16"/>
+                                  <w:szCs w:val="16"/>
+                                </w:rPr>
+                                <w:t>Improved inference time efficiency due to parallel decoding, discrete tokens, and fewer sampling iterations.</w:t>
+                              </w:r>
+                            </w:p>
+                          </w:tc>
+                          <w:tc>
+                            <w:tcPr>
+                              <w:tcW w:w="40.82%" w:type="pct"/>
+                            </w:tcPr>
+                            <w:p>
+                              <w:pPr>
+                                <w:pStyle w:val="BodyText"/>
+                                <w:ind w:firstLine="0pt"/>
+                                <w:rPr>
+                                  <w:sz w:val="16"/>
+                                  <w:szCs w:val="16"/>
+                                  <w:lang w:eastAsia="zh-CN"/>
+                                </w:rPr>
+                              </w:pPr>
+                              <w:r>
+                                <w:rPr>
+                                  <w:rFonts w:hint="eastAsia"/>
+                                  <w:color w:val="000000"/>
+                                  <w:sz w:val="16"/>
+                                  <w:szCs w:val="16"/>
+                                </w:rPr>
+                                <w:t>Limited ability to generate images well-aligned with some phrases containing long phrases.</w:t>
+                              </w:r>
+                            </w:p>
+                          </w:tc>
+                        </w:tr>
+                        <w:tr>
+                          <w:trPr>
+                            <w:jc w:val="center"/>
+                          </w:trPr>
+                          <w:tc>
+                            <w:tcPr>
+                              <w:tcW w:w="8.78%" w:type="pct"/>
+                            </w:tcPr>
+                            <w:p>
+                              <w:pPr>
+                                <w:pStyle w:val="BodyText"/>
+                                <w:ind w:firstLine="0pt"/>
+                                <w:rPr>
+                                  <w:rFonts w:hint="eastAsia"/>
+                                  <w:lang w:eastAsia="zh-CN"/>
+                                </w:rPr>
+                              </w:pPr>
+                              <w:r>
+                                <w:rPr>
+                                  <w:rFonts w:hint="eastAsia"/>
+                                  <w:lang w:eastAsia="zh-CN"/>
+                                </w:rPr>
+                                <w:t>[31]</w:t>
+                              </w:r>
+                            </w:p>
+                          </w:tc>
+                          <w:tc>
+                            <w:tcPr>
+                              <w:tcW w:w="50.4%" w:type="pct"/>
+                            </w:tcPr>
+                            <w:p>
+                              <w:pPr>
+                                <w:pStyle w:val="BodyText"/>
+                                <w:ind w:firstLine="0pt"/>
+                                <w:rPr>
+                                  <w:sz w:val="16"/>
+                                  <w:szCs w:val="16"/>
+                                  <w:lang w:eastAsia="zh-CN"/>
+                                </w:rPr>
+                              </w:pPr>
+                              <w:r>
+                                <w:rPr>
+                                  <w:rFonts w:hint="eastAsia"/>
+                                  <w:color w:val="000000"/>
+                                  <w:sz w:val="16"/>
+                                  <w:szCs w:val="16"/>
+                                </w:rPr>
+                                <w:t>Data efficiency; high transferability to multiple downstream tasks.</w:t>
+                              </w:r>
+                            </w:p>
+                          </w:tc>
+                          <w:tc>
+                            <w:tcPr>
+                              <w:tcW w:w="40.82%" w:type="pct"/>
+                            </w:tcPr>
+                            <w:p>
+                              <w:pPr>
+                                <w:pStyle w:val="BodyText"/>
+                                <w:ind w:firstLine="0pt"/>
+                                <w:rPr>
+                                  <w:sz w:val="16"/>
+                                  <w:szCs w:val="16"/>
+                                  <w:lang w:eastAsia="zh-CN"/>
+                                </w:rPr>
+                              </w:pPr>
+                              <w:r>
+                                <w:rPr>
+                                  <w:rFonts w:hint="eastAsia"/>
+                                  <w:color w:val="000000"/>
+                                  <w:sz w:val="16"/>
+                                  <w:szCs w:val="16"/>
+                                </w:rPr>
+                                <w:t>The text-image pairs that were built based on the semantic similarity may generate weaker alignment than directly paired dataset.</w:t>
+                              </w:r>
+                            </w:p>
+                          </w:tc>
+                        </w:tr>
+                        <w:tr>
+                          <w:trPr>
+                            <w:jc w:val="center"/>
+                          </w:trPr>
+                          <w:tc>
+                            <w:tcPr>
+                              <w:tcW w:w="8.78%" w:type="pct"/>
+                            </w:tcPr>
+                            <w:p>
+                              <w:pPr>
+                                <w:pStyle w:val="BodyText"/>
+                                <w:ind w:firstLine="0pt"/>
+                                <w:rPr>
+                                  <w:rFonts w:hint="eastAsia"/>
+                                  <w:lang w:eastAsia="zh-CN"/>
+                                </w:rPr>
+                              </w:pPr>
+                              <w:r>
+                                <w:rPr>
+                                  <w:rFonts w:hint="eastAsia"/>
+                                  <w:lang w:eastAsia="zh-CN"/>
+                                </w:rPr>
+                                <w:t>[32]</w:t>
+                              </w:r>
+                            </w:p>
+                          </w:tc>
+                          <w:tc>
+                            <w:tcPr>
+                              <w:tcW w:w="50.4%" w:type="pct"/>
+                            </w:tcPr>
+                            <w:p>
+                              <w:pPr>
+                                <w:pStyle w:val="BodyText"/>
+                                <w:ind w:firstLine="0pt"/>
+                                <w:rPr>
+                                  <w:sz w:val="16"/>
+                                  <w:szCs w:val="16"/>
+                                  <w:lang w:eastAsia="zh-CN"/>
+                                </w:rPr>
+                              </w:pPr>
+                              <w:r>
+                                <w:rPr>
+                                  <w:rFonts w:hint="eastAsia"/>
+                                  <w:color w:val="000000"/>
+                                  <w:sz w:val="16"/>
+                                  <w:szCs w:val="16"/>
+                                </w:rPr>
+                                <w:t>Provided methodology guidance; provided insights on the transfer learning techniques for medical VLM adaptation.</w:t>
+                              </w:r>
+                            </w:p>
+                          </w:tc>
+                          <w:tc>
+                            <w:tcPr>
+                              <w:tcW w:w="40.82%" w:type="pct"/>
+                            </w:tcPr>
+                            <w:p>
+                              <w:pPr>
+                                <w:pStyle w:val="BodyText"/>
+                                <w:ind w:firstLine="0pt"/>
+                                <w:rPr>
+                                  <w:sz w:val="16"/>
+                                  <w:szCs w:val="16"/>
+                                  <w:lang w:eastAsia="zh-CN"/>
+                                </w:rPr>
+                              </w:pPr>
+                              <w:r>
+                                <w:rPr>
+                                  <w:rFonts w:hint="eastAsia"/>
+                                  <w:color w:val="000000"/>
+                                  <w:sz w:val="16"/>
+                                  <w:szCs w:val="16"/>
+                                </w:rPr>
+                                <w:t>Mainly focus on studying existing model</w:t>
+                              </w:r>
+                            </w:p>
+                          </w:tc>
+                        </w:tr>
+                        <w:tr>
+                          <w:trPr>
+                            <w:jc w:val="center"/>
+                          </w:trPr>
+                          <w:tc>
+                            <w:tcPr>
+                              <w:tcW w:w="8.78%" w:type="pct"/>
+                            </w:tcPr>
+                            <w:p>
+                              <w:pPr>
+                                <w:pStyle w:val="BodyText"/>
+                                <w:ind w:firstLine="0pt"/>
+                                <w:rPr>
+                                  <w:rFonts w:hint="eastAsia"/>
+                                  <w:lang w:eastAsia="zh-CN"/>
+                                </w:rPr>
+                              </w:pPr>
+                              <w:r>
+                                <w:rPr>
+                                  <w:rFonts w:hint="eastAsia"/>
+                                  <w:lang w:eastAsia="zh-CN"/>
+                                </w:rPr>
+                                <w:t>[33</w:t>
+                              </w:r>
+                              <w:r>
+                                <w:rPr>
+                                  <w:rFonts w:hint="eastAsia"/>
+                                  <w:lang w:eastAsia="zh-CN"/>
+                                </w:rPr>
+                                <w:t>]</w:t>
+                              </w:r>
+                            </w:p>
+                          </w:tc>
+                          <w:tc>
+                            <w:tcPr>
+                              <w:tcW w:w="50.4%" w:type="pct"/>
+                            </w:tcPr>
+                            <w:p>
+                              <w:pPr>
+                                <w:pStyle w:val="BodyText"/>
+                                <w:ind w:firstLine="0pt"/>
+                                <w:rPr>
+                                  <w:rFonts w:hint="eastAsia"/>
+                                  <w:color w:val="000000"/>
+                                  <w:sz w:val="16"/>
+                                  <w:szCs w:val="16"/>
+                                </w:rPr>
+                              </w:pPr>
+                              <w:r>
+                                <w:rPr>
+                                  <w:rFonts w:hint="eastAsia"/>
+                                  <w:color w:val="000000"/>
+                                  <w:sz w:val="16"/>
+                                  <w:szCs w:val="16"/>
+                                </w:rPr>
+                                <w:t>Provided a valuable methodology that improved the training speed and image quality.</w:t>
+                              </w:r>
+                            </w:p>
+                          </w:tc>
+                          <w:tc>
+                            <w:tcPr>
+                              <w:tcW w:w="40.82%" w:type="pct"/>
+                            </w:tcPr>
+                            <w:p>
+                              <w:pPr>
+                                <w:pStyle w:val="BodyText"/>
+                                <w:ind w:firstLine="0pt"/>
+                                <w:rPr>
+                                  <w:rFonts w:hint="eastAsia"/>
+                                  <w:color w:val="000000"/>
+                                  <w:sz w:val="16"/>
+                                  <w:szCs w:val="16"/>
+                                </w:rPr>
+                              </w:pPr>
+                              <w:r>
+                                <w:rPr>
+                                  <w:rFonts w:hint="eastAsia"/>
+                                  <w:color w:val="000000"/>
+                                  <w:sz w:val="16"/>
+                                  <w:szCs w:val="16"/>
+                                </w:rPr>
+                                <w:t>It was trained for the open domain. It might be challenge to fine-tune for medical tasks.</w:t>
+                              </w:r>
+                            </w:p>
+                          </w:tc>
+                        </w:tr>
+                        <w:tr>
+                          <w:trPr>
+                            <w:jc w:val="center"/>
+                          </w:trPr>
+                          <w:tc>
+                            <w:tcPr>
+                              <w:tcW w:w="8.78%" w:type="pct"/>
+                            </w:tcPr>
+                            <w:p>
+                              <w:pPr>
+                                <w:pStyle w:val="BodyText"/>
+                                <w:ind w:firstLine="0pt"/>
+                                <w:rPr>
+                                  <w:rFonts w:hint="eastAsia"/>
+                                  <w:lang w:val="en-US" w:eastAsia="zh-CN"/>
+                                </w:rPr>
+                              </w:pPr>
+                              <w:r>
+                                <w:rPr>
+                                  <w:rFonts w:hint="eastAsia"/>
+                                  <w:lang w:val="en-US" w:eastAsia="zh-CN"/>
+                                </w:rPr>
+                                <w:t>[34</w:t>
+                              </w:r>
+                              <w:r>
+                                <w:rPr>
+                                  <w:rFonts w:hint="eastAsia"/>
+                                  <w:lang w:val="en-US" w:eastAsia="zh-CN"/>
+                                </w:rPr>
+                                <w:t>]</w:t>
+                              </w:r>
+                            </w:p>
+                          </w:tc>
+                          <w:tc>
+                            <w:tcPr>
+                              <w:tcW w:w="50.4%" w:type="pct"/>
+                            </w:tcPr>
+                            <w:p>
+                              <w:pPr>
+                                <w:pStyle w:val="BodyText"/>
+                                <w:ind w:firstLine="0pt"/>
+                                <w:rPr>
+                                  <w:rFonts w:hint="eastAsia"/>
+                                  <w:color w:val="000000"/>
+                                  <w:sz w:val="16"/>
+                                  <w:szCs w:val="16"/>
+                                </w:rPr>
+                              </w:pPr>
+                              <w:r>
+                                <w:rPr>
+                                  <w:rFonts w:hint="eastAsia"/>
+                                  <w:color w:val="000000"/>
+                                  <w:sz w:val="16"/>
+                                  <w:szCs w:val="16"/>
+                                </w:rPr>
+                                <w:t>The foundation and core of many modern text-to-image and VLM models</w:t>
+                              </w:r>
+                            </w:p>
+                          </w:tc>
+                          <w:tc>
+                            <w:tcPr>
+                              <w:tcW w:w="40.82%" w:type="pct"/>
+                            </w:tcPr>
+                            <w:p>
+                              <w:pPr>
+                                <w:pStyle w:val="BodyText"/>
+                                <w:ind w:firstLine="0pt"/>
+                                <w:rPr>
+                                  <w:rFonts w:hint="eastAsia"/>
+                                  <w:color w:val="000000"/>
+                                  <w:sz w:val="16"/>
+                                  <w:szCs w:val="16"/>
+                                </w:rPr>
+                              </w:pPr>
+                              <w:r>
+                                <w:rPr>
+                                  <w:rFonts w:hint="eastAsia"/>
+                                  <w:color w:val="000000"/>
+                                  <w:sz w:val="16"/>
+                                  <w:szCs w:val="16"/>
+                                </w:rPr>
+                                <w:t>It was trained for the open domain. Fine-tuning or retraining is required for adapting medical domains.</w:t>
+                              </w:r>
+                            </w:p>
+                          </w:tc>
+                        </w:tr>
+                        <w:tr>
+                          <w:trPr>
+                            <w:jc w:val="center"/>
+                          </w:trPr>
+                          <w:tc>
+                            <w:tcPr>
+                              <w:tcW w:w="8.78%" w:type="pct"/>
+                            </w:tcPr>
+                            <w:p>
+                              <w:pPr>
+                                <w:pStyle w:val="BodyText"/>
+                                <w:ind w:firstLine="0pt"/>
+                                <w:rPr>
+                                  <w:rFonts w:hint="eastAsia"/>
+                                  <w:lang w:eastAsia="zh-CN"/>
+                                </w:rPr>
+                              </w:pPr>
+                              <w:r>
+                                <w:rPr>
+                                  <w:rFonts w:hint="eastAsia"/>
+                                  <w:lang w:eastAsia="zh-CN"/>
+                                </w:rPr>
+                                <w:t>[35</w:t>
+                              </w:r>
+                              <w:r>
+                                <w:rPr>
+                                  <w:rFonts w:hint="eastAsia"/>
+                                  <w:lang w:eastAsia="zh-CN"/>
+                                </w:rPr>
+                                <w:t>]</w:t>
+                              </w:r>
+                            </w:p>
+                          </w:tc>
+                          <w:tc>
+                            <w:tcPr>
+                              <w:tcW w:w="50.4%" w:type="pct"/>
+                            </w:tcPr>
+                            <w:p>
+                              <w:pPr>
+                                <w:pStyle w:val="BodyText"/>
+                                <w:ind w:firstLine="0pt"/>
+                                <w:rPr>
+                                  <w:rFonts w:hint="eastAsia"/>
+                                  <w:color w:val="000000"/>
+                                  <w:sz w:val="16"/>
+                                  <w:szCs w:val="16"/>
+                                </w:rPr>
+                              </w:pPr>
+                              <w:r>
+                                <w:rPr>
+                                  <w:rFonts w:hint="eastAsia"/>
+                                  <w:color w:val="000000"/>
+                                  <w:sz w:val="16"/>
+                                  <w:szCs w:val="16"/>
+                                </w:rPr>
+                                <w:t>Superior language understanding</w:t>
+                              </w:r>
+                              <w:r>
+                                <w:rPr>
+                                  <w:rFonts w:hint="eastAsia"/>
+                                  <w:color w:val="000000"/>
+                                  <w:sz w:val="16"/>
+                                  <w:szCs w:val="16"/>
+                                  <w:lang w:eastAsia="zh-CN"/>
+                                </w:rPr>
+                                <w:t xml:space="preserve">. </w:t>
+                              </w:r>
+                              <w:r>
+                                <w:rPr>
+                                  <w:rFonts w:hint="eastAsia"/>
+                                  <w:color w:val="000000"/>
+                                  <w:sz w:val="16"/>
+                                  <w:szCs w:val="16"/>
+                                </w:rPr>
+                                <w:t>Demonstrated the vital role of a larger language model in text-to-image tasks.</w:t>
+                              </w:r>
+                            </w:p>
+                          </w:tc>
+                          <w:tc>
+                            <w:tcPr>
+                              <w:tcW w:w="40.82%" w:type="pct"/>
+                            </w:tcPr>
+                            <w:p>
+                              <w:pPr>
+                                <w:pStyle w:val="BodyText"/>
+                                <w:ind w:firstLine="0pt"/>
+                                <w:rPr>
+                                  <w:rFonts w:hint="eastAsia"/>
+                                  <w:color w:val="000000"/>
+                                  <w:sz w:val="16"/>
+                                  <w:szCs w:val="16"/>
+                                </w:rPr>
+                              </w:pPr>
+                              <w:r>
+                                <w:rPr>
+                                  <w:rFonts w:hint="eastAsia"/>
+                                  <w:color w:val="000000"/>
+                                  <w:sz w:val="16"/>
+                                  <w:szCs w:val="16"/>
+                                </w:rPr>
+                                <w:t>Imagen showed limitations when generating images of people,and its effectiveness in medical image synthesis is unknown.</w:t>
+                              </w:r>
+                            </w:p>
+                          </w:tc>
+                        </w:tr>
+                        <w:tr>
+                          <w:trPr>
+                            <w:jc w:val="center"/>
+                          </w:trPr>
+                          <w:tc>
+                            <w:tcPr>
+                              <w:tcW w:w="8.78%" w:type="pct"/>
+                            </w:tcPr>
+                            <w:p>
+                              <w:pPr>
+                                <w:pStyle w:val="BodyText"/>
+                                <w:ind w:firstLine="0pt"/>
+                                <w:rPr>
+                                  <w:rFonts w:hint="eastAsia"/>
+                                  <w:lang w:eastAsia="zh-CN"/>
+                                </w:rPr>
+                              </w:pPr>
+                              <w:r>
+                                <w:rPr>
+                                  <w:rFonts w:hint="eastAsia"/>
+                                  <w:lang w:eastAsia="zh-CN"/>
+                                </w:rPr>
+                                <w:t>[36</w:t>
+                              </w:r>
+                              <w:r>
+                                <w:rPr>
+                                  <w:rFonts w:hint="eastAsia"/>
+                                  <w:lang w:eastAsia="zh-CN"/>
+                                </w:rPr>
+                                <w:t>]</w:t>
+                              </w:r>
+                            </w:p>
+                          </w:tc>
+                          <w:tc>
+                            <w:tcPr>
+                              <w:tcW w:w="50.4%" w:type="pct"/>
+                            </w:tcPr>
+                            <w:p>
+                              <w:pPr>
+                                <w:pStyle w:val="BodyText"/>
+                                <w:ind w:firstLine="0pt"/>
+                                <w:rPr>
+                                  <w:rFonts w:hint="eastAsia"/>
+                                  <w:color w:val="000000"/>
+                                  <w:sz w:val="16"/>
+                                  <w:szCs w:val="16"/>
+                                </w:rPr>
+                              </w:pPr>
+                              <w:r>
+                                <w:rPr>
+                                  <w:rFonts w:hint="eastAsia"/>
+                                  <w:color w:val="000000"/>
+                                  <w:sz w:val="16"/>
+                                  <w:szCs w:val="16"/>
+                                </w:rPr>
+                                <w:t>Strong performance on radiology tasks.</w:t>
+                              </w:r>
+                            </w:p>
+                          </w:tc>
+                          <w:tc>
+                            <w:tcPr>
+                              <w:tcW w:w="40.82%" w:type="pct"/>
+                            </w:tcPr>
+                            <w:p>
+                              <w:pPr>
+                                <w:pStyle w:val="BodyText"/>
+                                <w:ind w:firstLine="0pt"/>
+                                <w:rPr>
+                                  <w:rFonts w:hint="eastAsia"/>
+                                  <w:color w:val="000000"/>
+                                  <w:sz w:val="16"/>
+                                  <w:szCs w:val="16"/>
+                                </w:rPr>
+                              </w:pPr>
+                              <w:r>
+                                <w:rPr>
+                                  <w:rFonts w:hint="eastAsia"/>
+                                  <w:color w:val="000000"/>
+                                  <w:sz w:val="16"/>
+                                  <w:szCs w:val="16"/>
+                                </w:rPr>
+                                <w:t>Unknown performance in other medical fields.</w:t>
+                              </w:r>
+                            </w:p>
+                          </w:tc>
+                        </w:tr>
+                      </w:tbl>
+                      <w:p/>
+                    </wne:txbxContent>
+                  </wp:txbx>
+                  <wp:bodyPr rot="0" vert="horz" wrap="square" lIns="91440" tIns="45720" rIns="91440" bIns="45720" anchor="t" anchorCtr="0">
+                    <a:noAutofit/>
+                  </wp:bodyPr>
+                </wp:wsp>
+              </a:graphicData>
+            </a:graphic>
+            <wp14:sizeRelH relativeFrom="margin">
+              <wp14:pctWidth>0%</wp14:pctWidth>
+            </wp14:sizeRelH>
+            <wp14:sizeRelV relativeFrom="margin">
+              <wp14:pctHeight>0%</wp14:pctHeight>
+            </wp14:sizeRelV>
+          </wp:anchor>
+        </w:drawing>
+      </w:r>
+    </w:p>
+    <w:p>
+      <w:pPr>
+        <w:rPr>
+          <w:lang w:eastAsia="zh-CN"/>
+        </w:rPr>
+        <w:sectPr>
+          <w:pgSz w:w="595.30pt" w:h="841.90pt" w:code="9"/>
+          <w:pgMar w:top="54pt" w:right="45.35pt" w:bottom="72pt" w:left="45.35pt" w:header="36pt" w:footer="36pt" w:gutter="0pt"/>
+          <w:cols w:num="2" w:space="18pt"/>
+          <w:docGrid w:linePitch="360"/>
+        </w:sectPr>
+      </w:pPr>
+    </w:p>
+    <w:p>
+      <w:pPr>
+        <w:jc w:val="start"/>
+        <w:rPr>
+          <w:lang w:eastAsia="zh-CN"/>
+        </w:rPr>
+      </w:pPr>
+    </w:p>
+    <w:p>
+      <w:pPr>
+        <w:jc w:val="start"/>
         <w:rPr>
           <w:lang w:eastAsia="zh-CN"/>
         </w:rPr>
@@ -3954,6 +6490,135 @@
     </w:p>
     <w:p>
       <w:pPr>
+        <w:pStyle w:val="Heading2"/>
+      </w:pPr>
+      <w:r>
+        <w:t>Abbreviations</w:t>
+      </w:r>
+      <w:r>
+        <w:t xml:space="preserve"> and Acronyms</w:t>
+      </w:r>
+    </w:p>
+    <w:p>
+      <w:pPr>
+        <w:pStyle w:val="Heading2"/>
+      </w:pPr>
+      <w:r>
+        <w:t>Define abbreviations and acronyms the first time they are used in the text, even after they have been defined in the abstract. Abbreviations such as IEEE, SI, MKS, CGS, sc, dc, and rms do not have to be defined. Do not use abbreviations in the title or heads unless they are unavoidable.</w:t>
+      </w:r>
+      <w:r>
+        <w:t xml:space="preserve"> </w:t>
+      </w:r>
+      <w:r>
+        <w:t>Units</w:t>
+      </w:r>
+    </w:p>
+    <w:p>
+      <w:pPr>
+        <w:pStyle w:val="Heading2"/>
+      </w:pPr>
+      <w:r>
+        <w:rPr>
+          <w:rFonts w:hint="eastAsia"/>
+          <w:lang w:eastAsia="zh-CN"/>
+        </w:rPr>
+        <w:t>E</w:t>
+      </w:r>
+      <w:r>
+        <w:t>quations</w:t>
+      </w:r>
+    </w:p>
+    <w:p>
+      <w:pPr>
+        <w:pStyle w:val="equation"/>
+        <w:rPr>
+          <w:rFonts w:hint="eastAsia"/>
+        </w:rPr>
+      </w:pPr>
+      <w:r>
+        <w:tab/>
+      </w:r>
+      <w:r>
+        <w:rPr>
+          <w:rFonts w:ascii="Times New Roman" w:hAnsi="Times New Roman" w:cs="Times New Roman"/>
+          <w:i/>
+        </w:rPr>
+        <w:t>a</w:t>
+      </w:r>
+      <w:r>
+        <w:t></w:t>
+      </w:r>
+      <w:r>
+        <w:t></w:t>
+      </w:r>
+      <w:r>
+        <w:t></w:t>
+      </w:r>
+      <w:r>
+        <w:rPr>
+          <w:rFonts w:ascii="Times New Roman" w:hAnsi="Times New Roman" w:cs="Times New Roman"/>
+          <w:i/>
+        </w:rPr>
+        <w:t>b</w:t>
+      </w:r>
+      <w:r>
+        <w:t></w:t>
+      </w:r>
+      <w:r>
+        <w:t></w:t>
+      </w:r>
+      <w:r>
+        <w:t></w:t>
+      </w:r>
+      <w:r>
+        <w:t></w:t>
+      </w:r>
+      <w:r>
+        <w:t></w:t>
+      </w:r>
+      <w:r>
+        <w:tab/>
+      </w:r>
+      <w:r>
+        <w:t></w:t>
+      </w:r>
+      <w:r>
+        <w:t></w:t>
+      </w:r>
+      <w:r>
+        <w:t></w:t>
+      </w:r>
+    </w:p>
+    <w:p>
+      <w:pPr>
+        <w:pStyle w:val="BodyText"/>
+        <w:rPr>
+          <w:lang w:eastAsia="zh-CN"/>
+        </w:rPr>
+      </w:pPr>
+      <w:r>
+        <w:t xml:space="preserve">Note that the equation is centered using a center tab stop. Be sure that the symbols in your equation have been defined before or immediately following the equation. Use “(1)”, not </w:t>
+      </w:r>
+      <w:r>
+        <w:rPr>
+          <w:rFonts w:hint="eastAsia"/>
+          <w:lang w:eastAsia="zh-CN"/>
+        </w:rPr>
+        <w:t xml:space="preserve">a good ides a  </w:t>
+      </w:r>
+      <w:r>
+        <w:t xml:space="preserve">he symbols in your equation have been defined before or immediately following the equation. Use “(1)”, not </w:t>
+      </w:r>
+      <w:r>
+        <w:rPr>
+          <w:rFonts w:hint="eastAsia"/>
+          <w:lang w:eastAsia="zh-CN"/>
+        </w:rPr>
+        <w:t>a good ides a</w:t>
+      </w:r>
+    </w:p>
+    <w:p>
+      <w:pPr>
         <w:pStyle w:val="BodyText"/>
       </w:pPr>
       <w:r>
@@ -4058,6 +6723,7 @@
         <w:pStyle w:val="bulletlist"/>
       </w:pPr>
       <w:r>
+        <w:lastRenderedPageBreak/>
         <w:t>Be aware of the different meanings of the homophones “affect” and “effect”, “complement” and “compliment”, “discreet” and “discrete”, “principal” and “principle”.</w:t>
       </w:r>
     </w:p>
@@ -4201,11 +6867,7 @@
         <w:t xml:space="preserve">A minimum of one author is required for all conference articles. </w:t>
       </w:r>
       <w:r>
-        <w:t xml:space="preserve">Author names should be listed starting from left to right and then moving down to the next line. This </w:t>
-      </w:r>
-      <w:r>
-        <w:lastRenderedPageBreak/>
-        <w:t>is the author sequence that will be used in future citations and by indexing services.</w:t>
+        <w:t>Author names should be listed starting from left to right and then moving down to the next line. This is the author sequence that will be used in future citations and by indexing services.</w:t>
       </w:r>
       <w:r>
         <w:t xml:space="preserve"> </w:t>
@@ -4682,10 +7344,7 @@
         <w:pStyle w:val="BodyText"/>
       </w:pPr>
       <w:r>
-        <w:t xml:space="preserve">Figure Labels: Use 8 point Times New Roman for Figure labels. Use words rather than symbols or abbreviations when writing Figure axis labels to avoid confusing the reader. As an example, write the quantity “Magnetization”, or </w:t>
-      </w:r>
-      <w:r>
-        <w:t>“Magnetization, M”, not just “M”. If including units in the label, present them within parentheses. Do not label axes only with units. In the example, write “Magnetization (A/m)” or “Magnetization {A[m(1)]}”, not just “A/m”. Do not label axes</w:t>
+        <w:t>Figure Labels: Use 8 point Times New Roman for Figure labels. Use words rather than symbols or abbreviations when writing Figure axis labels to avoid confusing the reader. As an example, write the quantity “Magnetization”, or “Magnetization, M”, not just “M”. If including units in the label, present them within parentheses. Do not label axes only with units. In the example, write “Magnetization (A/m)” or “Magnetization {A[m(1)]}”, not just “A/m”. Do not label axes</w:t>
       </w:r>
       <w:r>
         <w:t xml:space="preserve"> </w:t>
@@ -4850,6 +7509,7 @@
         <w:pStyle w:val="BodyText"/>
       </w:pPr>
       <w:r>
+        <w:lastRenderedPageBreak/>
         <w:t xml:space="preserve">For </w:t>
       </w:r>
       <w:r>
@@ -4875,7 +7535,25 @@
         <w:ind w:start="17.70pt"/>
       </w:pPr>
       <w:r>
-        <w:t>Eslami, Sedigheh, Christoph Meinel, and Gerard De Melo. “Pubmedclip: How Much Does Clip Benefit Visual Question Answering in the Medical Domain?” Findings of the Association for Computational Linguistics: EACL 2023, 2023, 1181–93. https://aclanthology.org/2023.findings-eacl.88/.</w:t>
+        <w:t xml:space="preserve">Eslami, Sedigheh, Christoph Meinel, and Gerard De Melo. “Pubmedclip: How Much Does Clip Benefit Visual Question Answering in the Medical Domain?” Findings of the Association for </w:t>
+      </w:r>
+      <w:r>
+        <w:fldChar w:fldCharType="begin"/>
+      </w:r>
+      <w:r>
+        <w:instrText xml:space="preserve"> ADDIN ZOTERO_ITEM CSL_CITATION {"citationID":"SVBkFGSv","properties":{"formattedCitation":"[2]","plainCitation":"[2]","noteIndex":0},"citationItems":[{"id":2400,"uris":["http://zotero.org/users/15520976/items/DTJJWI5H"],"itemData":{"id":2400,"type":"paper-conference","abstract":"Medicine, by its nature, is a multifaceted domain that requires the synthesis of information across various modalities. Medical generative vision-language models{~}(VLMs) make a first step in this direction and promise many exciting clinical applications. However, existing models typically have to be fine-tuned on sizeable down-stream datasets, which poses a significant limitation as in many medical applications data is scarce, necessitating models that are capable of learning from few examples in real-time. Here we propose Med-Flamingo, a multimodal few-shot learner adapted to the medical domain. Based on OpenFlamingo-9B, we continue pre-training on paired and interleaved medical image-text data from publications and textbooks. Med-Flamingo unlocks few-shot generative medical visual question answering{~}(VQA) abilities, which we evaluate on several datasets including a novel challenging open-ended VQA dataset of visual USMLE-style problems. Furthermore, we conduct the first human evaluation for generative medical VQA where physicians review the problems and blinded generations in an interactive app. Med-Flamingo improves performance in generative medical VQA by up to 20 {\\}% in clinician’s rating and firstly enables multimodal medical few-shot adaptations, such as rationale generation. We release our model, code, and evaluation app. %under{~}{\\}url\\{https://github.com/snap-stanford/med-flamingo\\}.","container-title":"Proceedings of the 3rd Machine Learning for Health Symposium","event-title":"Machine Learning for Health (ML4H)","language":"en","note":"ISSN: 2640-3498","page":"353-367","publisher":"PMLR","source":"proceedings.mlr.press","title":"Med-Flamingo: a Multimodal Medical Few-shot Learner","title-short":"Med-Flamingo","URL":"https://proceedings.mlr.press/v225/moor23a.html","author":[{"family":"Moor","given":"Michael"},{"family":"Huang","given":"Qian"},{"family":"Wu","given":"Shirley"},{"family":"Yasunaga","given":"Michihiro"},{"family":"Dalmia","given":"Yash"},{"family":"Leskovec","given":"Jure"},{"family":"Zakka","given":"Cyril"},{"family":"Reis","given":"Eduardo Pontes"},{"family":"Rajpurkar","given":"Pranav"}],"accessed":{"date-parts":[["2025",10,7]]},"issued":{"date-parts":[["2023",12,4]]}}}],"schema":"https://github.com/citation-style-language/schema/raw/master/csl-citation.json"} </w:instrText>
+      </w:r>
+      <w:r>
+        <w:fldChar w:fldCharType="separate"/>
+      </w:r>
+      <w:r>
+        <w:t>[2]</w:t>
+      </w:r>
+      <w:r>
+        <w:fldChar w:fldCharType="end"/>
+      </w:r>
+      <w:r>
+        <w:t>Computational Linguistics: EACL 2023, 2023, 1181–93. https://aclanthology.org/2023.findings-eacl.88/.</w:t>
       </w:r>
     </w:p>
     <w:p>
@@ -4920,11 +7598,7 @@
         <w:ind w:start="17.70pt"/>
       </w:pPr>
       <w:r>
-        <w:t xml:space="preserve">Xia, Hong, Yifan Zhang, Hui Jia, Yanping Chen, Jing Xu, and Shiyong Li. “A Medical Visual Question-Answering Model Based on Multi-Scale Feature Fusion and Question Feature Enhancement.” Multimedia </w:t>
-      </w:r>
-      <w:r>
-        <w:lastRenderedPageBreak/>
-        <w:t>Systems 31, no. 4 (2025): 271. https://doi.org/10.1007/s00530-025-01848-9.</w:t>
+        <w:t>Xia, Hong, Yifan Zhang, Hui Jia, Yanping Chen, Jing Xu, and Shiyong Li. “A Medical Visual Question-Answering Model Based on Multi-Scale Feature Fusion and Question Feature Enhancement.” Multimedia Systems 31, no. 4 (2025): 271. https://doi.org/10.1007/s00530-025-01848-9.</w:t>
       </w:r>
     </w:p>
     <w:p>
@@ -4993,7 +7667,10 @@
         <w:ind w:start="17.70pt"/>
       </w:pPr>
       <w:r>
-        <w:t>Wang, Junda, Zhichao Yang, Zonghai Yao, and Hong Yu. “JMLR: Joint Medical LLM and Retrieval Training for Enhancing Reasoning and Professional Question Answering Capability.” arXiv:2402.17887. Preprint, arXiv, June 28, 2024. https://doi.org/10.48550/arXiv.2402.17887.</w:t>
+        <w:t xml:space="preserve">Wang, Junda, Zhichao Yang, Zonghai Yao, and Hong Yu. “JMLR: Joint Medical LLM and Retrieval Training for Enhancing Reasoning and Professional Question Answering Capability.” arXiv:2402.17887. </w:t>
+      </w:r>
+      <w:r>
+        <w:t>Preprint, arXiv, June 28, 2024. https://doi.org/10.48550/arXiv.2402.17887.</w:t>
       </w:r>
     </w:p>
     <w:p>
@@ -5155,7 +7832,11 @@
         <w:ind w:start="17.70pt"/>
       </w:pPr>
       <w:r>
-        <w:t>Chang, Huiwen, Han Zhang, Jarred Barber, et al. “Muse: Text-To-Image Generation via Masked Generative Transformers.” arXiv:2301.00704. Preprint, arXiv, January 2, 2023. https://doi.org/10.48550/arXiv.2301.00704.</w:t>
+        <w:t xml:space="preserve">Chang, Huiwen, Han Zhang, Jarred Barber, et al. “Muse: Text-To-Image Generation via Masked Generative Transformers.” </w:t>
+      </w:r>
+      <w:r>
+        <w:lastRenderedPageBreak/>
+        <w:t>arXiv:2301.00704. Preprint, arXiv, January 2, 2023. https://doi.org/10.48550/arXiv.2301.00704.</w:t>
       </w:r>
     </w:p>
     <w:p>
@@ -5242,7 +7923,6 @@
         <w:ind w:start="17.70pt"/>
       </w:pPr>
       <w:r>
-        <w:lastRenderedPageBreak/>
         <w:t>Khattak, Muhammad Uzair, Shahina Kunhimon, Muzammal Naseer, Salman Khan, and Fahad Shahbaz Khan. “UniMed-CLIP: Towards a Unified Image-Text Pretraining Paradigm for Diverse Medical Imaging Modalities.” arXiv:2412.10372. Preprint, arXiv, December 13, 2024. https://doi.org/10.48550/arXiv.2412.10372.</w:t>
       </w:r>
     </w:p>
@@ -5297,10 +7977,13 @@
         </w:rPr>
       </w:pPr>
       <w:r>
+        <w:t xml:space="preserve">Chen, Xinlei, Hao Fang, Tsung-Yi Lin, et al. “Microsoft COCO Captions: Data Collection and Evaluation Server.” arXiv:1504.00325. </w:t>
+      </w:r>
+      <w:r>
         <w:rPr>
           <w:lang w:val="fr-CA"/>
         </w:rPr>
-        <w:t>Chen, Xinlei, Hao Fang, Tsung-Yi Lin, et al. “Microsoft COCO Captions: Data Collection and Evaluation Server.” arXiv:1504.00325. Preprint, arXiv, April 3, 2015. https://doi.org/10.48550/arXiv.1504.00325.</w:t>
+        <w:t>Preprint, arXiv, April 3, 2015. https://doi.org/10.48550/arXiv.1504.00325.</w:t>
       </w:r>
     </w:p>
     <w:p>
@@ -7447,7 +10130,6 @@
   <w:style w:type="character" w:default="1" w:styleId="DefaultParagraphFont">
     <w:name w:val="Default Paragraph Font"/>
     <w:uiPriority w:val="1"/>
-    <w:semiHidden/>
     <w:unhideWhenUsed/>
   </w:style>
   <w:style w:type="table" w:default="1" w:styleId="TableNormal">

--- a/writings/Exploring Text-to-Images Generators for Medical Cases Answer Engine.docx
+++ b/writings/Exploring Text-to-Images Generators for Medical Cases Answer Engine.docx
@@ -1437,9 +1437,69 @@
       <w:pPr>
         <w:jc w:val="both"/>
         <w:rPr>
-          <w:lang w:eastAsia="zh-CN"/>
-        </w:rPr>
-      </w:pPr>
+          <w:lang w:val="en-CA" w:eastAsia="zh-CN"/>
+        </w:rPr>
+      </w:pPr>
+      <w:r>
+        <w:rPr>
+          <w:lang w:val="en-CA" w:eastAsia="zh-CN"/>
+        </w:rPr>
+        <w:t>Currently, question-answering (QA) systems, including Visual Question-Answering (VQA) systems, can retrieve answers from a knowledge base or generate content if powered by a large language model.</w:t>
+      </w:r>
+      <w:r>
+        <w:rPr>
+          <w:lang w:val="en-CA" w:eastAsia="zh-CN"/>
+        </w:rPr>
+        <w:t xml:space="preserve"> However, such text-only answers may be </w:t>
+      </w:r>
+      <w:r>
+        <w:rPr>
+          <w:lang w:val="en-CA" w:eastAsia="zh-CN"/>
+        </w:rPr>
+        <w:t xml:space="preserve">confusing and </w:t>
+      </w:r>
+      <w:r>
+        <w:rPr>
+          <w:lang w:val="en-CA" w:eastAsia="zh-CN"/>
+        </w:rPr>
+        <w:t>difficult</w:t>
+      </w:r>
+      <w:r>
+        <w:rPr>
+          <w:lang w:val="en-CA" w:eastAsia="zh-CN"/>
+        </w:rPr>
+        <w:t xml:space="preserve"> for patients or students in medical fields</w:t>
+      </w:r>
+      <w:r>
+        <w:rPr>
+          <w:lang w:val="en-CA" w:eastAsia="zh-CN"/>
+        </w:rPr>
+        <w:t xml:space="preserve"> to understand because of the complexity of the domain knowledge.</w:t>
+      </w:r>
+      <w:r>
+        <w:rPr>
+          <w:lang w:val="en-CA" w:eastAsia="zh-CN"/>
+        </w:rPr>
+        <w:t xml:space="preserve"> If the answers can be provided along with illustrative images, the QA systems can be more helpful. </w:t>
+      </w:r>
+      <w:r>
+        <w:rPr>
+          <w:lang w:val="en-CA" w:eastAsia="zh-CN"/>
+        </w:rPr>
+        <w:t>Given that the medical domain has a data scarcity problem, it is impractical to prepare media beyond text for each question. The generative model for text-to-image synthesis</w:t>
+      </w:r>
+      <w:r>
+        <w:rPr>
+          <w:lang w:val="en-CA" w:eastAsia="zh-CN"/>
+        </w:rPr>
+        <w:t xml:space="preserve"> is an ideal solution for this problem</w:t>
+      </w:r>
+      <w:r>
+        <w:rPr>
+          <w:lang w:val="en-CA" w:eastAsia="zh-CN"/>
+        </w:rPr>
+        <w:t>.</w:t>
+      </w:r>
     </w:p>
     <w:p>
       <w:pPr>
@@ -1456,6 +1516,15 @@
       <w:pPr>
         <w:pStyle w:val="BodyText"/>
       </w:pPr>
+      <w:r>
+        <w:t xml:space="preserve">Based on existing generative text-to-image models and QA systems, design a QA system which can provide answers with synthetic images for illustration in </w:t>
+      </w:r>
+      <w:r>
+        <w:t xml:space="preserve">the </w:t>
+      </w:r>
+      <w:r>
+        <w:t>medical domain.</w:t>
+      </w:r>
     </w:p>
     <w:p>
       <w:pPr>
@@ -1611,7 +1680,23 @@
           <w:rFonts w:hint="eastAsia"/>
           <w:lang w:eastAsia="zh-CN"/>
         </w:rPr>
-        <w:t xml:space="preserve"> The model M2I2 [3] utilized masking techniques and contrastive learning to learn the image-text representations. LLaVA-Med [4] </w:t>
+        <w:t xml:space="preserve"> The model M2I2 [3] utilized masking techniques and contrastive learning to learn the image-text representations. </w:t>
+      </w:r>
+      <w:proofErr w:type="spellStart"/>
+      <w:r>
+        <w:rPr>
+          <w:rFonts w:hint="eastAsia"/>
+          <w:lang w:eastAsia="zh-CN"/>
+        </w:rPr>
+        <w:t>LLaVA</w:t>
+      </w:r>
+      <w:proofErr w:type="spellEnd"/>
+      <w:r>
+        <w:rPr>
+          <w:rFonts w:hint="eastAsia"/>
+          <w:lang w:eastAsia="zh-CN"/>
+        </w:rPr>
+        <w:t xml:space="preserve">-Med [4] </w:t>
       </w:r>
       <w:r>
         <w:rPr>
@@ -1625,14 +1710,39 @@
           <w:rFonts w:hint="eastAsia"/>
           <w:lang w:eastAsia="zh-CN"/>
         </w:rPr>
-        <w:t xml:space="preserve"> [10] introduced a multimodal prompt retrieval module in their work to boost the quality of the generated answers. [8] presented the Modular Collaborative Chain-of-Thought (MC-CoT) for zero-shot medical VQA tasks, and the reasoning ability empowered by the CoT was encouraging. [9] showed a flexible architecture that fused a large language model for radiology and a medical-adapted vision model to enhance medical QVA. [12] created </w:t>
-      </w:r>
-      <w:r>
-        <w:rPr>
-          <w:rFonts w:hint="eastAsia"/>
-          <w:lang w:eastAsia="zh-CN"/>
-        </w:rPr>
-        <w:t>a self-learning pipeline which provided data augmentation by generating open-ended questions and corresponding answers.</w:t>
+        <w:t xml:space="preserve"> [10] introduced a multimodal prompt retrieval module in their work to boost the quality of the generated answers. [8] presented the Modular Collaborative Chain-of-Thought (MC-</w:t>
+      </w:r>
+      <w:proofErr w:type="spellStart"/>
+      <w:r>
+        <w:rPr>
+          <w:rFonts w:hint="eastAsia"/>
+          <w:lang w:eastAsia="zh-CN"/>
+        </w:rPr>
+        <w:t>CoT</w:t>
+      </w:r>
+      <w:proofErr w:type="spellEnd"/>
+      <w:r>
+        <w:rPr>
+          <w:rFonts w:hint="eastAsia"/>
+          <w:lang w:eastAsia="zh-CN"/>
+        </w:rPr>
+        <w:t xml:space="preserve">) for zero-shot medical VQA tasks, and the reasoning ability empowered by the </w:t>
+      </w:r>
+      <w:proofErr w:type="spellStart"/>
+      <w:r>
+        <w:rPr>
+          <w:rFonts w:hint="eastAsia"/>
+          <w:lang w:eastAsia="zh-CN"/>
+        </w:rPr>
+        <w:t>CoT</w:t>
+      </w:r>
+      <w:proofErr w:type="spellEnd"/>
+      <w:r>
+        <w:rPr>
+          <w:rFonts w:hint="eastAsia"/>
+          <w:lang w:eastAsia="zh-CN"/>
+        </w:rPr>
+        <w:t xml:space="preserve"> was encouraging. [9] showed a flexible architecture that fused a large language model for radiology and a medical-adapted vision model to enhance medical QVA. [12] created a self-learning pipeline which provided data augmentation by generating open-ended questions and corresponding answers.</w:t>
       </w:r>
       <w:r>
         <w:rPr>
@@ -1660,14 +1770,46 @@
           <w:rFonts w:hint="eastAsia"/>
           <w:lang w:eastAsia="zh-CN"/>
         </w:rPr>
-        <w:t>Recently, [6] proposed UnICLAM, a unified and interpretable model for cross-modal learning in medical VQA. [7] contributed a multi-scale visual encoder framework and a language feature enhancement module to fulfill the information requirement in medical VQA.</w:t>
-      </w:r>
-      <w:r>
-        <w:rPr>
-          <w:rFonts w:hint="eastAsia"/>
-          <w:lang w:eastAsia="zh-CN"/>
-        </w:rPr>
-        <w:t xml:space="preserve"> MM-Tramba [13] based on </w:t>
+        <w:t xml:space="preserve">Recently, [6] proposed </w:t>
+      </w:r>
+      <w:proofErr w:type="spellStart"/>
+      <w:r>
+        <w:rPr>
+          <w:rFonts w:hint="eastAsia"/>
+          <w:lang w:eastAsia="zh-CN"/>
+        </w:rPr>
+        <w:t>UnICLAM</w:t>
+      </w:r>
+      <w:proofErr w:type="spellEnd"/>
+      <w:r>
+        <w:rPr>
+          <w:rFonts w:hint="eastAsia"/>
+          <w:lang w:eastAsia="zh-CN"/>
+        </w:rPr>
+        <w:t>, a unified and interpretable model for cross-modal learning in medical VQA. [7] contributed a multi-scale visual encoder framework and a language feature enhancement module to fulfill the information requirement in medical VQA.</w:t>
+      </w:r>
+      <w:r>
+        <w:rPr>
+          <w:rFonts w:hint="eastAsia"/>
+          <w:lang w:eastAsia="zh-CN"/>
+        </w:rPr>
+        <w:t xml:space="preserve"> MM-</w:t>
+      </w:r>
+      <w:proofErr w:type="spellStart"/>
+      <w:r>
+        <w:rPr>
+          <w:rFonts w:hint="eastAsia"/>
+          <w:lang w:eastAsia="zh-CN"/>
+        </w:rPr>
+        <w:t>Tramba</w:t>
+      </w:r>
+      <w:proofErr w:type="spellEnd"/>
+      <w:r>
+        <w:rPr>
+          <w:rFonts w:hint="eastAsia"/>
+          <w:lang w:eastAsia="zh-CN"/>
+        </w:rPr>
+        <w:t xml:space="preserve"> [13] based on </w:t>
       </w:r>
       <w:r>
         <w:rPr>
@@ -1738,9 +1880,6 @@
     <w:p>
       <w:pPr>
         <w:pStyle w:val="BodyText"/>
-        <w:rPr>
-          <w:rFonts w:hint="eastAsia"/>
-        </w:rPr>
       </w:pPr>
       <w:r>
         <w:rPr>
@@ -2088,21 +2227,7 @@
           <w:rFonts w:hint="eastAsia"/>
           <w:lang w:eastAsia="zh-CN"/>
         </w:rPr>
-        <w:t xml:space="preserve">Table </w:t>
-      </w:r>
-      <w:r>
-        <w:rPr>
-          <w:rFonts w:hint="eastAsia"/>
-          <w:lang w:eastAsia="zh-CN"/>
-        </w:rPr>
-        <w:t>2</w:t>
-      </w:r>
-      <w:r>
-        <w:rPr>
-          <w:rFonts w:hint="eastAsia"/>
-          <w:lang w:eastAsia="zh-CN"/>
-        </w:rPr>
-        <w:t xml:space="preserve"> compares the pros and cons </w:t>
+        <w:t xml:space="preserve">Table 2 compares the pros and cons </w:t>
       </w:r>
       <w:r>
         <w:rPr>
@@ -2167,7 +2292,6 @@
           <w:noProof/>
           <w:lang w:eastAsia="zh-CN"/>
         </w:rPr>
-        <w:lastRenderedPageBreak/>
         <w:drawing>
           <wp:anchor distT="45720" distB="45720" distL="114300" distR="114300" simplePos="0" relativeHeight="251661824" behindDoc="0" locked="0" layoutInCell="1" allowOverlap="1" wp14:anchorId="276D92A8" wp14:editId="287867B9">
             <wp:simplePos x="0" y="0"/>
@@ -2217,7 +2341,6 @@
                           <w:pStyle w:val="Caption"/>
                           <w:keepNext/>
                           <w:rPr>
-                            <w:rFonts w:hint="eastAsia"/>
                             <w:lang w:eastAsia="zh-CN"/>
                           </w:rPr>
                         </w:pPr>
@@ -2240,6 +2363,9 @@
                           <w:t>1</w:t>
                         </w:r>
                         <w:r>
+                          <w:rPr>
+                            <w:noProof/>
+                          </w:rPr>
                           <w:fldChar w:fldCharType="end"/>
                         </w:r>
                         <w:r>
@@ -2247,14 +2373,7 @@
                             <w:rFonts w:hint="eastAsia"/>
                             <w:lang w:eastAsia="zh-CN"/>
                           </w:rPr>
-                          <w:t xml:space="preserve"> </w:t>
-                        </w:r>
-                        <w:r>
-                          <w:rPr>
-                            <w:rFonts w:hint="eastAsia"/>
-                            <w:lang w:eastAsia="zh-CN"/>
-                          </w:rPr>
-                          <w:t xml:space="preserve">Comparison of the </w:t>
+                          <w:t xml:space="preserve"> Comparison of the </w:t>
                         </w:r>
                         <w:r>
                           <w:rPr>
@@ -2570,7 +2689,39 @@
                                   <w:sz w:val="16"/>
                                   <w:szCs w:val="16"/>
                                 </w:rPr>
-                                <w:t>Text encoder from PubMedClip is less powerful for MedVQA; A lack of explainability.</w:t>
+                                <w:t xml:space="preserve">Text encoder from </w:t>
+                              </w:r>
+                              <w:proofErr w:type="spellStart"/>
+                              <w:r>
+                                <w:rPr>
+                                  <w:sz w:val="16"/>
+                                  <w:szCs w:val="16"/>
+                                </w:rPr>
+                                <w:t>PubMedClip</w:t>
+                              </w:r>
+                              <w:proofErr w:type="spellEnd"/>
+                              <w:r>
+                                <w:rPr>
+                                  <w:sz w:val="16"/>
+                                  <w:szCs w:val="16"/>
+                                </w:rPr>
+                                <w:t xml:space="preserve"> is less powerful for </w:t>
+                              </w:r>
+                              <w:proofErr w:type="spellStart"/>
+                              <w:r>
+                                <w:rPr>
+                                  <w:sz w:val="16"/>
+                                  <w:szCs w:val="16"/>
+                                </w:rPr>
+                                <w:t>MedVQA</w:t>
+                              </w:r>
+                              <w:proofErr w:type="spellEnd"/>
+                              <w:r>
+                                <w:rPr>
+                                  <w:sz w:val="16"/>
+                                  <w:szCs w:val="16"/>
+                                </w:rPr>
+                                <w:t>; A lack of explainability.</w:t>
                               </w:r>
                             </w:p>
                           </w:tc>
@@ -2645,7 +2796,25 @@
                                   <w:sz w:val="16"/>
                                   <w:szCs w:val="16"/>
                                 </w:rPr>
-                                <w:t xml:space="preserve">The ImageCLEF caption dataset used for pretraining is relatively small; the quality of the pretrained model might not be ideal. </w:t>
+                                <w:t xml:space="preserve">The </w:t>
+                              </w:r>
+                              <w:proofErr w:type="spellStart"/>
+                              <w:r>
+                                <w:rPr>
+                                  <w:color w:val="000000"/>
+                                  <w:sz w:val="16"/>
+                                  <w:szCs w:val="16"/>
+                                </w:rPr>
+                                <w:t>ImageCLEF</w:t>
+                              </w:r>
+                              <w:proofErr w:type="spellEnd"/>
+                              <w:r>
+                                <w:rPr>
+                                  <w:color w:val="000000"/>
+                                  <w:sz w:val="16"/>
+                                  <w:szCs w:val="16"/>
+                                </w:rPr>
+                                <w:t xml:space="preserve"> caption dataset used for pretraining is relatively small; the quality of the pretrained model might not be ideal. </w:t>
                               </w:r>
                             </w:p>
                           </w:tc>
@@ -3253,7 +3422,25 @@
                                   <w:sz w:val="16"/>
                                   <w:szCs w:val="16"/>
                                 </w:rPr>
-                                <w:t>Increased complexity that introduced by the attention mechanism and the image-question complementary loss. This model is not widely evaluated using datasets other than PathVQA and VQA-RAD, so the generality to unseen medical fields is unknown.</w:t>
+                                <w:t xml:space="preserve">Increased complexity that introduced by the attention mechanism and the image-question complementary loss. This model is not widely evaluated using datasets other than </w:t>
+                              </w:r>
+                              <w:proofErr w:type="spellStart"/>
+                              <w:r>
+                                <w:rPr>
+                                  <w:color w:val="000000"/>
+                                  <w:sz w:val="16"/>
+                                  <w:szCs w:val="16"/>
+                                </w:rPr>
+                                <w:t>PathVQA</w:t>
+                              </w:r>
+                              <w:proofErr w:type="spellEnd"/>
+                              <w:r>
+                                <w:rPr>
+                                  <w:color w:val="000000"/>
+                                  <w:sz w:val="16"/>
+                                  <w:szCs w:val="16"/>
+                                </w:rPr>
+                                <w:t xml:space="preserve"> and VQA-RAD, so the generality to unseen medical fields is unknown.</w:t>
                               </w:r>
                             </w:p>
                           </w:tc>
@@ -3457,7 +3644,6 @@
         <w:ind w:start="14.40pt"/>
         <w:jc w:val="both"/>
         <w:rPr>
-          <w:rFonts w:hint="eastAsia"/>
           <w:lang w:eastAsia="zh-CN"/>
         </w:rPr>
       </w:pPr>
@@ -3559,14 +3745,7 @@
           <w:rFonts w:hint="eastAsia"/>
           <w:lang w:eastAsia="zh-CN"/>
         </w:rPr>
-        <w:t xml:space="preserve">The Contrastive Language-Image Pretraining(CLIP) was first introduced by </w:t>
-      </w:r>
-      <w:r>
-        <w:rPr>
-          <w:rFonts w:hint="eastAsia"/>
-          <w:lang w:eastAsia="zh-CN"/>
-        </w:rPr>
-        <w:t>[34]</w:t>
+        <w:t>The Contrastive Language-Image Pretraining(CLIP) was first introduced by [34]</w:t>
       </w:r>
       <w:r>
         <w:rPr>
@@ -3605,21 +3784,30 @@
           <w:rFonts w:hint="eastAsia"/>
           <w:lang w:eastAsia="zh-CN"/>
         </w:rPr>
-        <w:t xml:space="preserve"> a trend to integrate CLIP in such tasks.</w:t>
-      </w:r>
-      <w:r>
-        <w:rPr>
-          <w:rFonts w:hint="eastAsia"/>
-          <w:lang w:eastAsia="zh-CN"/>
-        </w:rPr>
-        <w:t xml:space="preserve"> [31]</w:t>
-      </w:r>
-      <w:r>
-        <w:rPr>
-          <w:rFonts w:hint="eastAsia"/>
-          <w:lang w:eastAsia="zh-CN"/>
-        </w:rPr>
-        <w:t xml:space="preserve"> proposed MedCLIP, a CLIP-style approach in</w:t>
+        <w:t xml:space="preserve"> a trend to integrate CLIP in such tasks. [31]</w:t>
+      </w:r>
+      <w:r>
+        <w:rPr>
+          <w:rFonts w:hint="eastAsia"/>
+          <w:lang w:eastAsia="zh-CN"/>
+        </w:rPr>
+        <w:t xml:space="preserve"> proposed </w:t>
+      </w:r>
+      <w:proofErr w:type="spellStart"/>
+      <w:r>
+        <w:rPr>
+          <w:rFonts w:hint="eastAsia"/>
+          <w:lang w:eastAsia="zh-CN"/>
+        </w:rPr>
+        <w:t>MedCLIP</w:t>
+      </w:r>
+      <w:proofErr w:type="spellEnd"/>
+      <w:r>
+        <w:rPr>
+          <w:rFonts w:hint="eastAsia"/>
+          <w:lang w:eastAsia="zh-CN"/>
+        </w:rPr>
+        <w:t>, a CLIP-style approach in</w:t>
       </w:r>
       <w:r>
         <w:rPr>
@@ -3741,21 +3929,7 @@
           <w:rFonts w:hint="eastAsia"/>
           <w:lang w:eastAsia="zh-CN"/>
         </w:rPr>
-        <w:t>Imagen</w:t>
-      </w:r>
-      <w:r>
-        <w:rPr>
-          <w:rFonts w:hint="eastAsia"/>
-          <w:lang w:eastAsia="zh-CN"/>
-        </w:rPr>
-        <w:t>[35]</w:t>
-      </w:r>
-      <w:r>
-        <w:rPr>
-          <w:rFonts w:hint="eastAsia"/>
-          <w:lang w:eastAsia="zh-CN"/>
-        </w:rPr>
-        <w:t xml:space="preserve"> is another generative diffusion model which integrate</w:t>
+        <w:t>Imagen[35] is another generative diffusion model which integrate</w:t>
       </w:r>
       <w:r>
         <w:rPr>
@@ -3868,14 +4042,7 @@
           <w:rFonts w:hint="eastAsia"/>
           <w:lang w:eastAsia="zh-CN"/>
         </w:rPr>
-        <w:t xml:space="preserve"> designed a methodology to improve the </w:t>
-      </w:r>
-      <w:r>
-        <w:rPr>
-          <w:rFonts w:hint="eastAsia"/>
-          <w:lang w:eastAsia="zh-CN"/>
-        </w:rPr>
-        <w:t xml:space="preserve">training efficiency while producing </w:t>
+        <w:t xml:space="preserve"> designed a methodology to improve the training efficiency while producing </w:t>
       </w:r>
       <w:r>
         <w:rPr>
@@ -3916,7 +4083,23 @@
           <w:rFonts w:hint="eastAsia"/>
           <w:lang w:eastAsia="zh-CN"/>
         </w:rPr>
-        <w:t xml:space="preserve"> proposed MediSyn, a text-guided LDM-based image synthesizing model for multiple medical fields.</w:t>
+        <w:t xml:space="preserve"> proposed </w:t>
+      </w:r>
+      <w:proofErr w:type="spellStart"/>
+      <w:r>
+        <w:rPr>
+          <w:rFonts w:hint="eastAsia"/>
+          <w:lang w:eastAsia="zh-CN"/>
+        </w:rPr>
+        <w:t>MediSyn</w:t>
+      </w:r>
+      <w:proofErr w:type="spellEnd"/>
+      <w:r>
+        <w:rPr>
+          <w:rFonts w:hint="eastAsia"/>
+          <w:lang w:eastAsia="zh-CN"/>
+        </w:rPr>
+        <w:t>, a text-guided LDM-based image synthesizing model for multiple medical fields.</w:t>
       </w:r>
       <w:r>
         <w:rPr>
@@ -4063,25 +4246,117 @@
         <w:rPr>
           <w:lang w:val="en-CA" w:eastAsia="zh-CN"/>
         </w:rPr>
-        <w:t>PMC-OA[45] is a dataset with 1.6M image-caption pairs.</w:t>
-      </w:r>
+        <w:t>PMC-</w:t>
+      </w:r>
+      <w:proofErr w:type="gramStart"/>
       <w:r>
         <w:rPr>
           <w:lang w:val="en-CA" w:eastAsia="zh-CN"/>
         </w:rPr>
+        <w:t>OA[</w:t>
+      </w:r>
+      <w:proofErr w:type="gramEnd"/>
+      <w:r>
+        <w:rPr>
+          <w:lang w:val="en-CA" w:eastAsia="zh-CN"/>
+        </w:rPr>
+        <w:t>45] is a dataset with 1.6M image-caption pairs.</w:t>
+      </w:r>
+      <w:r>
+        <w:rPr>
+          <w:lang w:val="en-CA" w:eastAsia="zh-CN"/>
+        </w:rPr>
         <w:t xml:space="preserve"> </w:t>
       </w:r>
       <w:r>
         <w:rPr>
           <w:lang w:val="en-CA" w:eastAsia="zh-CN"/>
         </w:rPr>
-        <w:t>VQA-RAD[46] and PathVQA[37] are two datasets for visual question answering. SLAKE[41] is another visual QA dataset in multiple medical fields. USMLE[50]</w:t>
-      </w:r>
+        <w:t>VQA-</w:t>
+      </w:r>
+      <w:proofErr w:type="gramStart"/>
       <w:r>
         <w:rPr>
           <w:lang w:val="en-CA" w:eastAsia="zh-CN"/>
         </w:rPr>
-        <w:t xml:space="preserve"> contains 11K MCQ question-answer pairs collected from the United States Medical License Exams. MIMIC-CXR and CheXpert[59] are two datasets with chest radiograph images.</w:t>
+        <w:t>RAD[</w:t>
+      </w:r>
+      <w:proofErr w:type="gramEnd"/>
+      <w:r>
+        <w:rPr>
+          <w:lang w:val="en-CA" w:eastAsia="zh-CN"/>
+        </w:rPr>
+        <w:t xml:space="preserve">46] and </w:t>
+      </w:r>
+      <w:proofErr w:type="spellStart"/>
+      <w:r>
+        <w:rPr>
+          <w:lang w:val="en-CA" w:eastAsia="zh-CN"/>
+        </w:rPr>
+        <w:t>PathVQA</w:t>
+      </w:r>
+      <w:proofErr w:type="spellEnd"/>
+      <w:r>
+        <w:rPr>
+          <w:lang w:val="en-CA" w:eastAsia="zh-CN"/>
+        </w:rPr>
+        <w:t xml:space="preserve">[37] are two datasets for visual question answering. </w:t>
+      </w:r>
+      <w:proofErr w:type="gramStart"/>
+      <w:r>
+        <w:rPr>
+          <w:lang w:val="en-CA" w:eastAsia="zh-CN"/>
+        </w:rPr>
+        <w:t>SLAKE[</w:t>
+      </w:r>
+      <w:proofErr w:type="gramEnd"/>
+      <w:r>
+        <w:rPr>
+          <w:lang w:val="en-CA" w:eastAsia="zh-CN"/>
+        </w:rPr>
+        <w:t xml:space="preserve">41] is another visual QA dataset in multiple medical fields. </w:t>
+      </w:r>
+      <w:proofErr w:type="gramStart"/>
+      <w:r>
+        <w:rPr>
+          <w:lang w:val="en-CA" w:eastAsia="zh-CN"/>
+        </w:rPr>
+        <w:t>USMLE[</w:t>
+      </w:r>
+      <w:proofErr w:type="gramEnd"/>
+      <w:r>
+        <w:rPr>
+          <w:lang w:val="en-CA" w:eastAsia="zh-CN"/>
+        </w:rPr>
+        <w:t>50]</w:t>
+      </w:r>
+      <w:r>
+        <w:rPr>
+          <w:lang w:val="en-CA" w:eastAsia="zh-CN"/>
+        </w:rPr>
+        <w:t xml:space="preserve"> contains 11K MCQ question-answer pairs collected from the United States Medical License Exams. MIMIC-CXR and </w:t>
+      </w:r>
+      <w:proofErr w:type="spellStart"/>
+      <w:proofErr w:type="gramStart"/>
+      <w:r>
+        <w:rPr>
+          <w:lang w:val="en-CA" w:eastAsia="zh-CN"/>
+        </w:rPr>
+        <w:t>CheXpert</w:t>
+      </w:r>
+      <w:proofErr w:type="spellEnd"/>
+      <w:r>
+        <w:rPr>
+          <w:lang w:val="en-CA" w:eastAsia="zh-CN"/>
+        </w:rPr>
+        <w:t>[</w:t>
+      </w:r>
+      <w:proofErr w:type="gramEnd"/>
+      <w:r>
+        <w:rPr>
+          <w:lang w:val="en-CA" w:eastAsia="zh-CN"/>
+        </w:rPr>
+        <w:t>59] are two datasets with chest radiograph images.</w:t>
       </w:r>
     </w:p>
     <w:p>
@@ -4096,7 +4371,6 @@
       <w:pPr>
         <w:pStyle w:val="BodyText"/>
         <w:rPr>
-          <w:rFonts w:hint="eastAsia"/>
           <w:lang w:eastAsia="zh-CN"/>
         </w:rPr>
       </w:pPr>
@@ -4118,7 +4392,6 @@
     <w:p>
       <w:pPr>
         <w:rPr>
-          <w:rFonts w:hint="eastAsia"/>
           <w:lang w:eastAsia="zh-CN"/>
         </w:rPr>
       </w:pPr>
@@ -4131,7 +4404,6 @@
           <w:numId w:val="0"/>
         </w:numPr>
         <w:rPr>
-          <w:rFonts w:hint="eastAsia"/>
           <w:lang w:eastAsia="zh-CN"/>
         </w:rPr>
         <w:sectPr>
@@ -4213,6 +4485,9 @@
                           <w:t>2</w:t>
                         </w:r>
                         <w:r>
+                          <w:rPr>
+                            <w:noProof/>
+                          </w:rPr>
                           <w:fldChar w:fldCharType="end"/>
                         </w:r>
                         <w:r>
@@ -4220,27 +4495,20 @@
                             <w:rFonts w:hint="eastAsia"/>
                             <w:lang w:eastAsia="zh-CN"/>
                           </w:rPr>
-                          <w:t xml:space="preserve"> </w:t>
-                        </w:r>
-                        <w:r>
-                          <w:rPr>
-                            <w:rFonts w:hint="eastAsia"/>
-                            <w:lang w:eastAsia="zh-CN"/>
-                          </w:rPr>
-                          <w:t>Comparison of the QA related works</w:t>
+                          <w:t xml:space="preserve"> Comparison of the QA related works</w:t>
                         </w:r>
                       </w:p>
                       <w:tbl>
                         <w:tblPr>
                           <w:tblStyle w:val="TableGrid"/>
-                          <w:tblW w:w="99.4%" w:type="pct"/>
+                          <w:tblW w:w="99.0%" w:type="pct"/>
                           <w:jc w:val="center"/>
                           <w:tblLook w:firstRow="1" w:lastRow="0" w:firstColumn="1" w:lastColumn="0" w:noHBand="0" w:noVBand="1"/>
                         </w:tblPr>
                         <w:tblGrid>
-                          <w:gridCol w:w="845"/>
-                          <w:gridCol w:w="4850"/>
-                          <w:gridCol w:w="3929"/>
+                          <w:gridCol w:w="839"/>
+                          <w:gridCol w:w="4861"/>
+                          <w:gridCol w:w="3885"/>
                         </w:tblGrid>
                         <w:tr>
                           <w:trPr>
@@ -4248,7 +4516,7 @@
                           </w:trPr>
                           <w:tc>
                             <w:tcPr>
-                              <w:tcW w:w="8.78%" w:type="pct"/>
+                              <w:tcW w:w="8.0%" w:type="pct"/>
                             </w:tcPr>
                             <w:p>
                               <w:pPr>
@@ -4294,7 +4562,7 @@
                           </w:tc>
                           <w:tc>
                             <w:tcPr>
-                              <w:tcW w:w="50.4%" w:type="pct"/>
+                              <w:tcW w:w="50.0%" w:type="pct"/>
                             </w:tcPr>
                             <w:p>
                               <w:pPr>
@@ -4319,7 +4587,7 @@
                           </w:tc>
                           <w:tc>
                             <w:tcPr>
-                              <w:tcW w:w="40.82%" w:type="pct"/>
+                              <w:tcW w:w="40.0%" w:type="pct"/>
                             </w:tcPr>
                             <w:p>
                               <w:pPr>
@@ -4349,7 +4617,7 @@
                           </w:trPr>
                           <w:tc>
                             <w:tcPr>
-                              <w:tcW w:w="8.78%" w:type="pct"/>
+                              <w:tcW w:w="8.0%" w:type="pct"/>
                             </w:tcPr>
                             <w:p>
                               <w:pPr>
@@ -4371,7 +4639,7 @@
                           </w:tc>
                           <w:tc>
                             <w:tcPr>
-                              <w:tcW w:w="50.4%" w:type="pct"/>
+                              <w:tcW w:w="50.0%" w:type="pct"/>
                             </w:tcPr>
                             <w:p>
                               <w:pPr>
@@ -4393,7 +4661,7 @@
                           </w:tc>
                           <w:tc>
                             <w:tcPr>
-                              <w:tcW w:w="40.82%" w:type="pct"/>
+                              <w:tcW w:w="40.0%" w:type="pct"/>
                             </w:tcPr>
                             <w:p>
                               <w:pPr>
@@ -4420,7 +4688,7 @@
                           </w:trPr>
                           <w:tc>
                             <w:tcPr>
-                              <w:tcW w:w="8.78%" w:type="pct"/>
+                              <w:tcW w:w="8.0%" w:type="pct"/>
                             </w:tcPr>
                             <w:p>
                               <w:pPr>
@@ -4442,7 +4710,7 @@
                           </w:tc>
                           <w:tc>
                             <w:tcPr>
-                              <w:tcW w:w="50.4%" w:type="pct"/>
+                              <w:tcW w:w="50.0%" w:type="pct"/>
                             </w:tcPr>
                             <w:p>
                               <w:pPr>
@@ -4464,7 +4732,7 @@
                           </w:tc>
                           <w:tc>
                             <w:tcPr>
-                              <w:tcW w:w="40.82%" w:type="pct"/>
+                              <w:tcW w:w="40.0%" w:type="pct"/>
                             </w:tcPr>
                             <w:p>
                               <w:pPr>
@@ -4491,7 +4759,7 @@
                           </w:trPr>
                           <w:tc>
                             <w:tcPr>
-                              <w:tcW w:w="8.78%" w:type="pct"/>
+                              <w:tcW w:w="8.0%" w:type="pct"/>
                             </w:tcPr>
                             <w:p>
                               <w:pPr>
@@ -4513,7 +4781,7 @@
                           </w:tc>
                           <w:tc>
                             <w:tcPr>
-                              <w:tcW w:w="50.4%" w:type="pct"/>
+                              <w:tcW w:w="50.0%" w:type="pct"/>
                             </w:tcPr>
                             <w:p>
                               <w:pPr>
@@ -4561,7 +4829,7 @@
                           </w:tc>
                           <w:tc>
                             <w:tcPr>
-                              <w:tcW w:w="40.82%" w:type="pct"/>
+                              <w:tcW w:w="40.0%" w:type="pct"/>
                             </w:tcPr>
                             <w:p>
                               <w:pPr>
@@ -4597,7 +4865,7 @@
                           </w:trPr>
                           <w:tc>
                             <w:tcPr>
-                              <w:tcW w:w="8.78%" w:type="pct"/>
+                              <w:tcW w:w="8.0%" w:type="pct"/>
                             </w:tcPr>
                             <w:p>
                               <w:pPr>
@@ -4619,7 +4887,7 @@
                           </w:tc>
                           <w:tc>
                             <w:tcPr>
-                              <w:tcW w:w="50.4%" w:type="pct"/>
+                              <w:tcW w:w="50.0%" w:type="pct"/>
                             </w:tcPr>
                             <w:p>
                               <w:pPr>
@@ -4641,7 +4909,7 @@
                           </w:tc>
                           <w:tc>
                             <w:tcPr>
-                              <w:tcW w:w="40.82%" w:type="pct"/>
+                              <w:tcW w:w="40.0%" w:type="pct"/>
                             </w:tcPr>
                             <w:p>
                               <w:pPr>
@@ -4668,7 +4936,7 @@
                           </w:trPr>
                           <w:tc>
                             <w:tcPr>
-                              <w:tcW w:w="8.78%" w:type="pct"/>
+                              <w:tcW w:w="8.0%" w:type="pct"/>
                             </w:tcPr>
                             <w:p>
                               <w:pPr>
@@ -4690,7 +4958,7 @@
                           </w:tc>
                           <w:tc>
                             <w:tcPr>
-                              <w:tcW w:w="50.4%" w:type="pct"/>
+                              <w:tcW w:w="50.0%" w:type="pct"/>
                             </w:tcPr>
                             <w:p>
                               <w:pPr>
@@ -4712,7 +4980,7 @@
                           </w:tc>
                           <w:tc>
                             <w:tcPr>
-                              <w:tcW w:w="40.82%" w:type="pct"/>
+                              <w:tcW w:w="40.0%" w:type="pct"/>
                             </w:tcPr>
                             <w:p>
                               <w:pPr>
@@ -4739,7 +5007,7 @@
                           </w:trPr>
                           <w:tc>
                             <w:tcPr>
-                              <w:tcW w:w="8.78%" w:type="pct"/>
+                              <w:tcW w:w="8.0%" w:type="pct"/>
                             </w:tcPr>
                             <w:p>
                               <w:pPr>
@@ -4761,7 +5029,7 @@
                           </w:tc>
                           <w:tc>
                             <w:tcPr>
-                              <w:tcW w:w="50.4%" w:type="pct"/>
+                              <w:tcW w:w="50.0%" w:type="pct"/>
                             </w:tcPr>
                             <w:p>
                               <w:pPr>
@@ -4783,7 +5051,7 @@
                           </w:tc>
                           <w:tc>
                             <w:tcPr>
-                              <w:tcW w:w="40.82%" w:type="pct"/>
+                              <w:tcW w:w="40.0%" w:type="pct"/>
                             </w:tcPr>
                             <w:p>
                               <w:pPr>
@@ -4810,29 +5078,28 @@
                           </w:trPr>
                           <w:tc>
                             <w:tcPr>
-                              <w:tcW w:w="8.78%" w:type="pct"/>
-                            </w:tcPr>
-                            <w:p>
-                              <w:pPr>
-                                <w:pStyle w:val="BodyText"/>
-                                <w:ind w:firstLine="0pt"/>
+                              <w:tcW w:w="8.0%" w:type="pct"/>
+                            </w:tcPr>
+                            <w:p>
+                              <w:pPr>
+                                <w:pStyle w:val="BodyText"/>
+                                <w:ind w:firstLine="0pt"/>
+                                <w:rPr>
+                                  <w:lang w:eastAsia="zh-CN"/>
+                                </w:rPr>
+                              </w:pPr>
+                              <w:r>
                                 <w:rPr>
                                   <w:rFonts w:hint="eastAsia"/>
                                   <w:lang w:eastAsia="zh-CN"/>
                                 </w:rPr>
-                              </w:pPr>
-                              <w:r>
-                                <w:rPr>
-                                  <w:rFonts w:hint="eastAsia"/>
-                                  <w:lang w:eastAsia="zh-CN"/>
-                                </w:rPr>
                                 <w:t>[20]</w:t>
                               </w:r>
                             </w:p>
                           </w:tc>
                           <w:tc>
                             <w:tcPr>
-                              <w:tcW w:w="50.4%" w:type="pct"/>
+                              <w:tcW w:w="50.0%" w:type="pct"/>
                             </w:tcPr>
                             <w:p>
                               <w:pPr>
@@ -4857,7 +5124,7 @@
                           </w:tc>
                           <w:tc>
                             <w:tcPr>
-                              <w:tcW w:w="40.82%" w:type="pct"/>
+                              <w:tcW w:w="40.0%" w:type="pct"/>
                             </w:tcPr>
                             <w:p>
                               <w:pPr>
@@ -4887,29 +5154,28 @@
                           </w:trPr>
                           <w:tc>
                             <w:tcPr>
-                              <w:tcW w:w="8.78%" w:type="pct"/>
-                            </w:tcPr>
-                            <w:p>
-                              <w:pPr>
-                                <w:pStyle w:val="BodyText"/>
-                                <w:ind w:firstLine="0pt"/>
+                              <w:tcW w:w="8.0%" w:type="pct"/>
+                            </w:tcPr>
+                            <w:p>
+                              <w:pPr>
+                                <w:pStyle w:val="BodyText"/>
+                                <w:ind w:firstLine="0pt"/>
+                                <w:rPr>
+                                  <w:lang w:eastAsia="zh-CN"/>
+                                </w:rPr>
+                              </w:pPr>
+                              <w:r>
                                 <w:rPr>
                                   <w:rFonts w:hint="eastAsia"/>
                                   <w:lang w:eastAsia="zh-CN"/>
                                 </w:rPr>
-                              </w:pPr>
-                              <w:r>
-                                <w:rPr>
-                                  <w:rFonts w:hint="eastAsia"/>
-                                  <w:lang w:eastAsia="zh-CN"/>
-                                </w:rPr>
                                 <w:t>[21]</w:t>
                               </w:r>
                             </w:p>
                           </w:tc>
                           <w:tc>
                             <w:tcPr>
-                              <w:tcW w:w="50.4%" w:type="pct"/>
+                              <w:tcW w:w="50.0%" w:type="pct"/>
                             </w:tcPr>
                             <w:p>
                               <w:pPr>
@@ -4934,7 +5200,7 @@
                           </w:tc>
                           <w:tc>
                             <w:tcPr>
-                              <w:tcW w:w="40.82%" w:type="pct"/>
+                              <w:tcW w:w="40.0%" w:type="pct"/>
                             </w:tcPr>
                             <w:p>
                               <w:pPr>
@@ -4964,29 +5230,28 @@
                           </w:trPr>
                           <w:tc>
                             <w:tcPr>
-                              <w:tcW w:w="8.78%" w:type="pct"/>
-                            </w:tcPr>
-                            <w:p>
-                              <w:pPr>
-                                <w:pStyle w:val="BodyText"/>
-                                <w:ind w:firstLine="0pt"/>
+                              <w:tcW w:w="8.0%" w:type="pct"/>
+                            </w:tcPr>
+                            <w:p>
+                              <w:pPr>
+                                <w:pStyle w:val="BodyText"/>
+                                <w:ind w:firstLine="0pt"/>
+                                <w:rPr>
+                                  <w:lang w:eastAsia="zh-CN"/>
+                                </w:rPr>
+                              </w:pPr>
+                              <w:r>
                                 <w:rPr>
                                   <w:rFonts w:hint="eastAsia"/>
                                   <w:lang w:eastAsia="zh-CN"/>
                                 </w:rPr>
-                              </w:pPr>
-                              <w:r>
-                                <w:rPr>
-                                  <w:rFonts w:hint="eastAsia"/>
-                                  <w:lang w:eastAsia="zh-CN"/>
-                                </w:rPr>
                                 <w:t>[22]</w:t>
                               </w:r>
                             </w:p>
                           </w:tc>
                           <w:tc>
                             <w:tcPr>
-                              <w:tcW w:w="50.4%" w:type="pct"/>
+                              <w:tcW w:w="50.0%" w:type="pct"/>
                             </w:tcPr>
                             <w:p>
                               <w:pPr>
@@ -5005,24 +5270,9 @@
                                   <w:sz w:val="16"/>
                                   <w:szCs w:val="16"/>
                                 </w:rPr>
-                                <w:t>The performance of various LLM gets improved equipped with BuimedRAG</w:t>
-                              </w:r>
-                            </w:p>
-                          </w:tc>
-                          <w:tc>
-                            <w:tcPr>
-                              <w:tcW w:w="40.82%" w:type="pct"/>
-                            </w:tcPr>
-                            <w:p>
-                              <w:pPr>
-                                <w:pStyle w:val="BodyText"/>
-                                <w:ind w:firstLine="0pt"/>
-                                <w:rPr>
-                                  <w:sz w:val="16"/>
-                                  <w:szCs w:val="16"/>
-                                  <w:lang w:eastAsia="zh-CN"/>
-                                </w:rPr>
-                              </w:pPr>
+                                <w:t xml:space="preserve">The performance of various LLM gets improved equipped with </w:t>
+                              </w:r>
+                              <w:proofErr w:type="spellStart"/>
                               <w:r>
                                 <w:rPr>
                                   <w:rFonts w:hint="eastAsia"/>
@@ -5030,7 +5280,73 @@
                                   <w:sz w:val="16"/>
                                   <w:szCs w:val="16"/>
                                 </w:rPr>
-                                <w:t xml:space="preserve">Word chunks are not good at preserving semantical relationships; the RAG retreival dataset is simplely built using validation set and lack of generalization. </w:t>
+                                <w:t>BuimedRAG</w:t>
+                              </w:r>
+                              <w:proofErr w:type="spellEnd"/>
+                            </w:p>
+                          </w:tc>
+                          <w:tc>
+                            <w:tcPr>
+                              <w:tcW w:w="40.0%" w:type="pct"/>
+                            </w:tcPr>
+                            <w:p>
+                              <w:pPr>
+                                <w:pStyle w:val="BodyText"/>
+                                <w:ind w:firstLine="0pt"/>
+                                <w:rPr>
+                                  <w:sz w:val="16"/>
+                                  <w:szCs w:val="16"/>
+                                  <w:lang w:eastAsia="zh-CN"/>
+                                </w:rPr>
+                              </w:pPr>
+                              <w:r>
+                                <w:rPr>
+                                  <w:rFonts w:hint="eastAsia"/>
+                                  <w:color w:val="000000"/>
+                                  <w:sz w:val="16"/>
+                                  <w:szCs w:val="16"/>
+                                </w:rPr>
+                                <w:t xml:space="preserve">Word chunks are not good at preserving semantical relationships; the RAG </w:t>
+                              </w:r>
+                              <w:proofErr w:type="spellStart"/>
+                              <w:r>
+                                <w:rPr>
+                                  <w:rFonts w:hint="eastAsia"/>
+                                  <w:color w:val="000000"/>
+                                  <w:sz w:val="16"/>
+                                  <w:szCs w:val="16"/>
+                                </w:rPr>
+                                <w:t>retreival</w:t>
+                              </w:r>
+                              <w:proofErr w:type="spellEnd"/>
+                              <w:r>
+                                <w:rPr>
+                                  <w:rFonts w:hint="eastAsia"/>
+                                  <w:color w:val="000000"/>
+                                  <w:sz w:val="16"/>
+                                  <w:szCs w:val="16"/>
+                                </w:rPr>
+                                <w:t xml:space="preserve"> dataset is </w:t>
+                              </w:r>
+                              <w:proofErr w:type="spellStart"/>
+                              <w:r>
+                                <w:rPr>
+                                  <w:rFonts w:hint="eastAsia"/>
+                                  <w:color w:val="000000"/>
+                                  <w:sz w:val="16"/>
+                                  <w:szCs w:val="16"/>
+                                </w:rPr>
+                                <w:t>simplely</w:t>
+                              </w:r>
+                              <w:proofErr w:type="spellEnd"/>
+                              <w:r>
+                                <w:rPr>
+                                  <w:rFonts w:hint="eastAsia"/>
+                                  <w:color w:val="000000"/>
+                                  <w:sz w:val="16"/>
+                                  <w:szCs w:val="16"/>
+                                </w:rPr>
+                                <w:t xml:space="preserve"> built using validation set and lack of generalization. </w:t>
                               </w:r>
                             </w:p>
                           </w:tc>
@@ -5041,29 +5357,28 @@
                           </w:trPr>
                           <w:tc>
                             <w:tcPr>
-                              <w:tcW w:w="8.78%" w:type="pct"/>
-                            </w:tcPr>
-                            <w:p>
-                              <w:pPr>
-                                <w:pStyle w:val="BodyText"/>
-                                <w:ind w:firstLine="0pt"/>
+                              <w:tcW w:w="8.0%" w:type="pct"/>
+                            </w:tcPr>
+                            <w:p>
+                              <w:pPr>
+                                <w:pStyle w:val="BodyText"/>
+                                <w:ind w:firstLine="0pt"/>
+                                <w:rPr>
+                                  <w:lang w:eastAsia="zh-CN"/>
+                                </w:rPr>
+                              </w:pPr>
+                              <w:r>
                                 <w:rPr>
                                   <w:rFonts w:hint="eastAsia"/>
                                   <w:lang w:eastAsia="zh-CN"/>
                                 </w:rPr>
-                              </w:pPr>
-                              <w:r>
-                                <w:rPr>
-                                  <w:rFonts w:hint="eastAsia"/>
-                                  <w:lang w:eastAsia="zh-CN"/>
-                                </w:rPr>
                                 <w:t>[23]</w:t>
                               </w:r>
                             </w:p>
                           </w:tc>
                           <w:tc>
                             <w:tcPr>
-                              <w:tcW w:w="50.4%" w:type="pct"/>
+                              <w:tcW w:w="50.0%" w:type="pct"/>
                             </w:tcPr>
                             <w:p>
                               <w:pPr>
@@ -5088,7 +5403,7 @@
                           </w:tc>
                           <w:tc>
                             <w:tcPr>
-                              <w:tcW w:w="40.82%" w:type="pct"/>
+                              <w:tcW w:w="40.0%" w:type="pct"/>
                             </w:tcPr>
                             <w:p>
                               <w:pPr>
@@ -5107,7 +5422,27 @@
                                   <w:sz w:val="16"/>
                                   <w:szCs w:val="16"/>
                                 </w:rPr>
-                                <w:t>The model was trainined using general domain dataset, efforts required to adapt medical domain knowledge.</w:t>
+                                <w:t xml:space="preserve">The model was </w:t>
+                              </w:r>
+                              <w:proofErr w:type="spellStart"/>
+                              <w:r>
+                                <w:rPr>
+                                  <w:rFonts w:hint="eastAsia"/>
+                                  <w:color w:val="000000"/>
+                                  <w:sz w:val="16"/>
+                                  <w:szCs w:val="16"/>
+                                </w:rPr>
+                                <w:t>trainined</w:t>
+                              </w:r>
+                              <w:proofErr w:type="spellEnd"/>
+                              <w:r>
+                                <w:rPr>
+                                  <w:rFonts w:hint="eastAsia"/>
+                                  <w:color w:val="000000"/>
+                                  <w:sz w:val="16"/>
+                                  <w:szCs w:val="16"/>
+                                </w:rPr>
+                                <w:t xml:space="preserve"> using general domain dataset, efforts required to adapt medical domain knowledge.</w:t>
                               </w:r>
                             </w:p>
                           </w:tc>
@@ -5118,29 +5453,28 @@
                           </w:trPr>
                           <w:tc>
                             <w:tcPr>
-                              <w:tcW w:w="8.78%" w:type="pct"/>
-                            </w:tcPr>
-                            <w:p>
-                              <w:pPr>
-                                <w:pStyle w:val="BodyText"/>
-                                <w:ind w:firstLine="0pt"/>
+                              <w:tcW w:w="8.0%" w:type="pct"/>
+                            </w:tcPr>
+                            <w:p>
+                              <w:pPr>
+                                <w:pStyle w:val="BodyText"/>
+                                <w:ind w:firstLine="0pt"/>
+                                <w:rPr>
+                                  <w:lang w:eastAsia="zh-CN"/>
+                                </w:rPr>
+                              </w:pPr>
+                              <w:r>
                                 <w:rPr>
                                   <w:rFonts w:hint="eastAsia"/>
                                   <w:lang w:eastAsia="zh-CN"/>
                                 </w:rPr>
-                              </w:pPr>
-                              <w:r>
-                                <w:rPr>
-                                  <w:rFonts w:hint="eastAsia"/>
-                                  <w:lang w:eastAsia="zh-CN"/>
-                                </w:rPr>
                                 <w:t>[24]</w:t>
                               </w:r>
                             </w:p>
                           </w:tc>
                           <w:tc>
                             <w:tcPr>
-                              <w:tcW w:w="50.4%" w:type="pct"/>
+                              <w:tcW w:w="50.0%" w:type="pct"/>
                             </w:tcPr>
                             <w:p>
                               <w:pPr>
@@ -5165,7 +5499,7 @@
                           </w:tc>
                           <w:tc>
                             <w:tcPr>
-                              <w:tcW w:w="40.82%" w:type="pct"/>
+                              <w:tcW w:w="40.0%" w:type="pct"/>
                             </w:tcPr>
                             <w:p>
                               <w:pPr>
@@ -5213,7 +5547,6 @@
       <w:pPr>
         <w:jc w:val="start"/>
         <w:rPr>
-          <w:rFonts w:hint="eastAsia"/>
           <w:lang w:eastAsia="zh-CN"/>
         </w:rPr>
       </w:pPr>
@@ -5276,7 +5609,6 @@
                           <w:pStyle w:val="Caption"/>
                           <w:keepNext/>
                           <w:rPr>
-                            <w:rFonts w:hint="eastAsia"/>
                             <w:lang w:eastAsia="zh-CN"/>
                           </w:rPr>
                         </w:pPr>
@@ -5299,6 +5631,9 @@
                           <w:t>3</w:t>
                         </w:r>
                         <w:r>
+                          <w:rPr>
+                            <w:noProof/>
+                          </w:rPr>
                           <w:fldChar w:fldCharType="end"/>
                         </w:r>
                         <w:r>
@@ -5306,41 +5641,20 @@
                             <w:rFonts w:hint="eastAsia"/>
                             <w:lang w:eastAsia="zh-CN"/>
                           </w:rPr>
-                          <w:t xml:space="preserve"> </w:t>
-                        </w:r>
-                        <w:r>
-                          <w:rPr>
-                            <w:rFonts w:hint="eastAsia"/>
-                            <w:lang w:eastAsia="zh-CN"/>
-                          </w:rPr>
-                          <w:t xml:space="preserve">Comparison of the </w:t>
-                        </w:r>
-                        <w:r>
-                          <w:rPr>
-                            <w:rFonts w:hint="eastAsia"/>
-                            <w:lang w:eastAsia="zh-CN"/>
-                          </w:rPr>
-                          <w:t>Text-to-Image</w:t>
-                        </w:r>
-                        <w:r>
-                          <w:rPr>
-                            <w:rFonts w:hint="eastAsia"/>
-                            <w:lang w:eastAsia="zh-CN"/>
-                          </w:rPr>
-                          <w:t xml:space="preserve"> works</w:t>
+                          <w:t xml:space="preserve"> Comparison of the Text-to-Image works</w:t>
                         </w:r>
                       </w:p>
                       <w:tbl>
                         <w:tblPr>
                           <w:tblStyle w:val="TableGrid"/>
-                          <w:tblW w:w="98.2%" w:type="pct"/>
+                          <w:tblW w:w="98.0%" w:type="pct"/>
                           <w:jc w:val="center"/>
                           <w:tblLook w:firstRow="1" w:lastRow="0" w:firstColumn="1" w:lastColumn="0" w:noHBand="0" w:noVBand="1"/>
                         </w:tblPr>
                         <w:tblGrid>
-                          <w:gridCol w:w="841"/>
-                          <w:gridCol w:w="4827"/>
-                          <w:gridCol w:w="3909"/>
+                          <w:gridCol w:w="839"/>
+                          <w:gridCol w:w="4846"/>
+                          <w:gridCol w:w="3873"/>
                         </w:tblGrid>
                         <w:tr>
                           <w:trPr>
@@ -5348,7 +5662,7 @@
                           </w:trPr>
                           <w:tc>
                             <w:tcPr>
-                              <w:tcW w:w="8.78%" w:type="pct"/>
+                              <w:tcW w:w="8.0%" w:type="pct"/>
                             </w:tcPr>
                             <w:p>
                               <w:pPr>
@@ -5394,7 +5708,7 @@
                           </w:tc>
                           <w:tc>
                             <w:tcPr>
-                              <w:tcW w:w="50.4%" w:type="pct"/>
+                              <w:tcW w:w="50.0%" w:type="pct"/>
                             </w:tcPr>
                             <w:p>
                               <w:pPr>
@@ -5419,7 +5733,7 @@
                           </w:tc>
                           <w:tc>
                             <w:tcPr>
-                              <w:tcW w:w="40.82%" w:type="pct"/>
+                              <w:tcW w:w="40.0%" w:type="pct"/>
                             </w:tcPr>
                             <w:p>
                               <w:pPr>
@@ -5449,29 +5763,28 @@
                           </w:trPr>
                           <w:tc>
                             <w:tcPr>
-                              <w:tcW w:w="8.78%" w:type="pct"/>
-                            </w:tcPr>
-                            <w:p>
-                              <w:pPr>
-                                <w:pStyle w:val="BodyText"/>
-                                <w:ind w:firstLine="0pt"/>
+                              <w:tcW w:w="8.0%" w:type="pct"/>
+                            </w:tcPr>
+                            <w:p>
+                              <w:pPr>
+                                <w:pStyle w:val="BodyText"/>
+                                <w:ind w:firstLine="0pt"/>
+                                <w:rPr>
+                                  <w:lang w:eastAsia="zh-CN"/>
+                                </w:rPr>
+                              </w:pPr>
+                              <w:r>
                                 <w:rPr>
                                   <w:rFonts w:hint="eastAsia"/>
                                   <w:lang w:eastAsia="zh-CN"/>
                                 </w:rPr>
-                              </w:pPr>
-                              <w:r>
-                                <w:rPr>
-                                  <w:rFonts w:hint="eastAsia"/>
-                                  <w:lang w:eastAsia="zh-CN"/>
-                                </w:rPr>
                                 <w:t>[25]</w:t>
                               </w:r>
                             </w:p>
                           </w:tc>
                           <w:tc>
                             <w:tcPr>
-                              <w:tcW w:w="50.4%" w:type="pct"/>
+                              <w:tcW w:w="50.0%" w:type="pct"/>
                             </w:tcPr>
                             <w:p>
                               <w:pPr>
@@ -5496,7 +5809,7 @@
                           </w:tc>
                           <w:tc>
                             <w:tcPr>
-                              <w:tcW w:w="40.82%" w:type="pct"/>
+                              <w:tcW w:w="40.0%" w:type="pct"/>
                             </w:tcPr>
                             <w:p>
                               <w:pPr>
@@ -5526,29 +5839,28 @@
                           </w:trPr>
                           <w:tc>
                             <w:tcPr>
-                              <w:tcW w:w="8.78%" w:type="pct"/>
-                            </w:tcPr>
-                            <w:p>
-                              <w:pPr>
-                                <w:pStyle w:val="BodyText"/>
-                                <w:ind w:firstLine="0pt"/>
+                              <w:tcW w:w="8.0%" w:type="pct"/>
+                            </w:tcPr>
+                            <w:p>
+                              <w:pPr>
+                                <w:pStyle w:val="BodyText"/>
+                                <w:ind w:firstLine="0pt"/>
+                                <w:rPr>
+                                  <w:lang w:eastAsia="zh-CN"/>
+                                </w:rPr>
+                              </w:pPr>
+                              <w:r>
                                 <w:rPr>
                                   <w:rFonts w:hint="eastAsia"/>
                                   <w:lang w:eastAsia="zh-CN"/>
                                 </w:rPr>
-                              </w:pPr>
-                              <w:r>
-                                <w:rPr>
-                                  <w:rFonts w:hint="eastAsia"/>
-                                  <w:lang w:eastAsia="zh-CN"/>
-                                </w:rPr>
                                 <w:t>[26]</w:t>
                               </w:r>
                             </w:p>
                           </w:tc>
                           <w:tc>
                             <w:tcPr>
-                              <w:tcW w:w="50.4%" w:type="pct"/>
+                              <w:tcW w:w="50.0%" w:type="pct"/>
                             </w:tcPr>
                             <w:p>
                               <w:pPr>
@@ -5573,7 +5885,7 @@
                           </w:tc>
                           <w:tc>
                             <w:tcPr>
-                              <w:tcW w:w="40.82%" w:type="pct"/>
+                              <w:tcW w:w="40.0%" w:type="pct"/>
                             </w:tcPr>
                             <w:p>
                               <w:pPr>
@@ -5602,7 +5914,27 @@
                                   <w:szCs w:val="16"/>
                                 </w:rPr>
                                 <w:br/>
-                                <w:t>The image generation depended on the visual symption generator.</w:t>
+                                <w:t xml:space="preserve">The image generation depended on the visual </w:t>
+                              </w:r>
+                              <w:proofErr w:type="spellStart"/>
+                              <w:r>
+                                <w:rPr>
+                                  <w:rFonts w:hint="eastAsia"/>
+                                  <w:color w:val="000000"/>
+                                  <w:sz w:val="16"/>
+                                  <w:szCs w:val="16"/>
+                                </w:rPr>
+                                <w:t>symption</w:t>
+                              </w:r>
+                              <w:proofErr w:type="spellEnd"/>
+                              <w:r>
+                                <w:rPr>
+                                  <w:rFonts w:hint="eastAsia"/>
+                                  <w:color w:val="000000"/>
+                                  <w:sz w:val="16"/>
+                                  <w:szCs w:val="16"/>
+                                </w:rPr>
+                                <w:t xml:space="preserve"> generator.</w:t>
                               </w:r>
                             </w:p>
                           </w:tc>
@@ -5613,29 +5945,28 @@
                           </w:trPr>
                           <w:tc>
                             <w:tcPr>
-                              <w:tcW w:w="8.78%" w:type="pct"/>
-                            </w:tcPr>
-                            <w:p>
-                              <w:pPr>
-                                <w:pStyle w:val="BodyText"/>
-                                <w:ind w:firstLine="0pt"/>
+                              <w:tcW w:w="8.0%" w:type="pct"/>
+                            </w:tcPr>
+                            <w:p>
+                              <w:pPr>
+                                <w:pStyle w:val="BodyText"/>
+                                <w:ind w:firstLine="0pt"/>
+                                <w:rPr>
+                                  <w:lang w:eastAsia="zh-CN"/>
+                                </w:rPr>
+                              </w:pPr>
+                              <w:r>
                                 <w:rPr>
                                   <w:rFonts w:hint="eastAsia"/>
                                   <w:lang w:eastAsia="zh-CN"/>
                                 </w:rPr>
-                              </w:pPr>
-                              <w:r>
-                                <w:rPr>
-                                  <w:rFonts w:hint="eastAsia"/>
-                                  <w:lang w:eastAsia="zh-CN"/>
-                                </w:rPr>
                                 <w:t>[27]</w:t>
                               </w:r>
                             </w:p>
                           </w:tc>
                           <w:tc>
                             <w:tcPr>
-                              <w:tcW w:w="50.4%" w:type="pct"/>
+                              <w:tcW w:w="50.0%" w:type="pct"/>
                             </w:tcPr>
                             <w:p>
                               <w:pPr>
@@ -5660,7 +5991,7 @@
                           </w:tc>
                           <w:tc>
                             <w:tcPr>
-                              <w:tcW w:w="40.82%" w:type="pct"/>
+                              <w:tcW w:w="40.0%" w:type="pct"/>
                             </w:tcPr>
                             <w:p>
                               <w:pPr>
@@ -5690,29 +6021,28 @@
                           </w:trPr>
                           <w:tc>
                             <w:tcPr>
-                              <w:tcW w:w="8.78%" w:type="pct"/>
-                            </w:tcPr>
-                            <w:p>
-                              <w:pPr>
-                                <w:pStyle w:val="BodyText"/>
-                                <w:ind w:firstLine="0pt"/>
+                              <w:tcW w:w="8.0%" w:type="pct"/>
+                            </w:tcPr>
+                            <w:p>
+                              <w:pPr>
+                                <w:pStyle w:val="BodyText"/>
+                                <w:ind w:firstLine="0pt"/>
+                                <w:rPr>
+                                  <w:lang w:eastAsia="zh-CN"/>
+                                </w:rPr>
+                              </w:pPr>
+                              <w:r>
                                 <w:rPr>
                                   <w:rFonts w:hint="eastAsia"/>
                                   <w:lang w:eastAsia="zh-CN"/>
                                 </w:rPr>
-                              </w:pPr>
-                              <w:r>
-                                <w:rPr>
-                                  <w:rFonts w:hint="eastAsia"/>
-                                  <w:lang w:eastAsia="zh-CN"/>
-                                </w:rPr>
                                 <w:t>[28]</w:t>
                               </w:r>
                             </w:p>
                           </w:tc>
                           <w:tc>
                             <w:tcPr>
-                              <w:tcW w:w="50.4%" w:type="pct"/>
+                              <w:tcW w:w="50.0%" w:type="pct"/>
                             </w:tcPr>
                             <w:p>
                               <w:pPr>
@@ -5737,7 +6067,7 @@
                           </w:tc>
                           <w:tc>
                             <w:tcPr>
-                              <w:tcW w:w="40.82%" w:type="pct"/>
+                              <w:tcW w:w="40.0%" w:type="pct"/>
                             </w:tcPr>
                             <w:p>
                               <w:pPr>
@@ -5767,29 +6097,28 @@
                           </w:trPr>
                           <w:tc>
                             <w:tcPr>
-                              <w:tcW w:w="8.78%" w:type="pct"/>
-                            </w:tcPr>
-                            <w:p>
-                              <w:pPr>
-                                <w:pStyle w:val="BodyText"/>
-                                <w:ind w:firstLine="0pt"/>
+                              <w:tcW w:w="8.0%" w:type="pct"/>
+                            </w:tcPr>
+                            <w:p>
+                              <w:pPr>
+                                <w:pStyle w:val="BodyText"/>
+                                <w:ind w:firstLine="0pt"/>
+                                <w:rPr>
+                                  <w:lang w:eastAsia="zh-CN"/>
+                                </w:rPr>
+                              </w:pPr>
+                              <w:r>
                                 <w:rPr>
                                   <w:rFonts w:hint="eastAsia"/>
                                   <w:lang w:eastAsia="zh-CN"/>
                                 </w:rPr>
-                              </w:pPr>
-                              <w:r>
-                                <w:rPr>
-                                  <w:rFonts w:hint="eastAsia"/>
-                                  <w:lang w:eastAsia="zh-CN"/>
-                                </w:rPr>
                                 <w:t>[29]</w:t>
                               </w:r>
                             </w:p>
                           </w:tc>
                           <w:tc>
                             <w:tcPr>
-                              <w:tcW w:w="50.4%" w:type="pct"/>
+                              <w:tcW w:w="50.0%" w:type="pct"/>
                             </w:tcPr>
                             <w:p>
                               <w:pPr>
@@ -5814,7 +6143,7 @@
                           </w:tc>
                           <w:tc>
                             <w:tcPr>
-                              <w:tcW w:w="40.82%" w:type="pct"/>
+                              <w:tcW w:w="40.0%" w:type="pct"/>
                             </w:tcPr>
                             <w:p>
                               <w:pPr>
@@ -5833,7 +6162,27 @@
                                   <w:sz w:val="16"/>
                                   <w:szCs w:val="16"/>
                                 </w:rPr>
-                                <w:t>The model was trained and evaluated using radiological data,and it is unknown how to would perform in other medical fields.</w:t>
+                                <w:t xml:space="preserve">The model was trained and evaluated using radiological </w:t>
+                              </w:r>
+                              <w:proofErr w:type="spellStart"/>
+                              <w:r>
+                                <w:rPr>
+                                  <w:rFonts w:hint="eastAsia"/>
+                                  <w:color w:val="000000"/>
+                                  <w:sz w:val="16"/>
+                                  <w:szCs w:val="16"/>
+                                </w:rPr>
+                                <w:t>data,and</w:t>
+                              </w:r>
+                              <w:proofErr w:type="spellEnd"/>
+                              <w:r>
+                                <w:rPr>
+                                  <w:rFonts w:hint="eastAsia"/>
+                                  <w:color w:val="000000"/>
+                                  <w:sz w:val="16"/>
+                                  <w:szCs w:val="16"/>
+                                </w:rPr>
+                                <w:t xml:space="preserve"> it is unknown how to would perform in other medical fields.</w:t>
                               </w:r>
                             </w:p>
                           </w:tc>
@@ -5844,29 +6193,28 @@
                           </w:trPr>
                           <w:tc>
                             <w:tcPr>
-                              <w:tcW w:w="8.78%" w:type="pct"/>
-                            </w:tcPr>
-                            <w:p>
-                              <w:pPr>
-                                <w:pStyle w:val="BodyText"/>
-                                <w:ind w:firstLine="0pt"/>
+                              <w:tcW w:w="8.0%" w:type="pct"/>
+                            </w:tcPr>
+                            <w:p>
+                              <w:pPr>
+                                <w:pStyle w:val="BodyText"/>
+                                <w:ind w:firstLine="0pt"/>
+                                <w:rPr>
+                                  <w:lang w:eastAsia="zh-CN"/>
+                                </w:rPr>
+                              </w:pPr>
+                              <w:r>
                                 <w:rPr>
                                   <w:rFonts w:hint="eastAsia"/>
                                   <w:lang w:eastAsia="zh-CN"/>
                                 </w:rPr>
-                              </w:pPr>
-                              <w:r>
-                                <w:rPr>
-                                  <w:rFonts w:hint="eastAsia"/>
-                                  <w:lang w:eastAsia="zh-CN"/>
-                                </w:rPr>
                                 <w:t>[30]</w:t>
                               </w:r>
                             </w:p>
                           </w:tc>
                           <w:tc>
                             <w:tcPr>
-                              <w:tcW w:w="50.4%" w:type="pct"/>
+                              <w:tcW w:w="50.0%" w:type="pct"/>
                             </w:tcPr>
                             <w:p>
                               <w:pPr>
@@ -5891,7 +6239,7 @@
                           </w:tc>
                           <w:tc>
                             <w:tcPr>
-                              <w:tcW w:w="40.82%" w:type="pct"/>
+                              <w:tcW w:w="40.0%" w:type="pct"/>
                             </w:tcPr>
                             <w:p>
                               <w:pPr>
@@ -5921,29 +6269,28 @@
                           </w:trPr>
                           <w:tc>
                             <w:tcPr>
-                              <w:tcW w:w="8.78%" w:type="pct"/>
-                            </w:tcPr>
-                            <w:p>
-                              <w:pPr>
-                                <w:pStyle w:val="BodyText"/>
-                                <w:ind w:firstLine="0pt"/>
+                              <w:tcW w:w="8.0%" w:type="pct"/>
+                            </w:tcPr>
+                            <w:p>
+                              <w:pPr>
+                                <w:pStyle w:val="BodyText"/>
+                                <w:ind w:firstLine="0pt"/>
+                                <w:rPr>
+                                  <w:lang w:eastAsia="zh-CN"/>
+                                </w:rPr>
+                              </w:pPr>
+                              <w:r>
                                 <w:rPr>
                                   <w:rFonts w:hint="eastAsia"/>
                                   <w:lang w:eastAsia="zh-CN"/>
                                 </w:rPr>
-                              </w:pPr>
-                              <w:r>
-                                <w:rPr>
-                                  <w:rFonts w:hint="eastAsia"/>
-                                  <w:lang w:eastAsia="zh-CN"/>
-                                </w:rPr>
                                 <w:t>[31]</w:t>
                               </w:r>
                             </w:p>
                           </w:tc>
                           <w:tc>
                             <w:tcPr>
-                              <w:tcW w:w="50.4%" w:type="pct"/>
+                              <w:tcW w:w="50.0%" w:type="pct"/>
                             </w:tcPr>
                             <w:p>
                               <w:pPr>
@@ -5968,7 +6315,7 @@
                           </w:tc>
                           <w:tc>
                             <w:tcPr>
-                              <w:tcW w:w="40.82%" w:type="pct"/>
+                              <w:tcW w:w="40.0%" w:type="pct"/>
                             </w:tcPr>
                             <w:p>
                               <w:pPr>
@@ -5998,29 +6345,28 @@
                           </w:trPr>
                           <w:tc>
                             <w:tcPr>
-                              <w:tcW w:w="8.78%" w:type="pct"/>
-                            </w:tcPr>
-                            <w:p>
-                              <w:pPr>
-                                <w:pStyle w:val="BodyText"/>
-                                <w:ind w:firstLine="0pt"/>
+                              <w:tcW w:w="8.0%" w:type="pct"/>
+                            </w:tcPr>
+                            <w:p>
+                              <w:pPr>
+                                <w:pStyle w:val="BodyText"/>
+                                <w:ind w:firstLine="0pt"/>
+                                <w:rPr>
+                                  <w:lang w:eastAsia="zh-CN"/>
+                                </w:rPr>
+                              </w:pPr>
+                              <w:r>
                                 <w:rPr>
                                   <w:rFonts w:hint="eastAsia"/>
                                   <w:lang w:eastAsia="zh-CN"/>
                                 </w:rPr>
-                              </w:pPr>
-                              <w:r>
-                                <w:rPr>
-                                  <w:rFonts w:hint="eastAsia"/>
-                                  <w:lang w:eastAsia="zh-CN"/>
-                                </w:rPr>
                                 <w:t>[32]</w:t>
                               </w:r>
                             </w:p>
                           </w:tc>
                           <w:tc>
                             <w:tcPr>
-                              <w:tcW w:w="50.4%" w:type="pct"/>
+                              <w:tcW w:w="50.0%" w:type="pct"/>
                             </w:tcPr>
                             <w:p>
                               <w:pPr>
@@ -6045,7 +6391,7 @@
                           </w:tc>
                           <w:tc>
                             <w:tcPr>
-                              <w:tcW w:w="40.82%" w:type="pct"/>
+                              <w:tcW w:w="40.0%" w:type="pct"/>
                             </w:tcPr>
                             <w:p>
                               <w:pPr>
@@ -6075,69 +6421,66 @@
                           </w:trPr>
                           <w:tc>
                             <w:tcPr>
-                              <w:tcW w:w="8.78%" w:type="pct"/>
-                            </w:tcPr>
-                            <w:p>
-                              <w:pPr>
-                                <w:pStyle w:val="BodyText"/>
-                                <w:ind w:firstLine="0pt"/>
+                              <w:tcW w:w="8.0%" w:type="pct"/>
+                            </w:tcPr>
+                            <w:p>
+                              <w:pPr>
+                                <w:pStyle w:val="BodyText"/>
+                                <w:ind w:firstLine="0pt"/>
+                                <w:rPr>
+                                  <w:lang w:eastAsia="zh-CN"/>
+                                </w:rPr>
+                              </w:pPr>
+                              <w:r>
                                 <w:rPr>
                                   <w:rFonts w:hint="eastAsia"/>
                                   <w:lang w:eastAsia="zh-CN"/>
                                 </w:rPr>
-                              </w:pPr>
+                                <w:t>[33</w:t>
+                              </w:r>
                               <w:r>
                                 <w:rPr>
                                   <w:rFonts w:hint="eastAsia"/>
                                   <w:lang w:eastAsia="zh-CN"/>
                                 </w:rPr>
-                                <w:t>[33</w:t>
-                              </w:r>
-                              <w:r>
-                                <w:rPr>
-                                  <w:rFonts w:hint="eastAsia"/>
-                                  <w:lang w:eastAsia="zh-CN"/>
-                                </w:rPr>
                                 <w:t>]</w:t>
                               </w:r>
                             </w:p>
                           </w:tc>
                           <w:tc>
                             <w:tcPr>
-                              <w:tcW w:w="50.4%" w:type="pct"/>
-                            </w:tcPr>
-                            <w:p>
-                              <w:pPr>
-                                <w:pStyle w:val="BodyText"/>
-                                <w:ind w:firstLine="0pt"/>
+                              <w:tcW w:w="50.0%" w:type="pct"/>
+                            </w:tcPr>
+                            <w:p>
+                              <w:pPr>
+                                <w:pStyle w:val="BodyText"/>
+                                <w:ind w:firstLine="0pt"/>
+                                <w:rPr>
+                                  <w:color w:val="000000"/>
+                                  <w:sz w:val="16"/>
+                                  <w:szCs w:val="16"/>
+                                </w:rPr>
+                              </w:pPr>
+                              <w:r>
                                 <w:rPr>
                                   <w:rFonts w:hint="eastAsia"/>
                                   <w:color w:val="000000"/>
                                   <w:sz w:val="16"/>
                                   <w:szCs w:val="16"/>
                                 </w:rPr>
-                              </w:pPr>
-                              <w:r>
-                                <w:rPr>
-                                  <w:rFonts w:hint="eastAsia"/>
-                                  <w:color w:val="000000"/>
-                                  <w:sz w:val="16"/>
-                                  <w:szCs w:val="16"/>
-                                </w:rPr>
                                 <w:t>Provided a valuable methodology that improved the training speed and image quality.</w:t>
                               </w:r>
                             </w:p>
                           </w:tc>
                           <w:tc>
                             <w:tcPr>
-                              <w:tcW w:w="40.82%" w:type="pct"/>
-                            </w:tcPr>
-                            <w:p>
-                              <w:pPr>
-                                <w:pStyle w:val="BodyText"/>
-                                <w:ind w:firstLine="0pt"/>
-                                <w:rPr>
-                                  <w:rFonts w:hint="eastAsia"/>
+                              <w:tcW w:w="40.0%" w:type="pct"/>
+                            </w:tcPr>
+                            <w:p>
+                              <w:pPr>
+                                <w:pStyle w:val="BodyText"/>
+                                <w:ind w:firstLine="0pt"/>
+                                <w:rPr>
                                   <w:color w:val="000000"/>
                                   <w:sz w:val="16"/>
                                   <w:szCs w:val="16"/>
@@ -6161,69 +6504,66 @@
                           </w:trPr>
                           <w:tc>
                             <w:tcPr>
-                              <w:tcW w:w="8.78%" w:type="pct"/>
-                            </w:tcPr>
-                            <w:p>
-                              <w:pPr>
-                                <w:pStyle w:val="BodyText"/>
-                                <w:ind w:firstLine="0pt"/>
+                              <w:tcW w:w="8.0%" w:type="pct"/>
+                            </w:tcPr>
+                            <w:p>
+                              <w:pPr>
+                                <w:pStyle w:val="BodyText"/>
+                                <w:ind w:firstLine="0pt"/>
+                                <w:rPr>
+                                  <w:lang w:val="en-US" w:eastAsia="zh-CN"/>
+                                </w:rPr>
+                              </w:pPr>
+                              <w:r>
                                 <w:rPr>
                                   <w:rFonts w:hint="eastAsia"/>
                                   <w:lang w:val="en-US" w:eastAsia="zh-CN"/>
                                 </w:rPr>
-                              </w:pPr>
+                                <w:t>[34</w:t>
+                              </w:r>
                               <w:r>
                                 <w:rPr>
                                   <w:rFonts w:hint="eastAsia"/>
                                   <w:lang w:val="en-US" w:eastAsia="zh-CN"/>
                                 </w:rPr>
-                                <w:t>[34</w:t>
-                              </w:r>
-                              <w:r>
-                                <w:rPr>
-                                  <w:rFonts w:hint="eastAsia"/>
-                                  <w:lang w:val="en-US" w:eastAsia="zh-CN"/>
-                                </w:rPr>
                                 <w:t>]</w:t>
                               </w:r>
                             </w:p>
                           </w:tc>
                           <w:tc>
                             <w:tcPr>
-                              <w:tcW w:w="50.4%" w:type="pct"/>
-                            </w:tcPr>
-                            <w:p>
-                              <w:pPr>
-                                <w:pStyle w:val="BodyText"/>
-                                <w:ind w:firstLine="0pt"/>
+                              <w:tcW w:w="50.0%" w:type="pct"/>
+                            </w:tcPr>
+                            <w:p>
+                              <w:pPr>
+                                <w:pStyle w:val="BodyText"/>
+                                <w:ind w:firstLine="0pt"/>
+                                <w:rPr>
+                                  <w:color w:val="000000"/>
+                                  <w:sz w:val="16"/>
+                                  <w:szCs w:val="16"/>
+                                </w:rPr>
+                              </w:pPr>
+                              <w:r>
                                 <w:rPr>
                                   <w:rFonts w:hint="eastAsia"/>
                                   <w:color w:val="000000"/>
                                   <w:sz w:val="16"/>
                                   <w:szCs w:val="16"/>
                                 </w:rPr>
-                              </w:pPr>
-                              <w:r>
-                                <w:rPr>
-                                  <w:rFonts w:hint="eastAsia"/>
-                                  <w:color w:val="000000"/>
-                                  <w:sz w:val="16"/>
-                                  <w:szCs w:val="16"/>
-                                </w:rPr>
                                 <w:t>The foundation and core of many modern text-to-image and VLM models</w:t>
                               </w:r>
                             </w:p>
                           </w:tc>
                           <w:tc>
                             <w:tcPr>
-                              <w:tcW w:w="40.82%" w:type="pct"/>
-                            </w:tcPr>
-                            <w:p>
-                              <w:pPr>
-                                <w:pStyle w:val="BodyText"/>
-                                <w:ind w:firstLine="0pt"/>
-                                <w:rPr>
-                                  <w:rFonts w:hint="eastAsia"/>
+                              <w:tcW w:w="40.0%" w:type="pct"/>
+                            </w:tcPr>
+                            <w:p>
+                              <w:pPr>
+                                <w:pStyle w:val="BodyText"/>
+                                <w:ind w:firstLine="0pt"/>
+                                <w:rPr>
                                   <w:color w:val="000000"/>
                                   <w:sz w:val="16"/>
                                   <w:szCs w:val="16"/>
@@ -6247,56 +6587,64 @@
                           </w:trPr>
                           <w:tc>
                             <w:tcPr>
-                              <w:tcW w:w="8.78%" w:type="pct"/>
-                            </w:tcPr>
-                            <w:p>
-                              <w:pPr>
-                                <w:pStyle w:val="BodyText"/>
-                                <w:ind w:firstLine="0pt"/>
+                              <w:tcW w:w="8.0%" w:type="pct"/>
+                            </w:tcPr>
+                            <w:p>
+                              <w:pPr>
+                                <w:pStyle w:val="BodyText"/>
+                                <w:ind w:firstLine="0pt"/>
+                                <w:rPr>
+                                  <w:lang w:eastAsia="zh-CN"/>
+                                </w:rPr>
+                              </w:pPr>
+                              <w:r>
                                 <w:rPr>
                                   <w:rFonts w:hint="eastAsia"/>
                                   <w:lang w:eastAsia="zh-CN"/>
                                 </w:rPr>
-                              </w:pPr>
+                                <w:t>[35</w:t>
+                              </w:r>
                               <w:r>
                                 <w:rPr>
                                   <w:rFonts w:hint="eastAsia"/>
                                   <w:lang w:eastAsia="zh-CN"/>
                                 </w:rPr>
-                                <w:t>[35</w:t>
-                              </w:r>
-                              <w:r>
-                                <w:rPr>
-                                  <w:rFonts w:hint="eastAsia"/>
-                                  <w:lang w:eastAsia="zh-CN"/>
-                                </w:rPr>
                                 <w:t>]</w:t>
                               </w:r>
                             </w:p>
                           </w:tc>
                           <w:tc>
                             <w:tcPr>
-                              <w:tcW w:w="50.4%" w:type="pct"/>
-                            </w:tcPr>
-                            <w:p>
-                              <w:pPr>
-                                <w:pStyle w:val="BodyText"/>
-                                <w:ind w:firstLine="0pt"/>
+                              <w:tcW w:w="50.0%" w:type="pct"/>
+                            </w:tcPr>
+                            <w:p>
+                              <w:pPr>
+                                <w:pStyle w:val="BodyText"/>
+                                <w:ind w:firstLine="0pt"/>
+                                <w:rPr>
+                                  <w:color w:val="000000"/>
+                                  <w:sz w:val="16"/>
+                                  <w:szCs w:val="16"/>
+                                </w:rPr>
+                              </w:pPr>
+                              <w:r>
                                 <w:rPr>
                                   <w:rFonts w:hint="eastAsia"/>
                                   <w:color w:val="000000"/>
                                   <w:sz w:val="16"/>
                                   <w:szCs w:val="16"/>
                                 </w:rPr>
-                              </w:pPr>
+                                <w:t>Superior language understanding</w:t>
+                              </w:r>
                               <w:r>
                                 <w:rPr>
                                   <w:rFonts w:hint="eastAsia"/>
                                   <w:color w:val="000000"/>
                                   <w:sz w:val="16"/>
                                   <w:szCs w:val="16"/>
-                                </w:rPr>
-                                <w:t>Superior language understanding</w:t>
+                                  <w:lang w:eastAsia="zh-CN"/>
+                                </w:rPr>
+                                <w:t xml:space="preserve">. </w:t>
                               </w:r>
                               <w:r>
                                 <w:rPr>
@@ -6304,10 +6652,25 @@
                                   <w:color w:val="000000"/>
                                   <w:sz w:val="16"/>
                                   <w:szCs w:val="16"/>
-                                  <w:lang w:eastAsia="zh-CN"/>
-                                </w:rPr>
-                                <w:t xml:space="preserve">. </w:t>
-                              </w:r>
+                                </w:rPr>
+                                <w:t>Demonstrated the vital role of a larger language model in text-to-image tasks.</w:t>
+                              </w:r>
+                            </w:p>
+                          </w:tc>
+                          <w:tc>
+                            <w:tcPr>
+                              <w:tcW w:w="40.0%" w:type="pct"/>
+                            </w:tcPr>
+                            <w:p>
+                              <w:pPr>
+                                <w:pStyle w:val="BodyText"/>
+                                <w:ind w:firstLine="0pt"/>
+                                <w:rPr>
+                                  <w:color w:val="000000"/>
+                                  <w:sz w:val="16"/>
+                                  <w:szCs w:val="16"/>
+                                </w:rPr>
+                              </w:pPr>
                               <w:r>
                                 <w:rPr>
                                   <w:rFonts w:hint="eastAsia"/>
@@ -6315,25 +6678,19 @@
                                   <w:sz w:val="16"/>
                                   <w:szCs w:val="16"/>
                                 </w:rPr>
-                                <w:t>Demonstrated the vital role of a larger language model in text-to-image tasks.</w:t>
-                              </w:r>
-                            </w:p>
-                          </w:tc>
-                          <w:tc>
-                            <w:tcPr>
-                              <w:tcW w:w="40.82%" w:type="pct"/>
-                            </w:tcPr>
-                            <w:p>
-                              <w:pPr>
-                                <w:pStyle w:val="BodyText"/>
-                                <w:ind w:firstLine="0pt"/>
+                                <w:t xml:space="preserve">Imagen showed limitations when generating images of </w:t>
+                              </w:r>
+                              <w:proofErr w:type="spellStart"/>
+                              <w:r>
                                 <w:rPr>
                                   <w:rFonts w:hint="eastAsia"/>
                                   <w:color w:val="000000"/>
                                   <w:sz w:val="16"/>
                                   <w:szCs w:val="16"/>
                                 </w:rPr>
-                              </w:pPr>
+                                <w:t>people,and</w:t>
+                              </w:r>
+                              <w:proofErr w:type="spellEnd"/>
                               <w:r>
                                 <w:rPr>
                                   <w:rFonts w:hint="eastAsia"/>
@@ -6341,7 +6698,7 @@
                                   <w:sz w:val="16"/>
                                   <w:szCs w:val="16"/>
                                 </w:rPr>
-                                <w:t>Imagen showed limitations when generating images of people,and its effectiveness in medical image synthesis is unknown.</w:t>
+                                <w:t xml:space="preserve"> its effectiveness in medical image synthesis is unknown.</w:t>
                               </w:r>
                             </w:p>
                           </w:tc>
@@ -6352,69 +6709,66 @@
                           </w:trPr>
                           <w:tc>
                             <w:tcPr>
-                              <w:tcW w:w="8.78%" w:type="pct"/>
-                            </w:tcPr>
-                            <w:p>
-                              <w:pPr>
-                                <w:pStyle w:val="BodyText"/>
-                                <w:ind w:firstLine="0pt"/>
+                              <w:tcW w:w="8.0%" w:type="pct"/>
+                            </w:tcPr>
+                            <w:p>
+                              <w:pPr>
+                                <w:pStyle w:val="BodyText"/>
+                                <w:ind w:firstLine="0pt"/>
+                                <w:rPr>
+                                  <w:lang w:eastAsia="zh-CN"/>
+                                </w:rPr>
+                              </w:pPr>
+                              <w:r>
                                 <w:rPr>
                                   <w:rFonts w:hint="eastAsia"/>
                                   <w:lang w:eastAsia="zh-CN"/>
                                 </w:rPr>
-                              </w:pPr>
+                                <w:t>[36</w:t>
+                              </w:r>
                               <w:r>
                                 <w:rPr>
                                   <w:rFonts w:hint="eastAsia"/>
                                   <w:lang w:eastAsia="zh-CN"/>
                                 </w:rPr>
-                                <w:t>[36</w:t>
-                              </w:r>
-                              <w:r>
-                                <w:rPr>
-                                  <w:rFonts w:hint="eastAsia"/>
-                                  <w:lang w:eastAsia="zh-CN"/>
-                                </w:rPr>
                                 <w:t>]</w:t>
                               </w:r>
                             </w:p>
                           </w:tc>
                           <w:tc>
                             <w:tcPr>
-                              <w:tcW w:w="50.4%" w:type="pct"/>
-                            </w:tcPr>
-                            <w:p>
-                              <w:pPr>
-                                <w:pStyle w:val="BodyText"/>
-                                <w:ind w:firstLine="0pt"/>
+                              <w:tcW w:w="50.0%" w:type="pct"/>
+                            </w:tcPr>
+                            <w:p>
+                              <w:pPr>
+                                <w:pStyle w:val="BodyText"/>
+                                <w:ind w:firstLine="0pt"/>
+                                <w:rPr>
+                                  <w:color w:val="000000"/>
+                                  <w:sz w:val="16"/>
+                                  <w:szCs w:val="16"/>
+                                </w:rPr>
+                              </w:pPr>
+                              <w:r>
                                 <w:rPr>
                                   <w:rFonts w:hint="eastAsia"/>
                                   <w:color w:val="000000"/>
                                   <w:sz w:val="16"/>
                                   <w:szCs w:val="16"/>
                                 </w:rPr>
-                              </w:pPr>
-                              <w:r>
-                                <w:rPr>
-                                  <w:rFonts w:hint="eastAsia"/>
-                                  <w:color w:val="000000"/>
-                                  <w:sz w:val="16"/>
-                                  <w:szCs w:val="16"/>
-                                </w:rPr>
                                 <w:t>Strong performance on radiology tasks.</w:t>
                               </w:r>
                             </w:p>
                           </w:tc>
                           <w:tc>
                             <w:tcPr>
-                              <w:tcW w:w="40.82%" w:type="pct"/>
-                            </w:tcPr>
-                            <w:p>
-                              <w:pPr>
-                                <w:pStyle w:val="BodyText"/>
-                                <w:ind w:firstLine="0pt"/>
-                                <w:rPr>
-                                  <w:rFonts w:hint="eastAsia"/>
+                              <w:tcW w:w="40.0%" w:type="pct"/>
+                            </w:tcPr>
+                            <w:p>
+                              <w:pPr>
+                                <w:pStyle w:val="BodyText"/>
+                                <w:ind w:firstLine="0pt"/>
+                                <w:rPr>
                                   <w:color w:val="000000"/>
                                   <w:sz w:val="16"/>
                                   <w:szCs w:val="16"/>
@@ -6490,6 +6844,190 @@
     </w:p>
     <w:p>
       <w:pPr>
+        <w:jc w:val="start"/>
+      </w:pPr>
+      <w:r>
+        <w:drawing>
+          <wp:anchor distT="45720" distB="45720" distL="114300" distR="114300" simplePos="0" relativeHeight="251667968" behindDoc="0" locked="0" layoutInCell="1" allowOverlap="1" wp14:anchorId="0814CB0E" wp14:editId="6E38F8A8">
+            <wp:simplePos x="0" y="0"/>
+            <wp:positionH relativeFrom="margin">
+              <wp:align>right</wp:align>
+            </wp:positionH>
+            <wp:positionV relativeFrom="paragraph">
+              <wp:posOffset>201295</wp:posOffset>
+            </wp:positionV>
+            <wp:extent cx="6381750" cy="2292350"/>
+            <wp:effectExtent l="0" t="0" r="0" b="0"/>
+            <wp:wrapSquare wrapText="bothSides"/>
+            <wp:docPr id="15595385" name="Text Box 2"/>
+            <wp:cNvGraphicFramePr>
+              <a:graphicFrameLocks xmlns:a="http://purl.oclc.org/ooxml/drawingml/main"/>
+            </wp:cNvGraphicFramePr>
+            <a:graphic xmlns:a="http://purl.oclc.org/ooxml/drawingml/main">
+              <a:graphicData uri="http://schemas.microsoft.com/office/word/2010/wordprocessingShape">
+                <wp:wsp>
+                  <wp:cNvSpPr txBox="1">
+                    <a:spLocks noChangeArrowheads="1"/>
+                  </wp:cNvSpPr>
+                  <wp:spPr bwMode="auto">
+                    <a:xfrm>
+                      <a:off x="0" y="0"/>
+                      <a:ext cx="6381750" cy="2292350"/>
+                    </a:xfrm>
+                    <a:prstGeom prst="rect">
+                      <a:avLst/>
+                    </a:prstGeom>
+                    <a:solidFill>
+                      <a:srgbClr val="FFFFFF"/>
+                    </a:solidFill>
+                    <a:ln w="9525">
+                      <a:noFill/>
+                      <a:miter lim="800%"/>
+                      <a:headEnd/>
+                      <a:tailEnd/>
+                    </a:ln>
+                  </wp:spPr>
+                  <wp:txbx>
+                    <wne:txbxContent>
+                      <w:p>
+                        <w:pPr>
+                          <w:pStyle w:val="Caption"/>
+                        </w:pPr>
+                        <w:r>
+                          <w:t xml:space="preserve">Figure </w:t>
+                        </w:r>
+                        <w:r>
+                          <w:fldChar w:fldCharType="begin"/>
+                        </w:r>
+                        <w:r>
+                          <w:instrText xml:space="preserve"> SEQ Figure \* ARABIC </w:instrText>
+                        </w:r>
+                        <w:r>
+                          <w:fldChar w:fldCharType="separate"/>
+                        </w:r>
+                        <w:r>
+                          <w:rPr>
+                            <w:noProof/>
+                          </w:rPr>
+                          <w:t>1</w:t>
+                        </w:r>
+                        <w:r>
+                          <w:fldChar w:fldCharType="end"/>
+                        </w:r>
+                        <w:r>
+                          <w:t xml:space="preserve"> System Structure</w:t>
+                        </w:r>
+                        <w:r>
+                          <w:t xml:space="preserve">. </w:t>
+                        </w:r>
+                      </w:p>
+                      <w:p>
+                        <w:pPr>
+                          <w:rPr>
+                            <w:lang w:val="en-CA"/>
+                          </w:rPr>
+                        </w:pPr>
+                        <w:r>
+                          <w:rPr>
+                            <w:noProof/>
+                            <w:lang w:val="en-CA"/>
+                          </w:rPr>
+                          <w:drawing>
+                            <wp:inline distT="0" distB="0" distL="0" distR="0" wp14:anchorId="3053CBCA" wp14:editId="7820A8C2">
+                              <wp:extent cx="4523509" cy="1990897"/>
+                              <wp:effectExtent l="0" t="0" r="0" b="0"/>
+                              <wp:docPr id="2114024940" name="Picture 6" descr="A diagram of a problem&#10;&#10;Description automatically generated with medium confidence"/>
+                              <wp:cNvGraphicFramePr>
+                                <a:graphicFrameLocks xmlns:a="http://purl.oclc.org/ooxml/drawingml/main" noChangeAspect="1"/>
+                              </wp:cNvGraphicFramePr>
+                              <a:graphic xmlns:a="http://purl.oclc.org/ooxml/drawingml/main">
+                                <a:graphicData uri="http://purl.oclc.org/ooxml/drawingml/picture">
+                                  <pic:pic xmlns:pic="http://purl.oclc.org/ooxml/drawingml/picture">
+                                    <pic:nvPicPr>
+                                      <pic:cNvPr id="2114024940" name="Picture 6" descr="A diagram of a problem&#10;&#10;Description automatically generated with medium confidence"/>
+                                      <pic:cNvPicPr/>
+                                    </pic:nvPicPr>
+                                    <pic:blipFill>
+                                      <a:blip r:embed="rId9">
+                                        <a:extLst>
+                                          <a:ext uri="{28A0092B-C50C-407E-A947-70E740481C1C}">
+                                            <a14:useLocalDpi xmlns:a14="http://schemas.microsoft.com/office/drawing/2010/main" val="0"/>
+                                          </a:ext>
+                                        </a:extLst>
+                                      </a:blip>
+                                      <a:stretch>
+                                        <a:fillRect/>
+                                      </a:stretch>
+                                    </pic:blipFill>
+                                    <pic:spPr>
+                                      <a:xfrm>
+                                        <a:off x="0" y="0"/>
+                                        <a:ext cx="4539541" cy="1997953"/>
+                                      </a:xfrm>
+                                      <a:prstGeom prst="rect">
+                                        <a:avLst/>
+                                      </a:prstGeom>
+                                    </pic:spPr>
+                                  </pic:pic>
+                                </a:graphicData>
+                              </a:graphic>
+                            </wp:inline>
+                          </w:drawing>
+                        </w:r>
+                      </w:p>
+                    </wne:txbxContent>
+                  </wp:txbx>
+                  <wp:bodyPr rot="0" vert="horz" wrap="square" lIns="91440" tIns="45720" rIns="91440" bIns="45720" anchor="t" anchorCtr="0">
+                    <a:noAutofit/>
+                  </wp:bodyPr>
+                </wp:wsp>
+              </a:graphicData>
+            </a:graphic>
+            <wp14:sizeRelH relativeFrom="margin">
+              <wp14:pctWidth>0%</wp14:pctWidth>
+            </wp14:sizeRelH>
+            <wp14:sizeRelV relativeFrom="margin">
+              <wp14:pctHeight>0%</wp14:pctHeight>
+            </wp14:sizeRelV>
+          </wp:anchor>
+        </w:drawing>
+      </w:r>
+    </w:p>
+    <w:p>
+      <w:pPr>
+        <w:sectPr>
+          <w:type w:val="continuous"/>
+          <w:pgSz w:w="595.30pt" w:h="841.90pt" w:code="9"/>
+          <w:pgMar w:top="54pt" w:right="45.35pt" w:bottom="72pt" w:left="45.35pt" w:header="36pt" w:footer="36pt" w:gutter="0pt"/>
+          <w:cols w:num="2" w:space="18pt"/>
+          <w:docGrid w:linePitch="360"/>
+        </w:sectPr>
+      </w:pPr>
+    </w:p>
+    <w:p>
+      <w:pPr>
+        <w:jc w:val="start"/>
+      </w:pPr>
+    </w:p>
+    <w:p>
+      <w:pPr>
+        <w:jc w:val="start"/>
+        <w:sectPr>
+          <w:type w:val="continuous"/>
+          <w:pgSz w:w="595.30pt" w:h="841.90pt" w:code="9"/>
+          <w:pgMar w:top="54pt" w:right="45.35pt" w:bottom="72pt" w:left="45.35pt" w:header="36pt" w:footer="36pt" w:gutter="0pt"/>
+          <w:cols w:space="18pt"/>
+          <w:docGrid w:linePitch="360"/>
+        </w:sectPr>
+      </w:pPr>
+    </w:p>
+    <w:p>
+      <w:pPr>
+        <w:jc w:val="start"/>
+      </w:pPr>
+    </w:p>
+    <w:p>
+      <w:pPr>
         <w:pStyle w:val="Heading2"/>
       </w:pPr>
       <w:r>
@@ -6723,7 +7261,6 @@
         <w:pStyle w:val="bulletlist"/>
       </w:pPr>
       <w:r>
-        <w:lastRenderedPageBreak/>
         <w:t>Be aware of the different meanings of the homophones “affect” and “effect”, “complement” and “compliment”, “discreet” and “discrete”, “principal” and “principle”.</w:t>
       </w:r>
     </w:p>
@@ -7396,6 +7933,7 @@
       <w:r>
         <w:t>”. Avoid the stilted expression “</w:t>
       </w:r>
+      <w:proofErr w:type="spellStart"/>
       <w:r>
         <w:rPr>
           <w:lang w:val="en-US"/>
@@ -7403,7 +7941,11 @@
         <w:t>o</w:t>
       </w:r>
       <w:r>
-        <w:t xml:space="preserve">ne of us (R. B. G.) thanks </w:t>
+        <w:t>ne</w:t>
+      </w:r>
+      <w:proofErr w:type="spellEnd"/>
+      <w:r>
+        <w:t xml:space="preserve"> of us (R. B. G.) thanks </w:t>
       </w:r>
       <w:r>
         <w:t>...</w:t>
@@ -7509,7 +8051,6 @@
         <w:pStyle w:val="BodyText"/>
       </w:pPr>
       <w:r>
-        <w:lastRenderedPageBreak/>
         <w:t xml:space="preserve">For </w:t>
       </w:r>
       <w:r>
@@ -7667,10 +8208,7 @@
         <w:ind w:start="17.70pt"/>
       </w:pPr>
       <w:r>
-        <w:t xml:space="preserve">Wang, Junda, Zhichao Yang, Zonghai Yao, and Hong Yu. “JMLR: Joint Medical LLM and Retrieval Training for Enhancing Reasoning and Professional Question Answering Capability.” arXiv:2402.17887. </w:t>
-      </w:r>
-      <w:r>
-        <w:t>Preprint, arXiv, June 28, 2024. https://doi.org/10.48550/arXiv.2402.17887.</w:t>
+        <w:t>Wang, Junda, Zhichao Yang, Zonghai Yao, and Hong Yu. “JMLR: Joint Medical LLM and Retrieval Training for Enhancing Reasoning and Professional Question Answering Capability.” arXiv:2402.17887. Preprint, arXiv, June 28, 2024. https://doi.org/10.48550/arXiv.2402.17887.</w:t>
       </w:r>
     </w:p>
     <w:p>
@@ -7832,11 +8370,7 @@
         <w:ind w:start="17.70pt"/>
       </w:pPr>
       <w:r>
-        <w:t xml:space="preserve">Chang, Huiwen, Han Zhang, Jarred Barber, et al. “Muse: Text-To-Image Generation via Masked Generative Transformers.” </w:t>
-      </w:r>
-      <w:r>
-        <w:lastRenderedPageBreak/>
-        <w:t>arXiv:2301.00704. Preprint, arXiv, January 2, 2023. https://doi.org/10.48550/arXiv.2301.00704.</w:t>
+        <w:t>Chang, Huiwen, Han Zhang, Jarred Barber, et al. “Muse: Text-To-Image Generation via Masked Generative Transformers.” arXiv:2301.00704. Preprint, arXiv, January 2, 2023. https://doi.org/10.48550/arXiv.2301.00704.</w:t>
       </w:r>
     </w:p>
     <w:p>
@@ -10130,6 +10664,7 @@
   <w:style w:type="character" w:default="1" w:styleId="DefaultParagraphFont">
     <w:name w:val="Default Paragraph Font"/>
     <w:uiPriority w:val="1"/>
+    <w:semiHidden/>
     <w:unhideWhenUsed/>
   </w:style>
   <w:style w:type="table" w:default="1" w:styleId="TableNormal">

--- a/writings/Exploring Text-to-Images Generators for Medical Cases Answer Engine.docx
+++ b/writings/Exploring Text-to-Images Generators for Medical Cases Answer Engine.docx
@@ -1680,23 +1680,7 @@
           <w:rFonts w:hint="eastAsia"/>
           <w:lang w:eastAsia="zh-CN"/>
         </w:rPr>
-        <w:t xml:space="preserve"> The model M2I2 [3] utilized masking techniques and contrastive learning to learn the image-text representations. </w:t>
-      </w:r>
-      <w:proofErr w:type="spellStart"/>
-      <w:r>
-        <w:rPr>
-          <w:rFonts w:hint="eastAsia"/>
-          <w:lang w:eastAsia="zh-CN"/>
-        </w:rPr>
-        <w:t>LLaVA</w:t>
-      </w:r>
-      <w:proofErr w:type="spellEnd"/>
-      <w:r>
-        <w:rPr>
-          <w:rFonts w:hint="eastAsia"/>
-          <w:lang w:eastAsia="zh-CN"/>
-        </w:rPr>
-        <w:t xml:space="preserve">-Med [4] </w:t>
+        <w:t xml:space="preserve"> The model M2I2 [3] utilized masking techniques and contrastive learning to learn the image-text representations. LLaVA-Med [4] </w:t>
       </w:r>
       <w:r>
         <w:rPr>
@@ -1710,39 +1694,7 @@
           <w:rFonts w:hint="eastAsia"/>
           <w:lang w:eastAsia="zh-CN"/>
         </w:rPr>
-        <w:t xml:space="preserve"> [10] introduced a multimodal prompt retrieval module in their work to boost the quality of the generated answers. [8] presented the Modular Collaborative Chain-of-Thought (MC-</w:t>
-      </w:r>
-      <w:proofErr w:type="spellStart"/>
-      <w:r>
-        <w:rPr>
-          <w:rFonts w:hint="eastAsia"/>
-          <w:lang w:eastAsia="zh-CN"/>
-        </w:rPr>
-        <w:t>CoT</w:t>
-      </w:r>
-      <w:proofErr w:type="spellEnd"/>
-      <w:r>
-        <w:rPr>
-          <w:rFonts w:hint="eastAsia"/>
-          <w:lang w:eastAsia="zh-CN"/>
-        </w:rPr>
-        <w:t xml:space="preserve">) for zero-shot medical VQA tasks, and the reasoning ability empowered by the </w:t>
-      </w:r>
-      <w:proofErr w:type="spellStart"/>
-      <w:r>
-        <w:rPr>
-          <w:rFonts w:hint="eastAsia"/>
-          <w:lang w:eastAsia="zh-CN"/>
-        </w:rPr>
-        <w:t>CoT</w:t>
-      </w:r>
-      <w:proofErr w:type="spellEnd"/>
-      <w:r>
-        <w:rPr>
-          <w:rFonts w:hint="eastAsia"/>
-          <w:lang w:eastAsia="zh-CN"/>
-        </w:rPr>
-        <w:t xml:space="preserve"> was encouraging. [9] showed a flexible architecture that fused a large language model for radiology and a medical-adapted vision model to enhance medical QVA. [12] created a self-learning pipeline which provided data augmentation by generating open-ended questions and corresponding answers.</w:t>
+        <w:t xml:space="preserve"> [10] introduced a multimodal prompt retrieval module in their work to boost the quality of the generated answers. [8] presented the Modular Collaborative Chain-of-Thought (MC-CoT) for zero-shot medical VQA tasks, and the reasoning ability empowered by the CoT was encouraging. [9] showed a flexible architecture that fused a large language model for radiology and a medical-adapted vision model to enhance medical QVA. [12] created a self-learning pipeline which provided data augmentation by generating open-ended questions and corresponding answers.</w:t>
       </w:r>
       <w:r>
         <w:rPr>
@@ -1756,7 +1708,20 @@
           <w:rFonts w:hint="eastAsia"/>
           <w:lang w:eastAsia="zh-CN"/>
         </w:rPr>
-        <w:t>[5] suggested the VG-CALF network, and it leveraged both the intra- and inter-modal relationships to improve medical VQA system.</w:t>
+        <w:t xml:space="preserve">[5] suggested the VG-CALF network, and it leveraged both the intra- and inter-modal relationships to improve </w:t>
+      </w:r>
+      <w:r>
+        <w:rPr>
+          <w:lang w:eastAsia="zh-CN"/>
+        </w:rPr>
+        <w:t xml:space="preserve">the </w:t>
+      </w:r>
+      <w:r>
+        <w:rPr>
+          <w:rFonts w:hint="eastAsia"/>
+          <w:lang w:eastAsia="zh-CN"/>
+        </w:rPr>
+        <w:t>medical VQA system.</w:t>
       </w:r>
       <w:r>
         <w:rPr>
@@ -1770,46 +1735,14 @@
           <w:rFonts w:hint="eastAsia"/>
           <w:lang w:eastAsia="zh-CN"/>
         </w:rPr>
-        <w:t xml:space="preserve">Recently, [6] proposed </w:t>
-      </w:r>
-      <w:proofErr w:type="spellStart"/>
-      <w:r>
-        <w:rPr>
-          <w:rFonts w:hint="eastAsia"/>
-          <w:lang w:eastAsia="zh-CN"/>
-        </w:rPr>
-        <w:t>UnICLAM</w:t>
-      </w:r>
-      <w:proofErr w:type="spellEnd"/>
-      <w:r>
-        <w:rPr>
-          <w:rFonts w:hint="eastAsia"/>
-          <w:lang w:eastAsia="zh-CN"/>
-        </w:rPr>
-        <w:t>, a unified and interpretable model for cross-modal learning in medical VQA. [7] contributed a multi-scale visual encoder framework and a language feature enhancement module to fulfill the information requirement in medical VQA.</w:t>
-      </w:r>
-      <w:r>
-        <w:rPr>
-          <w:rFonts w:hint="eastAsia"/>
-          <w:lang w:eastAsia="zh-CN"/>
-        </w:rPr>
-        <w:t xml:space="preserve"> MM-</w:t>
-      </w:r>
-      <w:proofErr w:type="spellStart"/>
-      <w:r>
-        <w:rPr>
-          <w:rFonts w:hint="eastAsia"/>
-          <w:lang w:eastAsia="zh-CN"/>
-        </w:rPr>
-        <w:t>Tramba</w:t>
-      </w:r>
-      <w:proofErr w:type="spellEnd"/>
-      <w:r>
-        <w:rPr>
-          <w:rFonts w:hint="eastAsia"/>
-          <w:lang w:eastAsia="zh-CN"/>
-        </w:rPr>
-        <w:t xml:space="preserve"> [13] based on </w:t>
+        <w:t>Recently, [6] proposed UnICLAM, a unified and interpretable model for cross-modal learning in medical VQA. [7] contributed a multi-scale visual encoder framework and a language feature enhancement module to fulfill the information requirement in medical VQA.</w:t>
+      </w:r>
+      <w:r>
+        <w:rPr>
+          <w:rFonts w:hint="eastAsia"/>
+          <w:lang w:eastAsia="zh-CN"/>
+        </w:rPr>
+        <w:t xml:space="preserve"> MM-Tramba [13] based on </w:t>
       </w:r>
       <w:r>
         <w:rPr>
@@ -2006,7 +1939,15 @@
           <w:rFonts w:hint="eastAsia"/>
           <w:lang w:eastAsia="zh-CN"/>
         </w:rPr>
-        <w:t xml:space="preserve">A benchmark tool was proposed by </w:t>
+        <w:t xml:space="preserve">A </w:t>
+      </w:r>
+      <w:r>
+        <w:rPr>
+          <w:rFonts w:hint="eastAsia"/>
+          <w:lang w:eastAsia="zh-CN"/>
+        </w:rPr>
+        <w:lastRenderedPageBreak/>
+        <w:t xml:space="preserve">benchmark tool was proposed by </w:t>
       </w:r>
       <w:r>
         <w:rPr>
@@ -2090,7 +2031,14 @@
           <w:rFonts w:hint="eastAsia"/>
           <w:lang w:eastAsia="zh-CN"/>
         </w:rPr>
-        <w:t xml:space="preserve"> language of life and human natural language, which can help medical QA by improving </w:t>
+        <w:t xml:space="preserve"> language of life and human natural language, </w:t>
+      </w:r>
+      <w:r>
+        <w:rPr>
+          <w:rFonts w:hint="eastAsia"/>
+          <w:lang w:eastAsia="zh-CN"/>
+        </w:rPr>
+        <w:t xml:space="preserve">which can help medical QA by improving </w:t>
       </w:r>
       <w:r>
         <w:rPr>
@@ -2347,27 +2295,14 @@
                         <w:r>
                           <w:t xml:space="preserve">Table </w:t>
                         </w:r>
-                        <w:r>
-                          <w:fldChar w:fldCharType="begin"/>
-                        </w:r>
-                        <w:r>
-                          <w:instrText xml:space="preserve"> SEQ Table \* ARABIC </w:instrText>
-                        </w:r>
-                        <w:r>
-                          <w:fldChar w:fldCharType="separate"/>
-                        </w:r>
-                        <w:r>
-                          <w:rPr>
-                            <w:noProof/>
-                          </w:rPr>
-                          <w:t>1</w:t>
-                        </w:r>
-                        <w:r>
-                          <w:rPr>
-                            <w:noProof/>
-                          </w:rPr>
-                          <w:fldChar w:fldCharType="end"/>
-                        </w:r>
+                        <w:fldSimple w:instr=" SEQ Table \* ARABIC ">
+                          <w:r>
+                            <w:rPr>
+                              <w:noProof/>
+                            </w:rPr>
+                            <w:t>1</w:t>
+                          </w:r>
+                        </w:fldSimple>
                         <w:r>
                           <w:rPr>
                             <w:rFonts w:hint="eastAsia"/>
@@ -2689,39 +2624,7 @@
                                   <w:sz w:val="16"/>
                                   <w:szCs w:val="16"/>
                                 </w:rPr>
-                                <w:t xml:space="preserve">Text encoder from </w:t>
-                              </w:r>
-                              <w:proofErr w:type="spellStart"/>
-                              <w:r>
-                                <w:rPr>
-                                  <w:sz w:val="16"/>
-                                  <w:szCs w:val="16"/>
-                                </w:rPr>
-                                <w:t>PubMedClip</w:t>
-                              </w:r>
-                              <w:proofErr w:type="spellEnd"/>
-                              <w:r>
-                                <w:rPr>
-                                  <w:sz w:val="16"/>
-                                  <w:szCs w:val="16"/>
-                                </w:rPr>
-                                <w:t xml:space="preserve"> is less powerful for </w:t>
-                              </w:r>
-                              <w:proofErr w:type="spellStart"/>
-                              <w:r>
-                                <w:rPr>
-                                  <w:sz w:val="16"/>
-                                  <w:szCs w:val="16"/>
-                                </w:rPr>
-                                <w:t>MedVQA</w:t>
-                              </w:r>
-                              <w:proofErr w:type="spellEnd"/>
-                              <w:r>
-                                <w:rPr>
-                                  <w:sz w:val="16"/>
-                                  <w:szCs w:val="16"/>
-                                </w:rPr>
-                                <w:t>; A lack of explainability.</w:t>
+                                <w:t>Text encoder from PubMedClip is less powerful for MedVQA; A lack of explainability.</w:t>
                               </w:r>
                             </w:p>
                           </w:tc>
@@ -2796,25 +2699,7 @@
                                   <w:sz w:val="16"/>
                                   <w:szCs w:val="16"/>
                                 </w:rPr>
-                                <w:t xml:space="preserve">The </w:t>
-                              </w:r>
-                              <w:proofErr w:type="spellStart"/>
-                              <w:r>
-                                <w:rPr>
-                                  <w:color w:val="000000"/>
-                                  <w:sz w:val="16"/>
-                                  <w:szCs w:val="16"/>
-                                </w:rPr>
-                                <w:t>ImageCLEF</w:t>
-                              </w:r>
-                              <w:proofErr w:type="spellEnd"/>
-                              <w:r>
-                                <w:rPr>
-                                  <w:color w:val="000000"/>
-                                  <w:sz w:val="16"/>
-                                  <w:szCs w:val="16"/>
-                                </w:rPr>
-                                <w:t xml:space="preserve"> caption dataset used for pretraining is relatively small; the quality of the pretrained model might not be ideal. </w:t>
+                                <w:t xml:space="preserve">The ImageCLEF caption dataset used for pretraining is relatively small; the quality of the pretrained model might not be ideal. </w:t>
                               </w:r>
                             </w:p>
                           </w:tc>
@@ -3422,25 +3307,7 @@
                                   <w:sz w:val="16"/>
                                   <w:szCs w:val="16"/>
                                 </w:rPr>
-                                <w:t xml:space="preserve">Increased complexity that introduced by the attention mechanism and the image-question complementary loss. This model is not widely evaluated using datasets other than </w:t>
-                              </w:r>
-                              <w:proofErr w:type="spellStart"/>
-                              <w:r>
-                                <w:rPr>
-                                  <w:color w:val="000000"/>
-                                  <w:sz w:val="16"/>
-                                  <w:szCs w:val="16"/>
-                                </w:rPr>
-                                <w:t>PathVQA</w:t>
-                              </w:r>
-                              <w:proofErr w:type="spellEnd"/>
-                              <w:r>
-                                <w:rPr>
-                                  <w:color w:val="000000"/>
-                                  <w:sz w:val="16"/>
-                                  <w:szCs w:val="16"/>
-                                </w:rPr>
-                                <w:t xml:space="preserve"> and VQA-RAD, so the generality to unseen medical fields is unknown.</w:t>
+                                <w:t>Increased complexity that introduced by the attention mechanism and the image-question complementary loss. This model is not widely evaluated using datasets other than PathVQA and VQA-RAD, so the generality to unseen medical fields is unknown.</w:t>
                               </w:r>
                             </w:p>
                           </w:tc>
@@ -3791,23 +3658,7 @@
           <w:rFonts w:hint="eastAsia"/>
           <w:lang w:eastAsia="zh-CN"/>
         </w:rPr>
-        <w:t xml:space="preserve"> proposed </w:t>
-      </w:r>
-      <w:proofErr w:type="spellStart"/>
-      <w:r>
-        <w:rPr>
-          <w:rFonts w:hint="eastAsia"/>
-          <w:lang w:eastAsia="zh-CN"/>
-        </w:rPr>
-        <w:t>MedCLIP</w:t>
-      </w:r>
-      <w:proofErr w:type="spellEnd"/>
-      <w:r>
-        <w:rPr>
-          <w:rFonts w:hint="eastAsia"/>
-          <w:lang w:eastAsia="zh-CN"/>
-        </w:rPr>
-        <w:t>, a CLIP-style approach in</w:t>
+        <w:t xml:space="preserve"> proposed MedCLIP, a CLIP-style approach in</w:t>
       </w:r>
       <w:r>
         <w:rPr>
@@ -4069,363 +3920,21 @@
           <w:rFonts w:hint="eastAsia"/>
           <w:lang w:eastAsia="zh-CN"/>
         </w:rPr>
-        <w:t xml:space="preserve">diffusion models are widely used for synthesis. </w:t>
-      </w:r>
-      <w:r>
-        <w:rPr>
-          <w:rFonts w:hint="eastAsia"/>
-          <w:lang w:eastAsia="zh-CN"/>
-        </w:rPr>
-        <w:t>[27]</w:t>
-      </w:r>
-      <w:r>
-        <w:rPr>
-          <w:rFonts w:hint="eastAsia"/>
-          <w:lang w:eastAsia="zh-CN"/>
-        </w:rPr>
-        <w:t xml:space="preserve"> proposed </w:t>
-      </w:r>
-      <w:proofErr w:type="spellStart"/>
-      <w:r>
-        <w:rPr>
-          <w:rFonts w:hint="eastAsia"/>
-          <w:lang w:eastAsia="zh-CN"/>
-        </w:rPr>
-        <w:t>MediSyn</w:t>
-      </w:r>
-      <w:proofErr w:type="spellEnd"/>
-      <w:r>
-        <w:rPr>
-          <w:rFonts w:hint="eastAsia"/>
-          <w:lang w:eastAsia="zh-CN"/>
-        </w:rPr>
-        <w:t>, a text-guided LDM-based image synthesizing model for multiple medical fields.</w:t>
-      </w:r>
-      <w:r>
-        <w:rPr>
-          <w:rFonts w:hint="eastAsia"/>
-          <w:lang w:eastAsia="zh-CN"/>
-        </w:rPr>
-        <w:t xml:space="preserve"> [25</w:t>
-      </w:r>
-      <w:r>
-        <w:rPr>
-          <w:rFonts w:hint="eastAsia"/>
-          <w:lang w:eastAsia="zh-CN"/>
-        </w:rPr>
-        <w:t>,26,28</w:t>
-      </w:r>
-      <w:r>
-        <w:rPr>
-          <w:rFonts w:hint="eastAsia"/>
-          <w:lang w:eastAsia="zh-CN"/>
-        </w:rPr>
-        <w:t>]</w:t>
-      </w:r>
-      <w:r>
-        <w:rPr>
-          <w:rFonts w:hint="eastAsia"/>
-          <w:lang w:eastAsia="zh-CN"/>
-        </w:rPr>
-        <w:t xml:space="preserve"> are other diffusion-based model</w:t>
-      </w:r>
-      <w:r>
-        <w:rPr>
-          <w:lang w:eastAsia="zh-CN"/>
-        </w:rPr>
-        <w:t>s</w:t>
-      </w:r>
-      <w:r>
-        <w:rPr>
-          <w:rFonts w:hint="eastAsia"/>
-          <w:lang w:eastAsia="zh-CN"/>
-        </w:rPr>
-        <w:t xml:space="preserve"> in various medical fields. </w:t>
-      </w:r>
-      <w:r>
-        <w:rPr>
-          <w:rFonts w:hint="eastAsia"/>
-          <w:lang w:eastAsia="zh-CN"/>
-        </w:rPr>
-        <w:t xml:space="preserve">The alignment of text and vision input is vital for </w:t>
-      </w:r>
-      <w:r>
-        <w:rPr>
-          <w:lang w:eastAsia="zh-CN"/>
-        </w:rPr>
-        <w:t xml:space="preserve">the </w:t>
-      </w:r>
-      <w:r>
-        <w:rPr>
-          <w:rFonts w:hint="eastAsia"/>
-          <w:lang w:eastAsia="zh-CN"/>
-        </w:rPr>
-        <w:t xml:space="preserve">fidelity of generated images. </w:t>
-      </w:r>
-      <w:r>
-        <w:rPr>
-          <w:rFonts w:hint="eastAsia"/>
-          <w:lang w:eastAsia="zh-CN"/>
-        </w:rPr>
-        <w:t>[29]</w:t>
-      </w:r>
-      <w:r>
-        <w:rPr>
-          <w:rFonts w:hint="eastAsia"/>
-          <w:lang w:eastAsia="zh-CN"/>
-        </w:rPr>
-        <w:t xml:space="preserve"> proposed a vision-language pretraining framework for multimodal alignment in </w:t>
-      </w:r>
-      <w:r>
-        <w:rPr>
-          <w:lang w:eastAsia="zh-CN"/>
-        </w:rPr>
-        <w:t xml:space="preserve">the </w:t>
-      </w:r>
-      <w:r>
-        <w:rPr>
-          <w:rFonts w:hint="eastAsia"/>
-          <w:lang w:eastAsia="zh-CN"/>
-        </w:rPr>
-        <w:t>medical field.</w:t>
-      </w:r>
-      <w:r>
-        <w:rPr>
-          <w:rFonts w:hint="eastAsia"/>
-          <w:lang w:eastAsia="zh-CN"/>
-        </w:rPr>
-        <w:t xml:space="preserve"> Table 3 shows the comparison among tho</w:t>
-      </w:r>
-      <w:r>
-        <w:rPr>
-          <w:rFonts w:hint="eastAsia"/>
-          <w:lang w:eastAsia="zh-CN"/>
-        </w:rPr>
-        <w:t xml:space="preserve">se </w:t>
-      </w:r>
-      <w:r>
-        <w:rPr>
-          <w:lang w:eastAsia="zh-CN"/>
-        </w:rPr>
-        <w:t>studies</w:t>
-      </w:r>
-      <w:r>
-        <w:rPr>
-          <w:rFonts w:hint="eastAsia"/>
-          <w:lang w:eastAsia="zh-CN"/>
-        </w:rPr>
-        <w:t>.</w:t>
-      </w:r>
-    </w:p>
-    <w:p>
-      <w:pPr>
-        <w:pStyle w:val="Heading2"/>
-        <w:tabs>
-          <w:tab w:val="clear" w:pos="18pt"/>
-          <w:tab w:val="num" w:pos="14.40pt"/>
-        </w:tabs>
-      </w:pPr>
-      <w:r>
-        <w:t>Dataset and Evaluation</w:t>
-      </w:r>
-    </w:p>
-    <w:p>
-      <w:pPr>
-        <w:pStyle w:val="BodyText"/>
-        <w:rPr>
-          <w:lang w:val="en-CA" w:eastAsia="zh-CN"/>
-        </w:rPr>
-      </w:pPr>
-      <w:r>
-        <w:rPr>
-          <w:lang w:val="en-CA" w:eastAsia="zh-CN"/>
-        </w:rPr>
-        <w:t xml:space="preserve">There are a few datasets frequently used. </w:t>
-      </w:r>
-      <w:r>
-        <w:rPr>
-          <w:lang w:val="en-CA" w:eastAsia="zh-CN"/>
-        </w:rPr>
-        <w:t>PMC-</w:t>
-      </w:r>
-      <w:proofErr w:type="gramStart"/>
-      <w:r>
-        <w:rPr>
-          <w:lang w:val="en-CA" w:eastAsia="zh-CN"/>
-        </w:rPr>
-        <w:t>OA[</w:t>
-      </w:r>
-      <w:proofErr w:type="gramEnd"/>
-      <w:r>
-        <w:rPr>
-          <w:lang w:val="en-CA" w:eastAsia="zh-CN"/>
-        </w:rPr>
-        <w:t>45] is a dataset with 1.6M image-caption pairs.</w:t>
-      </w:r>
-      <w:r>
-        <w:rPr>
-          <w:lang w:val="en-CA" w:eastAsia="zh-CN"/>
-        </w:rPr>
-        <w:t xml:space="preserve"> </w:t>
-      </w:r>
-      <w:r>
-        <w:rPr>
-          <w:lang w:val="en-CA" w:eastAsia="zh-CN"/>
-        </w:rPr>
-        <w:t>VQA-</w:t>
-      </w:r>
-      <w:proofErr w:type="gramStart"/>
-      <w:r>
-        <w:rPr>
-          <w:lang w:val="en-CA" w:eastAsia="zh-CN"/>
-        </w:rPr>
-        <w:t>RAD[</w:t>
-      </w:r>
-      <w:proofErr w:type="gramEnd"/>
-      <w:r>
-        <w:rPr>
-          <w:lang w:val="en-CA" w:eastAsia="zh-CN"/>
-        </w:rPr>
-        <w:t xml:space="preserve">46] and </w:t>
-      </w:r>
-      <w:proofErr w:type="spellStart"/>
-      <w:r>
-        <w:rPr>
-          <w:lang w:val="en-CA" w:eastAsia="zh-CN"/>
-        </w:rPr>
-        <w:t>PathVQA</w:t>
-      </w:r>
-      <w:proofErr w:type="spellEnd"/>
-      <w:r>
-        <w:rPr>
-          <w:lang w:val="en-CA" w:eastAsia="zh-CN"/>
-        </w:rPr>
-        <w:t xml:space="preserve">[37] are two datasets for visual question answering. </w:t>
-      </w:r>
-      <w:proofErr w:type="gramStart"/>
-      <w:r>
-        <w:rPr>
-          <w:lang w:val="en-CA" w:eastAsia="zh-CN"/>
-        </w:rPr>
-        <w:t>SLAKE[</w:t>
-      </w:r>
-      <w:proofErr w:type="gramEnd"/>
-      <w:r>
-        <w:rPr>
-          <w:lang w:val="en-CA" w:eastAsia="zh-CN"/>
-        </w:rPr>
-        <w:t xml:space="preserve">41] is another visual QA dataset in multiple medical fields. </w:t>
-      </w:r>
-      <w:proofErr w:type="gramStart"/>
-      <w:r>
-        <w:rPr>
-          <w:lang w:val="en-CA" w:eastAsia="zh-CN"/>
-        </w:rPr>
-        <w:t>USMLE[</w:t>
-      </w:r>
-      <w:proofErr w:type="gramEnd"/>
-      <w:r>
-        <w:rPr>
-          <w:lang w:val="en-CA" w:eastAsia="zh-CN"/>
-        </w:rPr>
-        <w:t>50]</w:t>
-      </w:r>
-      <w:r>
-        <w:rPr>
-          <w:lang w:val="en-CA" w:eastAsia="zh-CN"/>
-        </w:rPr>
-        <w:t xml:space="preserve"> contains 11K MCQ question-answer pairs collected from the United States Medical License Exams. MIMIC-CXR and </w:t>
-      </w:r>
-      <w:proofErr w:type="spellStart"/>
-      <w:proofErr w:type="gramStart"/>
-      <w:r>
-        <w:rPr>
-          <w:lang w:val="en-CA" w:eastAsia="zh-CN"/>
-        </w:rPr>
-        <w:t>CheXpert</w:t>
-      </w:r>
-      <w:proofErr w:type="spellEnd"/>
-      <w:r>
-        <w:rPr>
-          <w:lang w:val="en-CA" w:eastAsia="zh-CN"/>
-        </w:rPr>
-        <w:t>[</w:t>
-      </w:r>
-      <w:proofErr w:type="gramEnd"/>
-      <w:r>
-        <w:rPr>
-          <w:lang w:val="en-CA" w:eastAsia="zh-CN"/>
-        </w:rPr>
-        <w:t>59] are two datasets with chest radiograph images.</w:t>
-      </w:r>
-    </w:p>
-    <w:p>
-      <w:pPr>
-        <w:pStyle w:val="BodyText"/>
-        <w:rPr>
-          <w:lang w:eastAsia="zh-CN"/>
-        </w:rPr>
-      </w:pPr>
-    </w:p>
-    <w:p>
-      <w:pPr>
-        <w:pStyle w:val="BodyText"/>
-        <w:rPr>
-          <w:lang w:eastAsia="zh-CN"/>
-        </w:rPr>
-      </w:pPr>
-    </w:p>
-    <w:p>
-      <w:pPr>
-        <w:pStyle w:val="Heading1"/>
-      </w:pPr>
-      <w:r>
-        <w:t xml:space="preserve">Prepare Your Paper </w:t>
-      </w:r>
-      <w:r>
-        <w:t>Before</w:t>
-      </w:r>
-      <w:r>
-        <w:t xml:space="preserve"> Styling</w:t>
-      </w:r>
-    </w:p>
-    <w:p>
-      <w:pPr>
-        <w:rPr>
-          <w:lang w:eastAsia="zh-CN"/>
-        </w:rPr>
-      </w:pPr>
-    </w:p>
-    <w:p>
-      <w:pPr>
-        <w:pStyle w:val="Heading2"/>
-        <w:numPr>
-          <w:ilvl w:val="0"/>
-          <w:numId w:val="0"/>
-        </w:numPr>
-        <w:rPr>
-          <w:lang w:eastAsia="zh-CN"/>
-        </w:rPr>
-        <w:sectPr>
-          <w:type w:val="continuous"/>
-          <w:pgSz w:w="595.30pt" w:h="841.90pt" w:code="9"/>
-          <w:pgMar w:top="54pt" w:right="45.35pt" w:bottom="72pt" w:left="45.35pt" w:header="36pt" w:footer="36pt" w:gutter="0pt"/>
-          <w:cols w:num="2" w:space="18pt"/>
-          <w:docGrid w:linePitch="360"/>
-        </w:sectPr>
-      </w:pPr>
-      <w:r>
-        <w:rPr>
-          <w:lang w:eastAsia="zh-CN"/>
-        </w:rPr>
+        <w:t xml:space="preserve">diffusion models are </w:t>
+      </w:r>
+      <w:r>
+        <w:rPr>
+          <w:lang w:eastAsia="zh-CN"/>
+        </w:rPr>
+        <w:lastRenderedPageBreak/>
         <w:drawing>
-          <wp:anchor distT="45720" distB="45720" distL="114300" distR="114300" simplePos="0" relativeHeight="251663872" behindDoc="0" locked="0" layoutInCell="1" allowOverlap="1" wp14:anchorId="754733E6" wp14:editId="33413AC2">
+          <wp:anchor distT="45720" distB="45720" distL="114300" distR="114300" simplePos="0" relativeHeight="251663872" behindDoc="0" locked="0" layoutInCell="1" allowOverlap="1" wp14:anchorId="754733E6" wp14:editId="116C95EB">
             <wp:simplePos x="0" y="0"/>
-            <wp:positionH relativeFrom="column">
-              <wp:align>left</wp:align>
+            <wp:positionH relativeFrom="margin">
+              <wp:align>right</wp:align>
             </wp:positionH>
             <wp:positionV relativeFrom="paragraph">
-              <wp:posOffset>244475</wp:posOffset>
+              <wp:posOffset>258330</wp:posOffset>
             </wp:positionV>
             <wp:extent cx="6336665" cy="4768850"/>
             <wp:effectExtent l="0" t="0" r="26035" b="12700"/>
@@ -4469,27 +3978,14 @@
                         <w:r>
                           <w:t xml:space="preserve">Table </w:t>
                         </w:r>
-                        <w:r>
-                          <w:fldChar w:fldCharType="begin"/>
-                        </w:r>
-                        <w:r>
-                          <w:instrText xml:space="preserve"> SEQ Table \* ARABIC </w:instrText>
-                        </w:r>
-                        <w:r>
-                          <w:fldChar w:fldCharType="separate"/>
-                        </w:r>
-                        <w:r>
-                          <w:rPr>
-                            <w:noProof/>
-                          </w:rPr>
-                          <w:t>2</w:t>
-                        </w:r>
-                        <w:r>
-                          <w:rPr>
-                            <w:noProof/>
-                          </w:rPr>
-                          <w:fldChar w:fldCharType="end"/>
-                        </w:r>
+                        <w:fldSimple w:instr=" SEQ Table \* ARABIC ">
+                          <w:r>
+                            <w:rPr>
+                              <w:noProof/>
+                            </w:rPr>
+                            <w:t>2</w:t>
+                          </w:r>
+                        </w:fldSimple>
                         <w:r>
                           <w:rPr>
                             <w:rFonts w:hint="eastAsia"/>
@@ -4522,6 +4018,7 @@
                               <w:pPr>
                                 <w:pStyle w:val="BodyText"/>
                                 <w:ind w:firstLine="0pt"/>
+                                <w:jc w:val="center"/>
                                 <w:rPr>
                                   <w:lang w:eastAsia="zh-CN"/>
                                 </w:rPr>
@@ -4568,6 +4065,7 @@
                               <w:pPr>
                                 <w:pStyle w:val="BodyText"/>
                                 <w:ind w:firstLine="0pt"/>
+                                <w:jc w:val="center"/>
                                 <w:rPr>
                                   <w:lang w:eastAsia="zh-CN"/>
                                 </w:rPr>
@@ -4593,6 +4091,7 @@
                               <w:pPr>
                                 <w:pStyle w:val="BodyText"/>
                                 <w:ind w:firstLine="0pt"/>
+                                <w:jc w:val="center"/>
                                 <w:rPr>
                                   <w:lang w:eastAsia="zh-CN"/>
                                 </w:rPr>
@@ -4623,6 +4122,7 @@
                               <w:pPr>
                                 <w:pStyle w:val="BodyText"/>
                                 <w:ind w:firstLine="0pt"/>
+                                <w:jc w:val="center"/>
                                 <w:rPr>
                                   <w:lang w:eastAsia="zh-CN"/>
                                 </w:rPr>
@@ -4645,6 +4145,7 @@
                               <w:pPr>
                                 <w:pStyle w:val="BodyText"/>
                                 <w:ind w:firstLine="0pt"/>
+                                <w:jc w:val="center"/>
                                 <w:rPr>
                                   <w:lang w:eastAsia="zh-CN"/>
                                 </w:rPr>
@@ -4667,6 +4168,7 @@
                               <w:pPr>
                                 <w:pStyle w:val="BodyText"/>
                                 <w:ind w:firstLine="0pt"/>
+                                <w:jc w:val="center"/>
                                 <w:rPr>
                                   <w:lang w:eastAsia="zh-CN"/>
                                 </w:rPr>
@@ -4694,6 +4196,7 @@
                               <w:pPr>
                                 <w:pStyle w:val="BodyText"/>
                                 <w:ind w:firstLine="0pt"/>
+                                <w:jc w:val="center"/>
                                 <w:rPr>
                                   <w:lang w:eastAsia="zh-CN"/>
                                 </w:rPr>
@@ -4716,6 +4219,7 @@
                               <w:pPr>
                                 <w:pStyle w:val="BodyText"/>
                                 <w:ind w:firstLine="0pt"/>
+                                <w:jc w:val="center"/>
                                 <w:rPr>
                                   <w:lang w:eastAsia="zh-CN"/>
                                 </w:rPr>
@@ -4738,6 +4242,7 @@
                               <w:pPr>
                                 <w:pStyle w:val="BodyText"/>
                                 <w:ind w:firstLine="0pt"/>
+                                <w:jc w:val="center"/>
                                 <w:rPr>
                                   <w:lang w:eastAsia="zh-CN"/>
                                 </w:rPr>
@@ -4765,6 +4270,7 @@
                               <w:pPr>
                                 <w:pStyle w:val="BodyText"/>
                                 <w:ind w:firstLine="0pt"/>
+                                <w:jc w:val="center"/>
                                 <w:rPr>
                                   <w:lang w:eastAsia="zh-CN"/>
                                 </w:rPr>
@@ -4787,6 +4293,7 @@
                               <w:pPr>
                                 <w:pStyle w:val="BodyText"/>
                                 <w:ind w:firstLine="0pt"/>
+                                <w:jc w:val="center"/>
                                 <w:rPr>
                                   <w:lang w:eastAsia="zh-CN"/>
                                 </w:rPr>
@@ -4835,6 +4342,7 @@
                               <w:pPr>
                                 <w:pStyle w:val="BodyText"/>
                                 <w:ind w:firstLine="0pt"/>
+                                <w:jc w:val="center"/>
                                 <w:rPr>
                                   <w:lang w:eastAsia="zh-CN"/>
                                 </w:rPr>
@@ -4871,6 +4379,7 @@
                               <w:pPr>
                                 <w:pStyle w:val="BodyText"/>
                                 <w:ind w:firstLine="0pt"/>
+                                <w:jc w:val="center"/>
                                 <w:rPr>
                                   <w:lang w:eastAsia="zh-CN"/>
                                 </w:rPr>
@@ -4893,6 +4402,7 @@
                               <w:pPr>
                                 <w:pStyle w:val="BodyText"/>
                                 <w:ind w:firstLine="0pt"/>
+                                <w:jc w:val="center"/>
                                 <w:rPr>
                                   <w:lang w:eastAsia="zh-CN"/>
                                 </w:rPr>
@@ -4915,6 +4425,7 @@
                               <w:pPr>
                                 <w:pStyle w:val="BodyText"/>
                                 <w:ind w:firstLine="0pt"/>
+                                <w:jc w:val="center"/>
                                 <w:rPr>
                                   <w:lang w:eastAsia="zh-CN"/>
                                 </w:rPr>
@@ -4942,6 +4453,7 @@
                               <w:pPr>
                                 <w:pStyle w:val="BodyText"/>
                                 <w:ind w:firstLine="0pt"/>
+                                <w:jc w:val="center"/>
                                 <w:rPr>
                                   <w:lang w:eastAsia="zh-CN"/>
                                 </w:rPr>
@@ -4964,6 +4476,7 @@
                               <w:pPr>
                                 <w:pStyle w:val="BodyText"/>
                                 <w:ind w:firstLine="0pt"/>
+                                <w:jc w:val="center"/>
                                 <w:rPr>
                                   <w:lang w:eastAsia="zh-CN"/>
                                 </w:rPr>
@@ -4986,6 +4499,7 @@
                               <w:pPr>
                                 <w:pStyle w:val="BodyText"/>
                                 <w:ind w:firstLine="0pt"/>
+                                <w:jc w:val="center"/>
                                 <w:rPr>
                                   <w:lang w:eastAsia="zh-CN"/>
                                 </w:rPr>
@@ -5013,6 +4527,7 @@
                               <w:pPr>
                                 <w:pStyle w:val="BodyText"/>
                                 <w:ind w:firstLine="0pt"/>
+                                <w:jc w:val="center"/>
                                 <w:rPr>
                                   <w:lang w:eastAsia="zh-CN"/>
                                 </w:rPr>
@@ -5035,6 +4550,7 @@
                               <w:pPr>
                                 <w:pStyle w:val="BodyText"/>
                                 <w:ind w:firstLine="0pt"/>
+                                <w:jc w:val="center"/>
                                 <w:rPr>
                                   <w:lang w:eastAsia="zh-CN"/>
                                 </w:rPr>
@@ -5057,6 +4573,7 @@
                               <w:pPr>
                                 <w:pStyle w:val="BodyText"/>
                                 <w:ind w:firstLine="0pt"/>
+                                <w:jc w:val="center"/>
                                 <w:rPr>
                                   <w:lang w:eastAsia="zh-CN"/>
                                 </w:rPr>
@@ -5084,6 +4601,7 @@
                               <w:pPr>
                                 <w:pStyle w:val="BodyText"/>
                                 <w:ind w:firstLine="0pt"/>
+                                <w:jc w:val="center"/>
                                 <w:rPr>
                                   <w:lang w:eastAsia="zh-CN"/>
                                 </w:rPr>
@@ -5105,6 +4623,7 @@
                               <w:pPr>
                                 <w:pStyle w:val="BodyText"/>
                                 <w:ind w:firstLine="0pt"/>
+                                <w:jc w:val="center"/>
                                 <w:rPr>
                                   <w:sz w:val="16"/>
                                   <w:szCs w:val="16"/>
@@ -5130,6 +4649,7 @@
                               <w:pPr>
                                 <w:pStyle w:val="BodyText"/>
                                 <w:ind w:firstLine="0pt"/>
+                                <w:jc w:val="center"/>
                                 <w:rPr>
                                   <w:sz w:val="16"/>
                                   <w:szCs w:val="16"/>
@@ -5160,6 +4680,7 @@
                               <w:pPr>
                                 <w:pStyle w:val="BodyText"/>
                                 <w:ind w:firstLine="0pt"/>
+                                <w:jc w:val="center"/>
                                 <w:rPr>
                                   <w:lang w:eastAsia="zh-CN"/>
                                 </w:rPr>
@@ -5181,6 +4702,7 @@
                               <w:pPr>
                                 <w:pStyle w:val="BodyText"/>
                                 <w:ind w:firstLine="0pt"/>
+                                <w:jc w:val="center"/>
                                 <w:rPr>
                                   <w:sz w:val="16"/>
                                   <w:szCs w:val="16"/>
@@ -5206,6 +4728,7 @@
                               <w:pPr>
                                 <w:pStyle w:val="BodyText"/>
                                 <w:ind w:firstLine="0pt"/>
+                                <w:jc w:val="center"/>
                                 <w:rPr>
                                   <w:sz w:val="16"/>
                                   <w:szCs w:val="16"/>
@@ -5219,7 +4742,7 @@
                                   <w:sz w:val="16"/>
                                   <w:szCs w:val="16"/>
                                 </w:rPr>
-                                <w:t xml:space="preserve">The performance is highly dependent on the knowledge graph, and it is usually expensive to construct a high-quality knowledge graph. </w:t>
+                                <w:t>The performance is highly dependent on the knowledge graph, and it is usually expensive to construct a high-quality knowledge graph.</w:t>
                               </w:r>
                             </w:p>
                           </w:tc>
@@ -5236,6 +4759,7 @@
                               <w:pPr>
                                 <w:pStyle w:val="BodyText"/>
                                 <w:ind w:firstLine="0pt"/>
+                                <w:jc w:val="center"/>
                                 <w:rPr>
                                   <w:lang w:eastAsia="zh-CN"/>
                                 </w:rPr>
@@ -5257,6 +4781,7 @@
                               <w:pPr>
                                 <w:pStyle w:val="BodyText"/>
                                 <w:ind w:firstLine="0pt"/>
+                                <w:jc w:val="center"/>
                                 <w:rPr>
                                   <w:sz w:val="16"/>
                                   <w:szCs w:val="16"/>
@@ -5270,9 +4795,25 @@
                                   <w:sz w:val="16"/>
                                   <w:szCs w:val="16"/>
                                 </w:rPr>
-                                <w:t xml:space="preserve">The performance of various LLM gets improved equipped with </w:t>
-                              </w:r>
-                              <w:proofErr w:type="spellStart"/>
+                                <w:t>The performance of various LLM gets improved equipped with BuimedRAG</w:t>
+                              </w:r>
+                            </w:p>
+                          </w:tc>
+                          <w:tc>
+                            <w:tcPr>
+                              <w:tcW w:w="40.0%" w:type="pct"/>
+                            </w:tcPr>
+                            <w:p>
+                              <w:pPr>
+                                <w:pStyle w:val="BodyText"/>
+                                <w:ind w:firstLine="0pt"/>
+                                <w:jc w:val="center"/>
+                                <w:rPr>
+                                  <w:sz w:val="16"/>
+                                  <w:szCs w:val="16"/>
+                                  <w:lang w:eastAsia="zh-CN"/>
+                                </w:rPr>
+                              </w:pPr>
                               <w:r>
                                 <w:rPr>
                                   <w:rFonts w:hint="eastAsia"/>
@@ -5280,73 +4821,7 @@
                                   <w:sz w:val="16"/>
                                   <w:szCs w:val="16"/>
                                 </w:rPr>
-                                <w:t>BuimedRAG</w:t>
-                              </w:r>
-                              <w:proofErr w:type="spellEnd"/>
-                            </w:p>
-                          </w:tc>
-                          <w:tc>
-                            <w:tcPr>
-                              <w:tcW w:w="40.0%" w:type="pct"/>
-                            </w:tcPr>
-                            <w:p>
-                              <w:pPr>
-                                <w:pStyle w:val="BodyText"/>
-                                <w:ind w:firstLine="0pt"/>
-                                <w:rPr>
-                                  <w:sz w:val="16"/>
-                                  <w:szCs w:val="16"/>
-                                  <w:lang w:eastAsia="zh-CN"/>
-                                </w:rPr>
-                              </w:pPr>
-                              <w:r>
-                                <w:rPr>
-                                  <w:rFonts w:hint="eastAsia"/>
-                                  <w:color w:val="000000"/>
-                                  <w:sz w:val="16"/>
-                                  <w:szCs w:val="16"/>
-                                </w:rPr>
-                                <w:t xml:space="preserve">Word chunks are not good at preserving semantical relationships; the RAG </w:t>
-                              </w:r>
-                              <w:proofErr w:type="spellStart"/>
-                              <w:r>
-                                <w:rPr>
-                                  <w:rFonts w:hint="eastAsia"/>
-                                  <w:color w:val="000000"/>
-                                  <w:sz w:val="16"/>
-                                  <w:szCs w:val="16"/>
-                                </w:rPr>
-                                <w:t>retreival</w:t>
-                              </w:r>
-                              <w:proofErr w:type="spellEnd"/>
-                              <w:r>
-                                <w:rPr>
-                                  <w:rFonts w:hint="eastAsia"/>
-                                  <w:color w:val="000000"/>
-                                  <w:sz w:val="16"/>
-                                  <w:szCs w:val="16"/>
-                                </w:rPr>
-                                <w:t xml:space="preserve"> dataset is </w:t>
-                              </w:r>
-                              <w:proofErr w:type="spellStart"/>
-                              <w:r>
-                                <w:rPr>
-                                  <w:rFonts w:hint="eastAsia"/>
-                                  <w:color w:val="000000"/>
-                                  <w:sz w:val="16"/>
-                                  <w:szCs w:val="16"/>
-                                </w:rPr>
-                                <w:t>simplely</w:t>
-                              </w:r>
-                              <w:proofErr w:type="spellEnd"/>
-                              <w:r>
-                                <w:rPr>
-                                  <w:rFonts w:hint="eastAsia"/>
-                                  <w:color w:val="000000"/>
-                                  <w:sz w:val="16"/>
-                                  <w:szCs w:val="16"/>
-                                </w:rPr>
-                                <w:t xml:space="preserve"> built using validation set and lack of generalization. </w:t>
+                                <w:t>Word chunks are not good at preserving semantical relationships; the RAG retreival dataset is simplely built using validation set and lack of generalization.</w:t>
                               </w:r>
                             </w:p>
                           </w:tc>
@@ -5363,6 +4838,7 @@
                               <w:pPr>
                                 <w:pStyle w:val="BodyText"/>
                                 <w:ind w:firstLine="0pt"/>
+                                <w:jc w:val="center"/>
                                 <w:rPr>
                                   <w:lang w:eastAsia="zh-CN"/>
                                 </w:rPr>
@@ -5384,6 +4860,7 @@
                               <w:pPr>
                                 <w:pStyle w:val="BodyText"/>
                                 <w:ind w:firstLine="0pt"/>
+                                <w:jc w:val="center"/>
                                 <w:rPr>
                                   <w:sz w:val="16"/>
                                   <w:szCs w:val="16"/>
@@ -5409,6 +4886,7 @@
                               <w:pPr>
                                 <w:pStyle w:val="BodyText"/>
                                 <w:ind w:firstLine="0pt"/>
+                                <w:jc w:val="center"/>
                                 <w:rPr>
                                   <w:sz w:val="16"/>
                                   <w:szCs w:val="16"/>
@@ -5422,27 +4900,7 @@
                                   <w:sz w:val="16"/>
                                   <w:szCs w:val="16"/>
                                 </w:rPr>
-                                <w:t xml:space="preserve">The model was </w:t>
-                              </w:r>
-                              <w:proofErr w:type="spellStart"/>
-                              <w:r>
-                                <w:rPr>
-                                  <w:rFonts w:hint="eastAsia"/>
-                                  <w:color w:val="000000"/>
-                                  <w:sz w:val="16"/>
-                                  <w:szCs w:val="16"/>
-                                </w:rPr>
-                                <w:t>trainined</w:t>
-                              </w:r>
-                              <w:proofErr w:type="spellEnd"/>
-                              <w:r>
-                                <w:rPr>
-                                  <w:rFonts w:hint="eastAsia"/>
-                                  <w:color w:val="000000"/>
-                                  <w:sz w:val="16"/>
-                                  <w:szCs w:val="16"/>
-                                </w:rPr>
-                                <w:t xml:space="preserve"> using general domain dataset, efforts required to adapt medical domain knowledge.</w:t>
+                                <w:t>The model was trainined using general domain dataset, efforts required to adapt medical domain knowledge.</w:t>
                               </w:r>
                             </w:p>
                           </w:tc>
@@ -5459,6 +4917,7 @@
                               <w:pPr>
                                 <w:pStyle w:val="BodyText"/>
                                 <w:ind w:firstLine="0pt"/>
+                                <w:jc w:val="center"/>
                                 <w:rPr>
                                   <w:lang w:eastAsia="zh-CN"/>
                                 </w:rPr>
@@ -5480,6 +4939,7 @@
                               <w:pPr>
                                 <w:pStyle w:val="BodyText"/>
                                 <w:ind w:firstLine="0pt"/>
+                                <w:jc w:val="center"/>
                                 <w:rPr>
                                   <w:sz w:val="16"/>
                                   <w:szCs w:val="16"/>
@@ -5505,6 +4965,7 @@
                               <w:pPr>
                                 <w:pStyle w:val="BodyText"/>
                                 <w:ind w:firstLine="0pt"/>
+                                <w:jc w:val="center"/>
                                 <w:rPr>
                                   <w:sz w:val="16"/>
                                   <w:szCs w:val="16"/>
@@ -5542,18 +5003,586 @@
           </wp:anchor>
         </w:drawing>
       </w:r>
+      <w:r>
+        <w:rPr>
+          <w:rFonts w:hint="eastAsia"/>
+          <w:lang w:eastAsia="zh-CN"/>
+        </w:rPr>
+        <w:t xml:space="preserve">widely used for synthesis. </w:t>
+      </w:r>
+      <w:r>
+        <w:rPr>
+          <w:rFonts w:hint="eastAsia"/>
+          <w:lang w:eastAsia="zh-CN"/>
+        </w:rPr>
+        <w:t>[27]</w:t>
+      </w:r>
+      <w:r>
+        <w:rPr>
+          <w:rFonts w:hint="eastAsia"/>
+          <w:lang w:eastAsia="zh-CN"/>
+        </w:rPr>
+        <w:t xml:space="preserve"> proposed MediSyn, a text-guided LDM-based image synthesizing model for multiple medical fields.</w:t>
+      </w:r>
+      <w:r>
+        <w:rPr>
+          <w:rFonts w:hint="eastAsia"/>
+          <w:lang w:eastAsia="zh-CN"/>
+        </w:rPr>
+        <w:t xml:space="preserve"> [25</w:t>
+      </w:r>
+      <w:r>
+        <w:rPr>
+          <w:rFonts w:hint="eastAsia"/>
+          <w:lang w:eastAsia="zh-CN"/>
+        </w:rPr>
+        <w:t>,26,28</w:t>
+      </w:r>
+      <w:r>
+        <w:rPr>
+          <w:rFonts w:hint="eastAsia"/>
+          <w:lang w:eastAsia="zh-CN"/>
+        </w:rPr>
+        <w:t>]</w:t>
+      </w:r>
+      <w:r>
+        <w:rPr>
+          <w:rFonts w:hint="eastAsia"/>
+          <w:lang w:eastAsia="zh-CN"/>
+        </w:rPr>
+        <w:t xml:space="preserve"> are other diffusion-based model</w:t>
+      </w:r>
+      <w:r>
+        <w:rPr>
+          <w:lang w:eastAsia="zh-CN"/>
+        </w:rPr>
+        <w:t>s</w:t>
+      </w:r>
+      <w:r>
+        <w:rPr>
+          <w:rFonts w:hint="eastAsia"/>
+          <w:lang w:eastAsia="zh-CN"/>
+        </w:rPr>
+        <w:t xml:space="preserve"> in various medical fields. </w:t>
+      </w:r>
+      <w:r>
+        <w:rPr>
+          <w:rFonts w:hint="eastAsia"/>
+          <w:lang w:eastAsia="zh-CN"/>
+        </w:rPr>
+        <w:t xml:space="preserve">The alignment of text and vision input is vital for </w:t>
+      </w:r>
+      <w:r>
+        <w:rPr>
+          <w:lang w:eastAsia="zh-CN"/>
+        </w:rPr>
+        <w:t xml:space="preserve">the </w:t>
+      </w:r>
+      <w:r>
+        <w:rPr>
+          <w:rFonts w:hint="eastAsia"/>
+          <w:lang w:eastAsia="zh-CN"/>
+        </w:rPr>
+        <w:t xml:space="preserve">fidelity of generated images. </w:t>
+      </w:r>
+      <w:r>
+        <w:rPr>
+          <w:rFonts w:hint="eastAsia"/>
+          <w:lang w:eastAsia="zh-CN"/>
+        </w:rPr>
+        <w:t>[29]</w:t>
+      </w:r>
+      <w:r>
+        <w:rPr>
+          <w:rFonts w:hint="eastAsia"/>
+          <w:lang w:eastAsia="zh-CN"/>
+        </w:rPr>
+        <w:t xml:space="preserve"> proposed a vision-language pretraining framework for multimodal alignment in </w:t>
+      </w:r>
+      <w:r>
+        <w:rPr>
+          <w:lang w:eastAsia="zh-CN"/>
+        </w:rPr>
+        <w:t xml:space="preserve">the </w:t>
+      </w:r>
+      <w:r>
+        <w:rPr>
+          <w:rFonts w:hint="eastAsia"/>
+          <w:lang w:eastAsia="zh-CN"/>
+        </w:rPr>
+        <w:t>medical field.</w:t>
+      </w:r>
+      <w:r>
+        <w:rPr>
+          <w:rFonts w:hint="eastAsia"/>
+          <w:lang w:eastAsia="zh-CN"/>
+        </w:rPr>
+        <w:t xml:space="preserve"> Table 3 shows the comparison among tho</w:t>
+      </w:r>
+      <w:r>
+        <w:rPr>
+          <w:rFonts w:hint="eastAsia"/>
+          <w:lang w:eastAsia="zh-CN"/>
+        </w:rPr>
+        <w:t xml:space="preserve">se </w:t>
+      </w:r>
+      <w:r>
+        <w:rPr>
+          <w:lang w:eastAsia="zh-CN"/>
+        </w:rPr>
+        <w:t>studies</w:t>
+      </w:r>
+      <w:r>
+        <w:rPr>
+          <w:rFonts w:hint="eastAsia"/>
+          <w:lang w:eastAsia="zh-CN"/>
+        </w:rPr>
+        <w:t>.</w:t>
+      </w:r>
+    </w:p>
+    <w:p>
+      <w:pPr>
+        <w:pStyle w:val="Heading2"/>
+        <w:tabs>
+          <w:tab w:val="clear" w:pos="18pt"/>
+          <w:tab w:val="num" w:pos="14.40pt"/>
+        </w:tabs>
+      </w:pPr>
+      <w:r>
+        <w:t>Dataset and Evaluation</w:t>
+      </w:r>
+    </w:p>
+    <w:p>
+      <w:pPr>
+        <w:pStyle w:val="BodyText"/>
+        <w:rPr>
+          <w:lang w:eastAsia="zh-CN"/>
+        </w:rPr>
+      </w:pPr>
+      <w:r>
+        <w:rPr>
+          <w:lang w:val="en-CA" w:eastAsia="zh-CN"/>
+        </w:rPr>
+        <w:t xml:space="preserve">There are a few datasets frequently used. </w:t>
+      </w:r>
+      <w:r>
+        <w:rPr>
+          <w:lang w:val="en-CA" w:eastAsia="zh-CN"/>
+        </w:rPr>
+        <w:t>PMC-OA[45] is a dataset with 1.6M image-caption pairs.</w:t>
+      </w:r>
+      <w:r>
+        <w:rPr>
+          <w:lang w:val="en-CA" w:eastAsia="zh-CN"/>
+        </w:rPr>
+        <w:t xml:space="preserve"> </w:t>
+      </w:r>
+      <w:r>
+        <w:rPr>
+          <w:lang w:val="en-CA" w:eastAsia="zh-CN"/>
+        </w:rPr>
+        <w:t>VQA-RAD[46] and PathVQA[37] are two datasets for visual question answering. SLAKE[41] is another visual QA dataset in multiple medical fields. USMLE[50]</w:t>
+      </w:r>
+      <w:r>
+        <w:rPr>
+          <w:lang w:val="en-CA" w:eastAsia="zh-CN"/>
+        </w:rPr>
+        <w:t xml:space="preserve"> contains 11K MCQ question-answer pairs collected from the United States Medical License Exams. MIMIC-CXR and CheXpert[59] are two datasets with chest radiograph images.</w:t>
+      </w:r>
+      <w:r>
+        <w:rPr>
+          <w:rFonts w:hint="eastAsia"/>
+          <w:lang w:val="en-CA" w:eastAsia="zh-CN"/>
+        </w:rPr>
+        <w:t xml:space="preserve"> Kvasir</w:t>
+      </w:r>
+      <w:r>
+        <w:rPr>
+          <w:rFonts w:hint="eastAsia"/>
+          <w:lang w:val="en-CA" w:eastAsia="zh-CN"/>
+        </w:rPr>
+        <w:t xml:space="preserve">[66] provides images from </w:t>
+      </w:r>
+      <w:r>
+        <w:rPr>
+          <w:lang w:val="en-CA" w:eastAsia="zh-CN"/>
+        </w:rPr>
+        <w:t>inside</w:t>
+      </w:r>
+      <w:r>
+        <w:rPr>
+          <w:rFonts w:hint="eastAsia"/>
+          <w:lang w:val="en-CA" w:eastAsia="zh-CN"/>
+        </w:rPr>
+        <w:t xml:space="preserve"> the gastrointestinal</w:t>
+      </w:r>
+      <w:r>
+        <w:rPr>
+          <w:rFonts w:hint="eastAsia"/>
+          <w:lang w:val="en-CA" w:eastAsia="zh-CN"/>
+        </w:rPr>
+        <w:t xml:space="preserve"> (GI)</w:t>
+      </w:r>
+      <w:r>
+        <w:rPr>
+          <w:rFonts w:hint="eastAsia"/>
+          <w:lang w:val="en-CA" w:eastAsia="zh-CN"/>
+        </w:rPr>
+        <w:t xml:space="preserve"> tract.</w:t>
+      </w:r>
+      <w:r>
+        <w:rPr>
+          <w:rFonts w:hint="eastAsia"/>
+          <w:lang w:val="en-CA" w:eastAsia="zh-CN"/>
+        </w:rPr>
+        <w:t xml:space="preserve"> In this project, we will focus our research on the GI domain.</w:t>
+      </w:r>
+    </w:p>
+    <w:p>
+      <w:pPr>
+        <w:pStyle w:val="Heading1"/>
+        <w:rPr>
+          <w:lang w:eastAsia="zh-CN"/>
+        </w:rPr>
+      </w:pPr>
+      <w:r>
+        <w:rPr>
+          <w:rFonts w:hint="eastAsia"/>
+          <w:lang w:eastAsia="zh-CN"/>
+        </w:rPr>
+        <w:t>System Architecture and Data Preparation</w:t>
+      </w:r>
+    </w:p>
+    <w:p>
+      <w:pPr>
+        <w:pStyle w:val="Heading2"/>
+        <w:rPr>
+          <w:lang w:eastAsia="zh-CN"/>
+        </w:rPr>
+      </w:pPr>
+      <w:r>
+        <w:rPr>
+          <w:rFonts w:hint="eastAsia"/>
+          <w:lang w:eastAsia="zh-CN"/>
+        </w:rPr>
+        <w:t>System Architecture</w:t>
+      </w:r>
+    </w:p>
+    <w:p>
+      <w:pPr>
+        <w:jc w:val="both"/>
+        <w:rPr>
+          <w:lang w:eastAsia="zh-CN"/>
+        </w:rPr>
+      </w:pPr>
+      <w:r>
+        <w:rPr>
+          <w:rFonts w:hint="eastAsia"/>
+          <w:lang w:eastAsia="zh-CN"/>
+        </w:rPr>
+        <w:t xml:space="preserve">The proposed system defines a pipeline for visualizing </w:t>
+      </w:r>
+      <w:r>
+        <w:rPr>
+          <w:lang w:eastAsia="zh-CN"/>
+        </w:rPr>
+        <w:t>question</w:t>
+      </w:r>
+      <w:r>
+        <w:rPr>
+          <w:rFonts w:hint="eastAsia"/>
+          <w:lang w:eastAsia="zh-CN"/>
+        </w:rPr>
+        <w:t xml:space="preserve"> answers. Figure 1 illustrates the architecture. </w:t>
+      </w:r>
+      <w:r>
+        <w:rPr>
+          <w:rFonts w:hint="eastAsia"/>
+          <w:lang w:eastAsia="zh-CN"/>
+        </w:rPr>
+        <w:t>This pipeline includes the following stages:</w:t>
+      </w:r>
+    </w:p>
+    <w:p>
+      <w:pPr>
+        <w:pStyle w:val="Heading3"/>
+        <w:rPr>
+          <w:i w:val="0"/>
+          <w:iCs w:val="0"/>
+          <w:lang w:val="en-CA" w:eastAsia="zh-CN"/>
+        </w:rPr>
+      </w:pPr>
+      <w:r>
+        <w:rPr>
+          <w:lang w:val="en-CA" w:eastAsia="zh-CN"/>
+        </w:rPr>
+        <w:t>User-provided</w:t>
+      </w:r>
+      <w:r>
+        <w:rPr>
+          <w:rFonts w:hint="eastAsia"/>
+          <w:lang w:val="en-CA" w:eastAsia="zh-CN"/>
+        </w:rPr>
+        <w:t xml:space="preserve"> questions: </w:t>
+      </w:r>
+      <w:r>
+        <w:rPr>
+          <w:i w:val="0"/>
+          <w:iCs w:val="0"/>
+          <w:lang w:val="en-CA" w:eastAsia="zh-CN"/>
+        </w:rPr>
+        <w:t>The user</w:t>
+      </w:r>
+      <w:r>
+        <w:rPr>
+          <w:rFonts w:hint="eastAsia"/>
+          <w:i w:val="0"/>
+          <w:iCs w:val="0"/>
+          <w:lang w:val="en-CA" w:eastAsia="zh-CN"/>
+        </w:rPr>
+        <w:t xml:space="preserve"> provides queries in natu</w:t>
+      </w:r>
+      <w:r>
+        <w:rPr>
+          <w:rFonts w:hint="eastAsia"/>
+          <w:i w:val="0"/>
+          <w:iCs w:val="0"/>
+          <w:lang w:val="en-CA" w:eastAsia="zh-CN"/>
+        </w:rPr>
+        <w:t>r</w:t>
+      </w:r>
+      <w:r>
+        <w:rPr>
+          <w:rFonts w:hint="eastAsia"/>
+          <w:i w:val="0"/>
+          <w:iCs w:val="0"/>
+          <w:lang w:val="en-CA" w:eastAsia="zh-CN"/>
+        </w:rPr>
+        <w:t>al lan</w:t>
+      </w:r>
+      <w:r>
+        <w:rPr>
+          <w:rFonts w:hint="eastAsia"/>
+          <w:i w:val="0"/>
+          <w:iCs w:val="0"/>
+          <w:lang w:val="en-CA" w:eastAsia="zh-CN"/>
+        </w:rPr>
+        <w:t>guage.</w:t>
+      </w:r>
+      <w:r>
+        <w:rPr>
+          <w:rFonts w:hint="eastAsia"/>
+          <w:i w:val="0"/>
+          <w:iCs w:val="0"/>
+          <w:lang w:val="en-CA" w:eastAsia="zh-CN"/>
+        </w:rPr>
+        <w:t xml:space="preserve"> </w:t>
+      </w:r>
+      <w:r>
+        <w:rPr>
+          <w:i w:val="0"/>
+          <w:iCs w:val="0"/>
+          <w:lang w:val="en-CA" w:eastAsia="zh-CN"/>
+        </w:rPr>
+        <w:t>An</w:t>
+      </w:r>
+      <w:r>
+        <w:rPr>
+          <w:rFonts w:hint="eastAsia"/>
+          <w:i w:val="0"/>
+          <w:iCs w:val="0"/>
+          <w:lang w:val="en-CA" w:eastAsia="zh-CN"/>
+        </w:rPr>
+        <w:t xml:space="preserve"> LLM is employed to convert the query to the PICO format.</w:t>
+      </w:r>
+    </w:p>
+    <w:p>
+      <w:pPr>
+        <w:pStyle w:val="Heading3"/>
+        <w:rPr>
+          <w:i w:val="0"/>
+          <w:iCs w:val="0"/>
+          <w:lang w:val="en-CA" w:eastAsia="zh-CN"/>
+        </w:rPr>
+      </w:pPr>
+      <w:r>
+        <w:rPr>
+          <w:rFonts w:hint="eastAsia"/>
+          <w:lang w:val="en-CA" w:eastAsia="zh-CN"/>
+        </w:rPr>
+        <w:t xml:space="preserve">Context Retrieval: </w:t>
+      </w:r>
+      <w:r>
+        <w:rPr>
+          <w:rFonts w:hint="eastAsia"/>
+          <w:i w:val="0"/>
+          <w:iCs w:val="0"/>
+          <w:lang w:val="en-CA" w:eastAsia="zh-CN"/>
+        </w:rPr>
+        <w:t>The PICO-format questions are used to query relevant documents from the vector store.</w:t>
+      </w:r>
+    </w:p>
+    <w:p>
+      <w:pPr>
+        <w:pStyle w:val="Heading3"/>
+        <w:rPr>
+          <w:i w:val="0"/>
+          <w:iCs w:val="0"/>
+          <w:lang w:val="en-CA" w:eastAsia="zh-CN"/>
+        </w:rPr>
+      </w:pPr>
+      <w:r>
+        <w:rPr>
+          <w:rFonts w:hint="eastAsia"/>
+          <w:lang w:val="en-CA" w:eastAsia="zh-CN"/>
+        </w:rPr>
+        <w:t xml:space="preserve">Answer Generate: </w:t>
+      </w:r>
+      <w:r>
+        <w:rPr>
+          <w:rFonts w:hint="eastAsia"/>
+          <w:i w:val="0"/>
+          <w:iCs w:val="0"/>
+          <w:lang w:val="en-CA" w:eastAsia="zh-CN"/>
+        </w:rPr>
+        <w:t>The context text and original query are combined into a prompt for the QA model. The QA model will generate the answer.</w:t>
+      </w:r>
+    </w:p>
+    <w:p>
+      <w:pPr>
+        <w:pStyle w:val="Heading3"/>
+        <w:rPr>
+          <w:i w:val="0"/>
+          <w:iCs w:val="0"/>
+          <w:lang w:val="en-CA" w:eastAsia="zh-CN"/>
+        </w:rPr>
+      </w:pPr>
+      <w:r>
+        <w:rPr>
+          <w:rFonts w:hint="eastAsia"/>
+          <w:lang w:val="en-CA" w:eastAsia="zh-CN"/>
+        </w:rPr>
+        <w:t xml:space="preserve">Response Visualization: </w:t>
+      </w:r>
+      <w:r>
+        <w:rPr>
+          <w:rFonts w:hint="eastAsia"/>
+          <w:i w:val="0"/>
+          <w:iCs w:val="0"/>
+          <w:lang w:val="en-CA" w:eastAsia="zh-CN"/>
+        </w:rPr>
+        <w:t>T</w:t>
+      </w:r>
+      <w:r>
+        <w:rPr>
+          <w:i w:val="0"/>
+          <w:iCs w:val="0"/>
+          <w:lang w:val="en-CA" w:eastAsia="zh-CN"/>
+        </w:rPr>
+        <w:t>h</w:t>
+      </w:r>
+      <w:r>
+        <w:rPr>
+          <w:rFonts w:hint="eastAsia"/>
+          <w:i w:val="0"/>
+          <w:iCs w:val="0"/>
+          <w:lang w:val="en-CA" w:eastAsia="zh-CN"/>
+        </w:rPr>
+        <w:t>e text answer will be analyzed by the visualization module. Depending on the content, if a colonoscope image is implied, it will be generated by a finetuned text-to-image model; if a flowchart or other type of diagram is implied, MermaidJS API will be called to generate the image from the intermediate code generated by another LLM.</w:t>
+      </w:r>
+      <w:r>
+        <w:rPr>
+          <w:rFonts w:hint="eastAsia"/>
+          <w:i w:val="0"/>
+          <w:iCs w:val="0"/>
+          <w:lang w:val="en-CA" w:eastAsia="zh-CN"/>
+        </w:rPr>
+        <w:t xml:space="preserve"> In both cases, the answer text will be used as a key to retrieve the vector database for presaved images.</w:t>
+      </w:r>
+    </w:p>
+    <w:p>
+      <w:pPr>
+        <w:pStyle w:val="Heading3"/>
+        <w:rPr>
+          <w:rFonts w:hint="eastAsia"/>
+          <w:lang w:val="en-CA" w:eastAsia="zh-CN"/>
+        </w:rPr>
+      </w:pPr>
+      <w:r>
+        <w:rPr>
+          <w:rFonts w:hint="eastAsia"/>
+          <w:lang w:val="en-CA" w:eastAsia="zh-CN"/>
+        </w:rPr>
+        <w:t xml:space="preserve">Answer Editor: </w:t>
+      </w:r>
+      <w:r>
+        <w:rPr>
+          <w:rFonts w:hint="eastAsia"/>
+          <w:i w:val="0"/>
+          <w:iCs w:val="0"/>
+          <w:lang w:val="en-CA" w:eastAsia="zh-CN"/>
+        </w:rPr>
+        <w:t xml:space="preserve">As the final stage, the answer editor will organize the text and visual content to generate a </w:t>
+      </w:r>
+      <w:r>
+        <w:rPr>
+          <w:rFonts w:hint="eastAsia"/>
+          <w:i w:val="0"/>
+          <w:iCs w:val="0"/>
+          <w:lang w:val="en-CA" w:eastAsia="zh-CN"/>
+        </w:rPr>
+        <w:t>well-</w:t>
+      </w:r>
+      <w:r>
+        <w:rPr>
+          <w:rFonts w:hint="eastAsia"/>
+          <w:i w:val="0"/>
+          <w:iCs w:val="0"/>
+          <w:lang w:val="en-CA" w:eastAsia="zh-CN"/>
+        </w:rPr>
+        <w:t>formatted result.</w:t>
+      </w:r>
+    </w:p>
+    <w:p>
+      <w:pPr>
+        <w:rPr>
+          <w:lang w:val="en-CA" w:eastAsia="zh-CN"/>
+        </w:rPr>
+      </w:pPr>
+    </w:p>
+    <w:p>
+      <w:pPr>
+        <w:pStyle w:val="Heading2"/>
+        <w:numPr>
+          <w:ilvl w:val="0"/>
+          <w:numId w:val="0"/>
+        </w:numPr>
+        <w:rPr>
+          <w:lang w:val="en-CA" w:eastAsia="zh-CN"/>
+        </w:rPr>
+        <w:sectPr>
+          <w:type w:val="continuous"/>
+          <w:pgSz w:w="595.30pt" w:h="841.90pt" w:code="9"/>
+          <w:pgMar w:top="54pt" w:right="45.35pt" w:bottom="72pt" w:left="45.35pt" w:header="36pt" w:footer="36pt" w:gutter="0pt"/>
+          <w:cols w:num="2" w:space="18pt"/>
+          <w:docGrid w:linePitch="360"/>
+        </w:sectPr>
+      </w:pPr>
     </w:p>
     <w:p>
       <w:pPr>
         <w:jc w:val="start"/>
         <w:rPr>
-          <w:lang w:eastAsia="zh-CN"/>
+          <w:lang w:val="en-CA" w:eastAsia="zh-CN"/>
         </w:rPr>
       </w:pPr>
     </w:p>
     <w:p>
       <w:pPr>
         <w:jc w:val="start"/>
+        <w:rPr>
+          <w:lang w:val="en-CA"/>
+        </w:rPr>
       </w:pPr>
       <w:r>
         <w:rPr>
@@ -5615,27 +5644,14 @@
                         <w:r>
                           <w:t xml:space="preserve">Table </w:t>
                         </w:r>
-                        <w:r>
-                          <w:fldChar w:fldCharType="begin"/>
-                        </w:r>
-                        <w:r>
-                          <w:instrText xml:space="preserve"> SEQ Table \* ARABIC </w:instrText>
-                        </w:r>
-                        <w:r>
-                          <w:fldChar w:fldCharType="separate"/>
-                        </w:r>
-                        <w:r>
-                          <w:rPr>
-                            <w:noProof/>
-                          </w:rPr>
-                          <w:t>3</w:t>
-                        </w:r>
-                        <w:r>
-                          <w:rPr>
-                            <w:noProof/>
-                          </w:rPr>
-                          <w:fldChar w:fldCharType="end"/>
-                        </w:r>
+                        <w:fldSimple w:instr=" SEQ Table \* ARABIC ">
+                          <w:r>
+                            <w:rPr>
+                              <w:noProof/>
+                            </w:rPr>
+                            <w:t>3</w:t>
+                          </w:r>
+                        </w:fldSimple>
                         <w:r>
                           <w:rPr>
                             <w:rFonts w:hint="eastAsia"/>
@@ -5914,27 +5930,7 @@
                                   <w:szCs w:val="16"/>
                                 </w:rPr>
                                 <w:br/>
-                                <w:t xml:space="preserve">The image generation depended on the visual </w:t>
-                              </w:r>
-                              <w:proofErr w:type="spellStart"/>
-                              <w:r>
-                                <w:rPr>
-                                  <w:rFonts w:hint="eastAsia"/>
-                                  <w:color w:val="000000"/>
-                                  <w:sz w:val="16"/>
-                                  <w:szCs w:val="16"/>
-                                </w:rPr>
-                                <w:t>symption</w:t>
-                              </w:r>
-                              <w:proofErr w:type="spellEnd"/>
-                              <w:r>
-                                <w:rPr>
-                                  <w:rFonts w:hint="eastAsia"/>
-                                  <w:color w:val="000000"/>
-                                  <w:sz w:val="16"/>
-                                  <w:szCs w:val="16"/>
-                                </w:rPr>
-                                <w:t xml:space="preserve"> generator.</w:t>
+                                <w:t>The image generation depended on the visual symption generator.</w:t>
                               </w:r>
                             </w:p>
                           </w:tc>
@@ -6162,27 +6158,7 @@
                                   <w:sz w:val="16"/>
                                   <w:szCs w:val="16"/>
                                 </w:rPr>
-                                <w:t xml:space="preserve">The model was trained and evaluated using radiological </w:t>
-                              </w:r>
-                              <w:proofErr w:type="spellStart"/>
-                              <w:r>
-                                <w:rPr>
-                                  <w:rFonts w:hint="eastAsia"/>
-                                  <w:color w:val="000000"/>
-                                  <w:sz w:val="16"/>
-                                  <w:szCs w:val="16"/>
-                                </w:rPr>
-                                <w:t>data,and</w:t>
-                              </w:r>
-                              <w:proofErr w:type="spellEnd"/>
-                              <w:r>
-                                <w:rPr>
-                                  <w:rFonts w:hint="eastAsia"/>
-                                  <w:color w:val="000000"/>
-                                  <w:sz w:val="16"/>
-                                  <w:szCs w:val="16"/>
-                                </w:rPr>
-                                <w:t xml:space="preserve"> it is unknown how to would perform in other medical fields.</w:t>
+                                <w:t>The model was trained and evaluated using radiological data,and it is unknown how to would perform in other medical fields.</w:t>
                               </w:r>
                             </w:p>
                           </w:tc>
@@ -6678,27 +6654,7 @@
                                   <w:sz w:val="16"/>
                                   <w:szCs w:val="16"/>
                                 </w:rPr>
-                                <w:t xml:space="preserve">Imagen showed limitations when generating images of </w:t>
-                              </w:r>
-                              <w:proofErr w:type="spellStart"/>
-                              <w:r>
-                                <w:rPr>
-                                  <w:rFonts w:hint="eastAsia"/>
-                                  <w:color w:val="000000"/>
-                                  <w:sz w:val="16"/>
-                                  <w:szCs w:val="16"/>
-                                </w:rPr>
-                                <w:t>people,and</w:t>
-                              </w:r>
-                              <w:proofErr w:type="spellEnd"/>
-                              <w:r>
-                                <w:rPr>
-                                  <w:rFonts w:hint="eastAsia"/>
-                                  <w:color w:val="000000"/>
-                                  <w:sz w:val="16"/>
-                                  <w:szCs w:val="16"/>
-                                </w:rPr>
-                                <w:t xml:space="preserve"> its effectiveness in medical image synthesis is unknown.</w:t>
+                                <w:t>Imagen showed limitations when generating images of people,and its effectiveness in medical image synthesis is unknown.</w:t>
                               </w:r>
                             </w:p>
                           </w:tc>
@@ -6809,7 +6765,7 @@
     <w:p>
       <w:pPr>
         <w:rPr>
-          <w:lang w:eastAsia="zh-CN"/>
+          <w:lang w:val="en-CA" w:eastAsia="zh-CN"/>
         </w:rPr>
         <w:sectPr>
           <w:pgSz w:w="595.30pt" w:h="841.90pt" w:code="9"/>
@@ -6823,7 +6779,7 @@
       <w:pPr>
         <w:jc w:val="start"/>
         <w:rPr>
-          <w:lang w:eastAsia="zh-CN"/>
+          <w:lang w:val="en-CA" w:eastAsia="zh-CN"/>
         </w:rPr>
       </w:pPr>
     </w:p>
@@ -6831,7 +6787,7 @@
       <w:pPr>
         <w:jc w:val="start"/>
         <w:rPr>
-          <w:lang w:eastAsia="zh-CN"/>
+          <w:lang w:val="en-CA" w:eastAsia="zh-CN"/>
         </w:rPr>
         <w:sectPr>
           <w:type w:val="continuous"/>
@@ -6845,19 +6801,57 @@
     <w:p>
       <w:pPr>
         <w:jc w:val="start"/>
-      </w:pPr>
-      <w:r>
+        <w:rPr>
+          <w:lang w:val="en-CA"/>
+        </w:rPr>
+      </w:pPr>
+    </w:p>
+    <w:p>
+      <w:pPr>
+        <w:jc w:val="both"/>
+        <w:rPr>
+          <w:rFonts w:hint="eastAsia"/>
+          <w:lang w:val="en-CA" w:eastAsia="zh-CN"/>
+        </w:rPr>
+        <w:sectPr>
+          <w:type w:val="continuous"/>
+          <w:pgSz w:w="595.30pt" w:h="841.90pt" w:code="9"/>
+          <w:pgMar w:top="54pt" w:right="45.35pt" w:bottom="72pt" w:left="45.35pt" w:header="36pt" w:footer="36pt" w:gutter="0pt"/>
+          <w:cols w:num="2" w:space="18pt"/>
+          <w:docGrid w:linePitch="360"/>
+        </w:sectPr>
+      </w:pPr>
+    </w:p>
+    <w:p>
+      <w:pPr>
+        <w:jc w:val="start"/>
+        <w:rPr>
+          <w:rFonts w:hint="eastAsia"/>
+          <w:lang w:val="en-CA" w:eastAsia="zh-CN"/>
+        </w:rPr>
+        <w:sectPr>
+          <w:type w:val="continuous"/>
+          <w:pgSz w:w="595.30pt" w:h="841.90pt" w:code="9"/>
+          <w:pgMar w:top="54pt" w:right="45.35pt" w:bottom="72pt" w:left="45.35pt" w:header="36pt" w:footer="36pt" w:gutter="0pt"/>
+          <w:cols w:space="18pt"/>
+          <w:docGrid w:linePitch="360"/>
+        </w:sectPr>
+      </w:pPr>
+      <w:r>
+        <w:rPr>
+          <w:noProof/>
+        </w:rPr>
         <w:drawing>
-          <wp:anchor distT="45720" distB="45720" distL="114300" distR="114300" simplePos="0" relativeHeight="251667968" behindDoc="0" locked="0" layoutInCell="1" allowOverlap="1" wp14:anchorId="0814CB0E" wp14:editId="6E38F8A8">
+          <wp:anchor distT="45720" distB="45720" distL="114300" distR="114300" simplePos="0" relativeHeight="251667968" behindDoc="0" locked="0" layoutInCell="1" allowOverlap="1" wp14:anchorId="0814CB0E" wp14:editId="62421C1A">
             <wp:simplePos x="0" y="0"/>
             <wp:positionH relativeFrom="margin">
               <wp:align>right</wp:align>
             </wp:positionH>
             <wp:positionV relativeFrom="paragraph">
-              <wp:posOffset>201295</wp:posOffset>
+              <wp:posOffset>55245</wp:posOffset>
             </wp:positionV>
-            <wp:extent cx="6381750" cy="2292350"/>
-            <wp:effectExtent l="0" t="0" r="0" b="0"/>
+            <wp:extent cx="6381750" cy="2576830"/>
+            <wp:effectExtent l="0" t="0" r="19050" b="13970"/>
             <wp:wrapSquare wrapText="bothSides"/>
             <wp:docPr id="15595385" name="Text Box 2"/>
             <wp:cNvGraphicFramePr>
@@ -6872,7 +6866,7 @@
                   <wp:spPr bwMode="auto">
                     <a:xfrm>
                       <a:off x="0" y="0"/>
-                      <a:ext cx="6381750" cy="2292350"/>
+                      <a:ext cx="6381750" cy="2576830"/>
                     </a:xfrm>
                     <a:prstGeom prst="rect">
                       <a:avLst/>
@@ -6881,7 +6875,9 @@
                       <a:srgbClr val="FFFFFF"/>
                     </a:solidFill>
                     <a:ln w="9525">
-                      <a:noFill/>
+                      <a:solidFill>
+                        <a:schemeClr val="tx1"/>
+                      </a:solidFill>
                       <a:miter lim="800%"/>
                       <a:headEnd/>
                       <a:tailEnd/>
@@ -6896,24 +6892,14 @@
                         <w:r>
                           <w:t xml:space="preserve">Figure </w:t>
                         </w:r>
-                        <w:r>
-                          <w:fldChar w:fldCharType="begin"/>
-                        </w:r>
-                        <w:r>
-                          <w:instrText xml:space="preserve"> SEQ Figure \* ARABIC </w:instrText>
-                        </w:r>
-                        <w:r>
-                          <w:fldChar w:fldCharType="separate"/>
-                        </w:r>
-                        <w:r>
-                          <w:rPr>
-                            <w:noProof/>
-                          </w:rPr>
-                          <w:t>1</w:t>
-                        </w:r>
-                        <w:r>
-                          <w:fldChar w:fldCharType="end"/>
-                        </w:r>
+                        <w:fldSimple w:instr=" SEQ Figure \* ARABIC ">
+                          <w:r>
+                            <w:rPr>
+                              <w:noProof/>
+                            </w:rPr>
+                            <w:t>1</w:t>
+                          </w:r>
+                        </w:fldSimple>
                         <w:r>
                           <w:t xml:space="preserve"> System Structure</w:t>
                         </w:r>
@@ -6933,10 +6919,10 @@
                             <w:lang w:val="en-CA"/>
                           </w:rPr>
                           <w:drawing>
-                            <wp:inline distT="0" distB="0" distL="0" distR="0" wp14:anchorId="3053CBCA" wp14:editId="7820A8C2">
-                              <wp:extent cx="4523509" cy="1990897"/>
-                              <wp:effectExtent l="0" t="0" r="0" b="0"/>
-                              <wp:docPr id="2114024940" name="Picture 6" descr="A diagram of a problem&#10;&#10;Description automatically generated with medium confidence"/>
+                            <wp:inline distT="0" distB="0" distL="0" distR="0" wp14:anchorId="572C3512" wp14:editId="3E7C8E79">
+                              <wp:extent cx="5821680" cy="2192020"/>
+                              <wp:effectExtent l="0" t="0" r="7620" b="0"/>
+                              <wp:docPr id="1982722131" name="Picture 6" descr="A screenshot of a computer&#10;&#10;Description automatically generated"/>
                               <wp:cNvGraphicFramePr>
                                 <a:graphicFrameLocks xmlns:a="http://purl.oclc.org/ooxml/drawingml/main" noChangeAspect="1"/>
                               </wp:cNvGraphicFramePr>
@@ -6944,7 +6930,7 @@
                                 <a:graphicData uri="http://purl.oclc.org/ooxml/drawingml/picture">
                                   <pic:pic xmlns:pic="http://purl.oclc.org/ooxml/drawingml/picture">
                                     <pic:nvPicPr>
-                                      <pic:cNvPr id="2114024940" name="Picture 6" descr="A diagram of a problem&#10;&#10;Description automatically generated with medium confidence"/>
+                                      <pic:cNvPr id="1982722131" name="Picture 6" descr="A screenshot of a computer&#10;&#10;Description automatically generated"/>
                                       <pic:cNvPicPr/>
                                     </pic:nvPicPr>
                                     <pic:blipFill>
@@ -6962,7 +6948,7 @@
                                     <pic:spPr>
                                       <a:xfrm>
                                         <a:off x="0" y="0"/>
-                                        <a:ext cx="4539541" cy="1997953"/>
+                                        <a:ext cx="5821680" cy="2192020"/>
                                       </a:xfrm>
                                       <a:prstGeom prst="rect">
                                         <a:avLst/>
@@ -6995,900 +6981,29 @@
     </w:p>
     <w:p>
       <w:pPr>
-        <w:sectPr>
-          <w:type w:val="continuous"/>
-          <w:pgSz w:w="595.30pt" w:h="841.90pt" w:code="9"/>
-          <w:pgMar w:top="54pt" w:right="45.35pt" w:bottom="72pt" w:left="45.35pt" w:header="36pt" w:footer="36pt" w:gutter="0pt"/>
-          <w:cols w:num="2" w:space="18pt"/>
-          <w:docGrid w:linePitch="360"/>
-        </w:sectPr>
-      </w:pPr>
-    </w:p>
-    <w:p>
-      <w:pPr>
-        <w:jc w:val="start"/>
-      </w:pPr>
-    </w:p>
-    <w:p>
-      <w:pPr>
-        <w:jc w:val="start"/>
-        <w:sectPr>
-          <w:type w:val="continuous"/>
-          <w:pgSz w:w="595.30pt" w:h="841.90pt" w:code="9"/>
-          <w:pgMar w:top="54pt" w:right="45.35pt" w:bottom="72pt" w:left="45.35pt" w:header="36pt" w:footer="36pt" w:gutter="0pt"/>
-          <w:cols w:space="18pt"/>
-          <w:docGrid w:linePitch="360"/>
-        </w:sectPr>
-      </w:pPr>
-    </w:p>
-    <w:p>
-      <w:pPr>
-        <w:jc w:val="start"/>
-      </w:pPr>
-    </w:p>
-    <w:p>
-      <w:pPr>
-        <w:pStyle w:val="Heading2"/>
-      </w:pPr>
-      <w:r>
-        <w:t>Abbreviations</w:t>
-      </w:r>
-      <w:r>
-        <w:t xml:space="preserve"> and Acronyms</w:t>
-      </w:r>
-    </w:p>
-    <w:p>
-      <w:pPr>
-        <w:pStyle w:val="Heading2"/>
-      </w:pPr>
-      <w:r>
-        <w:t>Define abbreviations and acronyms the first time they are used in the text, even after they have been defined in the abstract. Abbreviations such as IEEE, SI, MKS, CGS, sc, dc, and rms do not have to be defined. Do not use abbreviations in the title or heads unless they are unavoidable.</w:t>
-      </w:r>
-      <w:r>
-        <w:t xml:space="preserve"> </w:t>
-      </w:r>
-      <w:r>
-        <w:t>Units</w:t>
-      </w:r>
-    </w:p>
-    <w:p>
-      <w:pPr>
-        <w:pStyle w:val="Heading2"/>
-      </w:pPr>
-      <w:r>
-        <w:rPr>
-          <w:rFonts w:hint="eastAsia"/>
-          <w:lang w:eastAsia="zh-CN"/>
-        </w:rPr>
-        <w:t>E</w:t>
-      </w:r>
-      <w:r>
-        <w:t>quations</w:t>
-      </w:r>
-    </w:p>
-    <w:p>
-      <w:pPr>
-        <w:pStyle w:val="equation"/>
-        <w:rPr>
-          <w:rFonts w:hint="eastAsia"/>
-        </w:rPr>
-      </w:pPr>
-      <w:r>
-        <w:tab/>
-      </w:r>
-      <w:r>
-        <w:rPr>
-          <w:rFonts w:ascii="Times New Roman" w:hAnsi="Times New Roman" w:cs="Times New Roman"/>
-          <w:i/>
-        </w:rPr>
-        <w:t>a</w:t>
-      </w:r>
-      <w:r>
-        <w:t></w:t>
-      </w:r>
-      <w:r>
-        <w:t></w:t>
-      </w:r>
-      <w:r>
-        <w:t></w:t>
-      </w:r>
-      <w:r>
-        <w:rPr>
-          <w:rFonts w:ascii="Times New Roman" w:hAnsi="Times New Roman" w:cs="Times New Roman"/>
-          <w:i/>
-        </w:rPr>
-        <w:t>b</w:t>
-      </w:r>
-      <w:r>
-        <w:t></w:t>
-      </w:r>
-      <w:r>
-        <w:t></w:t>
-      </w:r>
-      <w:r>
-        <w:t></w:t>
-      </w:r>
-      <w:r>
-        <w:t></w:t>
-      </w:r>
-      <w:r>
-        <w:t></w:t>
-      </w:r>
-      <w:r>
-        <w:tab/>
-      </w:r>
-      <w:r>
-        <w:t></w:t>
-      </w:r>
-      <w:r>
-        <w:t></w:t>
-      </w:r>
-      <w:r>
-        <w:t></w:t>
-      </w:r>
-    </w:p>
-    <w:p>
-      <w:pPr>
         <w:pStyle w:val="BodyText"/>
-        <w:rPr>
-          <w:lang w:eastAsia="zh-CN"/>
-        </w:rPr>
-      </w:pPr>
-      <w:r>
-        <w:t xml:space="preserve">Note that the equation is centered using a center tab stop. Be sure that the symbols in your equation have been defined before or immediately following the equation. Use “(1)”, not </w:t>
-      </w:r>
-      <w:r>
-        <w:rPr>
-          <w:rFonts w:hint="eastAsia"/>
-          <w:lang w:eastAsia="zh-CN"/>
-        </w:rPr>
-        <w:t xml:space="preserve">a good ides a  </w:t>
-      </w:r>
-      <w:r>
-        <w:t xml:space="preserve">he symbols in your equation have been defined before or immediately following the equation. Use “(1)”, not </w:t>
-      </w:r>
-      <w:r>
-        <w:rPr>
-          <w:rFonts w:hint="eastAsia"/>
-          <w:lang w:eastAsia="zh-CN"/>
-        </w:rPr>
-        <w:t>a good ides a</w:t>
+        <w:ind w:firstLine="0pt"/>
+        <w:rPr>
+          <w:rFonts w:hint="eastAsia"/>
+          <w:lang w:eastAsia="zh-CN"/>
+        </w:rPr>
+      </w:pPr>
+    </w:p>
+    <w:p>
+      <w:pPr>
+        <w:pStyle w:val="Heading1"/>
+      </w:pPr>
+      <w:r>
+        <w:t xml:space="preserve">Using the </w:t>
+      </w:r>
+      <w:r>
+        <w:t>Template</w:t>
       </w:r>
     </w:p>
     <w:p>
       <w:pPr>
         <w:pStyle w:val="BodyText"/>
       </w:pPr>
-      <w:r>
-        <w:t>“Eq. (1)” or “equation (1)”, except at the beginning of a sentence: “Equation (1) is . . .”</w:t>
-      </w:r>
-    </w:p>
-    <w:p>
-      <w:pPr>
-        <w:pStyle w:val="Heading2"/>
-      </w:pPr>
-      <w:r>
-        <w:t>Some Common Mistakes</w:t>
-      </w:r>
-    </w:p>
-    <w:p>
-      <w:pPr>
-        <w:pStyle w:val="bulletlist"/>
-      </w:pPr>
-      <w:r>
-        <w:t>The word “data” is plural, not singular.</w:t>
-      </w:r>
-    </w:p>
-    <w:p>
-      <w:pPr>
-        <w:pStyle w:val="bulletlist"/>
-      </w:pPr>
-      <w:r>
-        <w:t xml:space="preserve">The subscript for the permeability of vacuum </w:t>
-      </w:r>
-      <w:r>
-        <w:rPr>
-          <w:rFonts w:ascii="Symbol" w:hAnsi="Symbol" w:cs="Symbol"/>
-          <w:i/>
-          <w:iCs/>
-          <w:snapToGrid w:val="0"/>
-        </w:rPr>
-        <w:t></w:t>
-      </w:r>
-      <w:r>
-        <w:rPr>
-          <w:vertAlign w:val="subscript"/>
-        </w:rPr>
-        <w:t>0</w:t>
-      </w:r>
-      <w:r>
-        <w:t>, and other common scientific constants, is zero with subscript formatting, not a lowercase letter “o”.</w:t>
-      </w:r>
-    </w:p>
-    <w:p>
-      <w:pPr>
-        <w:pStyle w:val="bulletlist"/>
-      </w:pPr>
-      <w:r>
-        <w:t xml:space="preserve">In American </w:t>
-      </w:r>
-      <w:r>
-        <w:t>English, commas, semi</w:t>
-      </w:r>
-      <w:r>
-        <w:t xml:space="preserve">colons, periods, question and exclamation marks are located within quotation marks only when a complete thought or name is cited, such as a title or full quotation. When quotation marks are used, instead of a bold or italic </w:t>
-      </w:r>
-    </w:p>
-    <w:p>
-      <w:pPr>
-        <w:pStyle w:val="bulletlist"/>
-        <w:numPr>
-          <w:ilvl w:val="0"/>
-          <w:numId w:val="0"/>
-        </w:numPr>
-        <w:ind w:start="28.80pt"/>
-      </w:pPr>
-      <w:r>
-        <w:t>typeface, to highlight a word or phrase, punctuation should appear outside of the quotation marks. A parenthetical phrase or statement at the end of a sentence is punctuated outside of the closing parenthesis (like this). (A parenthetical sentence is punctuated within the parentheses.)</w:t>
-      </w:r>
-    </w:p>
-    <w:p>
-      <w:pPr>
-        <w:pStyle w:val="bulletlist"/>
-      </w:pPr>
-      <w:r>
-        <w:t>A graph within a graph is an “inset”, not an “insert”. The word alternatively is preferred to the word “alternately” (unless you really mean something that alternates).</w:t>
-      </w:r>
-    </w:p>
-    <w:p>
-      <w:pPr>
-        <w:pStyle w:val="bulletlist"/>
-      </w:pPr>
-      <w:r>
-        <w:t>Do not use the word “essentially” to mean “approximately” or “effectively”.</w:t>
-      </w:r>
-    </w:p>
-    <w:p>
-      <w:pPr>
-        <w:pStyle w:val="bulletlist"/>
-      </w:pPr>
-      <w:r>
-        <w:t>In your paper title, if the words “that uses” can accurately replace the word “using”, capitalize the “u”; if not, keep using lower-cased.</w:t>
-      </w:r>
-    </w:p>
-    <w:p>
-      <w:pPr>
-        <w:pStyle w:val="bulletlist"/>
-      </w:pPr>
-      <w:r>
-        <w:t>Be aware of the different meanings of the homophones “affect” and “effect”, “complement” and “compliment”, “discreet” and “discrete”, “principal” and “principle”.</w:t>
-      </w:r>
-    </w:p>
-    <w:p>
-      <w:pPr>
-        <w:pStyle w:val="bulletlist"/>
-      </w:pPr>
-      <w:r>
-        <w:t>Do not confuse “imply” and “infer”.</w:t>
-      </w:r>
-    </w:p>
-    <w:p>
-      <w:pPr>
-        <w:pStyle w:val="bulletlist"/>
-      </w:pPr>
-      <w:r>
-        <w:t>The prefix “non” is not a word; it should be joined to the word it modifies, usually without a hyphen.</w:t>
-      </w:r>
-    </w:p>
-    <w:p>
-      <w:pPr>
-        <w:pStyle w:val="bulletlist"/>
-      </w:pPr>
-      <w:r>
-        <w:t>There is no period after the “et” in the Latin abbreviation “et al.”.</w:t>
-      </w:r>
-    </w:p>
-    <w:p>
-      <w:pPr>
-        <w:pStyle w:val="bulletlist"/>
-      </w:pPr>
-      <w:r>
-        <w:t>The abbreviation “i.e.” means “that is”, and the abbreviation “e.g.” means “for example”.</w:t>
-      </w:r>
-    </w:p>
-    <w:p>
-      <w:pPr>
-        <w:pStyle w:val="BodyText"/>
-      </w:pPr>
-      <w:r>
-        <w:t>An excellent style manual for science writers is [7].</w:t>
-      </w:r>
-    </w:p>
-    <w:p>
-      <w:pPr>
-        <w:pStyle w:val="Heading1"/>
-      </w:pPr>
-      <w:r>
-        <w:t xml:space="preserve">Using the </w:t>
-      </w:r>
-      <w:r>
-        <w:t>Template</w:t>
-      </w:r>
-    </w:p>
-    <w:p>
-      <w:pPr>
-        <w:pStyle w:val="BodyText"/>
-      </w:pPr>
-      <w:r>
-        <w:t>After the text edit has been completed, the paper is ready for the template. Duplicate the template file by using the Save As command, and use the naming convention prescribed by your conference for the name of your paper. In this newly created file, highlight all of the contents and import your prepared text file. You are now ready to style your paper; use the scroll down window on the left of the MS Word Formatting toolbar.</w:t>
-      </w:r>
-    </w:p>
-    <w:p>
-      <w:pPr>
-        <w:pStyle w:val="Heading2"/>
-      </w:pPr>
-      <w:r>
-        <w:t>Authors</w:t>
-      </w:r>
-      <w:r>
-        <w:t xml:space="preserve"> and Affiliations</w:t>
-      </w:r>
-    </w:p>
-    <w:p>
-      <w:pPr>
-        <w:pStyle w:val="BodyText"/>
-      </w:pPr>
-      <w:r>
-        <w:rPr>
-          <w:b/>
-        </w:rPr>
-        <w:t xml:space="preserve">The template is </w:t>
-      </w:r>
-      <w:r>
-        <w:rPr>
-          <w:b/>
-        </w:rPr>
-        <w:t>designed</w:t>
-      </w:r>
-      <w:r>
-        <w:rPr>
-          <w:b/>
-          <w:lang w:val="en-US"/>
-        </w:rPr>
-        <w:t xml:space="preserve"> for,</w:t>
-      </w:r>
-      <w:r>
-        <w:rPr>
-          <w:b/>
-        </w:rPr>
-        <w:t xml:space="preserve"> but not limited to</w:t>
-      </w:r>
-      <w:r>
-        <w:rPr>
-          <w:b/>
-          <w:lang w:val="en-US"/>
-        </w:rPr>
-        <w:t>,</w:t>
-      </w:r>
-      <w:r>
-        <w:rPr>
-          <w:b/>
-          <w:lang w:val="en-US"/>
-        </w:rPr>
-        <w:t xml:space="preserve"> </w:t>
-      </w:r>
-      <w:r>
-        <w:rPr>
-          <w:b/>
-          <w:lang w:val="en-US"/>
-        </w:rPr>
-        <w:t>six</w:t>
-      </w:r>
-      <w:r>
-        <w:rPr>
-          <w:b/>
-          <w:lang w:val="en-US"/>
-        </w:rPr>
-        <w:t xml:space="preserve"> authors.</w:t>
-      </w:r>
-      <w:r>
-        <w:rPr>
-          <w:lang w:val="en-US"/>
-        </w:rPr>
-        <w:t xml:space="preserve"> </w:t>
-      </w:r>
-      <w:r>
-        <w:rPr>
-          <w:lang w:val="en-US"/>
-        </w:rPr>
-        <w:t xml:space="preserve">A minimum of one author is required for all conference articles. </w:t>
-      </w:r>
-      <w:r>
-        <w:t>Author names should be listed starting from left to right and then moving down to the next line. This is the author sequence that will be used in future citations and by indexing services.</w:t>
-      </w:r>
-      <w:r>
-        <w:t xml:space="preserve"> </w:t>
-      </w:r>
-      <w:r>
-        <w:t>Names should not be listed in columns nor group by affiliation.</w:t>
-      </w:r>
-      <w:r>
-        <w:rPr>
-          <w:lang w:val="en-US"/>
-        </w:rPr>
-        <w:t xml:space="preserve"> </w:t>
-      </w:r>
-      <w:r>
-        <w:t>Please keep your affiliations as succinct as possible (for example, do not differentiate among departments of the same organization).</w:t>
-      </w:r>
-    </w:p>
-    <w:p>
-      <w:pPr>
-        <w:pStyle w:val="Heading3"/>
-      </w:pPr>
-      <w:r>
-        <w:t xml:space="preserve">For papers with more than six authors: </w:t>
-      </w:r>
-      <w:r>
-        <w:rPr>
-          <w:i w:val="0"/>
-        </w:rPr>
-        <w:t>Add author names horizontally, moving to a third row if needed for more than 8 authors.</w:t>
-      </w:r>
-    </w:p>
-    <w:p>
-      <w:pPr>
-        <w:pStyle w:val="Heading3"/>
-      </w:pPr>
-      <w:r>
-        <w:t xml:space="preserve">For </w:t>
-      </w:r>
-      <w:r>
-        <w:t xml:space="preserve">papers with less than </w:t>
-      </w:r>
-      <w:r>
-        <w:t>six</w:t>
-      </w:r>
-      <w:r>
-        <w:t xml:space="preserve"> authors</w:t>
-      </w:r>
-      <w:r>
-        <w:t xml:space="preserve">: </w:t>
-      </w:r>
-      <w:r>
-        <w:rPr>
-          <w:i w:val="0"/>
-        </w:rPr>
-        <w:t>To change the default, adjust the template as follows.</w:t>
-      </w:r>
-    </w:p>
-    <w:p>
-      <w:pPr>
-        <w:pStyle w:val="Heading4"/>
-      </w:pPr>
-      <w:r>
-        <w:t>Selection</w:t>
-      </w:r>
-      <w:r>
-        <w:t xml:space="preserve">: </w:t>
-      </w:r>
-      <w:r>
-        <w:rPr>
-          <w:i w:val="0"/>
-        </w:rPr>
-        <w:t>Highlight all author and affiliation lines.</w:t>
-      </w:r>
-    </w:p>
-    <w:p>
-      <w:pPr>
-        <w:pStyle w:val="Heading4"/>
-      </w:pPr>
-      <w:r>
-        <w:t>Change number of columns:</w:t>
-      </w:r>
-      <w:r>
-        <w:t xml:space="preserve"> </w:t>
-      </w:r>
-      <w:r>
-        <w:rPr>
-          <w:i w:val="0"/>
-        </w:rPr>
-        <w:t xml:space="preserve">Select the Columns icon from the MS Word Standard toolbar and then select </w:t>
-      </w:r>
-      <w:r>
-        <w:rPr>
-          <w:i w:val="0"/>
-        </w:rPr>
-        <w:t>the correct number of columns</w:t>
-      </w:r>
-      <w:r>
-        <w:rPr>
-          <w:i w:val="0"/>
-        </w:rPr>
-        <w:t xml:space="preserve"> from the selection palette.</w:t>
-      </w:r>
-    </w:p>
-    <w:p>
-      <w:pPr>
-        <w:pStyle w:val="Heading4"/>
-        <w:rPr>
-          <w:i w:val="0"/>
-        </w:rPr>
-      </w:pPr>
-      <w:r>
-        <w:t xml:space="preserve">Deletion: </w:t>
-      </w:r>
-      <w:r>
-        <w:rPr>
-          <w:i w:val="0"/>
-        </w:rPr>
-        <w:t xml:space="preserve">Delete the author and affiliation lines for the </w:t>
-      </w:r>
-      <w:r>
-        <w:rPr>
-          <w:i w:val="0"/>
-        </w:rPr>
-        <w:t>extra authors.</w:t>
-      </w:r>
-    </w:p>
-    <w:p>
-      <w:pPr>
-        <w:jc w:val="start"/>
-        <w:rPr>
-          <w:i/>
-          <w:iCs/>
-          <w:noProof/>
-        </w:rPr>
-      </w:pPr>
-    </w:p>
-    <w:p>
-      <w:pPr>
-        <w:pStyle w:val="Heading2"/>
-      </w:pPr>
-      <w:r>
-        <w:t>Identify</w:t>
-      </w:r>
-      <w:r>
-        <w:t xml:space="preserve"> the Headings</w:t>
-      </w:r>
-    </w:p>
-    <w:p>
-      <w:pPr>
-        <w:pStyle w:val="BodyText"/>
-      </w:pPr>
-      <w:r>
-        <w:t>Headings, or heads, are organizational devices that guide the reader through your paper. There are two types: component heads and text heads.</w:t>
-      </w:r>
-    </w:p>
-    <w:p>
-      <w:pPr>
-        <w:pStyle w:val="BodyText"/>
-      </w:pPr>
-      <w:r>
-        <w:t>Component heads identify the different components of your paper and are not topically subordinate to each other. Examples include Acknowledgments and References and, for these, the correct style to use is “Heading 5”. Use “figure caption” for your Figure captions, and “table head” for your table title. Run-in heads, such as “Abstract”, will require you to apply a style (in this case, italic) in addition to the style provided by the drop down menu to differentiate the head from the text.</w:t>
-      </w:r>
-    </w:p>
-    <w:p>
-      <w:pPr>
-        <w:pStyle w:val="BodyText"/>
-      </w:pPr>
-      <w:r>
-        <w:t>Text heads organize the topics on a relational, hierarchical basis. For example, the paper title is the primary text head because all subsequent material relates and elaborates on this one topic. If there are two or more sub-topics, the next level head (uppercase Roman numerals) should be used and, conversely, if there are not at least two sub-topics, then no subheads should be introduced. Styles named “Heading 1”, “Heading 2”, “Heading 3”, and “Heading 4” are prescribed.</w:t>
-      </w:r>
-    </w:p>
-    <w:p>
-      <w:pPr>
-        <w:pStyle w:val="Heading2"/>
-      </w:pPr>
-      <w:r>
-        <w:t>Figures and Tables</w:t>
-      </w:r>
-    </w:p>
-    <w:p>
-      <w:pPr>
-        <w:pStyle w:val="Heading4"/>
-      </w:pPr>
-      <w:r>
-        <w:t xml:space="preserve"> </w:t>
-      </w:r>
-      <w:r>
-        <w:t xml:space="preserve">Positioning Figures and Tables: </w:t>
-      </w:r>
-      <w:r>
-        <w:rPr>
-          <w:i w:val="0"/>
-        </w:rPr>
-        <w:t>Place figures and tables at the top and bottom of columns. Avoid placing them in the middle of columns. Large figures and tables may span across both columns. Figure captions should be below the figures; table heads should appear above the tables. Insert figures and tables after they are cited in the text. Use the abbreviation “Fig. 1”, even at the beginning of a sentence.</w:t>
-      </w:r>
-    </w:p>
-    <w:p>
-      <w:pPr>
-        <w:pStyle w:val="tablehead"/>
-      </w:pPr>
-      <w:r>
-        <w:t>Table Type Styles</w:t>
-      </w:r>
-    </w:p>
-    <w:tbl>
-      <w:tblPr>
-        <w:tblW w:w="0pt" w:type="dxa"/>
-        <w:jc w:val="center"/>
-        <w:tblBorders>
-          <w:top w:val="single" w:sz="2" w:space="0" w:color="auto"/>
-          <w:start w:val="single" w:sz="2" w:space="0" w:color="auto"/>
-          <w:bottom w:val="single" w:sz="2" w:space="0" w:color="auto"/>
-          <w:end w:val="single" w:sz="2" w:space="0" w:color="auto"/>
-          <w:insideH w:val="single" w:sz="2" w:space="0" w:color="auto"/>
-          <w:insideV w:val="single" w:sz="2" w:space="0" w:color="auto"/>
-        </w:tblBorders>
-        <w:tblLayout w:type="fixed"/>
-        <w:tblLook w:firstRow="0" w:lastRow="0" w:firstColumn="0" w:lastColumn="0" w:noHBand="0" w:noVBand="0"/>
-      </w:tblPr>
-      <w:tblGrid>
-        <w:gridCol w:w="720"/>
-        <w:gridCol w:w="2340"/>
-        <w:gridCol w:w="900"/>
-        <w:gridCol w:w="900"/>
-      </w:tblGrid>
-      <w:tr>
-        <w:trPr>
-          <w:cantSplit/>
-          <w:trHeight w:val="240"/>
-          <w:tblHeader/>
-          <w:jc w:val="center"/>
-        </w:trPr>
-        <w:tc>
-          <w:tcPr>
-            <w:tcW w:w="36pt" w:type="dxa"/>
-            <w:vMerge w:val="restart"/>
-            <w:vAlign w:val="center"/>
-          </w:tcPr>
-          <w:p>
-            <w:pPr>
-              <w:pStyle w:val="tablecolhead"/>
-            </w:pPr>
-            <w:r>
-              <w:t>Table Head</w:t>
-            </w:r>
-          </w:p>
-        </w:tc>
-        <w:tc>
-          <w:tcPr>
-            <w:tcW w:w="207pt" w:type="dxa"/>
-            <w:gridSpan w:val="3"/>
-            <w:vAlign w:val="center"/>
-          </w:tcPr>
-          <w:p>
-            <w:pPr>
-              <w:pStyle w:val="tablecolhead"/>
-            </w:pPr>
-            <w:r>
-              <w:t>Table Column Head</w:t>
-            </w:r>
-          </w:p>
-        </w:tc>
-      </w:tr>
-      <w:tr>
-        <w:trPr>
-          <w:cantSplit/>
-          <w:trHeight w:val="240"/>
-          <w:tblHeader/>
-          <w:jc w:val="center"/>
-        </w:trPr>
-        <w:tc>
-          <w:tcPr>
-            <w:tcW w:w="36pt" w:type="dxa"/>
-            <w:vMerge/>
-          </w:tcPr>
-          <w:p>
-            <w:pPr>
-              <w:rPr>
-                <w:sz w:val="16"/>
-                <w:szCs w:val="16"/>
-              </w:rPr>
-            </w:pPr>
-          </w:p>
-        </w:tc>
-        <w:tc>
-          <w:tcPr>
-            <w:tcW w:w="117pt" w:type="dxa"/>
-            <w:vAlign w:val="center"/>
-          </w:tcPr>
-          <w:p>
-            <w:pPr>
-              <w:pStyle w:val="tablecolsubhead"/>
-            </w:pPr>
-            <w:r>
-              <w:t>Table column subhead</w:t>
-            </w:r>
-          </w:p>
-        </w:tc>
-        <w:tc>
-          <w:tcPr>
-            <w:tcW w:w="45pt" w:type="dxa"/>
-            <w:vAlign w:val="center"/>
-          </w:tcPr>
-          <w:p>
-            <w:pPr>
-              <w:pStyle w:val="tablecolsubhead"/>
-            </w:pPr>
-            <w:r>
-              <w:t>Subhead</w:t>
-            </w:r>
-          </w:p>
-        </w:tc>
-        <w:tc>
-          <w:tcPr>
-            <w:tcW w:w="45pt" w:type="dxa"/>
-            <w:vAlign w:val="center"/>
-          </w:tcPr>
-          <w:p>
-            <w:pPr>
-              <w:pStyle w:val="tablecolsubhead"/>
-            </w:pPr>
-            <w:r>
-              <w:t>Subhead</w:t>
-            </w:r>
-          </w:p>
-        </w:tc>
-      </w:tr>
-      <w:tr>
-        <w:trPr>
-          <w:trHeight w:val="320"/>
-          <w:jc w:val="center"/>
-        </w:trPr>
-        <w:tc>
-          <w:tcPr>
-            <w:tcW w:w="36pt" w:type="dxa"/>
-            <w:vAlign w:val="center"/>
-          </w:tcPr>
-          <w:p>
-            <w:pPr>
-              <w:pStyle w:val="tablecopy"/>
-              <w:rPr>
-                <w:sz w:val="8"/>
-                <w:szCs w:val="8"/>
-              </w:rPr>
-            </w:pPr>
-            <w:r>
-              <w:t>copy</w:t>
-            </w:r>
-          </w:p>
-        </w:tc>
-        <w:tc>
-          <w:tcPr>
-            <w:tcW w:w="117pt" w:type="dxa"/>
-            <w:vAlign w:val="center"/>
-          </w:tcPr>
-          <w:p>
-            <w:pPr>
-              <w:pStyle w:val="tablecopy"/>
-            </w:pPr>
-            <w:r>
-              <w:t>More table copy</w:t>
-            </w:r>
-            <w:r>
-              <w:rPr>
-                <w:vertAlign w:val="superscript"/>
-              </w:rPr>
-              <w:t>a</w:t>
-            </w:r>
-          </w:p>
-        </w:tc>
-        <w:tc>
-          <w:tcPr>
-            <w:tcW w:w="45pt" w:type="dxa"/>
-            <w:vAlign w:val="center"/>
-          </w:tcPr>
-          <w:p>
-            <w:pPr>
-              <w:rPr>
-                <w:sz w:val="16"/>
-                <w:szCs w:val="16"/>
-              </w:rPr>
-            </w:pPr>
-          </w:p>
-        </w:tc>
-        <w:tc>
-          <w:tcPr>
-            <w:tcW w:w="45pt" w:type="dxa"/>
-            <w:vAlign w:val="center"/>
-          </w:tcPr>
-          <w:p>
-            <w:pPr>
-              <w:rPr>
-                <w:sz w:val="16"/>
-                <w:szCs w:val="16"/>
-              </w:rPr>
-            </w:pPr>
-          </w:p>
-        </w:tc>
-      </w:tr>
-    </w:tbl>
-    <w:p>
-      <w:pPr>
-        <w:pStyle w:val="tablefootnote"/>
-      </w:pPr>
-      <w:r>
-        <w:t xml:space="preserve">Sample </w:t>
-      </w:r>
-      <w:r>
-        <w:t>of</w:t>
-      </w:r>
-      <w:r>
-        <w:t xml:space="preserve"> a </w:t>
-      </w:r>
-      <w:r>
-        <w:t>Table</w:t>
-      </w:r>
-      <w:r>
-        <w:t xml:space="preserve"> </w:t>
-      </w:r>
-      <w:r>
-        <w:t>footnote</w:t>
-      </w:r>
-      <w:r>
-        <w:t xml:space="preserve">. </w:t>
-      </w:r>
-      <w:r>
-        <w:t>(</w:t>
-      </w:r>
-      <w:r>
-        <w:rPr>
-          <w:i/>
-        </w:rPr>
-        <w:t>Table footnote</w:t>
-      </w:r>
-      <w:r>
-        <w:t>)</w:t>
-      </w:r>
-    </w:p>
-    <w:p>
-      <w:pPr>
-        <w:pStyle w:val="figurecaption"/>
-      </w:pPr>
-      <w:r>
-        <w:t xml:space="preserve">Example of a figure </w:t>
-      </w:r>
-      <w:r>
-        <w:t>caption</w:t>
-      </w:r>
-      <w:r>
-        <w:t xml:space="preserve">. </w:t>
-      </w:r>
-      <w:r>
-        <w:rPr>
-          <w:iCs/>
-        </w:rPr>
-        <w:t>(</w:t>
-      </w:r>
-      <w:r>
-        <w:rPr>
-          <w:i/>
-          <w:iCs/>
-        </w:rPr>
-        <w:t>figure caption</w:t>
-      </w:r>
-      <w:r>
-        <w:rPr>
-          <w:iCs/>
-        </w:rPr>
-        <w:t>)</w:t>
-      </w:r>
-    </w:p>
-    <w:p>
-      <w:pPr>
-        <w:pStyle w:val="BodyText"/>
-      </w:pPr>
-      <w:r>
-        <w:t>Figure Labels: Use 8 point Times New Roman for Figure labels. Use words rather than symbols or abbreviations when writing Figure axis labels to avoid confusing the reader. As an example, write the quantity “Magnetization”, or “Magnetization, M”, not just “M”. If including units in the label, present them within parentheses. Do not label axes only with units. In the example, write “Magnetization (A/m)” or “Magnetization {A[m(1)]}”, not just “A/m”. Do not label axes</w:t>
-      </w:r>
-      <w:r>
-        <w:t xml:space="preserve"> </w:t>
-      </w:r>
-      <w:r>
-        <w:t>with a ratio of quantities and units. For example, write “Temperature (K)”, not “Temperature/K”.</w:t>
-      </w:r>
     </w:p>
     <w:p>
       <w:pPr>
@@ -7933,7 +7048,6 @@
       <w:r>
         <w:t>”. Avoid the stilted expression “</w:t>
       </w:r>
-      <w:proofErr w:type="spellStart"/>
       <w:r>
         <w:rPr>
           <w:lang w:val="en-US"/>
@@ -7941,11 +7055,7 @@
         <w:t>o</w:t>
       </w:r>
       <w:r>
-        <w:t>ne</w:t>
-      </w:r>
-      <w:proofErr w:type="spellEnd"/>
-      <w:r>
-        <w:t xml:space="preserve"> of us (R. B. G.) thanks </w:t>
+        <w:t xml:space="preserve">ne of us (R. B. G.) thanks </w:t>
       </w:r>
       <w:r>
         <w:t>...</w:t>
@@ -7986,6 +7096,7 @@
         <w:pStyle w:val="Heading5"/>
       </w:pPr>
       <w:r>
+        <w:lastRenderedPageBreak/>
         <w:t>References</w:t>
       </w:r>
     </w:p>
@@ -8334,6 +7445,7 @@
         <w:ind w:start="17.70pt"/>
       </w:pPr>
       <w:r>
+        <w:lastRenderedPageBreak/>
         <w:t>Guo, Changlu, Anders Nymark Christensen, and Morten Rieger Hannemose. “Med-Art: Diffusion Transformer for 2D Medical Text-to-Image Generation.” arXiv:2506.20449. Preprint, arXiv, June 25, 2025. https://doi.org/10.48550/arXiv.2506.20449.</w:t>
       </w:r>
     </w:p>
@@ -8518,6 +7630,35 @@
           <w:lang w:val="fr-CA"/>
         </w:rPr>
         <w:t>Preprint, arXiv, April 3, 2015. https://doi.org/10.48550/arXiv.1504.00325.</w:t>
+      </w:r>
+    </w:p>
+    <w:p>
+      <w:pPr>
+        <w:pStyle w:val="references"/>
+      </w:pPr>
+      <w:r>
+        <w:t xml:space="preserve">Pogorelov, Konstantin, Kristin Ranheim Randel, Carsten Griwodz, et al. “KVASIR: A Multi-Class Image Dataset for Computer Aided Gastrointestinal Disease Detection.” </w:t>
+      </w:r>
+      <w:r>
+        <w:rPr>
+          <w:i/>
+          <w:iCs/>
+        </w:rPr>
+        <w:t>Proceedings of the 8th ACM on Multimedia Systems Conference</w:t>
+      </w:r>
+      <w:r>
+        <w:t xml:space="preserve">, ACM, June 20, 2017, 164–69. </w:t>
+      </w:r>
+      <w:hyperlink r:id="rId10" w:history="1">
+        <w:r>
+          <w:rPr>
+            <w:rStyle w:val="Hyperlink"/>
+          </w:rPr>
+          <w:t>https://doi.org/10.1145/3083187.3083212</w:t>
+        </w:r>
+      </w:hyperlink>
+      <w:r>
+        <w:t>.</w:t>
       </w:r>
     </w:p>
     <w:p>
@@ -10246,6 +9387,9 @@
   </w:num>
   <w:num w:numId="31" w16cid:durableId="582958787">
     <w:abstractNumId w:val="18"/>
+  </w:num>
+  <w:num w:numId="32" w16cid:durableId="1356082842">
+    <w:abstractNumId w:val="16"/>
   </w:num>
 </w:numbering>
 </file>

--- a/writings/Exploring Text-to-Images Generators for Medical Cases Answer Engine.docx
+++ b/writings/Exploring Text-to-Images Generators for Medical Cases Answer Engine.docx
@@ -1680,7 +1680,23 @@
           <w:rFonts w:hint="eastAsia"/>
           <w:lang w:eastAsia="zh-CN"/>
         </w:rPr>
-        <w:t xml:space="preserve"> The model M2I2 [3] utilized masking techniques and contrastive learning to learn the image-text representations. LLaVA-Med [4] </w:t>
+        <w:t xml:space="preserve"> The model M2I2 [3] utilized masking techniques and contrastive learning to learn the image-text representations. </w:t>
+      </w:r>
+      <w:proofErr w:type="spellStart"/>
+      <w:r>
+        <w:rPr>
+          <w:rFonts w:hint="eastAsia"/>
+          <w:lang w:eastAsia="zh-CN"/>
+        </w:rPr>
+        <w:t>LLaVA</w:t>
+      </w:r>
+      <w:proofErr w:type="spellEnd"/>
+      <w:r>
+        <w:rPr>
+          <w:rFonts w:hint="eastAsia"/>
+          <w:lang w:eastAsia="zh-CN"/>
+        </w:rPr>
+        <w:t xml:space="preserve">-Med [4] </w:t>
       </w:r>
       <w:r>
         <w:rPr>
@@ -1694,7 +1710,39 @@
           <w:rFonts w:hint="eastAsia"/>
           <w:lang w:eastAsia="zh-CN"/>
         </w:rPr>
-        <w:t xml:space="preserve"> [10] introduced a multimodal prompt retrieval module in their work to boost the quality of the generated answers. [8] presented the Modular Collaborative Chain-of-Thought (MC-CoT) for zero-shot medical VQA tasks, and the reasoning ability empowered by the CoT was encouraging. [9] showed a flexible architecture that fused a large language model for radiology and a medical-adapted vision model to enhance medical QVA. [12] created a self-learning pipeline which provided data augmentation by generating open-ended questions and corresponding answers.</w:t>
+        <w:t xml:space="preserve"> [10] introduced a multimodal prompt retrieval module in their work to boost the quality of the generated answers. [8] presented the Modular Collaborative Chain-of-Thought (MC-</w:t>
+      </w:r>
+      <w:proofErr w:type="spellStart"/>
+      <w:r>
+        <w:rPr>
+          <w:rFonts w:hint="eastAsia"/>
+          <w:lang w:eastAsia="zh-CN"/>
+        </w:rPr>
+        <w:t>CoT</w:t>
+      </w:r>
+      <w:proofErr w:type="spellEnd"/>
+      <w:r>
+        <w:rPr>
+          <w:rFonts w:hint="eastAsia"/>
+          <w:lang w:eastAsia="zh-CN"/>
+        </w:rPr>
+        <w:t xml:space="preserve">) for zero-shot medical VQA tasks, and the reasoning ability empowered by the </w:t>
+      </w:r>
+      <w:proofErr w:type="spellStart"/>
+      <w:r>
+        <w:rPr>
+          <w:rFonts w:hint="eastAsia"/>
+          <w:lang w:eastAsia="zh-CN"/>
+        </w:rPr>
+        <w:t>CoT</w:t>
+      </w:r>
+      <w:proofErr w:type="spellEnd"/>
+      <w:r>
+        <w:rPr>
+          <w:rFonts w:hint="eastAsia"/>
+          <w:lang w:eastAsia="zh-CN"/>
+        </w:rPr>
+        <w:t xml:space="preserve"> was encouraging. [9] showed a flexible architecture that fused a large language model for radiology and a medical-adapted vision model to enhance medical QVA. [12] created a self-learning pipeline which provided data augmentation by generating open-ended questions and corresponding answers.</w:t>
       </w:r>
       <w:r>
         <w:rPr>
@@ -1735,14 +1783,46 @@
           <w:rFonts w:hint="eastAsia"/>
           <w:lang w:eastAsia="zh-CN"/>
         </w:rPr>
-        <w:t>Recently, [6] proposed UnICLAM, a unified and interpretable model for cross-modal learning in medical VQA. [7] contributed a multi-scale visual encoder framework and a language feature enhancement module to fulfill the information requirement in medical VQA.</w:t>
-      </w:r>
-      <w:r>
-        <w:rPr>
-          <w:rFonts w:hint="eastAsia"/>
-          <w:lang w:eastAsia="zh-CN"/>
-        </w:rPr>
-        <w:t xml:space="preserve"> MM-Tramba [13] based on </w:t>
+        <w:t xml:space="preserve">Recently, [6] proposed </w:t>
+      </w:r>
+      <w:proofErr w:type="spellStart"/>
+      <w:r>
+        <w:rPr>
+          <w:rFonts w:hint="eastAsia"/>
+          <w:lang w:eastAsia="zh-CN"/>
+        </w:rPr>
+        <w:t>UnICLAM</w:t>
+      </w:r>
+      <w:proofErr w:type="spellEnd"/>
+      <w:r>
+        <w:rPr>
+          <w:rFonts w:hint="eastAsia"/>
+          <w:lang w:eastAsia="zh-CN"/>
+        </w:rPr>
+        <w:t>, a unified and interpretable model for cross-modal learning in medical VQA. [7] contributed a multi-scale visual encoder framework and a language feature enhancement module to fulfill the information requirement in medical VQA.</w:t>
+      </w:r>
+      <w:r>
+        <w:rPr>
+          <w:rFonts w:hint="eastAsia"/>
+          <w:lang w:eastAsia="zh-CN"/>
+        </w:rPr>
+        <w:t xml:space="preserve"> MM-</w:t>
+      </w:r>
+      <w:proofErr w:type="spellStart"/>
+      <w:r>
+        <w:rPr>
+          <w:rFonts w:hint="eastAsia"/>
+          <w:lang w:eastAsia="zh-CN"/>
+        </w:rPr>
+        <w:t>Tramba</w:t>
+      </w:r>
+      <w:proofErr w:type="spellEnd"/>
+      <w:r>
+        <w:rPr>
+          <w:rFonts w:hint="eastAsia"/>
+          <w:lang w:eastAsia="zh-CN"/>
+        </w:rPr>
+        <w:t xml:space="preserve"> [13] based on </w:t>
       </w:r>
       <w:r>
         <w:rPr>
@@ -2624,7 +2704,39 @@
                                   <w:sz w:val="16"/>
                                   <w:szCs w:val="16"/>
                                 </w:rPr>
-                                <w:t>Text encoder from PubMedClip is less powerful for MedVQA; A lack of explainability.</w:t>
+                                <w:t xml:space="preserve">Text encoder from </w:t>
+                              </w:r>
+                              <w:proofErr w:type="spellStart"/>
+                              <w:r>
+                                <w:rPr>
+                                  <w:sz w:val="16"/>
+                                  <w:szCs w:val="16"/>
+                                </w:rPr>
+                                <w:t>PubMedClip</w:t>
+                              </w:r>
+                              <w:proofErr w:type="spellEnd"/>
+                              <w:r>
+                                <w:rPr>
+                                  <w:sz w:val="16"/>
+                                  <w:szCs w:val="16"/>
+                                </w:rPr>
+                                <w:t xml:space="preserve"> is less powerful for </w:t>
+                              </w:r>
+                              <w:proofErr w:type="spellStart"/>
+                              <w:r>
+                                <w:rPr>
+                                  <w:sz w:val="16"/>
+                                  <w:szCs w:val="16"/>
+                                </w:rPr>
+                                <w:t>MedVQA</w:t>
+                              </w:r>
+                              <w:proofErr w:type="spellEnd"/>
+                              <w:r>
+                                <w:rPr>
+                                  <w:sz w:val="16"/>
+                                  <w:szCs w:val="16"/>
+                                </w:rPr>
+                                <w:t>; A lack of explainability.</w:t>
                               </w:r>
                             </w:p>
                           </w:tc>
@@ -2699,7 +2811,25 @@
                                   <w:sz w:val="16"/>
                                   <w:szCs w:val="16"/>
                                 </w:rPr>
-                                <w:t xml:space="preserve">The ImageCLEF caption dataset used for pretraining is relatively small; the quality of the pretrained model might not be ideal. </w:t>
+                                <w:t xml:space="preserve">The </w:t>
+                              </w:r>
+                              <w:proofErr w:type="spellStart"/>
+                              <w:r>
+                                <w:rPr>
+                                  <w:color w:val="000000"/>
+                                  <w:sz w:val="16"/>
+                                  <w:szCs w:val="16"/>
+                                </w:rPr>
+                                <w:t>ImageCLEF</w:t>
+                              </w:r>
+                              <w:proofErr w:type="spellEnd"/>
+                              <w:r>
+                                <w:rPr>
+                                  <w:color w:val="000000"/>
+                                  <w:sz w:val="16"/>
+                                  <w:szCs w:val="16"/>
+                                </w:rPr>
+                                <w:t xml:space="preserve"> caption dataset used for pretraining is relatively small; the quality of the pretrained model might not be ideal. </w:t>
                               </w:r>
                             </w:p>
                           </w:tc>
@@ -3307,7 +3437,25 @@
                                   <w:sz w:val="16"/>
                                   <w:szCs w:val="16"/>
                                 </w:rPr>
-                                <w:t>Increased complexity that introduced by the attention mechanism and the image-question complementary loss. This model is not widely evaluated using datasets other than PathVQA and VQA-RAD, so the generality to unseen medical fields is unknown.</w:t>
+                                <w:t xml:space="preserve">Increased complexity that introduced by the attention mechanism and the image-question complementary loss. This model is not widely evaluated using datasets other than </w:t>
+                              </w:r>
+                              <w:proofErr w:type="spellStart"/>
+                              <w:r>
+                                <w:rPr>
+                                  <w:color w:val="000000"/>
+                                  <w:sz w:val="16"/>
+                                  <w:szCs w:val="16"/>
+                                </w:rPr>
+                                <w:t>PathVQA</w:t>
+                              </w:r>
+                              <w:proofErr w:type="spellEnd"/>
+                              <w:r>
+                                <w:rPr>
+                                  <w:color w:val="000000"/>
+                                  <w:sz w:val="16"/>
+                                  <w:szCs w:val="16"/>
+                                </w:rPr>
+                                <w:t xml:space="preserve"> and VQA-RAD, so the generality to unseen medical fields is unknown.</w:t>
                               </w:r>
                             </w:p>
                           </w:tc>
@@ -3503,6 +3651,7 @@
           <w:rFonts w:hint="eastAsia"/>
           <w:lang w:eastAsia="zh-CN"/>
         </w:rPr>
+        <w:lastRenderedPageBreak/>
         <w:t>Text-to-Image</w:t>
       </w:r>
     </w:p>
@@ -3658,7 +3807,23 @@
           <w:rFonts w:hint="eastAsia"/>
           <w:lang w:eastAsia="zh-CN"/>
         </w:rPr>
-        <w:t xml:space="preserve"> proposed MedCLIP, a CLIP-style approach in</w:t>
+        <w:t xml:space="preserve"> proposed </w:t>
+      </w:r>
+      <w:proofErr w:type="spellStart"/>
+      <w:r>
+        <w:rPr>
+          <w:rFonts w:hint="eastAsia"/>
+          <w:lang w:eastAsia="zh-CN"/>
+        </w:rPr>
+        <w:t>MedCLIP</w:t>
+      </w:r>
+      <w:proofErr w:type="spellEnd"/>
+      <w:r>
+        <w:rPr>
+          <w:rFonts w:hint="eastAsia"/>
+          <w:lang w:eastAsia="zh-CN"/>
+        </w:rPr>
+        <w:t>, a CLIP-style approach in</w:t>
       </w:r>
       <w:r>
         <w:rPr>
@@ -3924,17 +4089,17 @@
       </w:r>
       <w:r>
         <w:rPr>
-          <w:lang w:eastAsia="zh-CN"/>
-        </w:rPr>
-        <w:lastRenderedPageBreak/>
+          <w:noProof/>
+          <w:lang w:eastAsia="zh-CN"/>
+        </w:rPr>
         <w:drawing>
-          <wp:anchor distT="45720" distB="45720" distL="114300" distR="114300" simplePos="0" relativeHeight="251663872" behindDoc="0" locked="0" layoutInCell="1" allowOverlap="1" wp14:anchorId="754733E6" wp14:editId="116C95EB">
+          <wp:anchor distT="45720" distB="45720" distL="114300" distR="114300" simplePos="0" relativeHeight="251663872" behindDoc="0" locked="0" layoutInCell="1" allowOverlap="1" wp14:anchorId="754733E6" wp14:editId="707C7871">
             <wp:simplePos x="0" y="0"/>
             <wp:positionH relativeFrom="margin">
               <wp:align>right</wp:align>
             </wp:positionH>
             <wp:positionV relativeFrom="paragraph">
-              <wp:posOffset>258330</wp:posOffset>
+              <wp:posOffset>105410</wp:posOffset>
             </wp:positionV>
             <wp:extent cx="6336665" cy="4768850"/>
             <wp:effectExtent l="0" t="0" r="26035" b="12700"/>
@@ -4795,8 +4960,19 @@
                                   <w:sz w:val="16"/>
                                   <w:szCs w:val="16"/>
                                 </w:rPr>
-                                <w:t>The performance of various LLM gets improved equipped with BuimedRAG</w:t>
-                              </w:r>
+                                <w:t xml:space="preserve">The performance of various LLM gets improved equipped with </w:t>
+                              </w:r>
+                              <w:proofErr w:type="spellStart"/>
+                              <w:r>
+                                <w:rPr>
+                                  <w:rFonts w:hint="eastAsia"/>
+                                  <w:color w:val="000000"/>
+                                  <w:sz w:val="16"/>
+                                  <w:szCs w:val="16"/>
+                                </w:rPr>
+                                <w:t>BuimedRAG</w:t>
+                              </w:r>
+                              <w:proofErr w:type="spellEnd"/>
                             </w:p>
                           </w:tc>
                           <w:tc>
@@ -4821,7 +4997,47 @@
                                   <w:sz w:val="16"/>
                                   <w:szCs w:val="16"/>
                                 </w:rPr>
-                                <w:t>Word chunks are not good at preserving semantical relationships; the RAG retreival dataset is simplely built using validation set and lack of generalization.</w:t>
+                                <w:t xml:space="preserve">Word chunks are not good at preserving semantical relationships; the RAG </w:t>
+                              </w:r>
+                              <w:proofErr w:type="spellStart"/>
+                              <w:r>
+                                <w:rPr>
+                                  <w:rFonts w:hint="eastAsia"/>
+                                  <w:color w:val="000000"/>
+                                  <w:sz w:val="16"/>
+                                  <w:szCs w:val="16"/>
+                                </w:rPr>
+                                <w:t>retreival</w:t>
+                              </w:r>
+                              <w:proofErr w:type="spellEnd"/>
+                              <w:r>
+                                <w:rPr>
+                                  <w:rFonts w:hint="eastAsia"/>
+                                  <w:color w:val="000000"/>
+                                  <w:sz w:val="16"/>
+                                  <w:szCs w:val="16"/>
+                                </w:rPr>
+                                <w:t xml:space="preserve"> dataset is </w:t>
+                              </w:r>
+                              <w:proofErr w:type="spellStart"/>
+                              <w:r>
+                                <w:rPr>
+                                  <w:rFonts w:hint="eastAsia"/>
+                                  <w:color w:val="000000"/>
+                                  <w:sz w:val="16"/>
+                                  <w:szCs w:val="16"/>
+                                </w:rPr>
+                                <w:t>simplely</w:t>
+                              </w:r>
+                              <w:proofErr w:type="spellEnd"/>
+                              <w:r>
+                                <w:rPr>
+                                  <w:rFonts w:hint="eastAsia"/>
+                                  <w:color w:val="000000"/>
+                                  <w:sz w:val="16"/>
+                                  <w:szCs w:val="16"/>
+                                </w:rPr>
+                                <w:t xml:space="preserve"> built using validation set and lack of generalization.</w:t>
                               </w:r>
                             </w:p>
                           </w:tc>
@@ -4900,7 +5116,27 @@
                                   <w:sz w:val="16"/>
                                   <w:szCs w:val="16"/>
                                 </w:rPr>
-                                <w:t>The model was trainined using general domain dataset, efforts required to adapt medical domain knowledge.</w:t>
+                                <w:t xml:space="preserve">The model was </w:t>
+                              </w:r>
+                              <w:proofErr w:type="spellStart"/>
+                              <w:r>
+                                <w:rPr>
+                                  <w:rFonts w:hint="eastAsia"/>
+                                  <w:color w:val="000000"/>
+                                  <w:sz w:val="16"/>
+                                  <w:szCs w:val="16"/>
+                                </w:rPr>
+                                <w:t>trainined</w:t>
+                              </w:r>
+                              <w:proofErr w:type="spellEnd"/>
+                              <w:r>
+                                <w:rPr>
+                                  <w:rFonts w:hint="eastAsia"/>
+                                  <w:color w:val="000000"/>
+                                  <w:sz w:val="16"/>
+                                  <w:szCs w:val="16"/>
+                                </w:rPr>
+                                <w:t xml:space="preserve"> using general domain dataset, efforts required to adapt medical domain knowledge.</w:t>
                               </w:r>
                             </w:p>
                           </w:tc>
@@ -5022,7 +5258,23 @@
           <w:rFonts w:hint="eastAsia"/>
           <w:lang w:eastAsia="zh-CN"/>
         </w:rPr>
-        <w:t xml:space="preserve"> proposed MediSyn, a text-guided LDM-based image synthesizing model for multiple medical fields.</w:t>
+        <w:t xml:space="preserve"> proposed </w:t>
+      </w:r>
+      <w:proofErr w:type="spellStart"/>
+      <w:r>
+        <w:rPr>
+          <w:rFonts w:hint="eastAsia"/>
+          <w:lang w:eastAsia="zh-CN"/>
+        </w:rPr>
+        <w:t>MediSyn</w:t>
+      </w:r>
+      <w:proofErr w:type="spellEnd"/>
+      <w:r>
+        <w:rPr>
+          <w:rFonts w:hint="eastAsia"/>
+          <w:lang w:eastAsia="zh-CN"/>
+        </w:rPr>
+        <w:t>, a text-guided LDM-based image synthesizing model for multiple medical fields.</w:t>
       </w:r>
       <w:r>
         <w:rPr>
@@ -5156,7 +5408,7 @@
       <w:pPr>
         <w:pStyle w:val="BodyText"/>
         <w:rPr>
-          <w:lang w:eastAsia="zh-CN"/>
+          <w:lang w:val="en-CA" w:eastAsia="zh-CN"/>
         </w:rPr>
       </w:pPr>
       <w:r>
@@ -5169,7 +5421,21 @@
         <w:rPr>
           <w:lang w:val="en-CA" w:eastAsia="zh-CN"/>
         </w:rPr>
-        <w:t>PMC-OA[45] is a dataset with 1.6M image-caption pairs.</w:t>
+        <w:t>PMC-</w:t>
+      </w:r>
+      <w:proofErr w:type="gramStart"/>
+      <w:r>
+        <w:rPr>
+          <w:lang w:val="en-CA" w:eastAsia="zh-CN"/>
+        </w:rPr>
+        <w:t>OA[</w:t>
+      </w:r>
+      <w:proofErr w:type="gramEnd"/>
+      <w:r>
+        <w:rPr>
+          <w:lang w:val="en-CA" w:eastAsia="zh-CN"/>
+        </w:rPr>
+        <w:t>45] is a dataset with 1.6M image-caption pairs.</w:t>
       </w:r>
       <w:r>
         <w:rPr>
@@ -5181,27 +5447,121 @@
         <w:rPr>
           <w:lang w:val="en-CA" w:eastAsia="zh-CN"/>
         </w:rPr>
-        <w:t>VQA-RAD[46] and PathVQA[37] are two datasets for visual question answering. SLAKE[41] is another visual QA dataset in multiple medical fields. USMLE[50]</w:t>
-      </w:r>
-      <w:r>
-        <w:rPr>
-          <w:lang w:val="en-CA" w:eastAsia="zh-CN"/>
-        </w:rPr>
-        <w:t xml:space="preserve"> contains 11K MCQ question-answer pairs collected from the United States Medical License Exams. MIMIC-CXR and CheXpert[59] are two datasets with chest radiograph images.</w:t>
-      </w:r>
-      <w:r>
-        <w:rPr>
-          <w:rFonts w:hint="eastAsia"/>
-          <w:lang w:val="en-CA" w:eastAsia="zh-CN"/>
-        </w:rPr>
-        <w:t xml:space="preserve"> Kvasir</w:t>
-      </w:r>
-      <w:r>
-        <w:rPr>
-          <w:rFonts w:hint="eastAsia"/>
-          <w:lang w:val="en-CA" w:eastAsia="zh-CN"/>
-        </w:rPr>
-        <w:t xml:space="preserve">[66] provides images from </w:t>
+        <w:t>VQA-</w:t>
+      </w:r>
+      <w:proofErr w:type="gramStart"/>
+      <w:r>
+        <w:rPr>
+          <w:lang w:val="en-CA" w:eastAsia="zh-CN"/>
+        </w:rPr>
+        <w:t>RAD[</w:t>
+      </w:r>
+      <w:proofErr w:type="gramEnd"/>
+      <w:r>
+        <w:rPr>
+          <w:lang w:val="en-CA" w:eastAsia="zh-CN"/>
+        </w:rPr>
+        <w:t xml:space="preserve">46] and </w:t>
+      </w:r>
+      <w:proofErr w:type="spellStart"/>
+      <w:r>
+        <w:rPr>
+          <w:lang w:val="en-CA" w:eastAsia="zh-CN"/>
+        </w:rPr>
+        <w:t>PathVQA</w:t>
+      </w:r>
+      <w:proofErr w:type="spellEnd"/>
+      <w:r>
+        <w:rPr>
+          <w:lang w:val="en-CA" w:eastAsia="zh-CN"/>
+        </w:rPr>
+        <w:t xml:space="preserve">[37] are two datasets for visual question answering. </w:t>
+      </w:r>
+      <w:proofErr w:type="gramStart"/>
+      <w:r>
+        <w:rPr>
+          <w:lang w:val="en-CA" w:eastAsia="zh-CN"/>
+        </w:rPr>
+        <w:t>SLAKE[</w:t>
+      </w:r>
+      <w:proofErr w:type="gramEnd"/>
+      <w:r>
+        <w:rPr>
+          <w:lang w:val="en-CA" w:eastAsia="zh-CN"/>
+        </w:rPr>
+        <w:t xml:space="preserve">41] is another visual QA dataset in multiple medical fields. </w:t>
+      </w:r>
+      <w:proofErr w:type="gramStart"/>
+      <w:r>
+        <w:rPr>
+          <w:lang w:val="en-CA" w:eastAsia="zh-CN"/>
+        </w:rPr>
+        <w:t>USMLE[</w:t>
+      </w:r>
+      <w:proofErr w:type="gramEnd"/>
+      <w:r>
+        <w:rPr>
+          <w:lang w:val="en-CA" w:eastAsia="zh-CN"/>
+        </w:rPr>
+        <w:t>50]</w:t>
+      </w:r>
+      <w:r>
+        <w:rPr>
+          <w:lang w:val="en-CA" w:eastAsia="zh-CN"/>
+        </w:rPr>
+        <w:t xml:space="preserve"> contains 11K MCQ question-answer pairs collected from the United States Medical License Exams. MIMIC-CXR and </w:t>
+      </w:r>
+      <w:proofErr w:type="spellStart"/>
+      <w:proofErr w:type="gramStart"/>
+      <w:r>
+        <w:rPr>
+          <w:lang w:val="en-CA" w:eastAsia="zh-CN"/>
+        </w:rPr>
+        <w:t>CheXpert</w:t>
+      </w:r>
+      <w:proofErr w:type="spellEnd"/>
+      <w:r>
+        <w:rPr>
+          <w:lang w:val="en-CA" w:eastAsia="zh-CN"/>
+        </w:rPr>
+        <w:t>[</w:t>
+      </w:r>
+      <w:proofErr w:type="gramEnd"/>
+      <w:r>
+        <w:rPr>
+          <w:lang w:val="en-CA" w:eastAsia="zh-CN"/>
+        </w:rPr>
+        <w:t>59] are two datasets with chest radiograph images.</w:t>
+      </w:r>
+      <w:r>
+        <w:rPr>
+          <w:rFonts w:hint="eastAsia"/>
+          <w:lang w:val="en-CA" w:eastAsia="zh-CN"/>
+        </w:rPr>
+        <w:t xml:space="preserve"> </w:t>
+      </w:r>
+      <w:proofErr w:type="gramStart"/>
+      <w:r>
+        <w:rPr>
+          <w:rFonts w:hint="eastAsia"/>
+          <w:lang w:val="en-CA" w:eastAsia="zh-CN"/>
+        </w:rPr>
+        <w:t>Kvasir</w:t>
+      </w:r>
+      <w:r>
+        <w:rPr>
+          <w:rFonts w:hint="eastAsia"/>
+          <w:lang w:val="en-CA" w:eastAsia="zh-CN"/>
+        </w:rPr>
+        <w:t>[</w:t>
+      </w:r>
+      <w:proofErr w:type="gramEnd"/>
+      <w:r>
+        <w:rPr>
+          <w:rFonts w:hint="eastAsia"/>
+          <w:lang w:val="en-CA" w:eastAsia="zh-CN"/>
+        </w:rPr>
+        <w:t xml:space="preserve">66] provides images from </w:t>
       </w:r>
       <w:r>
         <w:rPr>
@@ -5228,14 +5588,175 @@
           <w:rFonts w:hint="eastAsia"/>
           <w:lang w:val="en-CA" w:eastAsia="zh-CN"/>
         </w:rPr>
-        <w:t xml:space="preserve"> tract.</w:t>
-      </w:r>
-      <w:r>
-        <w:rPr>
-          <w:rFonts w:hint="eastAsia"/>
-          <w:lang w:val="en-CA" w:eastAsia="zh-CN"/>
-        </w:rPr>
-        <w:t xml:space="preserve"> In this project, we will focus our research on the GI domain.</w:t>
+        <w:t xml:space="preserve"> tract</w:t>
+      </w:r>
+      <w:r>
+        <w:rPr>
+          <w:lang w:val="en-CA" w:eastAsia="zh-CN"/>
+        </w:rPr>
+        <w:t xml:space="preserve">, and Kvasir-VQA is another </w:t>
+      </w:r>
+      <w:r>
+        <w:rPr>
+          <w:lang w:val="en-CA" w:eastAsia="zh-CN"/>
+        </w:rPr>
+        <w:t xml:space="preserve">QA </w:t>
+      </w:r>
+      <w:r>
+        <w:rPr>
+          <w:lang w:val="en-CA" w:eastAsia="zh-CN"/>
+        </w:rPr>
+        <w:t>dataset</w:t>
+      </w:r>
+      <w:r>
+        <w:rPr>
+          <w:lang w:val="en-CA" w:eastAsia="zh-CN"/>
+        </w:rPr>
+        <w:t xml:space="preserve"> in this field</w:t>
+      </w:r>
+      <w:r>
+        <w:rPr>
+          <w:rFonts w:hint="eastAsia"/>
+          <w:lang w:val="en-CA" w:eastAsia="zh-CN"/>
+        </w:rPr>
+        <w:t>.</w:t>
+      </w:r>
+    </w:p>
+    <w:p>
+      <w:pPr>
+        <w:pStyle w:val="BodyText"/>
+        <w:rPr>
+          <w:lang w:val="en-CA" w:eastAsia="zh-CN"/>
+        </w:rPr>
+      </w:pPr>
+      <w:r>
+        <w:rPr>
+          <w:noProof/>
+        </w:rPr>
+        <w:drawing>
+          <wp:inline distT="0" distB="0" distL="0" distR="0" wp14:anchorId="700BF79F" wp14:editId="0E9917F1">
+            <wp:extent cx="3089910" cy="1325245"/>
+            <wp:effectExtent l="0" t="0" r="0" b="8255"/>
+            <wp:docPr id="8" name="Picture 1" descr="A close-up of a computer code&#10;&#10;Description automatically generated"/>
+            <wp:cNvGraphicFramePr>
+              <a:graphicFrameLocks xmlns:a="http://purl.oclc.org/ooxml/drawingml/main" noChangeAspect="1"/>
+            </wp:cNvGraphicFramePr>
+            <a:graphic xmlns:a="http://purl.oclc.org/ooxml/drawingml/main">
+              <a:graphicData uri="http://purl.oclc.org/ooxml/drawingml/picture">
+                <pic:pic xmlns:pic="http://purl.oclc.org/ooxml/drawingml/picture">
+                  <pic:nvPicPr>
+                    <pic:cNvPr id="8" name="Picture 1" descr="A close-up of a computer code&#10;&#10;Description automatically generated"/>
+                    <pic:cNvPicPr>
+                      <a:picLocks noChangeAspect="1" noChangeArrowheads="1"/>
+                    </pic:cNvPicPr>
+                  </pic:nvPicPr>
+                  <pic:blipFill>
+                    <a:blip r:embed="rId9" cstate="print"/>
+                    <a:srcRect/>
+                    <a:stretch>
+                      <a:fillRect/>
+                    </a:stretch>
+                  </pic:blipFill>
+                  <pic:spPr bwMode="auto">
+                    <a:xfrm>
+                      <a:off x="0" y="0"/>
+                      <a:ext cx="3089910" cy="1325245"/>
+                    </a:xfrm>
+                    <a:prstGeom prst="rect">
+                      <a:avLst/>
+                    </a:prstGeom>
+                    <a:noFill/>
+                    <a:ln w="9525">
+                      <a:noFill/>
+                      <a:miter lim="800%"/>
+                      <a:headEnd/>
+                      <a:tailEnd/>
+                    </a:ln>
+                  </pic:spPr>
+                </pic:pic>
+              </a:graphicData>
+            </a:graphic>
+          </wp:inline>
+        </w:drawing>
+      </w:r>
+    </w:p>
+    <w:p>
+      <w:pPr>
+        <w:pStyle w:val="BodyText"/>
+        <w:rPr>
+          <w:lang w:val="en-CA" w:eastAsia="zh-CN"/>
+        </w:rPr>
+      </w:pPr>
+    </w:p>
+    <w:p>
+      <w:pPr>
+        <w:pStyle w:val="BodyText"/>
+        <w:rPr>
+          <w:lang w:val="en-CA" w:eastAsia="zh-CN"/>
+        </w:rPr>
+      </w:pPr>
+      <w:r>
+        <w:rPr>
+          <w:noProof/>
+          <w:lang w:eastAsia="zh-CN"/>
+        </w:rPr>
+        <w:lastRenderedPageBreak/>
+        <w:drawing>
+          <wp:inline distT="0" distB="0" distL="0" distR="0" wp14:anchorId="5A4CD7C6" wp14:editId="5FB1490B">
+            <wp:extent cx="3009900" cy="1584325"/>
+            <wp:effectExtent l="0" t="0" r="0" b="0"/>
+            <wp:docPr id="1281390726" name="Picture 7" descr="A diagram of a wrapper&#10;&#10;Description automatically generated"/>
+            <wp:cNvGraphicFramePr>
+              <a:graphicFrameLocks xmlns:a="http://purl.oclc.org/ooxml/drawingml/main" noChangeAspect="1"/>
+            </wp:cNvGraphicFramePr>
+            <a:graphic xmlns:a="http://purl.oclc.org/ooxml/drawingml/main">
+              <a:graphicData uri="http://purl.oclc.org/ooxml/drawingml/picture">
+                <pic:pic xmlns:pic="http://purl.oclc.org/ooxml/drawingml/picture">
+                  <pic:nvPicPr>
+                    <pic:cNvPr id="1281390726" name="Picture 7" descr="A diagram of a wrapper&#10;&#10;Description automatically generated"/>
+                    <pic:cNvPicPr/>
+                  </pic:nvPicPr>
+                  <pic:blipFill>
+                    <a:blip r:embed="rId10" cstate="print">
+                      <a:extLst>
+                        <a:ext uri="{28A0092B-C50C-407E-A947-70E740481C1C}">
+                          <a14:useLocalDpi xmlns:a14="http://schemas.microsoft.com/office/drawing/2010/main" val="0"/>
+                        </a:ext>
+                      </a:extLst>
+                    </a:blip>
+                    <a:stretch>
+                      <a:fillRect/>
+                    </a:stretch>
+                  </pic:blipFill>
+                  <pic:spPr>
+                    <a:xfrm>
+                      <a:off x="0" y="0"/>
+                      <a:ext cx="3035688" cy="1597899"/>
+                    </a:xfrm>
+                    <a:prstGeom prst="rect">
+                      <a:avLst/>
+                    </a:prstGeom>
+                  </pic:spPr>
+                </pic:pic>
+              </a:graphicData>
+            </a:graphic>
+          </wp:inline>
+        </w:drawing>
+      </w:r>
+    </w:p>
+    <w:p>
+      <w:pPr>
+        <w:pStyle w:val="BodyText"/>
+        <w:jc w:val="center"/>
+        <w:rPr>
+          <w:lang w:val="en-CA" w:eastAsia="zh-CN"/>
+        </w:rPr>
+      </w:pPr>
+      <w:r>
+        <w:rPr>
+          <w:lang w:val="en-CA" w:eastAsia="zh-CN"/>
+        </w:rPr>
+        <w:t>Figure 1. Proposed VQA-T2I Integration for Medical Applications.</w:t>
       </w:r>
     </w:p>
     <w:p>
@@ -5293,7 +5814,59 @@
           <w:rFonts w:hint="eastAsia"/>
           <w:lang w:eastAsia="zh-CN"/>
         </w:rPr>
-        <w:t xml:space="preserve"> answers. Figure 1 illustrates the architecture. </w:t>
+        <w:t xml:space="preserve"> answer</w:t>
+      </w:r>
+      <w:r>
+        <w:rPr>
+          <w:lang w:eastAsia="zh-CN"/>
+        </w:rPr>
+        <w:t xml:space="preserve">ing, as shown in </w:t>
+      </w:r>
+      <w:r>
+        <w:rPr>
+          <w:rFonts w:hint="eastAsia"/>
+          <w:lang w:eastAsia="zh-CN"/>
+        </w:rPr>
+        <w:t>Figure 1</w:t>
+      </w:r>
+      <w:r>
+        <w:rPr>
+          <w:lang w:eastAsia="zh-CN"/>
+        </w:rPr>
+        <w:t>.</w:t>
+      </w:r>
+      <w:r>
+        <w:rPr>
+          <w:rFonts w:hint="eastAsia"/>
+          <w:lang w:eastAsia="zh-CN"/>
+        </w:rPr>
+        <w:t xml:space="preserve"> </w:t>
+      </w:r>
+      <w:r>
+        <w:rPr>
+          <w:lang w:eastAsia="zh-CN"/>
+        </w:rPr>
+        <w:t xml:space="preserve">Algorithm 1 </w:t>
+      </w:r>
+      <w:r>
+        <w:rPr>
+          <w:rFonts w:hint="eastAsia"/>
+          <w:lang w:eastAsia="zh-CN"/>
+        </w:rPr>
+        <w:t xml:space="preserve">illustrates </w:t>
+      </w:r>
+      <w:r>
+        <w:rPr>
+          <w:lang w:eastAsia="zh-CN"/>
+        </w:rPr>
+        <w:t>our PICO-driven method</w:t>
+      </w:r>
+      <w:r>
+        <w:rPr>
+          <w:rFonts w:hint="eastAsia"/>
+          <w:lang w:eastAsia="zh-CN"/>
+        </w:rPr>
+        <w:t xml:space="preserve">. </w:t>
       </w:r>
       <w:r>
         <w:rPr>
@@ -5393,50 +5966,31 @@
           <w:iCs w:val="0"/>
           <w:lang w:val="en-CA" w:eastAsia="zh-CN"/>
         </w:rPr>
-        <w:t xml:space="preserve"> LLM is employed to convert the query to the PICO format.</w:t>
-      </w:r>
-    </w:p>
-    <w:p>
-      <w:pPr>
-        <w:pStyle w:val="Heading3"/>
+        <w:t xml:space="preserve"> LLM</w:t>
+      </w:r>
+      <w:r>
         <w:rPr>
           <w:i w:val="0"/>
           <w:iCs w:val="0"/>
           <w:lang w:val="en-CA" w:eastAsia="zh-CN"/>
         </w:rPr>
-      </w:pPr>
-      <w:r>
-        <w:rPr>
-          <w:rFonts w:hint="eastAsia"/>
-          <w:lang w:val="en-CA" w:eastAsia="zh-CN"/>
-        </w:rPr>
-        <w:t xml:space="preserve">Context Retrieval: </w:t>
-      </w:r>
-      <w:r>
-        <w:rPr>
-          <w:rFonts w:hint="eastAsia"/>
+        <w:t xml:space="preserve">, </w:t>
+      </w:r>
+      <w:r>
+        <w:rPr>
           <w:i w:val="0"/>
           <w:iCs w:val="0"/>
           <w:lang w:val="en-CA" w:eastAsia="zh-CN"/>
         </w:rPr>
-        <w:t>The PICO-format questions are used to query relevant documents from the vector store.</w:t>
-      </w:r>
-    </w:p>
-    <w:p>
-      <w:pPr>
-        <w:pStyle w:val="Heading3"/>
+        <w:t>Qwen/Qwen3-0.6B</w:t>
+      </w:r>
+      <w:r>
         <w:rPr>
           <w:i w:val="0"/>
           <w:iCs w:val="0"/>
           <w:lang w:val="en-CA" w:eastAsia="zh-CN"/>
         </w:rPr>
-      </w:pPr>
-      <w:r>
-        <w:rPr>
-          <w:rFonts w:hint="eastAsia"/>
-          <w:lang w:val="en-CA" w:eastAsia="zh-CN"/>
-        </w:rPr>
-        <w:t xml:space="preserve">Answer Generate: </w:t>
+        <w:t xml:space="preserve"> from HuggingFace, </w:t>
       </w:r>
       <w:r>
         <w:rPr>
@@ -5445,33 +5999,23 @@
           <w:iCs w:val="0"/>
           <w:lang w:val="en-CA" w:eastAsia="zh-CN"/>
         </w:rPr>
-        <w:t>The context text and original query are combined into a prompt for the QA model. The QA model will generate the answer.</w:t>
-      </w:r>
-    </w:p>
-    <w:p>
-      <w:pPr>
-        <w:pStyle w:val="Heading3"/>
+        <w:t xml:space="preserve"> is employed to convert the query to the PICO format.</w:t>
+      </w:r>
+      <w:r>
         <w:rPr>
           <w:i w:val="0"/>
           <w:iCs w:val="0"/>
           <w:lang w:val="en-CA" w:eastAsia="zh-CN"/>
         </w:rPr>
-      </w:pPr>
-      <w:r>
-        <w:rPr>
-          <w:rFonts w:hint="eastAsia"/>
-          <w:lang w:val="en-CA" w:eastAsia="zh-CN"/>
-        </w:rPr>
-        <w:t xml:space="preserve">Response Visualization: </w:t>
-      </w:r>
-      <w:r>
-        <w:rPr>
-          <w:rFonts w:hint="eastAsia"/>
+        <w:t xml:space="preserve"> Fig. </w:t>
+      </w:r>
+      <w:r>
+        <w:rPr>
           <w:i w:val="0"/>
           <w:iCs w:val="0"/>
           <w:lang w:val="en-CA" w:eastAsia="zh-CN"/>
         </w:rPr>
-        <w:t>T</w:t>
+        <w:t>2</w:t>
       </w:r>
       <w:r>
         <w:rPr>
@@ -5479,16 +6023,97 @@
           <w:iCs w:val="0"/>
           <w:lang w:val="en-CA" w:eastAsia="zh-CN"/>
         </w:rPr>
-        <w:t>h</w:t>
-      </w:r>
-      <w:r>
-        <w:rPr>
-          <w:rFonts w:hint="eastAsia"/>
+        <w:t xml:space="preserve"> is an example of a prompt template used.</w:t>
+      </w:r>
+    </w:p>
+    <w:p>
+      <w:pPr>
+        <w:rPr>
+          <w:lang w:val="en-CA" w:eastAsia="zh-CN"/>
+        </w:rPr>
+      </w:pPr>
+      <w:r>
+        <w:rPr>
+          <w:noProof/>
+          <w:lang w:val="en-CA" w:eastAsia="zh-CN"/>
+        </w:rPr>
+        <w:drawing>
+          <wp:inline distT="0" distB="0" distL="0" distR="0" wp14:anchorId="4271C4E5" wp14:editId="219B6A6C">
+            <wp:extent cx="3089910" cy="1704340"/>
+            <wp:effectExtent l="0" t="0" r="0" b="0"/>
+            <wp:docPr id="1339126304" name="Picture 1" descr="A screenshot of a computer program&#10;&#10;Description automatically generated"/>
+            <wp:cNvGraphicFramePr>
+              <a:graphicFrameLocks xmlns:a="http://purl.oclc.org/ooxml/drawingml/main" noChangeAspect="1"/>
+            </wp:cNvGraphicFramePr>
+            <a:graphic xmlns:a="http://purl.oclc.org/ooxml/drawingml/main">
+              <a:graphicData uri="http://purl.oclc.org/ooxml/drawingml/picture">
+                <pic:pic xmlns:pic="http://purl.oclc.org/ooxml/drawingml/picture">
+                  <pic:nvPicPr>
+                    <pic:cNvPr id="1339126304" name="Picture 1" descr="A screenshot of a computer program&#10;&#10;Description automatically generated"/>
+                    <pic:cNvPicPr/>
+                  </pic:nvPicPr>
+                  <pic:blipFill>
+                    <a:blip r:embed="rId11"/>
+                    <a:stretch>
+                      <a:fillRect/>
+                    </a:stretch>
+                  </pic:blipFill>
+                  <pic:spPr>
+                    <a:xfrm>
+                      <a:off x="0" y="0"/>
+                      <a:ext cx="3089910" cy="1704340"/>
+                    </a:xfrm>
+                    <a:prstGeom prst="rect">
+                      <a:avLst/>
+                    </a:prstGeom>
+                  </pic:spPr>
+                </pic:pic>
+              </a:graphicData>
+            </a:graphic>
+          </wp:inline>
+        </w:drawing>
+      </w:r>
+    </w:p>
+    <w:p>
+      <w:pPr>
+        <w:rPr>
+          <w:lang w:val="en-CA" w:eastAsia="zh-CN"/>
+        </w:rPr>
+      </w:pPr>
+      <w:r>
+        <w:rPr>
+          <w:lang w:val="en-CA" w:eastAsia="zh-CN"/>
+        </w:rPr>
+        <w:t xml:space="preserve">Fig. </w:t>
+      </w:r>
+      <w:r>
+        <w:rPr>
+          <w:lang w:val="en-CA" w:eastAsia="zh-CN"/>
+        </w:rPr>
+        <w:t>2</w:t>
+      </w:r>
+      <w:r>
+        <w:rPr>
+          <w:lang w:val="en-CA" w:eastAsia="zh-CN"/>
+        </w:rPr>
+        <w:t xml:space="preserve"> Prompt template used to transfer the query to PICO format.</w:t>
+      </w:r>
+    </w:p>
+    <w:p>
+      <w:pPr>
+        <w:pStyle w:val="Heading3"/>
+        <w:rPr>
           <w:i w:val="0"/>
           <w:iCs w:val="0"/>
           <w:lang w:val="en-CA" w:eastAsia="zh-CN"/>
         </w:rPr>
-        <w:t>e text answer will be analyzed by the visualization module. Depending on the content, if a colonoscope image is implied, it will be generated by a finetuned text-to-image model; if a flowchart or other type of diagram is implied, MermaidJS API will be called to generate the image from the intermediate code generated by another LLM.</w:t>
+      </w:pPr>
+      <w:r>
+        <w:rPr>
+          <w:rFonts w:hint="eastAsia"/>
+          <w:lang w:val="en-CA" w:eastAsia="zh-CN"/>
+        </w:rPr>
+        <w:t xml:space="preserve">Context Retrieval: </w:t>
       </w:r>
       <w:r>
         <w:rPr>
@@ -5497,41 +6122,32 @@
           <w:iCs w:val="0"/>
           <w:lang w:val="en-CA" w:eastAsia="zh-CN"/>
         </w:rPr>
-        <w:t xml:space="preserve"> In both cases, the answer text will be used as a key to retrieve the vector database for presaved images.</w:t>
-      </w:r>
-    </w:p>
-    <w:p>
-      <w:pPr>
-        <w:pStyle w:val="Heading3"/>
-        <w:rPr>
-          <w:rFonts w:hint="eastAsia"/>
-          <w:lang w:val="en-CA" w:eastAsia="zh-CN"/>
-        </w:rPr>
-      </w:pPr>
-      <w:r>
-        <w:rPr>
-          <w:rFonts w:hint="eastAsia"/>
-          <w:lang w:val="en-CA" w:eastAsia="zh-CN"/>
-        </w:rPr>
-        <w:t xml:space="preserve">Answer Editor: </w:t>
-      </w:r>
-      <w:r>
-        <w:rPr>
-          <w:rFonts w:hint="eastAsia"/>
+        <w:t>The PICO-format questions are used to query relevant documents from the vector store.</w:t>
+      </w:r>
+      <w:r>
+        <w:rPr>
           <w:i w:val="0"/>
           <w:iCs w:val="0"/>
           <w:lang w:val="en-CA" w:eastAsia="zh-CN"/>
         </w:rPr>
-        <w:t xml:space="preserve">As the final stage, the answer editor will organize the text and visual content to generate a </w:t>
-      </w:r>
-      <w:r>
-        <w:rPr>
-          <w:rFonts w:hint="eastAsia"/>
+        <w:t xml:space="preserve"> We use ChromaDB with multimodal support as the vector database. A set of open-access papers related to colonic diseases was collected, and their text content and images were imported into ChromaDB. </w:t>
+      </w:r>
+    </w:p>
+    <w:p>
+      <w:pPr>
+        <w:pStyle w:val="Heading3"/>
+        <w:rPr>
           <w:i w:val="0"/>
           <w:iCs w:val="0"/>
           <w:lang w:val="en-CA" w:eastAsia="zh-CN"/>
         </w:rPr>
-        <w:t>well-</w:t>
+      </w:pPr>
+      <w:r>
+        <w:rPr>
+          <w:rFonts w:hint="eastAsia"/>
+          <w:lang w:val="en-CA" w:eastAsia="zh-CN"/>
+        </w:rPr>
+        <w:t xml:space="preserve">Answer Generate: </w:t>
       </w:r>
       <w:r>
         <w:rPr>
@@ -5540,34 +6156,1102 @@
           <w:iCs w:val="0"/>
           <w:lang w:val="en-CA" w:eastAsia="zh-CN"/>
         </w:rPr>
-        <w:t>formatted result.</w:t>
-      </w:r>
-    </w:p>
-    <w:p>
-      <w:pPr>
-        <w:rPr>
-          <w:lang w:val="en-CA" w:eastAsia="zh-CN"/>
-        </w:rPr>
-      </w:pPr>
-    </w:p>
-    <w:p>
-      <w:pPr>
-        <w:pStyle w:val="Heading2"/>
+        <w:t>The context text</w:t>
+      </w:r>
+      <w:r>
+        <w:rPr>
+          <w:i w:val="0"/>
+          <w:iCs w:val="0"/>
+          <w:lang w:val="en-CA" w:eastAsia="zh-CN"/>
+        </w:rPr>
+        <w:t xml:space="preserve"> retrieved from the vector database</w:t>
+      </w:r>
+      <w:r>
+        <w:rPr>
+          <w:rFonts w:hint="eastAsia"/>
+          <w:i w:val="0"/>
+          <w:iCs w:val="0"/>
+          <w:lang w:val="en-CA" w:eastAsia="zh-CN"/>
+        </w:rPr>
+        <w:t xml:space="preserve"> and </w:t>
+      </w:r>
+      <w:r>
+        <w:rPr>
+          <w:i w:val="0"/>
+          <w:iCs w:val="0"/>
+          <w:lang w:val="en-CA" w:eastAsia="zh-CN"/>
+        </w:rPr>
+        <w:t xml:space="preserve">the </w:t>
+      </w:r>
+      <w:r>
+        <w:rPr>
+          <w:rFonts w:hint="eastAsia"/>
+          <w:i w:val="0"/>
+          <w:iCs w:val="0"/>
+          <w:lang w:val="en-CA" w:eastAsia="zh-CN"/>
+        </w:rPr>
+        <w:t xml:space="preserve">original query are </w:t>
+      </w:r>
+      <w:r>
+        <w:rPr>
+          <w:i w:val="0"/>
+          <w:iCs w:val="0"/>
+          <w:lang w:val="en-CA" w:eastAsia="zh-CN"/>
+        </w:rPr>
+        <w:t>used to construct</w:t>
+      </w:r>
+      <w:r>
+        <w:rPr>
+          <w:rFonts w:hint="eastAsia"/>
+          <w:i w:val="0"/>
+          <w:iCs w:val="0"/>
+          <w:lang w:val="en-CA" w:eastAsia="zh-CN"/>
+        </w:rPr>
+        <w:t xml:space="preserve"> </w:t>
+      </w:r>
+      <w:r>
+        <w:rPr>
+          <w:i w:val="0"/>
+          <w:iCs w:val="0"/>
+          <w:lang w:val="en-CA" w:eastAsia="zh-CN"/>
+        </w:rPr>
+        <w:t>the</w:t>
+      </w:r>
+      <w:r>
+        <w:rPr>
+          <w:rFonts w:hint="eastAsia"/>
+          <w:i w:val="0"/>
+          <w:iCs w:val="0"/>
+          <w:lang w:val="en-CA" w:eastAsia="zh-CN"/>
+        </w:rPr>
+        <w:t xml:space="preserve"> prompt for the </w:t>
+      </w:r>
+      <w:r>
+        <w:rPr>
+          <w:i w:val="0"/>
+          <w:iCs w:val="0"/>
+          <w:lang w:val="en-CA" w:eastAsia="zh-CN"/>
+        </w:rPr>
+        <w:t>V</w:t>
+      </w:r>
+      <w:r>
+        <w:rPr>
+          <w:rFonts w:hint="eastAsia"/>
+          <w:i w:val="0"/>
+          <w:iCs w:val="0"/>
+          <w:lang w:val="en-CA" w:eastAsia="zh-CN"/>
+        </w:rPr>
+        <w:t>QA mod</w:t>
+      </w:r>
+      <w:r>
+        <w:rPr>
+          <w:i w:val="0"/>
+          <w:iCs w:val="0"/>
+          <w:lang w:val="en-CA" w:eastAsia="zh-CN"/>
+        </w:rPr>
+        <w:t>ule</w:t>
+      </w:r>
+      <w:r>
+        <w:rPr>
+          <w:rFonts w:hint="eastAsia"/>
+          <w:i w:val="0"/>
+          <w:iCs w:val="0"/>
+          <w:lang w:val="en-CA" w:eastAsia="zh-CN"/>
+        </w:rPr>
+        <w:t xml:space="preserve">. The </w:t>
+      </w:r>
+      <w:r>
+        <w:rPr>
+          <w:i w:val="0"/>
+          <w:iCs w:val="0"/>
+          <w:lang w:val="en-CA" w:eastAsia="zh-CN"/>
+        </w:rPr>
+        <w:t>V</w:t>
+      </w:r>
+      <w:r>
+        <w:rPr>
+          <w:rFonts w:hint="eastAsia"/>
+          <w:i w:val="0"/>
+          <w:iCs w:val="0"/>
+          <w:lang w:val="en-CA" w:eastAsia="zh-CN"/>
+        </w:rPr>
+        <w:t>QA mod</w:t>
+      </w:r>
+      <w:r>
+        <w:rPr>
+          <w:i w:val="0"/>
+          <w:iCs w:val="0"/>
+          <w:lang w:val="en-CA" w:eastAsia="zh-CN"/>
+        </w:rPr>
+        <w:t>ule</w:t>
+      </w:r>
+      <w:r>
+        <w:rPr>
+          <w:rFonts w:hint="eastAsia"/>
+          <w:i w:val="0"/>
+          <w:iCs w:val="0"/>
+          <w:lang w:val="en-CA" w:eastAsia="zh-CN"/>
+        </w:rPr>
+        <w:t xml:space="preserve"> will generate the answer</w:t>
+      </w:r>
+      <w:r>
+        <w:rPr>
+          <w:i w:val="0"/>
+          <w:iCs w:val="0"/>
+          <w:lang w:val="en-CA" w:eastAsia="zh-CN"/>
+        </w:rPr>
+        <w:t>, as shown in Fig.</w:t>
+      </w:r>
+      <w:r>
+        <w:rPr>
+          <w:i w:val="0"/>
+          <w:iCs w:val="0"/>
+          <w:lang w:val="en-CA" w:eastAsia="zh-CN"/>
+        </w:rPr>
+        <w:t>3</w:t>
+      </w:r>
+      <w:r>
+        <w:rPr>
+          <w:rFonts w:hint="eastAsia"/>
+          <w:i w:val="0"/>
+          <w:iCs w:val="0"/>
+          <w:lang w:val="en-CA" w:eastAsia="zh-CN"/>
+        </w:rPr>
+        <w:t>.</w:t>
+      </w:r>
+      <w:r>
+        <w:rPr>
+          <w:i w:val="0"/>
+          <w:iCs w:val="0"/>
+          <w:lang w:val="en-CA" w:eastAsia="zh-CN"/>
+        </w:rPr>
+        <w:t xml:space="preserve"> </w:t>
+      </w:r>
+      <w:r>
+        <w:rPr>
+          <w:i w:val="0"/>
+          <w:iCs w:val="0"/>
+          <w:lang w:val="en-CA" w:eastAsia="zh-CN"/>
+        </w:rPr>
+        <w:t>We fine-tuned the VQA model</w:t>
+      </w:r>
+      <w:r>
+        <w:rPr>
+          <w:i w:val="0"/>
+          <w:iCs w:val="0"/>
+          <w:lang w:val="en-CA" w:eastAsia="zh-CN"/>
+        </w:rPr>
+        <w:t xml:space="preserve"> based on Qwen2.5-VL-3B-Instruct using Kvasir-VQA dataset.</w:t>
+      </w:r>
+      <w:r>
+        <w:rPr>
+          <w:i w:val="0"/>
+          <w:iCs w:val="0"/>
+          <w:lang w:val="en-CA" w:eastAsia="zh-CN"/>
+        </w:rPr>
+        <w:t xml:space="preserve"> Table 3 shows the evaluation results of the finetuning.</w:t>
+      </w:r>
+    </w:p>
+    <w:p>
+      <w:pPr>
+        <w:pStyle w:val="Heading3"/>
+        <w:rPr>
+          <w:i w:val="0"/>
+          <w:iCs w:val="0"/>
+          <w:lang w:val="en-CA" w:eastAsia="zh-CN"/>
+        </w:rPr>
+      </w:pPr>
+      <w:r>
+        <w:rPr>
+          <w:rFonts w:hint="eastAsia"/>
+          <w:lang w:val="en-CA" w:eastAsia="zh-CN"/>
+        </w:rPr>
+        <w:t xml:space="preserve">Response Visualization: </w:t>
+      </w:r>
+      <w:r>
+        <w:rPr>
+          <w:rFonts w:hint="eastAsia"/>
+          <w:i w:val="0"/>
+          <w:iCs w:val="0"/>
+          <w:lang w:val="en-CA" w:eastAsia="zh-CN"/>
+        </w:rPr>
+        <w:t>T</w:t>
+      </w:r>
+      <w:r>
+        <w:rPr>
+          <w:i w:val="0"/>
+          <w:iCs w:val="0"/>
+          <w:lang w:val="en-CA" w:eastAsia="zh-CN"/>
+        </w:rPr>
+        <w:t>h</w:t>
+      </w:r>
+      <w:r>
+        <w:rPr>
+          <w:rFonts w:hint="eastAsia"/>
+          <w:i w:val="0"/>
+          <w:iCs w:val="0"/>
+          <w:lang w:val="en-CA" w:eastAsia="zh-CN"/>
+        </w:rPr>
+        <w:t>e text answer will be analyzed by the visualization module</w:t>
+      </w:r>
+      <w:r>
+        <w:rPr>
+          <w:i w:val="0"/>
+          <w:iCs w:val="0"/>
+          <w:lang w:val="en-CA" w:eastAsia="zh-CN"/>
+        </w:rPr>
+        <w:t xml:space="preserve"> as described in </w:t>
+      </w:r>
+      <w:r>
+        <w:rPr>
+          <w:i w:val="0"/>
+          <w:iCs w:val="0"/>
+          <w:lang w:val="en-CA" w:eastAsia="zh-CN"/>
+        </w:rPr>
+        <w:t>Algorithm 2</w:t>
+      </w:r>
+      <w:r>
+        <w:rPr>
+          <w:rFonts w:hint="eastAsia"/>
+          <w:i w:val="0"/>
+          <w:iCs w:val="0"/>
+          <w:lang w:val="en-CA" w:eastAsia="zh-CN"/>
+        </w:rPr>
+        <w:t xml:space="preserve">. </w:t>
+      </w:r>
+    </w:p>
+    <w:p>
+      <w:pPr>
+        <w:rPr>
+          <w:lang w:val="en-CA" w:eastAsia="zh-CN"/>
+        </w:rPr>
+      </w:pPr>
+    </w:p>
+    <w:p>
+      <w:pPr>
+        <w:rPr>
+          <w:lang w:val="en-CA" w:eastAsia="zh-CN"/>
+        </w:rPr>
+      </w:pPr>
+    </w:p>
+    <w:p>
+      <w:pPr>
+        <w:rPr>
+          <w:lang w:val="en-CA" w:eastAsia="zh-CN"/>
+        </w:rPr>
+      </w:pPr>
+    </w:p>
+    <w:p>
+      <w:pPr>
+        <w:rPr>
+          <w:lang w:val="en-CA" w:eastAsia="zh-CN"/>
+        </w:rPr>
+      </w:pPr>
+    </w:p>
+    <w:p>
+      <w:pPr>
+        <w:pStyle w:val="Caption"/>
+        <w:keepNext/>
+      </w:pPr>
+      <w:r>
+        <w:t xml:space="preserve">Table </w:t>
+      </w:r>
+      <w:fldSimple w:instr=" SEQ Table \* ARABIC ">
+        <w:r>
+          <w:rPr>
+            <w:noProof/>
+          </w:rPr>
+          <w:t>3</w:t>
+        </w:r>
+      </w:fldSimple>
+      <w:r>
+        <w:t xml:space="preserve"> </w:t>
+      </w:r>
+      <w:r>
+        <w:t xml:space="preserve">Qualitative </w:t>
+      </w:r>
+      <w:r>
+        <w:t>Measurements of the Fine-tuned VQA Mode</w:t>
+      </w:r>
+      <w:r>
+        <w:t>.</w:t>
+      </w:r>
+    </w:p>
+    <w:tbl>
+      <w:tblPr>
+        <w:tblStyle w:val="TableGrid"/>
+        <w:tblW w:w="0pt" w:type="auto"/>
+        <w:jc w:val="center"/>
+        <w:tblLook w:firstRow="1" w:lastRow="0" w:firstColumn="1" w:lastColumn="0" w:noHBand="0" w:noVBand="1"/>
+      </w:tblPr>
+      <w:tblGrid>
+        <w:gridCol w:w="1271"/>
+        <w:gridCol w:w="1701"/>
+      </w:tblGrid>
+      <w:tr>
+        <w:trPr>
+          <w:jc w:val="center"/>
+        </w:trPr>
+        <w:tc>
+          <w:tcPr>
+            <w:tcW w:w="63.55pt" w:type="dxa"/>
+          </w:tcPr>
+          <w:p>
+            <w:pPr>
+              <w:rPr>
+                <w:b/>
+                <w:bCs/>
+                <w:lang w:val="en-CA" w:eastAsia="zh-CN"/>
+              </w:rPr>
+            </w:pPr>
+            <w:r>
+              <w:rPr>
+                <w:b/>
+                <w:bCs/>
+                <w:lang w:val="en-CA" w:eastAsia="zh-CN"/>
+              </w:rPr>
+              <w:t>Metrics</w:t>
+            </w:r>
+          </w:p>
+        </w:tc>
+        <w:tc>
+          <w:tcPr>
+            <w:tcW w:w="85.05pt" w:type="dxa"/>
+          </w:tcPr>
+          <w:p>
+            <w:pPr>
+              <w:rPr>
+                <w:b/>
+                <w:bCs/>
+                <w:lang w:val="en-CA" w:eastAsia="zh-CN"/>
+              </w:rPr>
+            </w:pPr>
+            <w:r>
+              <w:rPr>
+                <w:b/>
+                <w:bCs/>
+                <w:lang w:val="en-CA" w:eastAsia="zh-CN"/>
+              </w:rPr>
+              <w:t>Value</w:t>
+            </w:r>
+          </w:p>
+        </w:tc>
+      </w:tr>
+      <w:tr>
+        <w:trPr>
+          <w:jc w:val="center"/>
+        </w:trPr>
+        <w:tc>
+          <w:tcPr>
+            <w:tcW w:w="63.55pt" w:type="dxa"/>
+          </w:tcPr>
+          <w:p>
+            <w:pPr>
+              <w:rPr>
+                <w:lang w:val="en-CA" w:eastAsia="zh-CN"/>
+              </w:rPr>
+            </w:pPr>
+            <w:r>
+              <w:rPr>
+                <w:lang w:val="en-CA" w:eastAsia="zh-CN"/>
+              </w:rPr>
+              <w:t>Rouge1</w:t>
+            </w:r>
+          </w:p>
+        </w:tc>
+        <w:tc>
+          <w:tcPr>
+            <w:tcW w:w="85.05pt" w:type="dxa"/>
+          </w:tcPr>
+          <w:p>
+            <w:pPr>
+              <w:rPr>
+                <w:lang w:val="en-CA" w:eastAsia="zh-CN"/>
+              </w:rPr>
+            </w:pPr>
+            <w:r>
+              <w:rPr>
+                <w:lang w:val="en-CA" w:eastAsia="zh-CN"/>
+              </w:rPr>
+              <w:t>0.73</w:t>
+            </w:r>
+          </w:p>
+        </w:tc>
+      </w:tr>
+      <w:tr>
+        <w:trPr>
+          <w:jc w:val="center"/>
+        </w:trPr>
+        <w:tc>
+          <w:tcPr>
+            <w:tcW w:w="63.55pt" w:type="dxa"/>
+          </w:tcPr>
+          <w:p>
+            <w:pPr>
+              <w:rPr>
+                <w:lang w:val="en-CA" w:eastAsia="zh-CN"/>
+              </w:rPr>
+            </w:pPr>
+            <w:r>
+              <w:rPr>
+                <w:lang w:val="en-CA" w:eastAsia="zh-CN"/>
+              </w:rPr>
+              <w:t>Rouge2</w:t>
+            </w:r>
+          </w:p>
+        </w:tc>
+        <w:tc>
+          <w:tcPr>
+            <w:tcW w:w="85.05pt" w:type="dxa"/>
+          </w:tcPr>
+          <w:p>
+            <w:pPr>
+              <w:rPr>
+                <w:lang w:val="en-CA" w:eastAsia="zh-CN"/>
+              </w:rPr>
+            </w:pPr>
+            <w:r>
+              <w:rPr>
+                <w:lang w:val="en-CA" w:eastAsia="zh-CN"/>
+              </w:rPr>
+              <w:t>0.54</w:t>
+            </w:r>
+          </w:p>
+        </w:tc>
+      </w:tr>
+      <w:tr>
+        <w:trPr>
+          <w:jc w:val="center"/>
+        </w:trPr>
+        <w:tc>
+          <w:tcPr>
+            <w:tcW w:w="63.55pt" w:type="dxa"/>
+          </w:tcPr>
+          <w:p>
+            <w:pPr>
+              <w:rPr>
+                <w:lang w:val="en-CA" w:eastAsia="zh-CN"/>
+              </w:rPr>
+            </w:pPr>
+            <w:proofErr w:type="spellStart"/>
+            <w:r>
+              <w:rPr>
+                <w:lang w:val="en-CA" w:eastAsia="zh-CN"/>
+              </w:rPr>
+              <w:t>RougeL</w:t>
+            </w:r>
+            <w:proofErr w:type="spellEnd"/>
+          </w:p>
+        </w:tc>
+        <w:tc>
+          <w:tcPr>
+            <w:tcW w:w="85.05pt" w:type="dxa"/>
+          </w:tcPr>
+          <w:p>
+            <w:pPr>
+              <w:rPr>
+                <w:lang w:val="en-CA" w:eastAsia="zh-CN"/>
+              </w:rPr>
+            </w:pPr>
+            <w:r>
+              <w:rPr>
+                <w:lang w:val="en-CA" w:eastAsia="zh-CN"/>
+              </w:rPr>
+              <w:t>0.70</w:t>
+            </w:r>
+          </w:p>
+        </w:tc>
+      </w:tr>
+      <w:tr>
+        <w:trPr>
+          <w:jc w:val="center"/>
+        </w:trPr>
+        <w:tc>
+          <w:tcPr>
+            <w:tcW w:w="63.55pt" w:type="dxa"/>
+          </w:tcPr>
+          <w:p>
+            <w:pPr>
+              <w:rPr>
+                <w:lang w:val="en-CA" w:eastAsia="zh-CN"/>
+              </w:rPr>
+            </w:pPr>
+            <w:r>
+              <w:rPr>
+                <w:lang w:val="en-CA" w:eastAsia="zh-CN"/>
+              </w:rPr>
+              <w:t>Bert-F1</w:t>
+            </w:r>
+          </w:p>
+        </w:tc>
+        <w:tc>
+          <w:tcPr>
+            <w:tcW w:w="85.05pt" w:type="dxa"/>
+          </w:tcPr>
+          <w:p>
+            <w:pPr>
+              <w:rPr>
+                <w:lang w:val="en-CA" w:eastAsia="zh-CN"/>
+              </w:rPr>
+            </w:pPr>
+            <w:r>
+              <w:rPr>
+                <w:lang w:val="en-CA" w:eastAsia="zh-CN"/>
+              </w:rPr>
+              <w:t>0.75</w:t>
+            </w:r>
+          </w:p>
+        </w:tc>
+      </w:tr>
+    </w:tbl>
+    <w:p>
+      <w:pPr>
+        <w:rPr>
+          <w:lang w:eastAsia="zh-CN"/>
+        </w:rPr>
+      </w:pPr>
+    </w:p>
+    <w:p>
+      <w:pPr>
+        <w:rPr>
+          <w:lang w:val="en-CA" w:eastAsia="zh-CN"/>
+        </w:rPr>
+      </w:pPr>
+      <w:r>
+        <w:rPr>
+          <w:noProof/>
+          <w:lang w:val="en-CA" w:eastAsia="zh-CN"/>
+        </w:rPr>
+        <w:drawing>
+          <wp:inline distT="0" distB="0" distL="0" distR="0" wp14:anchorId="624E73EB" wp14:editId="76C1F188">
+            <wp:extent cx="2737757" cy="2962809"/>
+            <wp:effectExtent l="0" t="0" r="0" b="0"/>
+            <wp:docPr id="741272113" name="Picture 1" descr="A screenshot of a computer program&#10;&#10;Description automatically generated"/>
+            <wp:cNvGraphicFramePr>
+              <a:graphicFrameLocks xmlns:a="http://purl.oclc.org/ooxml/drawingml/main" noChangeAspect="1"/>
+            </wp:cNvGraphicFramePr>
+            <a:graphic xmlns:a="http://purl.oclc.org/ooxml/drawingml/main">
+              <a:graphicData uri="http://purl.oclc.org/ooxml/drawingml/picture">
+                <pic:pic xmlns:pic="http://purl.oclc.org/ooxml/drawingml/picture">
+                  <pic:nvPicPr>
+                    <pic:cNvPr id="741272113" name="Picture 1" descr="A screenshot of a computer program&#10;&#10;Description automatically generated"/>
+                    <pic:cNvPicPr/>
+                  </pic:nvPicPr>
+                  <pic:blipFill>
+                    <a:blip r:embed="rId12"/>
+                    <a:stretch>
+                      <a:fillRect/>
+                    </a:stretch>
+                  </pic:blipFill>
+                  <pic:spPr>
+                    <a:xfrm>
+                      <a:off x="0" y="0"/>
+                      <a:ext cx="2756781" cy="2983397"/>
+                    </a:xfrm>
+                    <a:prstGeom prst="rect">
+                      <a:avLst/>
+                    </a:prstGeom>
+                  </pic:spPr>
+                </pic:pic>
+              </a:graphicData>
+            </a:graphic>
+          </wp:inline>
+        </w:drawing>
+      </w:r>
+    </w:p>
+    <w:p>
+      <w:pPr>
+        <w:rPr>
+          <w:lang w:val="en-CA" w:eastAsia="zh-CN"/>
+        </w:rPr>
+      </w:pPr>
+      <w:r>
+        <w:rPr>
+          <w:lang w:val="en-CA" w:eastAsia="zh-CN"/>
+        </w:rPr>
+        <w:t xml:space="preserve">Fig. </w:t>
+      </w:r>
+      <w:r>
+        <w:rPr>
+          <w:lang w:val="en-CA" w:eastAsia="zh-CN"/>
+        </w:rPr>
+        <w:t>3</w:t>
+      </w:r>
+      <w:r>
+        <w:rPr>
+          <w:lang w:val="en-CA" w:eastAsia="zh-CN"/>
+        </w:rPr>
+        <w:t xml:space="preserve"> Implementation example of answer generating</w:t>
+      </w:r>
+    </w:p>
+    <w:p>
+      <w:pPr>
+        <w:rPr>
+          <w:lang w:val="en-CA" w:eastAsia="zh-CN"/>
+        </w:rPr>
+      </w:pPr>
+    </w:p>
+    <w:p>
+      <w:pPr>
+        <w:pStyle w:val="Heading3"/>
         <w:numPr>
           <w:ilvl w:val="0"/>
           <w:numId w:val="0"/>
         </w:numPr>
         <w:rPr>
-          <w:lang w:val="en-CA" w:eastAsia="zh-CN"/>
-        </w:rPr>
-        <w:sectPr>
-          <w:type w:val="continuous"/>
-          <w:pgSz w:w="595.30pt" w:h="841.90pt" w:code="9"/>
-          <w:pgMar w:top="54pt" w:right="45.35pt" w:bottom="72pt" w:left="45.35pt" w:header="36pt" w:footer="36pt" w:gutter="0pt"/>
-          <w:cols w:num="2" w:space="18pt"/>
-          <w:docGrid w:linePitch="360"/>
-        </w:sectPr>
-      </w:pPr>
+          <w:lang w:eastAsia="zh-CN"/>
+        </w:rPr>
+      </w:pPr>
+    </w:p>
+    <w:p>
+      <w:pPr>
+        <w:jc w:val="both"/>
+        <w:rPr>
+          <w:lang w:eastAsia="zh-CN"/>
+        </w:rPr>
+      </w:pPr>
+      <w:r>
+        <w:rPr>
+          <w:lang w:eastAsia="zh-CN"/>
+        </w:rPr>
+        <w:t>Algorithm 2 is the part that will generate the image from the focused PICO prompt and that is why we call it the text-to-image composer:</w:t>
+      </w:r>
+    </w:p>
+    <w:p>
+      <w:pPr>
+        <w:jc w:val="both"/>
+        <w:rPr>
+          <w:lang w:eastAsia="zh-CN"/>
+        </w:rPr>
+      </w:pPr>
+      <w:r>
+        <w:rPr>
+          <w:noProof/>
+          <w:lang w:eastAsia="zh-CN"/>
+        </w:rPr>
+        <w:drawing>
+          <wp:inline distT="0" distB="0" distL="0" distR="0" wp14:anchorId="095BF595" wp14:editId="103A3941">
+            <wp:extent cx="3084037" cy="1748366"/>
+            <wp:effectExtent l="19050" t="0" r="2063" b="0"/>
+            <wp:docPr id="9" name="Picture 2" descr="A screenshot of a computer program&#10;&#10;Description automatically generated"/>
+            <wp:cNvGraphicFramePr>
+              <a:graphicFrameLocks xmlns:a="http://purl.oclc.org/ooxml/drawingml/main" noChangeAspect="1"/>
+            </wp:cNvGraphicFramePr>
+            <a:graphic xmlns:a="http://purl.oclc.org/ooxml/drawingml/main">
+              <a:graphicData uri="http://purl.oclc.org/ooxml/drawingml/picture">
+                <pic:pic xmlns:pic="http://purl.oclc.org/ooxml/drawingml/picture">
+                  <pic:nvPicPr>
+                    <pic:cNvPr id="9" name="Picture 2" descr="A screenshot of a computer program&#10;&#10;Description automatically generated"/>
+                    <pic:cNvPicPr>
+                      <a:picLocks noChangeAspect="1" noChangeArrowheads="1"/>
+                    </pic:cNvPicPr>
+                  </pic:nvPicPr>
+                  <pic:blipFill>
+                    <a:blip r:embed="rId13" cstate="print"/>
+                    <a:srcRect/>
+                    <a:stretch>
+                      <a:fillRect/>
+                    </a:stretch>
+                  </pic:blipFill>
+                  <pic:spPr bwMode="auto">
+                    <a:xfrm>
+                      <a:off x="0" y="0"/>
+                      <a:ext cx="3084476" cy="1748615"/>
+                    </a:xfrm>
+                    <a:prstGeom prst="rect">
+                      <a:avLst/>
+                    </a:prstGeom>
+                    <a:noFill/>
+                    <a:ln w="9525">
+                      <a:noFill/>
+                      <a:miter lim="800%"/>
+                      <a:headEnd/>
+                      <a:tailEnd/>
+                    </a:ln>
+                  </pic:spPr>
+                </pic:pic>
+              </a:graphicData>
+            </a:graphic>
+          </wp:inline>
+        </w:drawing>
+      </w:r>
+    </w:p>
+    <w:p>
+      <w:pPr>
+        <w:pStyle w:val="Heading3"/>
+        <w:numPr>
+          <w:ilvl w:val="0"/>
+          <w:numId w:val="0"/>
+        </w:numPr>
+        <w:rPr>
+          <w:i w:val="0"/>
+          <w:iCs w:val="0"/>
+          <w:lang w:val="en-CA" w:eastAsia="zh-CN"/>
+        </w:rPr>
+      </w:pPr>
+    </w:p>
+    <w:p>
+      <w:pPr>
+        <w:pStyle w:val="Heading3"/>
+        <w:numPr>
+          <w:ilvl w:val="0"/>
+          <w:numId w:val="0"/>
+        </w:numPr>
+        <w:rPr>
+          <w:lang w:eastAsia="zh-CN"/>
+        </w:rPr>
+      </w:pPr>
+      <w:r>
+        <w:rPr>
+          <w:i w:val="0"/>
+          <w:iCs w:val="0"/>
+          <w:lang w:val="en-CA" w:eastAsia="zh-CN"/>
+        </w:rPr>
+        <w:t>Indeed</w:t>
+      </w:r>
+      <w:r>
+        <w:rPr>
+          <w:i w:val="0"/>
+          <w:iCs w:val="0"/>
+          <w:lang w:val="en-CA" w:eastAsia="zh-CN"/>
+        </w:rPr>
+        <w:t>,</w:t>
+      </w:r>
+      <w:r>
+        <w:rPr>
+          <w:i w:val="0"/>
+          <w:iCs w:val="0"/>
+          <w:lang w:val="en-CA" w:eastAsia="zh-CN"/>
+        </w:rPr>
+        <w:t xml:space="preserve"> composing </w:t>
+      </w:r>
+      <w:r>
+        <w:rPr>
+          <w:i w:val="0"/>
+          <w:iCs w:val="0"/>
+          <w:lang w:val="en-CA" w:eastAsia="zh-CN"/>
+        </w:rPr>
+        <w:t xml:space="preserve">a </w:t>
+      </w:r>
+      <w:r>
+        <w:rPr>
+          <w:i w:val="0"/>
+          <w:iCs w:val="0"/>
+          <w:lang w:val="en-CA" w:eastAsia="zh-CN"/>
+        </w:rPr>
+        <w:t xml:space="preserve">detailed anatomy image requires relevant </w:t>
+      </w:r>
+      <w:r>
+        <w:rPr>
+          <w:i w:val="0"/>
+          <w:iCs w:val="0"/>
+          <w:lang w:val="en-CA" w:eastAsia="zh-CN"/>
+        </w:rPr>
+        <w:t>medical</w:t>
+      </w:r>
+      <w:r>
+        <w:rPr>
+          <w:i w:val="0"/>
+          <w:iCs w:val="0"/>
+          <w:lang w:val="en-CA" w:eastAsia="zh-CN"/>
+        </w:rPr>
+        <w:t xml:space="preserve"> datasets. For the purpose of testing our algorithm 2</w:t>
+      </w:r>
+      <w:r>
+        <w:rPr>
+          <w:i w:val="0"/>
+          <w:iCs w:val="0"/>
+          <w:lang w:val="en-CA" w:eastAsia="zh-CN"/>
+        </w:rPr>
+        <w:t>,</w:t>
+      </w:r>
+      <w:r>
+        <w:rPr>
+          <w:i w:val="0"/>
+          <w:iCs w:val="0"/>
+          <w:lang w:val="en-CA" w:eastAsia="zh-CN"/>
+        </w:rPr>
+        <w:t xml:space="preserve"> we used the KVASIR_VQA</w:t>
+      </w:r>
+      <w:r>
+        <w:rPr>
+          <w:i w:val="0"/>
+          <w:iCs w:val="0"/>
+          <w:lang w:val="en-CA" w:eastAsia="zh-CN"/>
+        </w:rPr>
+        <w:t>[</w:t>
+      </w:r>
+      <w:r>
+        <w:rPr>
+          <w:i w:val="0"/>
+          <w:iCs w:val="0"/>
+          <w:color w:val="FF0000"/>
+          <w:lang w:val="en-CA" w:eastAsia="zh-CN"/>
+        </w:rPr>
+        <w:t>\ref</w:t>
+      </w:r>
+      <w:r>
+        <w:rPr>
+          <w:i w:val="0"/>
+          <w:iCs w:val="0"/>
+          <w:lang w:val="en-CA" w:eastAsia="zh-CN"/>
+        </w:rPr>
+        <w:t>]</w:t>
+      </w:r>
+      <w:r>
+        <w:rPr>
+          <w:i w:val="0"/>
+          <w:iCs w:val="0"/>
+          <w:lang w:val="en-CA" w:eastAsia="zh-CN"/>
+        </w:rPr>
+        <w:t xml:space="preserve"> datast which can provide detailed </w:t>
+      </w:r>
+      <w:r>
+        <w:rPr>
+          <w:i w:val="0"/>
+          <w:iCs w:val="0"/>
+          <w:lang w:val="en-CA" w:eastAsia="zh-CN"/>
+        </w:rPr>
+        <w:t>anatomy</w:t>
+      </w:r>
+      <w:r>
+        <w:rPr>
+          <w:i w:val="0"/>
+          <w:iCs w:val="0"/>
+          <w:lang w:val="en-CA" w:eastAsia="zh-CN"/>
+        </w:rPr>
+        <w:t xml:space="preserve"> and conditions related to the colon. Knowing the relevant medical dataset, algorithm 2 </w:t>
+      </w:r>
+      <w:r>
+        <w:rPr>
+          <w:i w:val="0"/>
+          <w:iCs w:val="0"/>
+          <w:lang w:val="en-CA" w:eastAsia="zh-CN"/>
+        </w:rPr>
+        <w:t>starts</w:t>
+      </w:r>
+      <w:r>
+        <w:rPr>
+          <w:i w:val="0"/>
+          <w:iCs w:val="0"/>
+          <w:lang w:val="en-CA" w:eastAsia="zh-CN"/>
+        </w:rPr>
+        <w:t xml:space="preserve"> by fine-tuning To fine-tuning</w:t>
+      </w:r>
+      <w:r>
+        <w:rPr>
+          <w:i w:val="0"/>
+          <w:iCs w:val="0"/>
+          <w:lang w:val="en-CA" w:eastAsia="zh-CN"/>
+        </w:rPr>
+        <w:t xml:space="preserve"> </w:t>
+      </w:r>
+      <w:r>
+        <w:rPr>
+          <w:i w:val="0"/>
+          <w:iCs w:val="0"/>
+          <w:lang w:val="en-CA" w:eastAsia="zh-CN"/>
+        </w:rPr>
+        <w:t xml:space="preserve">the </w:t>
+      </w:r>
+      <w:r>
+        <w:rPr>
+          <w:lang w:eastAsia="zh-CN"/>
+        </w:rPr>
+        <w:t>llava-hf/llava-v1.6-mistral-7b-hf</w:t>
+      </w:r>
+      <w:r>
+        <w:rPr>
+          <w:lang w:val="en-CA" w:eastAsia="zh-CN"/>
+        </w:rPr>
+        <w:t xml:space="preserve"> </w:t>
+      </w:r>
+      <w:r>
+        <w:rPr>
+          <w:i w:val="0"/>
+          <w:iCs w:val="0"/>
+          <w:lang w:val="en-CA" w:eastAsia="zh-CN"/>
+        </w:rPr>
+        <w:t>from HuggingFace to caption images in the Kvasir dataset.</w:t>
+      </w:r>
+      <w:r>
+        <w:rPr>
+          <w:rFonts w:hint="eastAsia"/>
+          <w:i w:val="0"/>
+          <w:iCs w:val="0"/>
+          <w:lang w:val="en-CA" w:eastAsia="zh-CN"/>
+        </w:rPr>
+        <w:t xml:space="preserve"> </w:t>
+      </w:r>
+      <w:r>
+        <w:rPr>
+          <w:i w:val="0"/>
+          <w:iCs w:val="0"/>
+          <w:lang w:val="en-CA" w:eastAsia="zh-CN"/>
+        </w:rPr>
+        <w:t>On the other hand, i</w:t>
+      </w:r>
+      <w:r>
+        <w:rPr>
+          <w:rFonts w:hint="eastAsia"/>
+          <w:i w:val="0"/>
+          <w:iCs w:val="0"/>
+          <w:lang w:val="en-CA" w:eastAsia="zh-CN"/>
+        </w:rPr>
+        <w:t xml:space="preserve">f </w:t>
+      </w:r>
+      <w:r>
+        <w:rPr>
+          <w:i w:val="0"/>
+          <w:iCs w:val="0"/>
+          <w:lang w:val="en-CA" w:eastAsia="zh-CN"/>
+        </w:rPr>
+        <w:t xml:space="preserve">the synthesis requires illustration rather </w:t>
+      </w:r>
+      <w:r>
+        <w:rPr>
+          <w:i w:val="0"/>
+          <w:iCs w:val="0"/>
+          <w:lang w:val="en-CA" w:eastAsia="zh-CN"/>
+        </w:rPr>
+        <w:t>than a</w:t>
+      </w:r>
+      <w:r>
+        <w:rPr>
+          <w:i w:val="0"/>
+          <w:iCs w:val="0"/>
+          <w:lang w:val="en-CA" w:eastAsia="zh-CN"/>
+        </w:rPr>
+        <w:t xml:space="preserve"> synthesized image, then the </w:t>
+      </w:r>
+      <w:r>
+        <w:rPr>
+          <w:rFonts w:hint="eastAsia"/>
+          <w:i w:val="0"/>
+          <w:iCs w:val="0"/>
+          <w:lang w:val="en-CA" w:eastAsia="zh-CN"/>
+        </w:rPr>
+        <w:t>MermaidJS API will be called to generate the image</w:t>
+      </w:r>
+      <w:r>
+        <w:rPr>
+          <w:i w:val="0"/>
+          <w:iCs w:val="0"/>
+          <w:lang w:val="en-CA" w:eastAsia="zh-CN"/>
+        </w:rPr>
+        <w:t xml:space="preserve"> illustration</w:t>
+      </w:r>
+      <w:r>
+        <w:rPr>
+          <w:rFonts w:hint="eastAsia"/>
+          <w:i w:val="0"/>
+          <w:iCs w:val="0"/>
+          <w:lang w:val="en-CA" w:eastAsia="zh-CN"/>
+        </w:rPr>
+        <w:t xml:space="preserve"> from the intermediate code generated by </w:t>
+      </w:r>
+      <w:r>
+        <w:rPr>
+          <w:i w:val="0"/>
+          <w:iCs w:val="0"/>
+          <w:lang w:val="en-CA" w:eastAsia="zh-CN"/>
+        </w:rPr>
+        <w:t>our chosen</w:t>
+      </w:r>
+      <w:r>
+        <w:rPr>
+          <w:rFonts w:hint="eastAsia"/>
+          <w:i w:val="0"/>
+          <w:iCs w:val="0"/>
+          <w:lang w:val="en-CA" w:eastAsia="zh-CN"/>
+        </w:rPr>
+        <w:t xml:space="preserve"> LLM.</w:t>
+      </w:r>
+      <w:r>
+        <w:rPr>
+          <w:i w:val="0"/>
+          <w:iCs w:val="0"/>
+          <w:lang w:val="en-CA" w:eastAsia="zh-CN"/>
+        </w:rPr>
+        <w:t xml:space="preserve"> T</w:t>
+      </w:r>
+      <w:r>
+        <w:rPr>
+          <w:rFonts w:hint="eastAsia"/>
+          <w:i w:val="0"/>
+          <w:iCs w:val="0"/>
+          <w:lang w:val="en-CA" w:eastAsia="zh-CN"/>
+        </w:rPr>
+        <w:t>he answer text will be used as a key to retrieve the vector database for presaved images.</w:t>
+      </w:r>
+      <w:r>
+        <w:rPr>
+          <w:lang w:eastAsia="zh-CN"/>
+        </w:rPr>
+        <w:t xml:space="preserve"> </w:t>
+      </w:r>
+      <w:r>
+        <w:rPr>
+          <w:i w:val="0"/>
+          <w:iCs w:val="0"/>
+          <w:lang w:eastAsia="zh-CN"/>
+        </w:rPr>
+        <w:t xml:space="preserve">The </w:t>
+      </w:r>
+      <w:r>
+        <w:rPr>
+          <w:rFonts w:hint="eastAsia"/>
+          <w:lang w:val="en-CA" w:eastAsia="zh-CN"/>
+        </w:rPr>
+        <w:t>Answer Editor</w:t>
+      </w:r>
+      <w:r>
+        <w:rPr>
+          <w:lang w:val="en-CA" w:eastAsia="zh-CN"/>
+        </w:rPr>
+        <w:t xml:space="preserve"> </w:t>
+      </w:r>
+      <w:r>
+        <w:rPr>
+          <w:i w:val="0"/>
+          <w:iCs w:val="0"/>
+          <w:lang w:val="en-CA" w:eastAsia="zh-CN"/>
+        </w:rPr>
+        <w:lastRenderedPageBreak/>
+        <w:t>is</w:t>
+      </w:r>
+      <w:r>
+        <w:rPr>
+          <w:lang w:val="en-CA" w:eastAsia="zh-CN"/>
+        </w:rPr>
+        <w:t xml:space="preserve"> </w:t>
+      </w:r>
+      <w:r>
+        <w:rPr>
+          <w:rFonts w:hint="eastAsia"/>
+          <w:i w:val="0"/>
+          <w:iCs w:val="0"/>
+          <w:lang w:val="en-CA" w:eastAsia="zh-CN"/>
+        </w:rPr>
+        <w:t xml:space="preserve">the final stage, </w:t>
+      </w:r>
+      <w:r>
+        <w:rPr>
+          <w:i w:val="0"/>
+          <w:iCs w:val="0"/>
+          <w:lang w:val="en-CA" w:eastAsia="zh-CN"/>
+        </w:rPr>
+        <w:t xml:space="preserve">where </w:t>
+      </w:r>
+      <w:r>
+        <w:rPr>
+          <w:rFonts w:hint="eastAsia"/>
+          <w:i w:val="0"/>
+          <w:iCs w:val="0"/>
+          <w:lang w:val="en-CA" w:eastAsia="zh-CN"/>
+        </w:rPr>
+        <w:t>the answer editor will organize the text and visual content to generate a well-formatted result.</w:t>
+      </w:r>
     </w:p>
     <w:p>
       <w:pPr>
@@ -5649,7 +7333,7 @@
                             <w:rPr>
                               <w:noProof/>
                             </w:rPr>
-                            <w:t>3</w:t>
+                            <w:t>4</w:t>
                           </w:r>
                         </w:fldSimple>
                         <w:r>
@@ -5930,7 +7614,27 @@
                                   <w:szCs w:val="16"/>
                                 </w:rPr>
                                 <w:br/>
-                                <w:t>The image generation depended on the visual symption generator.</w:t>
+                                <w:t xml:space="preserve">The image generation depended on the visual </w:t>
+                              </w:r>
+                              <w:proofErr w:type="spellStart"/>
+                              <w:r>
+                                <w:rPr>
+                                  <w:rFonts w:hint="eastAsia"/>
+                                  <w:color w:val="000000"/>
+                                  <w:sz w:val="16"/>
+                                  <w:szCs w:val="16"/>
+                                </w:rPr>
+                                <w:t>symption</w:t>
+                              </w:r>
+                              <w:proofErr w:type="spellEnd"/>
+                              <w:r>
+                                <w:rPr>
+                                  <w:rFonts w:hint="eastAsia"/>
+                                  <w:color w:val="000000"/>
+                                  <w:sz w:val="16"/>
+                                  <w:szCs w:val="16"/>
+                                </w:rPr>
+                                <w:t xml:space="preserve"> generator.</w:t>
                               </w:r>
                             </w:p>
                           </w:tc>
@@ -6158,7 +7862,27 @@
                                   <w:sz w:val="16"/>
                                   <w:szCs w:val="16"/>
                                 </w:rPr>
-                                <w:t>The model was trained and evaluated using radiological data,and it is unknown how to would perform in other medical fields.</w:t>
+                                <w:t xml:space="preserve">The model was trained and evaluated using radiological </w:t>
+                              </w:r>
+                              <w:proofErr w:type="spellStart"/>
+                              <w:r>
+                                <w:rPr>
+                                  <w:rFonts w:hint="eastAsia"/>
+                                  <w:color w:val="000000"/>
+                                  <w:sz w:val="16"/>
+                                  <w:szCs w:val="16"/>
+                                </w:rPr>
+                                <w:t>data,and</w:t>
+                              </w:r>
+                              <w:proofErr w:type="spellEnd"/>
+                              <w:r>
+                                <w:rPr>
+                                  <w:rFonts w:hint="eastAsia"/>
+                                  <w:color w:val="000000"/>
+                                  <w:sz w:val="16"/>
+                                  <w:szCs w:val="16"/>
+                                </w:rPr>
+                                <w:t xml:space="preserve"> it is unknown how to would perform in other medical fields.</w:t>
                               </w:r>
                             </w:p>
                           </w:tc>
@@ -6654,7 +8378,27 @@
                                   <w:sz w:val="16"/>
                                   <w:szCs w:val="16"/>
                                 </w:rPr>
-                                <w:t>Imagen showed limitations when generating images of people,and its effectiveness in medical image synthesis is unknown.</w:t>
+                                <w:t xml:space="preserve">Imagen showed limitations when generating images of </w:t>
+                              </w:r>
+                              <w:proofErr w:type="spellStart"/>
+                              <w:r>
+                                <w:rPr>
+                                  <w:rFonts w:hint="eastAsia"/>
+                                  <w:color w:val="000000"/>
+                                  <w:sz w:val="16"/>
+                                  <w:szCs w:val="16"/>
+                                </w:rPr>
+                                <w:t>people,and</w:t>
+                              </w:r>
+                              <w:proofErr w:type="spellEnd"/>
+                              <w:r>
+                                <w:rPr>
+                                  <w:rFonts w:hint="eastAsia"/>
+                                  <w:color w:val="000000"/>
+                                  <w:sz w:val="16"/>
+                                  <w:szCs w:val="16"/>
+                                </w:rPr>
+                                <w:t xml:space="preserve"> its effectiveness in medical image synthesis is unknown.</w:t>
                               </w:r>
                             </w:p>
                           </w:tc>
@@ -6785,219 +8529,23 @@
     </w:p>
     <w:p>
       <w:pPr>
-        <w:jc w:val="start"/>
-        <w:rPr>
-          <w:lang w:val="en-CA" w:eastAsia="zh-CN"/>
-        </w:rPr>
-        <w:sectPr>
-          <w:type w:val="continuous"/>
-          <w:pgSz w:w="595.30pt" w:h="841.90pt" w:code="9"/>
-          <w:pgMar w:top="54pt" w:right="45.35pt" w:bottom="72pt" w:left="45.35pt" w:header="36pt" w:footer="36pt" w:gutter="0pt"/>
-          <w:cols w:space="18pt"/>
-          <w:docGrid w:linePitch="360"/>
-        </w:sectPr>
-      </w:pPr>
-    </w:p>
-    <w:p>
-      <w:pPr>
-        <w:jc w:val="start"/>
-        <w:rPr>
-          <w:lang w:val="en-CA"/>
-        </w:rPr>
-      </w:pPr>
-    </w:p>
-    <w:p>
-      <w:pPr>
-        <w:jc w:val="both"/>
-        <w:rPr>
-          <w:rFonts w:hint="eastAsia"/>
-          <w:lang w:val="en-CA" w:eastAsia="zh-CN"/>
-        </w:rPr>
-        <w:sectPr>
-          <w:type w:val="continuous"/>
-          <w:pgSz w:w="595.30pt" w:h="841.90pt" w:code="9"/>
-          <w:pgMar w:top="54pt" w:right="45.35pt" w:bottom="72pt" w:left="45.35pt" w:header="36pt" w:footer="36pt" w:gutter="0pt"/>
-          <w:cols w:num="2" w:space="18pt"/>
-          <w:docGrid w:linePitch="360"/>
-        </w:sectPr>
-      </w:pPr>
-    </w:p>
-    <w:p>
-      <w:pPr>
-        <w:jc w:val="start"/>
-        <w:rPr>
-          <w:rFonts w:hint="eastAsia"/>
-          <w:lang w:val="en-CA" w:eastAsia="zh-CN"/>
-        </w:rPr>
-        <w:sectPr>
-          <w:type w:val="continuous"/>
-          <w:pgSz w:w="595.30pt" w:h="841.90pt" w:code="9"/>
-          <w:pgMar w:top="54pt" w:right="45.35pt" w:bottom="72pt" w:left="45.35pt" w:header="36pt" w:footer="36pt" w:gutter="0pt"/>
-          <w:cols w:space="18pt"/>
-          <w:docGrid w:linePitch="360"/>
-        </w:sectPr>
-      </w:pPr>
-      <w:r>
-        <w:rPr>
-          <w:noProof/>
-        </w:rPr>
-        <w:drawing>
-          <wp:anchor distT="45720" distB="45720" distL="114300" distR="114300" simplePos="0" relativeHeight="251667968" behindDoc="0" locked="0" layoutInCell="1" allowOverlap="1" wp14:anchorId="0814CB0E" wp14:editId="62421C1A">
-            <wp:simplePos x="0" y="0"/>
-            <wp:positionH relativeFrom="margin">
-              <wp:align>right</wp:align>
-            </wp:positionH>
-            <wp:positionV relativeFrom="paragraph">
-              <wp:posOffset>55245</wp:posOffset>
-            </wp:positionV>
-            <wp:extent cx="6381750" cy="2576830"/>
-            <wp:effectExtent l="0" t="0" r="19050" b="13970"/>
-            <wp:wrapSquare wrapText="bothSides"/>
-            <wp:docPr id="15595385" name="Text Box 2"/>
-            <wp:cNvGraphicFramePr>
-              <a:graphicFrameLocks xmlns:a="http://purl.oclc.org/ooxml/drawingml/main"/>
-            </wp:cNvGraphicFramePr>
-            <a:graphic xmlns:a="http://purl.oclc.org/ooxml/drawingml/main">
-              <a:graphicData uri="http://schemas.microsoft.com/office/word/2010/wordprocessingShape">
-                <wp:wsp>
-                  <wp:cNvSpPr txBox="1">
-                    <a:spLocks noChangeArrowheads="1"/>
-                  </wp:cNvSpPr>
-                  <wp:spPr bwMode="auto">
-                    <a:xfrm>
-                      <a:off x="0" y="0"/>
-                      <a:ext cx="6381750" cy="2576830"/>
-                    </a:xfrm>
-                    <a:prstGeom prst="rect">
-                      <a:avLst/>
-                    </a:prstGeom>
-                    <a:solidFill>
-                      <a:srgbClr val="FFFFFF"/>
-                    </a:solidFill>
-                    <a:ln w="9525">
-                      <a:solidFill>
-                        <a:schemeClr val="tx1"/>
-                      </a:solidFill>
-                      <a:miter lim="800%"/>
-                      <a:headEnd/>
-                      <a:tailEnd/>
-                    </a:ln>
-                  </wp:spPr>
-                  <wp:txbx>
-                    <wne:txbxContent>
-                      <w:p>
-                        <w:pPr>
-                          <w:pStyle w:val="Caption"/>
-                        </w:pPr>
-                        <w:r>
-                          <w:t xml:space="preserve">Figure </w:t>
-                        </w:r>
-                        <w:fldSimple w:instr=" SEQ Figure \* ARABIC ">
-                          <w:r>
-                            <w:rPr>
-                              <w:noProof/>
-                            </w:rPr>
-                            <w:t>1</w:t>
-                          </w:r>
-                        </w:fldSimple>
-                        <w:r>
-                          <w:t xml:space="preserve"> System Structure</w:t>
-                        </w:r>
-                        <w:r>
-                          <w:t xml:space="preserve">. </w:t>
-                        </w:r>
-                      </w:p>
-                      <w:p>
-                        <w:pPr>
-                          <w:rPr>
-                            <w:lang w:val="en-CA"/>
-                          </w:rPr>
-                        </w:pPr>
-                        <w:r>
-                          <w:rPr>
-                            <w:noProof/>
-                            <w:lang w:val="en-CA"/>
-                          </w:rPr>
-                          <w:drawing>
-                            <wp:inline distT="0" distB="0" distL="0" distR="0" wp14:anchorId="572C3512" wp14:editId="3E7C8E79">
-                              <wp:extent cx="5821680" cy="2192020"/>
-                              <wp:effectExtent l="0" t="0" r="7620" b="0"/>
-                              <wp:docPr id="1982722131" name="Picture 6" descr="A screenshot of a computer&#10;&#10;Description automatically generated"/>
-                              <wp:cNvGraphicFramePr>
-                                <a:graphicFrameLocks xmlns:a="http://purl.oclc.org/ooxml/drawingml/main" noChangeAspect="1"/>
-                              </wp:cNvGraphicFramePr>
-                              <a:graphic xmlns:a="http://purl.oclc.org/ooxml/drawingml/main">
-                                <a:graphicData uri="http://purl.oclc.org/ooxml/drawingml/picture">
-                                  <pic:pic xmlns:pic="http://purl.oclc.org/ooxml/drawingml/picture">
-                                    <pic:nvPicPr>
-                                      <pic:cNvPr id="1982722131" name="Picture 6" descr="A screenshot of a computer&#10;&#10;Description automatically generated"/>
-                                      <pic:cNvPicPr/>
-                                    </pic:nvPicPr>
-                                    <pic:blipFill>
-                                      <a:blip r:embed="rId9">
-                                        <a:extLst>
-                                          <a:ext uri="{28A0092B-C50C-407E-A947-70E740481C1C}">
-                                            <a14:useLocalDpi xmlns:a14="http://schemas.microsoft.com/office/drawing/2010/main" val="0"/>
-                                          </a:ext>
-                                        </a:extLst>
-                                      </a:blip>
-                                      <a:stretch>
-                                        <a:fillRect/>
-                                      </a:stretch>
-                                    </pic:blipFill>
-                                    <pic:spPr>
-                                      <a:xfrm>
-                                        <a:off x="0" y="0"/>
-                                        <a:ext cx="5821680" cy="2192020"/>
-                                      </a:xfrm>
-                                      <a:prstGeom prst="rect">
-                                        <a:avLst/>
-                                      </a:prstGeom>
-                                    </pic:spPr>
-                                  </pic:pic>
-                                </a:graphicData>
-                              </a:graphic>
-                            </wp:inline>
-                          </w:drawing>
-                        </w:r>
-                      </w:p>
-                    </wne:txbxContent>
-                  </wp:txbx>
-                  <wp:bodyPr rot="0" vert="horz" wrap="square" lIns="91440" tIns="45720" rIns="91440" bIns="45720" anchor="t" anchorCtr="0">
-                    <a:noAutofit/>
-                  </wp:bodyPr>
-                </wp:wsp>
-              </a:graphicData>
-            </a:graphic>
-            <wp14:sizeRelH relativeFrom="margin">
-              <wp14:pctWidth>0%</wp14:pctWidth>
-            </wp14:sizeRelH>
-            <wp14:sizeRelV relativeFrom="margin">
-              <wp14:pctHeight>0%</wp14:pctHeight>
-            </wp14:sizeRelV>
-          </wp:anchor>
-        </w:drawing>
-      </w:r>
-    </w:p>
-    <w:p>
-      <w:pPr>
-        <w:pStyle w:val="BodyText"/>
+        <w:pStyle w:val="Heading1"/>
+      </w:pPr>
+      <w:r>
+        <w:t xml:space="preserve">Using the </w:t>
+      </w:r>
+      <w:r>
+        <w:t>Template</w:t>
+      </w:r>
+    </w:p>
+    <w:p/>
+    <w:p>
+      <w:pPr>
+        <w:pStyle w:val="Heading1"/>
         <w:ind w:firstLine="0pt"/>
-        <w:rPr>
-          <w:rFonts w:hint="eastAsia"/>
-          <w:lang w:eastAsia="zh-CN"/>
-        </w:rPr>
-      </w:pPr>
-    </w:p>
-    <w:p>
-      <w:pPr>
-        <w:pStyle w:val="Heading1"/>
-      </w:pPr>
-      <w:r>
-        <w:t xml:space="preserve">Using the </w:t>
-      </w:r>
-      <w:r>
-        <w:t>Template</w:t>
+      </w:pPr>
+      <w:r>
+        <w:t>Conclusion</w:t>
       </w:r>
     </w:p>
     <w:p>
@@ -7048,6 +8596,7 @@
       <w:r>
         <w:t>”. Avoid the stilted expression “</w:t>
       </w:r>
+      <w:proofErr w:type="spellStart"/>
       <w:r>
         <w:rPr>
           <w:lang w:val="en-US"/>
@@ -7055,7 +8604,11 @@
         <w:t>o</w:t>
       </w:r>
       <w:r>
-        <w:t xml:space="preserve">ne of us (R. B. G.) thanks </w:t>
+        <w:t>ne</w:t>
+      </w:r>
+      <w:proofErr w:type="spellEnd"/>
+      <w:r>
+        <w:t xml:space="preserve"> of us (R. B. G.) thanks </w:t>
       </w:r>
       <w:r>
         <w:t>...</w:t>
@@ -7096,7 +8649,6 @@
         <w:pStyle w:val="Heading5"/>
       </w:pPr>
       <w:r>
-        <w:lastRenderedPageBreak/>
         <w:t>References</w:t>
       </w:r>
     </w:p>
@@ -7223,7 +8775,11 @@
         <w:ind w:start="17.70pt"/>
       </w:pPr>
       <w:r>
-        <w:t>Li, Chunyuan, Cliff Wong, Sheng Zhang, et al. “LLaVA-Med: Training a Large Language-and-Vision Assistant for Biomedicine in One Day.” Advances in Neural Information Processing Systems 36 (December 2023): 28541–64.</w:t>
+        <w:t xml:space="preserve">Li, Chunyuan, Cliff Wong, Sheng Zhang, et al. “LLaVA-Med: Training a Large Language-and-Vision Assistant for Biomedicine in </w:t>
+      </w:r>
+      <w:r>
+        <w:lastRenderedPageBreak/>
+        <w:t>One Day.” Advances in Neural Information Processing Systems 36 (December 2023): 28541–64.</w:t>
       </w:r>
     </w:p>
     <w:p>
@@ -7376,7 +8932,10 @@
         <w:t xml:space="preserve">Mrini, Khalil, Harpreet Singh, Franck Dernoncourt, et al. </w:t>
       </w:r>
       <w:r>
-        <w:t>“Medical Question Understanding and Answering with Knowledge Grounding and Semantic Self-Supervision.” arXiv:2209.15301. Preprint, arXiv, September 30, 2022. https://doi.org/10.48550/arXiv.2209.15301.</w:t>
+        <w:t xml:space="preserve">“Medical Question Understanding and Answering with Knowledge Grounding </w:t>
+      </w:r>
+      <w:r>
+        <w:t>and Semantic Self-Supervision.” arXiv:2209.15301. Preprint, arXiv, September 30, 2022. https://doi.org/10.48550/arXiv.2209.15301.</w:t>
       </w:r>
     </w:p>
     <w:p>
@@ -7445,7 +9004,6 @@
         <w:ind w:start="17.70pt"/>
       </w:pPr>
       <w:r>
-        <w:lastRenderedPageBreak/>
         <w:t>Guo, Changlu, Anders Nymark Christensen, and Morten Rieger Hannemose. “Med-Art: Diffusion Transformer for 2D Medical Text-to-Image Generation.” arXiv:2506.20449. Preprint, arXiv, June 25, 2025. https://doi.org/10.48550/arXiv.2506.20449.</w:t>
       </w:r>
     </w:p>
@@ -7533,7 +9091,11 @@
         <w:ind w:start="17.70pt"/>
       </w:pPr>
       <w:r>
-        <w:t>Saharia, Chitwan, William Chan, Saurabh Saxena, et al. “Photorealistic Text-to-Image Diffusion Models with Deep Language Understanding.” arXiv:2205.11487. Preprint, arXiv, May 23, 2022. https://doi.org/10.48550/arXiv.2205.11487.</w:t>
+        <w:t xml:space="preserve">Saharia, Chitwan, William Chan, Saurabh Saxena, et al. “Photorealistic Text-to-Image Diffusion Models with Deep Language Understanding.” </w:t>
+      </w:r>
+      <w:r>
+        <w:lastRenderedPageBreak/>
+        <w:t>arXiv:2205.11487. Preprint, arXiv, May 23, 2022. https://doi.org/10.48550/arXiv.2205.11487.</w:t>
       </w:r>
     </w:p>
     <w:p>
@@ -7587,7 +9149,10 @@
         <w:ind w:start="17.70pt"/>
       </w:pPr>
       <w:r>
-        <w:t>Liu, Bo, Li-Ming Zhan, Li Xu, Lin Ma, Yan Yang, and Xiao-Ming Wu. “Slake: A Semantically-Labeled Knowledge-Enhanced Dataset for Medical Visual Question Answering.” 2021 IEEE 18th International Symposium on Biomedical Imaging (ISBI), IEEE, 2021, 1650–54. https://ieeexplore.ieee.org/abstract/document/9434010/?casa_token=HDFKQORTXAEAAAAA:cBzrn3n3oiJB7EXg3BcpoNmn1n2fO6YvImQBCdc7uTSs06owoujUM2cvDP4ftLPaf5Z7CTkioeTr.</w:t>
+        <w:t>Liu, Bo, Li-Ming Zhan, Li Xu, Lin Ma, Yan Yang, and Xiao-Ming Wu. “Slake: A Semantically-Labeled Knowledge-Enhanced Dataset for Medical Visual Question Answering.” 2021 IEEE 18th International Symposium on Biomedical Imaging (ISBI), IEEE, 2021, 1650–54. https://ieeexplore.ieee.org/abstract/document/9434010/?casa_token=</w:t>
+      </w:r>
+      <w:r>
+        <w:t>HDFKQORTXAEAAAAA:cBzrn3n3oiJB7EXg3BcpoNmn1n2fO6YvImQBCdc7uTSs06owoujUM2cvDP4ftLPaf5Z7CTkioeTr.</w:t>
       </w:r>
     </w:p>
     <w:p>
@@ -7618,17 +9183,11 @@
       <w:pPr>
         <w:pStyle w:val="references"/>
         <w:ind w:start="17.70pt"/>
-        <w:rPr>
-          <w:lang w:val="fr-CA"/>
-        </w:rPr>
       </w:pPr>
       <w:r>
         <w:t xml:space="preserve">Chen, Xinlei, Hao Fang, Tsung-Yi Lin, et al. “Microsoft COCO Captions: Data Collection and Evaluation Server.” arXiv:1504.00325. </w:t>
       </w:r>
       <w:r>
-        <w:rPr>
-          <w:lang w:val="fr-CA"/>
-        </w:rPr>
         <w:t>Preprint, arXiv, April 3, 2015. https://doi.org/10.48550/arXiv.1504.00325.</w:t>
       </w:r>
     </w:p>
@@ -7649,7 +9208,7 @@
       <w:r>
         <w:t xml:space="preserve">, ACM, June 20, 2017, 164–69. </w:t>
       </w:r>
-      <w:hyperlink r:id="rId10" w:history="1">
+      <w:hyperlink r:id="rId14" w:history="1">
         <w:r>
           <w:rPr>
             <w:rStyle w:val="Hyperlink"/>
@@ -9389,6 +10948,9 @@
     <w:abstractNumId w:val="18"/>
   </w:num>
   <w:num w:numId="32" w16cid:durableId="1356082842">
+    <w:abstractNumId w:val="16"/>
+  </w:num>
+  <w:num w:numId="33" w16cid:durableId="109667579">
     <w:abstractNumId w:val="16"/>
   </w:num>
 </w:numbering>
@@ -9709,7 +11271,6 @@
         <w:tab w:val="start" w:pos="10.80pt"/>
       </w:tabs>
       <w:spacing w:before="8pt" w:after="4pt"/>
-      <w:ind w:firstLine="0pt"/>
       <w:outlineLvl w:val="0"/>
     </w:pPr>
     <w:rPr>

--- a/writings/Exploring Text-to-Images Generators for Medical Cases Answer Engine.docx
+++ b/writings/Exploring Text-to-Images Generators for Medical Cases Answer Engine.docx
@@ -1680,23 +1680,7 @@
           <w:rFonts w:hint="eastAsia"/>
           <w:lang w:eastAsia="zh-CN"/>
         </w:rPr>
-        <w:t xml:space="preserve"> The model M2I2 [3] utilized masking techniques and contrastive learning to learn the image-text representations. </w:t>
-      </w:r>
-      <w:proofErr w:type="spellStart"/>
-      <w:r>
-        <w:rPr>
-          <w:rFonts w:hint="eastAsia"/>
-          <w:lang w:eastAsia="zh-CN"/>
-        </w:rPr>
-        <w:t>LLaVA</w:t>
-      </w:r>
-      <w:proofErr w:type="spellEnd"/>
-      <w:r>
-        <w:rPr>
-          <w:rFonts w:hint="eastAsia"/>
-          <w:lang w:eastAsia="zh-CN"/>
-        </w:rPr>
-        <w:t xml:space="preserve">-Med [4] </w:t>
+        <w:t xml:space="preserve"> The model M2I2 [3] utilized masking techniques and contrastive learning to learn the image-text representations. LLaVA-Med [4] </w:t>
       </w:r>
       <w:r>
         <w:rPr>
@@ -1710,39 +1694,7 @@
           <w:rFonts w:hint="eastAsia"/>
           <w:lang w:eastAsia="zh-CN"/>
         </w:rPr>
-        <w:t xml:space="preserve"> [10] introduced a multimodal prompt retrieval module in their work to boost the quality of the generated answers. [8] presented the Modular Collaborative Chain-of-Thought (MC-</w:t>
-      </w:r>
-      <w:proofErr w:type="spellStart"/>
-      <w:r>
-        <w:rPr>
-          <w:rFonts w:hint="eastAsia"/>
-          <w:lang w:eastAsia="zh-CN"/>
-        </w:rPr>
-        <w:t>CoT</w:t>
-      </w:r>
-      <w:proofErr w:type="spellEnd"/>
-      <w:r>
-        <w:rPr>
-          <w:rFonts w:hint="eastAsia"/>
-          <w:lang w:eastAsia="zh-CN"/>
-        </w:rPr>
-        <w:t xml:space="preserve">) for zero-shot medical VQA tasks, and the reasoning ability empowered by the </w:t>
-      </w:r>
-      <w:proofErr w:type="spellStart"/>
-      <w:r>
-        <w:rPr>
-          <w:rFonts w:hint="eastAsia"/>
-          <w:lang w:eastAsia="zh-CN"/>
-        </w:rPr>
-        <w:t>CoT</w:t>
-      </w:r>
-      <w:proofErr w:type="spellEnd"/>
-      <w:r>
-        <w:rPr>
-          <w:rFonts w:hint="eastAsia"/>
-          <w:lang w:eastAsia="zh-CN"/>
-        </w:rPr>
-        <w:t xml:space="preserve"> was encouraging. [9] showed a flexible architecture that fused a large language model for radiology and a medical-adapted vision model to enhance medical QVA. [12] created a self-learning pipeline which provided data augmentation by generating open-ended questions and corresponding answers.</w:t>
+        <w:t xml:space="preserve"> [10] introduced a multimodal prompt retrieval module in their work to boost the quality of the generated answers. [8] presented the Modular Collaborative Chain-of-Thought (MC-CoT) for zero-shot medical VQA tasks, and the reasoning ability empowered by the CoT was encouraging. [9] showed a flexible architecture that fused a large language model for radiology and a medical-adapted vision model to enhance medical QVA. [12] created a self-learning pipeline which provided data augmentation by generating open-ended questions and corresponding answers.</w:t>
       </w:r>
       <w:r>
         <w:rPr>
@@ -1783,46 +1735,14 @@
           <w:rFonts w:hint="eastAsia"/>
           <w:lang w:eastAsia="zh-CN"/>
         </w:rPr>
-        <w:t xml:space="preserve">Recently, [6] proposed </w:t>
-      </w:r>
-      <w:proofErr w:type="spellStart"/>
-      <w:r>
-        <w:rPr>
-          <w:rFonts w:hint="eastAsia"/>
-          <w:lang w:eastAsia="zh-CN"/>
-        </w:rPr>
-        <w:t>UnICLAM</w:t>
-      </w:r>
-      <w:proofErr w:type="spellEnd"/>
-      <w:r>
-        <w:rPr>
-          <w:rFonts w:hint="eastAsia"/>
-          <w:lang w:eastAsia="zh-CN"/>
-        </w:rPr>
-        <w:t>, a unified and interpretable model for cross-modal learning in medical VQA. [7] contributed a multi-scale visual encoder framework and a language feature enhancement module to fulfill the information requirement in medical VQA.</w:t>
-      </w:r>
-      <w:r>
-        <w:rPr>
-          <w:rFonts w:hint="eastAsia"/>
-          <w:lang w:eastAsia="zh-CN"/>
-        </w:rPr>
-        <w:t xml:space="preserve"> MM-</w:t>
-      </w:r>
-      <w:proofErr w:type="spellStart"/>
-      <w:r>
-        <w:rPr>
-          <w:rFonts w:hint="eastAsia"/>
-          <w:lang w:eastAsia="zh-CN"/>
-        </w:rPr>
-        <w:t>Tramba</w:t>
-      </w:r>
-      <w:proofErr w:type="spellEnd"/>
-      <w:r>
-        <w:rPr>
-          <w:rFonts w:hint="eastAsia"/>
-          <w:lang w:eastAsia="zh-CN"/>
-        </w:rPr>
-        <w:t xml:space="preserve"> [13] based on </w:t>
+        <w:t>Recently, [6] proposed UnICLAM, a unified and interpretable model for cross-modal learning in medical VQA. [7] contributed a multi-scale visual encoder framework and a language feature enhancement module to fulfill the information requirement in medical VQA.</w:t>
+      </w:r>
+      <w:r>
+        <w:rPr>
+          <w:rFonts w:hint="eastAsia"/>
+          <w:lang w:eastAsia="zh-CN"/>
+        </w:rPr>
+        <w:t xml:space="preserve"> MM-Tramba [13] based on </w:t>
       </w:r>
       <w:r>
         <w:rPr>
@@ -2704,39 +2624,7 @@
                                   <w:sz w:val="16"/>
                                   <w:szCs w:val="16"/>
                                 </w:rPr>
-                                <w:t xml:space="preserve">Text encoder from </w:t>
-                              </w:r>
-                              <w:proofErr w:type="spellStart"/>
-                              <w:r>
-                                <w:rPr>
-                                  <w:sz w:val="16"/>
-                                  <w:szCs w:val="16"/>
-                                </w:rPr>
-                                <w:t>PubMedClip</w:t>
-                              </w:r>
-                              <w:proofErr w:type="spellEnd"/>
-                              <w:r>
-                                <w:rPr>
-                                  <w:sz w:val="16"/>
-                                  <w:szCs w:val="16"/>
-                                </w:rPr>
-                                <w:t xml:space="preserve"> is less powerful for </w:t>
-                              </w:r>
-                              <w:proofErr w:type="spellStart"/>
-                              <w:r>
-                                <w:rPr>
-                                  <w:sz w:val="16"/>
-                                  <w:szCs w:val="16"/>
-                                </w:rPr>
-                                <w:t>MedVQA</w:t>
-                              </w:r>
-                              <w:proofErr w:type="spellEnd"/>
-                              <w:r>
-                                <w:rPr>
-                                  <w:sz w:val="16"/>
-                                  <w:szCs w:val="16"/>
-                                </w:rPr>
-                                <w:t>; A lack of explainability.</w:t>
+                                <w:t>Text encoder from PubMedClip is less powerful for MedVQA; A lack of explainability.</w:t>
                               </w:r>
                             </w:p>
                           </w:tc>
@@ -2811,25 +2699,7 @@
                                   <w:sz w:val="16"/>
                                   <w:szCs w:val="16"/>
                                 </w:rPr>
-                                <w:t xml:space="preserve">The </w:t>
-                              </w:r>
-                              <w:proofErr w:type="spellStart"/>
-                              <w:r>
-                                <w:rPr>
-                                  <w:color w:val="000000"/>
-                                  <w:sz w:val="16"/>
-                                  <w:szCs w:val="16"/>
-                                </w:rPr>
-                                <w:t>ImageCLEF</w:t>
-                              </w:r>
-                              <w:proofErr w:type="spellEnd"/>
-                              <w:r>
-                                <w:rPr>
-                                  <w:color w:val="000000"/>
-                                  <w:sz w:val="16"/>
-                                  <w:szCs w:val="16"/>
-                                </w:rPr>
-                                <w:t xml:space="preserve"> caption dataset used for pretraining is relatively small; the quality of the pretrained model might not be ideal. </w:t>
+                                <w:t xml:space="preserve">The ImageCLEF caption dataset used for pretraining is relatively small; the quality of the pretrained model might not be ideal. </w:t>
                               </w:r>
                             </w:p>
                           </w:tc>
@@ -3437,25 +3307,7 @@
                                   <w:sz w:val="16"/>
                                   <w:szCs w:val="16"/>
                                 </w:rPr>
-                                <w:t xml:space="preserve">Increased complexity that introduced by the attention mechanism and the image-question complementary loss. This model is not widely evaluated using datasets other than </w:t>
-                              </w:r>
-                              <w:proofErr w:type="spellStart"/>
-                              <w:r>
-                                <w:rPr>
-                                  <w:color w:val="000000"/>
-                                  <w:sz w:val="16"/>
-                                  <w:szCs w:val="16"/>
-                                </w:rPr>
-                                <w:t>PathVQA</w:t>
-                              </w:r>
-                              <w:proofErr w:type="spellEnd"/>
-                              <w:r>
-                                <w:rPr>
-                                  <w:color w:val="000000"/>
-                                  <w:sz w:val="16"/>
-                                  <w:szCs w:val="16"/>
-                                </w:rPr>
-                                <w:t xml:space="preserve"> and VQA-RAD, so the generality to unseen medical fields is unknown.</w:t>
+                                <w:t>Increased complexity that introduced by the attention mechanism and the image-question complementary loss. This model is not widely evaluated using datasets other than PathVQA and VQA-RAD, so the generality to unseen medical fields is unknown.</w:t>
                               </w:r>
                             </w:p>
                           </w:tc>
@@ -3807,23 +3659,7 @@
           <w:rFonts w:hint="eastAsia"/>
           <w:lang w:eastAsia="zh-CN"/>
         </w:rPr>
-        <w:t xml:space="preserve"> proposed </w:t>
-      </w:r>
-      <w:proofErr w:type="spellStart"/>
-      <w:r>
-        <w:rPr>
-          <w:rFonts w:hint="eastAsia"/>
-          <w:lang w:eastAsia="zh-CN"/>
-        </w:rPr>
-        <w:t>MedCLIP</w:t>
-      </w:r>
-      <w:proofErr w:type="spellEnd"/>
-      <w:r>
-        <w:rPr>
-          <w:rFonts w:hint="eastAsia"/>
-          <w:lang w:eastAsia="zh-CN"/>
-        </w:rPr>
-        <w:t>, a CLIP-style approach in</w:t>
+        <w:t xml:space="preserve"> proposed MedCLIP, a CLIP-style approach in</w:t>
       </w:r>
       <w:r>
         <w:rPr>
@@ -4960,19 +4796,8 @@
                                   <w:sz w:val="16"/>
                                   <w:szCs w:val="16"/>
                                 </w:rPr>
-                                <w:t xml:space="preserve">The performance of various LLM gets improved equipped with </w:t>
-                              </w:r>
-                              <w:proofErr w:type="spellStart"/>
-                              <w:r>
-                                <w:rPr>
-                                  <w:rFonts w:hint="eastAsia"/>
-                                  <w:color w:val="000000"/>
-                                  <w:sz w:val="16"/>
-                                  <w:szCs w:val="16"/>
-                                </w:rPr>
-                                <w:t>BuimedRAG</w:t>
-                              </w:r>
-                              <w:proofErr w:type="spellEnd"/>
+                                <w:t>The performance of various LLM gets improved equipped with BuimedRAG</w:t>
+                              </w:r>
                             </w:p>
                           </w:tc>
                           <w:tc>
@@ -4997,47 +4822,7 @@
                                   <w:sz w:val="16"/>
                                   <w:szCs w:val="16"/>
                                 </w:rPr>
-                                <w:t xml:space="preserve">Word chunks are not good at preserving semantical relationships; the RAG </w:t>
-                              </w:r>
-                              <w:proofErr w:type="spellStart"/>
-                              <w:r>
-                                <w:rPr>
-                                  <w:rFonts w:hint="eastAsia"/>
-                                  <w:color w:val="000000"/>
-                                  <w:sz w:val="16"/>
-                                  <w:szCs w:val="16"/>
-                                </w:rPr>
-                                <w:t>retreival</w:t>
-                              </w:r>
-                              <w:proofErr w:type="spellEnd"/>
-                              <w:r>
-                                <w:rPr>
-                                  <w:rFonts w:hint="eastAsia"/>
-                                  <w:color w:val="000000"/>
-                                  <w:sz w:val="16"/>
-                                  <w:szCs w:val="16"/>
-                                </w:rPr>
-                                <w:t xml:space="preserve"> dataset is </w:t>
-                              </w:r>
-                              <w:proofErr w:type="spellStart"/>
-                              <w:r>
-                                <w:rPr>
-                                  <w:rFonts w:hint="eastAsia"/>
-                                  <w:color w:val="000000"/>
-                                  <w:sz w:val="16"/>
-                                  <w:szCs w:val="16"/>
-                                </w:rPr>
-                                <w:t>simplely</w:t>
-                              </w:r>
-                              <w:proofErr w:type="spellEnd"/>
-                              <w:r>
-                                <w:rPr>
-                                  <w:rFonts w:hint="eastAsia"/>
-                                  <w:color w:val="000000"/>
-                                  <w:sz w:val="16"/>
-                                  <w:szCs w:val="16"/>
-                                </w:rPr>
-                                <w:t xml:space="preserve"> built using validation set and lack of generalization.</w:t>
+                                <w:t>Word chunks are not good at preserving semantical relationships; the RAG retreival dataset is simplely built using validation set and lack of generalization.</w:t>
                               </w:r>
                             </w:p>
                           </w:tc>
@@ -5116,27 +4901,7 @@
                                   <w:sz w:val="16"/>
                                   <w:szCs w:val="16"/>
                                 </w:rPr>
-                                <w:t xml:space="preserve">The model was </w:t>
-                              </w:r>
-                              <w:proofErr w:type="spellStart"/>
-                              <w:r>
-                                <w:rPr>
-                                  <w:rFonts w:hint="eastAsia"/>
-                                  <w:color w:val="000000"/>
-                                  <w:sz w:val="16"/>
-                                  <w:szCs w:val="16"/>
-                                </w:rPr>
-                                <w:t>trainined</w:t>
-                              </w:r>
-                              <w:proofErr w:type="spellEnd"/>
-                              <w:r>
-                                <w:rPr>
-                                  <w:rFonts w:hint="eastAsia"/>
-                                  <w:color w:val="000000"/>
-                                  <w:sz w:val="16"/>
-                                  <w:szCs w:val="16"/>
-                                </w:rPr>
-                                <w:t xml:space="preserve"> using general domain dataset, efforts required to adapt medical domain knowledge.</w:t>
+                                <w:t>The model was trainined using general domain dataset, efforts required to adapt medical domain knowledge.</w:t>
                               </w:r>
                             </w:p>
                           </w:tc>
@@ -5258,23 +5023,7 @@
           <w:rFonts w:hint="eastAsia"/>
           <w:lang w:eastAsia="zh-CN"/>
         </w:rPr>
-        <w:t xml:space="preserve"> proposed </w:t>
-      </w:r>
-      <w:proofErr w:type="spellStart"/>
-      <w:r>
-        <w:rPr>
-          <w:rFonts w:hint="eastAsia"/>
-          <w:lang w:eastAsia="zh-CN"/>
-        </w:rPr>
-        <w:t>MediSyn</w:t>
-      </w:r>
-      <w:proofErr w:type="spellEnd"/>
-      <w:r>
-        <w:rPr>
-          <w:rFonts w:hint="eastAsia"/>
-          <w:lang w:eastAsia="zh-CN"/>
-        </w:rPr>
-        <w:t>, a text-guided LDM-based image synthesizing model for multiple medical fields.</w:t>
+        <w:t xml:space="preserve"> proposed MediSyn, a text-guided LDM-based image synthesizing model for multiple medical fields.</w:t>
       </w:r>
       <w:r>
         <w:rPr>
@@ -5421,21 +5170,7 @@
         <w:rPr>
           <w:lang w:val="en-CA" w:eastAsia="zh-CN"/>
         </w:rPr>
-        <w:t>PMC-</w:t>
-      </w:r>
-      <w:proofErr w:type="gramStart"/>
-      <w:r>
-        <w:rPr>
-          <w:lang w:val="en-CA" w:eastAsia="zh-CN"/>
-        </w:rPr>
-        <w:t>OA[</w:t>
-      </w:r>
-      <w:proofErr w:type="gramEnd"/>
-      <w:r>
-        <w:rPr>
-          <w:lang w:val="en-CA" w:eastAsia="zh-CN"/>
-        </w:rPr>
-        <w:t>45] is a dataset with 1.6M image-caption pairs.</w:t>
+        <w:t>PMC-OA[45] is a dataset with 1.6M image-caption pairs.</w:t>
       </w:r>
       <w:r>
         <w:rPr>
@@ -5447,121 +5182,27 @@
         <w:rPr>
           <w:lang w:val="en-CA" w:eastAsia="zh-CN"/>
         </w:rPr>
-        <w:t>VQA-</w:t>
-      </w:r>
-      <w:proofErr w:type="gramStart"/>
-      <w:r>
-        <w:rPr>
-          <w:lang w:val="en-CA" w:eastAsia="zh-CN"/>
-        </w:rPr>
-        <w:t>RAD[</w:t>
-      </w:r>
-      <w:proofErr w:type="gramEnd"/>
-      <w:r>
-        <w:rPr>
-          <w:lang w:val="en-CA" w:eastAsia="zh-CN"/>
-        </w:rPr>
-        <w:t xml:space="preserve">46] and </w:t>
-      </w:r>
-      <w:proofErr w:type="spellStart"/>
-      <w:r>
-        <w:rPr>
-          <w:lang w:val="en-CA" w:eastAsia="zh-CN"/>
-        </w:rPr>
-        <w:t>PathVQA</w:t>
-      </w:r>
-      <w:proofErr w:type="spellEnd"/>
-      <w:r>
-        <w:rPr>
-          <w:lang w:val="en-CA" w:eastAsia="zh-CN"/>
-        </w:rPr>
-        <w:t xml:space="preserve">[37] are two datasets for visual question answering. </w:t>
-      </w:r>
-      <w:proofErr w:type="gramStart"/>
-      <w:r>
-        <w:rPr>
-          <w:lang w:val="en-CA" w:eastAsia="zh-CN"/>
-        </w:rPr>
-        <w:t>SLAKE[</w:t>
-      </w:r>
-      <w:proofErr w:type="gramEnd"/>
-      <w:r>
-        <w:rPr>
-          <w:lang w:val="en-CA" w:eastAsia="zh-CN"/>
-        </w:rPr>
-        <w:t xml:space="preserve">41] is another visual QA dataset in multiple medical fields. </w:t>
-      </w:r>
-      <w:proofErr w:type="gramStart"/>
-      <w:r>
-        <w:rPr>
-          <w:lang w:val="en-CA" w:eastAsia="zh-CN"/>
-        </w:rPr>
-        <w:t>USMLE[</w:t>
-      </w:r>
-      <w:proofErr w:type="gramEnd"/>
-      <w:r>
-        <w:rPr>
-          <w:lang w:val="en-CA" w:eastAsia="zh-CN"/>
-        </w:rPr>
-        <w:t>50]</w:t>
-      </w:r>
-      <w:r>
-        <w:rPr>
-          <w:lang w:val="en-CA" w:eastAsia="zh-CN"/>
-        </w:rPr>
-        <w:t xml:space="preserve"> contains 11K MCQ question-answer pairs collected from the United States Medical License Exams. MIMIC-CXR and </w:t>
-      </w:r>
-      <w:proofErr w:type="spellStart"/>
-      <w:proofErr w:type="gramStart"/>
-      <w:r>
-        <w:rPr>
-          <w:lang w:val="en-CA" w:eastAsia="zh-CN"/>
-        </w:rPr>
-        <w:t>CheXpert</w:t>
-      </w:r>
-      <w:proofErr w:type="spellEnd"/>
-      <w:r>
-        <w:rPr>
-          <w:lang w:val="en-CA" w:eastAsia="zh-CN"/>
-        </w:rPr>
-        <w:t>[</w:t>
-      </w:r>
-      <w:proofErr w:type="gramEnd"/>
-      <w:r>
-        <w:rPr>
-          <w:lang w:val="en-CA" w:eastAsia="zh-CN"/>
-        </w:rPr>
-        <w:t>59] are two datasets with chest radiograph images.</w:t>
-      </w:r>
-      <w:r>
-        <w:rPr>
-          <w:rFonts w:hint="eastAsia"/>
-          <w:lang w:val="en-CA" w:eastAsia="zh-CN"/>
-        </w:rPr>
-        <w:t xml:space="preserve"> </w:t>
-      </w:r>
-      <w:proofErr w:type="gramStart"/>
-      <w:r>
-        <w:rPr>
-          <w:rFonts w:hint="eastAsia"/>
-          <w:lang w:val="en-CA" w:eastAsia="zh-CN"/>
-        </w:rPr>
-        <w:t>Kvasir</w:t>
-      </w:r>
-      <w:r>
-        <w:rPr>
-          <w:rFonts w:hint="eastAsia"/>
-          <w:lang w:val="en-CA" w:eastAsia="zh-CN"/>
-        </w:rPr>
-        <w:t>[</w:t>
-      </w:r>
-      <w:proofErr w:type="gramEnd"/>
-      <w:r>
-        <w:rPr>
-          <w:rFonts w:hint="eastAsia"/>
-          <w:lang w:val="en-CA" w:eastAsia="zh-CN"/>
-        </w:rPr>
-        <w:t xml:space="preserve">66] provides images from </w:t>
+        <w:t>VQA-RAD[46] and PathVQA[37] are two datasets for visual question answering. SLAKE[41] is another visual QA dataset in multiple medical fields. USMLE[50]</w:t>
+      </w:r>
+      <w:r>
+        <w:rPr>
+          <w:lang w:val="en-CA" w:eastAsia="zh-CN"/>
+        </w:rPr>
+        <w:t xml:space="preserve"> contains 11K MCQ question-answer pairs collected from the United States Medical License Exams. MIMIC-CXR and CheXpert[59] are two datasets with chest radiograph images.</w:t>
+      </w:r>
+      <w:r>
+        <w:rPr>
+          <w:rFonts w:hint="eastAsia"/>
+          <w:lang w:val="en-CA" w:eastAsia="zh-CN"/>
+        </w:rPr>
+        <w:t xml:space="preserve"> Kvasir</w:t>
+      </w:r>
+      <w:r>
+        <w:rPr>
+          <w:rFonts w:hint="eastAsia"/>
+          <w:lang w:val="en-CA" w:eastAsia="zh-CN"/>
+        </w:rPr>
+        <w:t xml:space="preserve">[66] provides images from </w:t>
       </w:r>
       <w:r>
         <w:rPr>
@@ -6132,175 +5773,175 @@
         </w:rPr>
         <w:t xml:space="preserve"> We use ChromaDB with multimodal support as the vector database. A set of open-access papers related to colonic diseases was collected, and their text content and images were imported into ChromaDB. </w:t>
       </w:r>
-    </w:p>
-    <w:p>
-      <w:pPr>
-        <w:pStyle w:val="Heading3"/>
+      <w:r>
         <w:rPr>
           <w:i w:val="0"/>
           <w:iCs w:val="0"/>
           <w:lang w:val="en-CA" w:eastAsia="zh-CN"/>
         </w:rPr>
-      </w:pPr>
-      <w:r>
-        <w:rPr>
-          <w:rFonts w:hint="eastAsia"/>
-          <w:lang w:val="en-CA" w:eastAsia="zh-CN"/>
-        </w:rPr>
-        <w:t xml:space="preserve">Answer Generate: </w:t>
-      </w:r>
-      <w:r>
-        <w:rPr>
-          <w:rFonts w:hint="eastAsia"/>
+        <w:t>Fig.5 shows an example of context retrieval.</w:t>
+      </w:r>
+    </w:p>
+    <w:p>
+      <w:pPr>
+        <w:pStyle w:val="Heading3"/>
+        <w:rPr>
           <w:i w:val="0"/>
           <w:iCs w:val="0"/>
           <w:lang w:val="en-CA" w:eastAsia="zh-CN"/>
         </w:rPr>
-        <w:t>The context text</w:t>
-      </w:r>
-      <w:r>
-        <w:rPr>
+      </w:pPr>
+      <w:r>
+        <w:rPr>
+          <w:rFonts w:hint="eastAsia"/>
+          <w:lang w:val="en-CA" w:eastAsia="zh-CN"/>
+        </w:rPr>
+        <w:t xml:space="preserve">Answer Generate: </w:t>
+      </w:r>
+      <w:r>
+        <w:rPr>
+          <w:rFonts w:hint="eastAsia"/>
           <w:i w:val="0"/>
           <w:iCs w:val="0"/>
           <w:lang w:val="en-CA" w:eastAsia="zh-CN"/>
         </w:rPr>
-        <w:t xml:space="preserve"> retrieved from the vector database</w:t>
-      </w:r>
-      <w:r>
-        <w:rPr>
-          <w:rFonts w:hint="eastAsia"/>
+        <w:t>The context text</w:t>
+      </w:r>
+      <w:r>
+        <w:rPr>
           <w:i w:val="0"/>
           <w:iCs w:val="0"/>
           <w:lang w:val="en-CA" w:eastAsia="zh-CN"/>
         </w:rPr>
-        <w:t xml:space="preserve"> and </w:t>
-      </w:r>
-      <w:r>
-        <w:rPr>
+        <w:t xml:space="preserve"> retrieved from the vector database</w:t>
+      </w:r>
+      <w:r>
+        <w:rPr>
+          <w:rFonts w:hint="eastAsia"/>
           <w:i w:val="0"/>
           <w:iCs w:val="0"/>
           <w:lang w:val="en-CA" w:eastAsia="zh-CN"/>
         </w:rPr>
-        <w:t xml:space="preserve">the </w:t>
-      </w:r>
-      <w:r>
-        <w:rPr>
-          <w:rFonts w:hint="eastAsia"/>
+        <w:t xml:space="preserve"> and </w:t>
+      </w:r>
+      <w:r>
+        <w:rPr>
           <w:i w:val="0"/>
           <w:iCs w:val="0"/>
           <w:lang w:val="en-CA" w:eastAsia="zh-CN"/>
         </w:rPr>
-        <w:t xml:space="preserve">original query are </w:t>
-      </w:r>
-      <w:r>
-        <w:rPr>
+        <w:t xml:space="preserve">the </w:t>
+      </w:r>
+      <w:r>
+        <w:rPr>
+          <w:rFonts w:hint="eastAsia"/>
           <w:i w:val="0"/>
           <w:iCs w:val="0"/>
           <w:lang w:val="en-CA" w:eastAsia="zh-CN"/>
         </w:rPr>
-        <w:t>used to construct</w:t>
-      </w:r>
-      <w:r>
-        <w:rPr>
-          <w:rFonts w:hint="eastAsia"/>
+        <w:t xml:space="preserve">original query are </w:t>
+      </w:r>
+      <w:r>
+        <w:rPr>
           <w:i w:val="0"/>
           <w:iCs w:val="0"/>
           <w:lang w:val="en-CA" w:eastAsia="zh-CN"/>
         </w:rPr>
-        <w:t xml:space="preserve"> </w:t>
-      </w:r>
-      <w:r>
-        <w:rPr>
+        <w:t>used to construct</w:t>
+      </w:r>
+      <w:r>
+        <w:rPr>
+          <w:rFonts w:hint="eastAsia"/>
           <w:i w:val="0"/>
           <w:iCs w:val="0"/>
           <w:lang w:val="en-CA" w:eastAsia="zh-CN"/>
         </w:rPr>
-        <w:t>the</w:t>
-      </w:r>
-      <w:r>
-        <w:rPr>
-          <w:rFonts w:hint="eastAsia"/>
+        <w:t xml:space="preserve"> </w:t>
+      </w:r>
+      <w:r>
+        <w:rPr>
           <w:i w:val="0"/>
           <w:iCs w:val="0"/>
           <w:lang w:val="en-CA" w:eastAsia="zh-CN"/>
         </w:rPr>
-        <w:t xml:space="preserve"> prompt for the </w:t>
-      </w:r>
-      <w:r>
-        <w:rPr>
+        <w:t>the</w:t>
+      </w:r>
+      <w:r>
+        <w:rPr>
+          <w:rFonts w:hint="eastAsia"/>
           <w:i w:val="0"/>
           <w:iCs w:val="0"/>
           <w:lang w:val="en-CA" w:eastAsia="zh-CN"/>
         </w:rPr>
-        <w:t>V</w:t>
-      </w:r>
-      <w:r>
-        <w:rPr>
-          <w:rFonts w:hint="eastAsia"/>
+        <w:t xml:space="preserve"> prompt for the </w:t>
+      </w:r>
+      <w:r>
+        <w:rPr>
           <w:i w:val="0"/>
           <w:iCs w:val="0"/>
           <w:lang w:val="en-CA" w:eastAsia="zh-CN"/>
         </w:rPr>
-        <w:t>QA mod</w:t>
-      </w:r>
-      <w:r>
-        <w:rPr>
+        <w:t>V</w:t>
+      </w:r>
+      <w:r>
+        <w:rPr>
+          <w:rFonts w:hint="eastAsia"/>
           <w:i w:val="0"/>
           <w:iCs w:val="0"/>
           <w:lang w:val="en-CA" w:eastAsia="zh-CN"/>
         </w:rPr>
-        <w:t>ule</w:t>
-      </w:r>
-      <w:r>
-        <w:rPr>
-          <w:rFonts w:hint="eastAsia"/>
+        <w:t>QA mod</w:t>
+      </w:r>
+      <w:r>
+        <w:rPr>
           <w:i w:val="0"/>
           <w:iCs w:val="0"/>
           <w:lang w:val="en-CA" w:eastAsia="zh-CN"/>
         </w:rPr>
-        <w:t xml:space="preserve">. The </w:t>
-      </w:r>
-      <w:r>
-        <w:rPr>
+        <w:t>ule</w:t>
+      </w:r>
+      <w:r>
+        <w:rPr>
+          <w:rFonts w:hint="eastAsia"/>
           <w:i w:val="0"/>
           <w:iCs w:val="0"/>
           <w:lang w:val="en-CA" w:eastAsia="zh-CN"/>
         </w:rPr>
-        <w:t>V</w:t>
-      </w:r>
-      <w:r>
-        <w:rPr>
-          <w:rFonts w:hint="eastAsia"/>
+        <w:t xml:space="preserve">. The </w:t>
+      </w:r>
+      <w:r>
+        <w:rPr>
           <w:i w:val="0"/>
           <w:iCs w:val="0"/>
           <w:lang w:val="en-CA" w:eastAsia="zh-CN"/>
         </w:rPr>
-        <w:t>QA mod</w:t>
-      </w:r>
-      <w:r>
-        <w:rPr>
+        <w:t>V</w:t>
+      </w:r>
+      <w:r>
+        <w:rPr>
+          <w:rFonts w:hint="eastAsia"/>
           <w:i w:val="0"/>
           <w:iCs w:val="0"/>
           <w:lang w:val="en-CA" w:eastAsia="zh-CN"/>
         </w:rPr>
-        <w:t>ule</w:t>
-      </w:r>
-      <w:r>
-        <w:rPr>
-          <w:rFonts w:hint="eastAsia"/>
+        <w:t>QA mod</w:t>
+      </w:r>
+      <w:r>
+        <w:rPr>
           <w:i w:val="0"/>
           <w:iCs w:val="0"/>
           <w:lang w:val="en-CA" w:eastAsia="zh-CN"/>
         </w:rPr>
-        <w:t xml:space="preserve"> will generate the answer</w:t>
-      </w:r>
-      <w:r>
-        <w:rPr>
+        <w:t>ule</w:t>
+      </w:r>
+      <w:r>
+        <w:rPr>
+          <w:rFonts w:hint="eastAsia"/>
           <w:i w:val="0"/>
           <w:iCs w:val="0"/>
           <w:lang w:val="en-CA" w:eastAsia="zh-CN"/>
         </w:rPr>
-        <w:t>, as shown in Fig.</w:t>
+        <w:t xml:space="preserve"> will generate the answer</w:t>
       </w:r>
       <w:r>
         <w:rPr>
@@ -6308,24 +5949,24 @@
           <w:iCs w:val="0"/>
           <w:lang w:val="en-CA" w:eastAsia="zh-CN"/>
         </w:rPr>
-        <w:t>3</w:t>
-      </w:r>
-      <w:r>
-        <w:rPr>
-          <w:rFonts w:hint="eastAsia"/>
+        <w:t>, as shown in Fig.</w:t>
+      </w:r>
+      <w:r>
+        <w:rPr>
           <w:i w:val="0"/>
           <w:iCs w:val="0"/>
           <w:lang w:val="en-CA" w:eastAsia="zh-CN"/>
         </w:rPr>
-        <w:t>.</w:t>
-      </w:r>
-      <w:r>
-        <w:rPr>
+        <w:t>3</w:t>
+      </w:r>
+      <w:r>
+        <w:rPr>
+          <w:rFonts w:hint="eastAsia"/>
           <w:i w:val="0"/>
           <w:iCs w:val="0"/>
           <w:lang w:val="en-CA" w:eastAsia="zh-CN"/>
         </w:rPr>
-        <w:t xml:space="preserve"> </w:t>
+        <w:t>.</w:t>
       </w:r>
       <w:r>
         <w:rPr>
@@ -6333,7 +5974,7 @@
           <w:iCs w:val="0"/>
           <w:lang w:val="en-CA" w:eastAsia="zh-CN"/>
         </w:rPr>
-        <w:t>We fine-tuned the VQA model</w:t>
+        <w:t xml:space="preserve"> </w:t>
       </w:r>
       <w:r>
         <w:rPr>
@@ -6341,7 +5982,7 @@
           <w:iCs w:val="0"/>
           <w:lang w:val="en-CA" w:eastAsia="zh-CN"/>
         </w:rPr>
-        <w:t xml:space="preserve"> based on Qwen2.5-VL-3B-Instruct using Kvasir-VQA dataset.</w:t>
+        <w:t>We fine-tuned the VQA model</w:t>
       </w:r>
       <w:r>
         <w:rPr>
@@ -6349,7 +5990,31 @@
           <w:iCs w:val="0"/>
           <w:lang w:val="en-CA" w:eastAsia="zh-CN"/>
         </w:rPr>
-        <w:t xml:space="preserve"> Table 3 shows the evaluation results of the finetuning.</w:t>
+        <w:t xml:space="preserve"> based on Qwen2.5-VL-3B-Instruct using Kvasir-VQA dataset.</w:t>
+      </w:r>
+      <w:r>
+        <w:rPr>
+          <w:i w:val="0"/>
+          <w:iCs w:val="0"/>
+          <w:lang w:val="en-CA" w:eastAsia="zh-CN"/>
+        </w:rPr>
+        <w:t xml:space="preserve"> Table 3 shows the evaluation results of the finetuning</w:t>
+      </w:r>
+      <w:r>
+        <w:rPr>
+          <w:i w:val="0"/>
+          <w:iCs w:val="0"/>
+          <w:lang w:val="en-CA" w:eastAsia="zh-CN"/>
+        </w:rPr>
+        <w:t>,</w:t>
+      </w:r>
+      <w:r>
+        <w:rPr>
+          <w:i w:val="0"/>
+          <w:iCs w:val="0"/>
+          <w:lang w:val="en-CA" w:eastAsia="zh-CN"/>
+        </w:rPr>
+        <w:t xml:space="preserve"> and Fig.3 is an example of generated answers.</w:t>
       </w:r>
     </w:p>
     <w:p>
@@ -6480,7 +6145,7 @@
     <w:tbl>
       <w:tblPr>
         <w:tblStyle w:val="TableGrid"/>
-        <w:tblW w:w="0pt" w:type="auto"/>
+        <w:tblW w:w="0pt" w:type="dxa"/>
         <w:jc w:val="center"/>
         <w:tblLook w:firstRow="1" w:lastRow="0" w:firstColumn="1" w:lastColumn="0" w:noHBand="0" w:noVBand="1"/>
       </w:tblPr>
@@ -6633,14 +6298,12 @@
                 <w:lang w:val="en-CA" w:eastAsia="zh-CN"/>
               </w:rPr>
             </w:pPr>
-            <w:proofErr w:type="spellStart"/>
             <w:r>
               <w:rPr>
                 <w:lang w:val="en-CA" w:eastAsia="zh-CN"/>
               </w:rPr>
               <w:t>RougeL</w:t>
             </w:r>
-            <w:proofErr w:type="spellEnd"/>
           </w:p>
         </w:tc>
         <w:tc>
@@ -6898,7 +6561,9 @@
           <w:numId w:val="0"/>
         </w:numPr>
         <w:rPr>
-          <w:lang w:eastAsia="zh-CN"/>
+          <w:i w:val="0"/>
+          <w:iCs w:val="0"/>
+          <w:lang w:val="en-CA" w:eastAsia="zh-CN"/>
         </w:rPr>
       </w:pPr>
       <w:r>
@@ -7252,6 +6917,13 @@
         </w:rPr>
         <w:t>the answer editor will organize the text and visual content to generate a well-formatted result.</w:t>
       </w:r>
+    </w:p>
+    <w:p>
+      <w:pPr>
+        <w:rPr>
+          <w:lang w:val="en-CA" w:eastAsia="zh-CN"/>
+        </w:rPr>
+      </w:pPr>
     </w:p>
     <w:p>
       <w:pPr>
@@ -7614,27 +7286,7 @@
                                   <w:szCs w:val="16"/>
                                 </w:rPr>
                                 <w:br/>
-                                <w:t xml:space="preserve">The image generation depended on the visual </w:t>
-                              </w:r>
-                              <w:proofErr w:type="spellStart"/>
-                              <w:r>
-                                <w:rPr>
-                                  <w:rFonts w:hint="eastAsia"/>
-                                  <w:color w:val="000000"/>
-                                  <w:sz w:val="16"/>
-                                  <w:szCs w:val="16"/>
-                                </w:rPr>
-                                <w:t>symption</w:t>
-                              </w:r>
-                              <w:proofErr w:type="spellEnd"/>
-                              <w:r>
-                                <w:rPr>
-                                  <w:rFonts w:hint="eastAsia"/>
-                                  <w:color w:val="000000"/>
-                                  <w:sz w:val="16"/>
-                                  <w:szCs w:val="16"/>
-                                </w:rPr>
-                                <w:t xml:space="preserve"> generator.</w:t>
+                                <w:t>The image generation depended on the visual symption generator.</w:t>
                               </w:r>
                             </w:p>
                           </w:tc>
@@ -7862,27 +7514,7 @@
                                   <w:sz w:val="16"/>
                                   <w:szCs w:val="16"/>
                                 </w:rPr>
-                                <w:t xml:space="preserve">The model was trained and evaluated using radiological </w:t>
-                              </w:r>
-                              <w:proofErr w:type="spellStart"/>
-                              <w:r>
-                                <w:rPr>
-                                  <w:rFonts w:hint="eastAsia"/>
-                                  <w:color w:val="000000"/>
-                                  <w:sz w:val="16"/>
-                                  <w:szCs w:val="16"/>
-                                </w:rPr>
-                                <w:t>data,and</w:t>
-                              </w:r>
-                              <w:proofErr w:type="spellEnd"/>
-                              <w:r>
-                                <w:rPr>
-                                  <w:rFonts w:hint="eastAsia"/>
-                                  <w:color w:val="000000"/>
-                                  <w:sz w:val="16"/>
-                                  <w:szCs w:val="16"/>
-                                </w:rPr>
-                                <w:t xml:space="preserve"> it is unknown how to would perform in other medical fields.</w:t>
+                                <w:t>The model was trained and evaluated using radiological data,and it is unknown how to would perform in other medical fields.</w:t>
                               </w:r>
                             </w:p>
                           </w:tc>
@@ -8378,27 +8010,7 @@
                                   <w:sz w:val="16"/>
                                   <w:szCs w:val="16"/>
                                 </w:rPr>
-                                <w:t xml:space="preserve">Imagen showed limitations when generating images of </w:t>
-                              </w:r>
-                              <w:proofErr w:type="spellStart"/>
-                              <w:r>
-                                <w:rPr>
-                                  <w:rFonts w:hint="eastAsia"/>
-                                  <w:color w:val="000000"/>
-                                  <w:sz w:val="16"/>
-                                  <w:szCs w:val="16"/>
-                                </w:rPr>
-                                <w:t>people,and</w:t>
-                              </w:r>
-                              <w:proofErr w:type="spellEnd"/>
-                              <w:r>
-                                <w:rPr>
-                                  <w:rFonts w:hint="eastAsia"/>
-                                  <w:color w:val="000000"/>
-                                  <w:sz w:val="16"/>
-                                  <w:szCs w:val="16"/>
-                                </w:rPr>
-                                <w:t xml:space="preserve"> its effectiveness in medical image synthesis is unknown.</w:t>
+                                <w:t>Imagen showed limitations when generating images of people,and its effectiveness in medical image synthesis is unknown.</w:t>
                               </w:r>
                             </w:p>
                           </w:tc>
@@ -8526,6 +8138,140 @@
           <w:lang w:val="en-CA" w:eastAsia="zh-CN"/>
         </w:rPr>
       </w:pPr>
+      <w:r>
+        <w:rPr>
+          <w:noProof/>
+          <w:lang w:val="en-CA" w:eastAsia="zh-CN"/>
+        </w:rPr>
+        <w:drawing>
+          <wp:inline distT="0" distB="0" distL="0" distR="0" wp14:anchorId="50BDA524" wp14:editId="4E4DC5F2">
+            <wp:extent cx="3081655" cy="1400175"/>
+            <wp:effectExtent l="0" t="0" r="4445" b="9525"/>
+            <wp:docPr id="437323331" name="Picture 6"/>
+            <wp:cNvGraphicFramePr>
+              <a:graphicFrameLocks xmlns:a="http://purl.oclc.org/ooxml/drawingml/main" noChangeAspect="1"/>
+            </wp:cNvGraphicFramePr>
+            <a:graphic xmlns:a="http://purl.oclc.org/ooxml/drawingml/main">
+              <a:graphicData uri="http://purl.oclc.org/ooxml/drawingml/picture">
+                <pic:pic xmlns:pic="http://purl.oclc.org/ooxml/drawingml/picture">
+                  <pic:nvPicPr>
+                    <pic:cNvPr id="0" name="Picture 2"/>
+                    <pic:cNvPicPr>
+                      <a:picLocks noChangeAspect="1" noChangeArrowheads="1"/>
+                    </pic:cNvPicPr>
+                  </pic:nvPicPr>
+                  <pic:blipFill>
+                    <a:blip r:embed="rId14" cstate="print">
+                      <a:extLst>
+                        <a:ext uri="{28A0092B-C50C-407E-A947-70E740481C1C}">
+                          <a14:useLocalDpi xmlns:a14="http://schemas.microsoft.com/office/drawing/2010/main" val="0"/>
+                        </a:ext>
+                      </a:extLst>
+                    </a:blip>
+                    <a:srcRect/>
+                    <a:stretch>
+                      <a:fillRect/>
+                    </a:stretch>
+                  </pic:blipFill>
+                  <pic:spPr bwMode="auto">
+                    <a:xfrm>
+                      <a:off x="0" y="0"/>
+                      <a:ext cx="3081655" cy="1400175"/>
+                    </a:xfrm>
+                    <a:prstGeom prst="rect">
+                      <a:avLst/>
+                    </a:prstGeom>
+                    <a:noFill/>
+                    <a:ln>
+                      <a:noFill/>
+                    </a:ln>
+                  </pic:spPr>
+                </pic:pic>
+              </a:graphicData>
+            </a:graphic>
+          </wp:inline>
+        </w:drawing>
+      </w:r>
+    </w:p>
+    <w:p>
+      <w:pPr>
+        <w:rPr>
+          <w:lang w:val="en-CA" w:eastAsia="zh-CN"/>
+        </w:rPr>
+      </w:pPr>
+      <w:r>
+        <w:rPr>
+          <w:lang w:val="en-CA" w:eastAsia="zh-CN"/>
+        </w:rPr>
+        <w:t>Fig. 4 An example of the model-generated answer for one sample from the Kvasir-VQA Test dataset.</w:t>
+      </w:r>
+    </w:p>
+    <w:p>
+      <w:pPr>
+        <w:jc w:val="start"/>
+        <w:rPr>
+          <w:lang w:val="en-CA" w:eastAsia="zh-CN"/>
+        </w:rPr>
+      </w:pPr>
+      <w:r>
+        <w:rPr>
+          <w:lang w:val="en-CA" w:eastAsia="zh-CN"/>
+        </w:rPr>
+        <w:drawing>
+          <wp:inline distT="0" distB="0" distL="0" distR="0" wp14:anchorId="291E336D" wp14:editId="5FA046D0">
+            <wp:extent cx="3089910" cy="1383665"/>
+            <wp:effectExtent l="0" t="0" r="0" b="6985"/>
+            <wp:docPr id="488059269" name="Picture 1" descr="A screenshot of a computer&#10;&#10;Description automatically generated"/>
+            <wp:cNvGraphicFramePr>
+              <a:graphicFrameLocks xmlns:a="http://purl.oclc.org/ooxml/drawingml/main" noChangeAspect="1"/>
+            </wp:cNvGraphicFramePr>
+            <a:graphic xmlns:a="http://purl.oclc.org/ooxml/drawingml/main">
+              <a:graphicData uri="http://purl.oclc.org/ooxml/drawingml/picture">
+                <pic:pic xmlns:pic="http://purl.oclc.org/ooxml/drawingml/picture">
+                  <pic:nvPicPr>
+                    <pic:cNvPr id="488059269" name="Picture 1" descr="A screenshot of a computer&#10;&#10;Description automatically generated"/>
+                    <pic:cNvPicPr/>
+                  </pic:nvPicPr>
+                  <pic:blipFill>
+                    <a:blip r:embed="rId15"/>
+                    <a:stretch>
+                      <a:fillRect/>
+                    </a:stretch>
+                  </pic:blipFill>
+                  <pic:spPr>
+                    <a:xfrm>
+                      <a:off x="0" y="0"/>
+                      <a:ext cx="3089910" cy="1383665"/>
+                    </a:xfrm>
+                    <a:prstGeom prst="rect">
+                      <a:avLst/>
+                    </a:prstGeom>
+                  </pic:spPr>
+                </pic:pic>
+              </a:graphicData>
+            </a:graphic>
+          </wp:inline>
+        </w:drawing>
+      </w:r>
+    </w:p>
+    <w:p>
+      <w:pPr>
+        <w:rPr>
+          <w:lang w:val="en-CA" w:eastAsia="zh-CN"/>
+        </w:rPr>
+      </w:pPr>
+      <w:r>
+        <w:rPr>
+          <w:lang w:val="en-CA" w:eastAsia="zh-CN"/>
+        </w:rPr>
+        <w:t>Fig. 5 An example of content retrieval from the vector database.</w:t>
+      </w:r>
+      <w:r>
+        <w:rPr>
+          <w:lang w:val="en-CA" w:eastAsia="zh-CN"/>
+        </w:rPr>
+        <w:t xml:space="preserve"> The top 3 results are returned.</w:t>
+      </w:r>
     </w:p>
     <w:p>
       <w:pPr>
@@ -8596,7 +8342,6 @@
       <w:r>
         <w:t>”. Avoid the stilted expression “</w:t>
       </w:r>
-      <w:proofErr w:type="spellStart"/>
       <w:r>
         <w:rPr>
           <w:lang w:val="en-US"/>
@@ -8604,11 +8349,7 @@
         <w:t>o</w:t>
       </w:r>
       <w:r>
-        <w:t>ne</w:t>
-      </w:r>
-      <w:proofErr w:type="spellEnd"/>
-      <w:r>
-        <w:t xml:space="preserve"> of us (R. B. G.) thanks </w:t>
+        <w:t xml:space="preserve">ne of us (R. B. G.) thanks </w:t>
       </w:r>
       <w:r>
         <w:t>...</w:t>
@@ -8694,6 +8435,7 @@
         <w:pStyle w:val="BodyText"/>
       </w:pPr>
       <w:r>
+        <w:lastRenderedPageBreak/>
         <w:t>Unless there are six au</w:t>
       </w:r>
       <w:r>
@@ -8775,11 +8517,7 @@
         <w:ind w:start="17.70pt"/>
       </w:pPr>
       <w:r>
-        <w:t xml:space="preserve">Li, Chunyuan, Cliff Wong, Sheng Zhang, et al. “LLaVA-Med: Training a Large Language-and-Vision Assistant for Biomedicine in </w:t>
-      </w:r>
-      <w:r>
-        <w:lastRenderedPageBreak/>
-        <w:t>One Day.” Advances in Neural Information Processing Systems 36 (December 2023): 28541–64.</w:t>
+        <w:t>Li, Chunyuan, Cliff Wong, Sheng Zhang, et al. “LLaVA-Med: Training a Large Language-and-Vision Assistant for Biomedicine in One Day.” Advances in Neural Information Processing Systems 36 (December 2023): 28541–64.</w:t>
       </w:r>
     </w:p>
     <w:p>
@@ -8932,10 +8670,7 @@
         <w:t xml:space="preserve">Mrini, Khalil, Harpreet Singh, Franck Dernoncourt, et al. </w:t>
       </w:r>
       <w:r>
-        <w:t xml:space="preserve">“Medical Question Understanding and Answering with Knowledge Grounding </w:t>
-      </w:r>
-      <w:r>
-        <w:t>and Semantic Self-Supervision.” arXiv:2209.15301. Preprint, arXiv, September 30, 2022. https://doi.org/10.48550/arXiv.2209.15301.</w:t>
+        <w:t>“Medical Question Understanding and Answering with Knowledge Grounding and Semantic Self-Supervision.” arXiv:2209.15301. Preprint, arXiv, September 30, 2022. https://doi.org/10.48550/arXiv.2209.15301.</w:t>
       </w:r>
     </w:p>
     <w:p>
@@ -9031,6 +8766,7 @@
         <w:ind w:start="17.70pt"/>
       </w:pPr>
       <w:r>
+        <w:lastRenderedPageBreak/>
         <w:t>Zhang, Ziyang, Yang Yu, Yucheng Chen, Xulei Yang, and Si Yong Yeo. “MedUnifier: Unifying Vision-and-Language Pre-Training on Medical Data with Vision Generation Task Using Discrete Visual Representations.” 2025, 29744–55. https://openaccess.thecvf.com/content/CVPR2025/html/Zhang_MedUnifier_Unifying_Vision-and-Language_Pre-training_on_Medical_Data_with_Vision_Generation_CVPR_2025_paper.html.</w:t>
       </w:r>
     </w:p>
@@ -9091,11 +8827,7 @@
         <w:ind w:start="17.70pt"/>
       </w:pPr>
       <w:r>
-        <w:t xml:space="preserve">Saharia, Chitwan, William Chan, Saurabh Saxena, et al. “Photorealistic Text-to-Image Diffusion Models with Deep Language Understanding.” </w:t>
-      </w:r>
-      <w:r>
-        <w:lastRenderedPageBreak/>
-        <w:t>arXiv:2205.11487. Preprint, arXiv, May 23, 2022. https://doi.org/10.48550/arXiv.2205.11487.</w:t>
+        <w:t>Saharia, Chitwan, William Chan, Saurabh Saxena, et al. “Photorealistic Text-to-Image Diffusion Models with Deep Language Understanding.” arXiv:2205.11487. Preprint, arXiv, May 23, 2022. https://doi.org/10.48550/arXiv.2205.11487.</w:t>
       </w:r>
     </w:p>
     <w:p>
@@ -9122,7 +8854,10 @@
         <w:ind w:start="17.70pt"/>
       </w:pPr>
       <w:r>
-        <w:t>Jin, Qiao, Bhuwan Dhingra, Zhengping Liu, William W. Cohen, and Xinghua Lu. “PubMedQA: A Dataset for Biomedical Research Question Answering.” arXiv:1909.06146. Preprint, arXiv, September 13, 2019. https://doi.org/10.48550/arXiv.1909.06146.</w:t>
+        <w:t xml:space="preserve">Jin, Qiao, Bhuwan Dhingra, Zhengping Liu, William W. Cohen, and Xinghua Lu. “PubMedQA: A Dataset for Biomedical Research </w:t>
+      </w:r>
+      <w:r>
+        <w:t>Question Answering.” arXiv:1909.06146. Preprint, arXiv, September 13, 2019. https://doi.org/10.48550/arXiv.1909.06146.</w:t>
       </w:r>
     </w:p>
     <w:p>
@@ -9149,10 +8884,7 @@
         <w:ind w:start="17.70pt"/>
       </w:pPr>
       <w:r>
-        <w:t>Liu, Bo, Li-Ming Zhan, Li Xu, Lin Ma, Yan Yang, and Xiao-Ming Wu. “Slake: A Semantically-Labeled Knowledge-Enhanced Dataset for Medical Visual Question Answering.” 2021 IEEE 18th International Symposium on Biomedical Imaging (ISBI), IEEE, 2021, 1650–54. https://ieeexplore.ieee.org/abstract/document/9434010/?casa_token=</w:t>
-      </w:r>
-      <w:r>
-        <w:t>HDFKQORTXAEAAAAA:cBzrn3n3oiJB7EXg3BcpoNmn1n2fO6YvImQBCdc7uTSs06owoujUM2cvDP4ftLPaf5Z7CTkioeTr.</w:t>
+        <w:t>Liu, Bo, Li-Ming Zhan, Li Xu, Lin Ma, Yan Yang, and Xiao-Ming Wu. “Slake: A Semantically-Labeled Knowledge-Enhanced Dataset for Medical Visual Question Answering.” 2021 IEEE 18th International Symposium on Biomedical Imaging (ISBI), IEEE, 2021, 1650–54. https://ieeexplore.ieee.org/abstract/document/9434010/?casa_token=HDFKQORTXAEAAAAA:cBzrn3n3oiJB7EXg3BcpoNmn1n2fO6YvImQBCdc7uTSs06owoujUM2cvDP4ftLPaf5Z7CTkioeTr.</w:t>
       </w:r>
     </w:p>
     <w:p>
@@ -9208,7 +8940,7 @@
       <w:r>
         <w:t xml:space="preserve">, ACM, June 20, 2017, 164–69. </w:t>
       </w:r>
-      <w:hyperlink r:id="rId14" w:history="1">
+      <w:hyperlink r:id="rId16" w:history="1">
         <w:r>
           <w:rPr>
             <w:rStyle w:val="Hyperlink"/>
